--- a/Dokumentacija/D04_Spec_Zahteva.docx
+++ b/Dokumentacija/D04_Spec_Zahteva.docx
@@ -666,13 +666,8 @@
       <w:pPr>
         <w:pStyle w:val="25"/>
         <w:tabs>
-          <w:tab w:val="left" w:pos="432"/>
-        </w:tabs>
-        <w:rPr>
-          <w:sz w:val="24"/>
-          <w:szCs w:val="24"/>
-          <w:lang w:val="sr-Latn-CS"/>
-        </w:rPr>
+          <w:tab w:val="right" w:leader="dot" w:pos="9360"/>
+        </w:tabs>
       </w:pPr>
       <w:r>
         <w:rPr>
@@ -699,1907 +694,875 @@
         <w:rPr>
           <w:lang w:val="sr-Latn-CS"/>
         </w:rPr>
-        <w:t>1.</w:t>
-      </w:r>
-      <w:r>
-        <w:rPr>
-          <w:sz w:val="24"/>
-          <w:szCs w:val="24"/>
-          <w:lang w:val="sr-Latn-CS"/>
-        </w:rPr>
+        <w:t>1. Cilj dokumenta</w:t>
+      </w:r>
+      <w:r>
         <w:tab/>
       </w:r>
       <w:r>
+        <w:fldChar w:fldCharType="begin"/>
+      </w:r>
+      <w:r>
+        <w:instrText xml:space="preserve"> PAGEREF _Toc3466 \h </w:instrText>
+      </w:r>
+      <w:r>
+        <w:fldChar w:fldCharType="separate"/>
+      </w:r>
+      <w:r>
+        <w:t>4</w:t>
+      </w:r>
+      <w:r>
+        <w:fldChar w:fldCharType="end"/>
+      </w:r>
+    </w:p>
+    <w:p>
+      <w:pPr>
+        <w:pStyle w:val="25"/>
+        <w:tabs>
+          <w:tab w:val="right" w:leader="dot" w:pos="9360"/>
+        </w:tabs>
+      </w:pPr>
+      <w:r>
+        <w:rPr>
+          <w:lang w:val="sr-Latn-CS"/>
+        </w:rPr>
+        <w:t>2. Opseg dokumenta</w:t>
+      </w:r>
+      <w:r>
+        <w:tab/>
+      </w:r>
+      <w:r>
+        <w:fldChar w:fldCharType="begin"/>
+      </w:r>
+      <w:r>
+        <w:instrText xml:space="preserve"> PAGEREF _Toc10913 \h </w:instrText>
+      </w:r>
+      <w:r>
+        <w:fldChar w:fldCharType="separate"/>
+      </w:r>
+      <w:r>
+        <w:t>4</w:t>
+      </w:r>
+      <w:r>
+        <w:fldChar w:fldCharType="end"/>
+      </w:r>
+    </w:p>
+    <w:p>
+      <w:pPr>
+        <w:pStyle w:val="25"/>
+        <w:tabs>
+          <w:tab w:val="right" w:leader="dot" w:pos="9360"/>
+        </w:tabs>
+      </w:pPr>
+      <w:r>
+        <w:rPr>
+          <w:lang w:val="sr-Latn-CS"/>
+        </w:rPr>
+        <w:t>3. Reference</w:t>
+      </w:r>
+      <w:r>
+        <w:tab/>
+      </w:r>
+      <w:r>
+        <w:fldChar w:fldCharType="begin"/>
+      </w:r>
+      <w:r>
+        <w:instrText xml:space="preserve"> PAGEREF _Toc7461 \h </w:instrText>
+      </w:r>
+      <w:r>
+        <w:fldChar w:fldCharType="separate"/>
+      </w:r>
+      <w:r>
+        <w:t>4</w:t>
+      </w:r>
+      <w:r>
+        <w:fldChar w:fldCharType="end"/>
+      </w:r>
+    </w:p>
+    <w:p>
+      <w:pPr>
+        <w:pStyle w:val="25"/>
+        <w:tabs>
+          <w:tab w:val="right" w:leader="dot" w:pos="9360"/>
+        </w:tabs>
+      </w:pPr>
+      <w:r>
+        <w:rPr>
+          <w:lang w:val="sr-Latn-CS"/>
+        </w:rPr>
+        <w:t>4. Pregled slučajeva korišćenja</w:t>
+      </w:r>
+      <w:r>
+        <w:tab/>
+      </w:r>
+      <w:r>
+        <w:fldChar w:fldCharType="begin"/>
+      </w:r>
+      <w:r>
+        <w:instrText xml:space="preserve"> PAGEREF _Toc29549 \h </w:instrText>
+      </w:r>
+      <w:r>
+        <w:fldChar w:fldCharType="separate"/>
+      </w:r>
+      <w:r>
+        <w:t>4</w:t>
+      </w:r>
+      <w:r>
+        <w:fldChar w:fldCharType="end"/>
+      </w:r>
+    </w:p>
+    <w:p>
+      <w:pPr>
+        <w:pStyle w:val="25"/>
+        <w:tabs>
+          <w:tab w:val="right" w:leader="dot" w:pos="9360"/>
+        </w:tabs>
+      </w:pPr>
+      <w:r>
+        <w:rPr>
+          <w:lang w:val="sr-Latn-CS"/>
+        </w:rPr>
+        <w:t>5. Profili korisnika</w:t>
+      </w:r>
+      <w:r>
+        <w:tab/>
+      </w:r>
+      <w:r>
+        <w:fldChar w:fldCharType="begin"/>
+      </w:r>
+      <w:r>
+        <w:instrText xml:space="preserve"> PAGEREF _Toc1415 \h </w:instrText>
+      </w:r>
+      <w:r>
+        <w:fldChar w:fldCharType="separate"/>
+      </w:r>
+      <w:r>
+        <w:t>5</w:t>
+      </w:r>
+      <w:r>
+        <w:fldChar w:fldCharType="end"/>
+      </w:r>
+    </w:p>
+    <w:p>
+      <w:pPr>
+        <w:pStyle w:val="26"/>
+        <w:tabs>
+          <w:tab w:val="right" w:leader="dot" w:pos="9360"/>
+        </w:tabs>
+      </w:pPr>
+      <w:r>
+        <w:rPr>
+          <w:lang w:val="sr-Latn-CS"/>
+        </w:rPr>
+        <w:t>5.1 Posetilac</w:t>
+      </w:r>
+      <w:r>
+        <w:rPr>
+          <w:rFonts w:hint="default"/>
+          <w:lang w:val="en-US"/>
+        </w:rPr>
+        <w:t xml:space="preserve"> (Guest)</w:t>
+      </w:r>
+      <w:r>
+        <w:tab/>
+      </w:r>
+      <w:r>
+        <w:fldChar w:fldCharType="begin"/>
+      </w:r>
+      <w:r>
+        <w:instrText xml:space="preserve"> PAGEREF _Toc29973 \h </w:instrText>
+      </w:r>
+      <w:r>
+        <w:fldChar w:fldCharType="separate"/>
+      </w:r>
+      <w:r>
+        <w:t>5</w:t>
+      </w:r>
+      <w:r>
+        <w:fldChar w:fldCharType="end"/>
+      </w:r>
+    </w:p>
+    <w:p>
+      <w:pPr>
+        <w:pStyle w:val="26"/>
+        <w:tabs>
+          <w:tab w:val="right" w:leader="dot" w:pos="9360"/>
+        </w:tabs>
+      </w:pPr>
+      <w:r>
+        <w:rPr>
+          <w:lang w:val="sr-Latn-CS"/>
+        </w:rPr>
+        <w:t xml:space="preserve">5.2 </w:t>
+      </w:r>
+      <w:r>
+        <w:rPr>
+          <w:rFonts w:hint="default"/>
+          <w:lang w:val="sr-Latn-RS"/>
+        </w:rPr>
+        <w:t>Registrovani korisnik</w:t>
+      </w:r>
+      <w:r>
+        <w:tab/>
+      </w:r>
+      <w:r>
+        <w:fldChar w:fldCharType="begin"/>
+      </w:r>
+      <w:r>
+        <w:instrText xml:space="preserve"> PAGEREF _Toc18120 \h </w:instrText>
+      </w:r>
+      <w:r>
+        <w:fldChar w:fldCharType="separate"/>
+      </w:r>
+      <w:r>
+        <w:t>5</w:t>
+      </w:r>
+      <w:r>
+        <w:fldChar w:fldCharType="end"/>
+      </w:r>
+    </w:p>
+    <w:p>
+      <w:pPr>
+        <w:pStyle w:val="25"/>
+        <w:tabs>
+          <w:tab w:val="right" w:leader="dot" w:pos="9360"/>
+        </w:tabs>
+      </w:pPr>
+      <w:r>
+        <w:rPr>
+          <w:lang w:val="sr-Latn-CS"/>
+        </w:rPr>
+        <w:t>6. Opis slučajeva korišćenja</w:t>
+      </w:r>
+      <w:r>
+        <w:tab/>
+      </w:r>
+      <w:r>
+        <w:fldChar w:fldCharType="begin"/>
+      </w:r>
+      <w:r>
+        <w:instrText xml:space="preserve"> PAGEREF _Toc31433 \h </w:instrText>
+      </w:r>
+      <w:r>
+        <w:fldChar w:fldCharType="separate"/>
+      </w:r>
+      <w:r>
+        <w:t>5</w:t>
+      </w:r>
+      <w:r>
+        <w:fldChar w:fldCharType="end"/>
+      </w:r>
+    </w:p>
+    <w:p>
+      <w:pPr>
+        <w:pStyle w:val="26"/>
+        <w:tabs>
+          <w:tab w:val="right" w:leader="dot" w:pos="9360"/>
+        </w:tabs>
+      </w:pPr>
+      <w:r>
+        <w:rPr>
+          <w:lang w:val="sr-Latn-CS"/>
+        </w:rPr>
+        <w:t xml:space="preserve">6.1 </w:t>
+      </w:r>
+      <w:r>
+        <w:rPr>
+          <w:rFonts w:hint="default"/>
+          <w:lang w:val="sr-Latn-RS"/>
+        </w:rPr>
+        <w:t>Registracija</w:t>
+      </w:r>
+      <w:r>
+        <w:tab/>
+      </w:r>
+      <w:r>
+        <w:fldChar w:fldCharType="begin"/>
+      </w:r>
+      <w:r>
+        <w:instrText xml:space="preserve"> PAGEREF _Toc1257 \h </w:instrText>
+      </w:r>
+      <w:r>
+        <w:fldChar w:fldCharType="separate"/>
+      </w:r>
+      <w:r>
+        <w:t>5</w:t>
+      </w:r>
+      <w:r>
+        <w:fldChar w:fldCharType="end"/>
+      </w:r>
+    </w:p>
+    <w:p>
+      <w:pPr>
+        <w:pStyle w:val="26"/>
+        <w:tabs>
+          <w:tab w:val="right" w:leader="dot" w:pos="9360"/>
+        </w:tabs>
+      </w:pPr>
+      <w:r>
+        <w:rPr>
+          <w:lang w:val="sr-Latn-CS"/>
+        </w:rPr>
+        <w:t>6.2 P</w:t>
+      </w:r>
+      <w:r>
+        <w:rPr>
+          <w:rFonts w:hint="default"/>
+          <w:lang w:val="sr-Latn-RS"/>
+        </w:rPr>
+        <w:t>rijava</w:t>
+      </w:r>
+      <w:r>
+        <w:tab/>
+      </w:r>
+      <w:r>
+        <w:fldChar w:fldCharType="begin"/>
+      </w:r>
+      <w:r>
+        <w:instrText xml:space="preserve"> PAGEREF _Toc20431 \h </w:instrText>
+      </w:r>
+      <w:r>
+        <w:fldChar w:fldCharType="separate"/>
+      </w:r>
+      <w:r>
+        <w:t>5</w:t>
+      </w:r>
+      <w:r>
+        <w:fldChar w:fldCharType="end"/>
+      </w:r>
+    </w:p>
+    <w:p>
+      <w:pPr>
+        <w:pStyle w:val="26"/>
+        <w:tabs>
+          <w:tab w:val="right" w:leader="dot" w:pos="9360"/>
+        </w:tabs>
+      </w:pPr>
+      <w:r>
+        <w:rPr>
+          <w:lang w:val="sr-Latn-CS"/>
+        </w:rPr>
+        <w:t xml:space="preserve">6.3 Pregled </w:t>
+      </w:r>
+      <w:r>
+        <w:rPr>
+          <w:rFonts w:hint="default"/>
+          <w:lang w:val="sr-Latn-RS"/>
+        </w:rPr>
+        <w:t>filmova</w:t>
+      </w:r>
+      <w:r>
+        <w:tab/>
+      </w:r>
+      <w:r>
+        <w:fldChar w:fldCharType="begin"/>
+      </w:r>
+      <w:r>
+        <w:instrText xml:space="preserve"> PAGEREF _Toc24635 \h </w:instrText>
+      </w:r>
+      <w:r>
+        <w:fldChar w:fldCharType="separate"/>
+      </w:r>
+      <w:r>
+        <w:t>7</w:t>
+      </w:r>
+      <w:r>
+        <w:fldChar w:fldCharType="end"/>
+      </w:r>
+    </w:p>
+    <w:p>
+      <w:pPr>
+        <w:pStyle w:val="26"/>
+        <w:tabs>
+          <w:tab w:val="right" w:leader="dot" w:pos="9360"/>
+        </w:tabs>
+      </w:pPr>
+      <w:r>
+        <w:rPr>
+          <w:lang w:val="sr-Latn-CS"/>
+        </w:rPr>
+        <w:t xml:space="preserve">6.4 </w:t>
+      </w:r>
+      <w:r>
+        <w:rPr>
+          <w:rFonts w:hint="default"/>
+          <w:lang w:val="sr-Latn-RS"/>
+        </w:rPr>
+        <w:t>Izbor projekcije (datum) i sedišta</w:t>
+      </w:r>
+      <w:r>
+        <w:tab/>
+      </w:r>
+      <w:r>
+        <w:fldChar w:fldCharType="begin"/>
+      </w:r>
+      <w:r>
+        <w:instrText xml:space="preserve"> PAGEREF _Toc5330 \h </w:instrText>
+      </w:r>
+      <w:r>
+        <w:fldChar w:fldCharType="separate"/>
+      </w:r>
+      <w:r>
+        <w:t>7</w:t>
+      </w:r>
+      <w:r>
+        <w:fldChar w:fldCharType="end"/>
+      </w:r>
+    </w:p>
+    <w:p>
+      <w:pPr>
+        <w:pStyle w:val="26"/>
+        <w:tabs>
+          <w:tab w:val="right" w:leader="dot" w:pos="9360"/>
+        </w:tabs>
+      </w:pPr>
+      <w:r>
+        <w:rPr>
+          <w:lang w:val="sr-Latn-CS"/>
+        </w:rPr>
+        <w:t xml:space="preserve">6.5 </w:t>
+      </w:r>
+      <w:r>
+        <w:rPr>
+          <w:rFonts w:hint="default"/>
+          <w:lang w:val="sr-Latn-RS"/>
+        </w:rPr>
+        <w:t>Korpa</w:t>
+      </w:r>
+      <w:r>
+        <w:tab/>
+      </w:r>
+      <w:r>
+        <w:fldChar w:fldCharType="begin"/>
+      </w:r>
+      <w:r>
+        <w:instrText xml:space="preserve"> PAGEREF _Toc23020 \h </w:instrText>
+      </w:r>
+      <w:r>
+        <w:fldChar w:fldCharType="separate"/>
+      </w:r>
+      <w:r>
+        <w:t>9</w:t>
+      </w:r>
+      <w:r>
+        <w:fldChar w:fldCharType="end"/>
+      </w:r>
+      <w:bookmarkStart w:id="22" w:name="_GoBack"/>
+      <w:bookmarkEnd w:id="22"/>
+    </w:p>
+    <w:p>
+      <w:pPr>
+        <w:pStyle w:val="26"/>
+        <w:tabs>
+          <w:tab w:val="right" w:leader="dot" w:pos="9360"/>
+        </w:tabs>
+      </w:pPr>
+      <w:r>
+        <w:rPr>
+          <w:lang w:val="sr-Latn-CS"/>
+        </w:rPr>
+        <w:t>6.6 Pr</w:t>
+      </w:r>
+      <w:r>
+        <w:rPr>
+          <w:rFonts w:hint="default"/>
+          <w:lang w:val="sr-Latn-RS"/>
+        </w:rPr>
+        <w:t>ofil korisnika</w:t>
+      </w:r>
+      <w:r>
+        <w:tab/>
+      </w:r>
+      <w:r>
+        <w:fldChar w:fldCharType="begin"/>
+      </w:r>
+      <w:r>
+        <w:instrText xml:space="preserve"> PAGEREF _Toc25771 \h </w:instrText>
+      </w:r>
+      <w:r>
+        <w:fldChar w:fldCharType="separate"/>
+      </w:r>
+      <w:r>
+        <w:t>9</w:t>
+      </w:r>
+      <w:r>
+        <w:fldChar w:fldCharType="end"/>
+      </w:r>
+    </w:p>
+    <w:p>
+      <w:pPr>
+        <w:pStyle w:val="26"/>
+        <w:tabs>
+          <w:tab w:val="right" w:leader="dot" w:pos="9360"/>
+        </w:tabs>
+      </w:pPr>
+      <w:r>
+        <w:rPr>
+          <w:lang w:val="sr-Latn-CS"/>
+        </w:rPr>
+        <w:t xml:space="preserve">6.7 </w:t>
+      </w:r>
+      <w:r>
+        <w:rPr>
+          <w:rFonts w:hint="default"/>
+          <w:lang w:val="sr-Latn-RS"/>
+        </w:rPr>
+        <w:t>Ocenjivanje i komentarisanje</w:t>
+      </w:r>
+      <w:r>
+        <w:tab/>
+      </w:r>
+      <w:r>
+        <w:fldChar w:fldCharType="begin"/>
+      </w:r>
+      <w:r>
+        <w:instrText xml:space="preserve"> PAGEREF _Toc28216 \h </w:instrText>
+      </w:r>
+      <w:r>
+        <w:fldChar w:fldCharType="separate"/>
+      </w:r>
+      <w:r>
+        <w:t>9</w:t>
+      </w:r>
+      <w:r>
+        <w:fldChar w:fldCharType="end"/>
+      </w:r>
+    </w:p>
+    <w:p>
+      <w:pPr>
+        <w:pStyle w:val="25"/>
+        <w:tabs>
+          <w:tab w:val="right" w:leader="dot" w:pos="9360"/>
+        </w:tabs>
+      </w:pPr>
+      <w:r>
+        <w:rPr>
+          <w:lang w:val="sr-Latn-CS"/>
+        </w:rPr>
+        <w:t>7. Dodatni zahtevi</w:t>
+      </w:r>
+      <w:r>
+        <w:tab/>
+      </w:r>
+      <w:r>
+        <w:fldChar w:fldCharType="begin"/>
+      </w:r>
+      <w:r>
+        <w:instrText xml:space="preserve"> PAGEREF _Toc27751 \h </w:instrText>
+      </w:r>
+      <w:r>
+        <w:fldChar w:fldCharType="separate"/>
+      </w:r>
+      <w:r>
+        <w:t>10</w:t>
+      </w:r>
+      <w:r>
+        <w:fldChar w:fldCharType="end"/>
+      </w:r>
+    </w:p>
+    <w:p>
+      <w:pPr>
+        <w:pStyle w:val="26"/>
+        <w:tabs>
+          <w:tab w:val="right" w:leader="dot" w:pos="9360"/>
+        </w:tabs>
+      </w:pPr>
+      <w:r>
+        <w:rPr>
+          <w:lang w:val="sr-Latn-CS"/>
+        </w:rPr>
+        <w:t>7.1 Funkcionalnost</w:t>
+      </w:r>
+      <w:r>
+        <w:tab/>
+      </w:r>
+      <w:r>
+        <w:fldChar w:fldCharType="begin"/>
+      </w:r>
+      <w:r>
+        <w:instrText xml:space="preserve"> PAGEREF _Toc6340 \h </w:instrText>
+      </w:r>
+      <w:r>
+        <w:fldChar w:fldCharType="separate"/>
+      </w:r>
+      <w:r>
+        <w:t>10</w:t>
+      </w:r>
+      <w:r>
+        <w:fldChar w:fldCharType="end"/>
+      </w:r>
+    </w:p>
+    <w:p>
+      <w:pPr>
+        <w:pStyle w:val="26"/>
+        <w:tabs>
+          <w:tab w:val="right" w:leader="dot" w:pos="9360"/>
+        </w:tabs>
+      </w:pPr>
+      <w:r>
+        <w:rPr>
+          <w:lang w:val="sr-Latn-CS"/>
+        </w:rPr>
+        <w:t>7.2 Upotrebivost</w:t>
+      </w:r>
+      <w:r>
+        <w:tab/>
+      </w:r>
+      <w:r>
+        <w:fldChar w:fldCharType="begin"/>
+      </w:r>
+      <w:r>
+        <w:instrText xml:space="preserve"> PAGEREF _Toc30879 \h </w:instrText>
+      </w:r>
+      <w:r>
+        <w:fldChar w:fldCharType="separate"/>
+      </w:r>
+      <w:r>
+        <w:t>10</w:t>
+      </w:r>
+      <w:r>
+        <w:fldChar w:fldCharType="end"/>
+      </w:r>
+    </w:p>
+    <w:p>
+      <w:pPr>
+        <w:pStyle w:val="26"/>
+        <w:tabs>
+          <w:tab w:val="right" w:leader="dot" w:pos="9360"/>
+        </w:tabs>
+      </w:pPr>
+      <w:r>
+        <w:rPr>
+          <w:lang w:val="sr-Latn-CS"/>
+        </w:rPr>
+        <w:t>7.3 Pouzdanost</w:t>
+      </w:r>
+      <w:r>
+        <w:tab/>
+      </w:r>
+      <w:r>
+        <w:fldChar w:fldCharType="begin"/>
+      </w:r>
+      <w:r>
+        <w:instrText xml:space="preserve"> PAGEREF _Toc23852 \h </w:instrText>
+      </w:r>
+      <w:r>
+        <w:fldChar w:fldCharType="separate"/>
+      </w:r>
+      <w:r>
+        <w:t>10</w:t>
+      </w:r>
+      <w:r>
+        <w:fldChar w:fldCharType="end"/>
+      </w:r>
+    </w:p>
+    <w:p>
+      <w:pPr>
+        <w:pStyle w:val="26"/>
+        <w:tabs>
+          <w:tab w:val="right" w:leader="dot" w:pos="9360"/>
+        </w:tabs>
+      </w:pPr>
+      <w:r>
+        <w:rPr>
+          <w:lang w:val="sr-Latn-CS"/>
+        </w:rPr>
+        <w:t>7.4 Performanse</w:t>
+      </w:r>
+      <w:r>
+        <w:tab/>
+      </w:r>
+      <w:r>
+        <w:fldChar w:fldCharType="begin"/>
+      </w:r>
+      <w:r>
+        <w:instrText xml:space="preserve"> PAGEREF _Toc19028 \h </w:instrText>
+      </w:r>
+      <w:r>
+        <w:fldChar w:fldCharType="separate"/>
+      </w:r>
+      <w:r>
+        <w:t>10</w:t>
+      </w:r>
+      <w:r>
+        <w:fldChar w:fldCharType="end"/>
+      </w:r>
+    </w:p>
+    <w:p>
+      <w:pPr>
+        <w:pStyle w:val="26"/>
+        <w:tabs>
+          <w:tab w:val="right" w:leader="dot" w:pos="9360"/>
+        </w:tabs>
+      </w:pPr>
+      <w:r>
+        <w:rPr>
+          <w:lang w:val="sr-Latn-CS"/>
+        </w:rPr>
+        <w:t>7.5 Podrška i održavanje</w:t>
+      </w:r>
+      <w:r>
+        <w:tab/>
+      </w:r>
+      <w:r>
+        <w:fldChar w:fldCharType="begin"/>
+      </w:r>
+      <w:r>
+        <w:instrText xml:space="preserve"> PAGEREF _Toc31965 \h </w:instrText>
+      </w:r>
+      <w:r>
+        <w:fldChar w:fldCharType="separate"/>
+      </w:r>
+      <w:r>
+        <w:t>10</w:t>
+      </w:r>
+      <w:r>
+        <w:fldChar w:fldCharType="end"/>
+      </w:r>
+    </w:p>
+    <w:p>
+      <w:pPr>
+        <w:pStyle w:val="26"/>
+        <w:tabs>
+          <w:tab w:val="right" w:leader="dot" w:pos="9360"/>
+        </w:tabs>
+      </w:pPr>
+      <w:r>
+        <w:rPr>
+          <w:lang w:val="sr-Latn-CS"/>
+        </w:rPr>
+        <w:t>7.6 Ograničenja</w:t>
+      </w:r>
+      <w:r>
+        <w:tab/>
+      </w:r>
+      <w:r>
+        <w:fldChar w:fldCharType="begin"/>
+      </w:r>
+      <w:r>
+        <w:instrText xml:space="preserve"> PAGEREF _Toc22513 \h </w:instrText>
+      </w:r>
+      <w:r>
+        <w:fldChar w:fldCharType="separate"/>
+      </w:r>
+      <w:r>
+        <w:t>10</w:t>
+      </w:r>
+      <w:r>
+        <w:fldChar w:fldCharType="end"/>
+      </w:r>
+    </w:p>
+    <w:p>
+      <w:pPr>
+        <w:pStyle w:val="24"/>
+        <w:tabs>
+          <w:tab w:val="left" w:pos="540"/>
+        </w:tabs>
+        <w:rPr>
+          <w:lang w:val="sr-Latn-CS"/>
+        </w:rPr>
+      </w:pPr>
+      <w:r>
+        <w:rPr>
+          <w:rFonts w:ascii="Times New Roman" w:hAnsi="Times New Roman"/>
+          <w:lang w:val="sr-Latn-CS"/>
+        </w:rPr>
+        <w:fldChar w:fldCharType="end"/>
+      </w:r>
+      <w:r>
+        <w:rPr>
+          <w:lang w:val="sr-Latn-CS"/>
+        </w:rPr>
+        <w:br w:type="page"/>
+      </w:r>
+      <w:r>
+        <w:rPr>
+          <w:lang w:val="sr-Latn-CS"/>
+        </w:rPr>
+        <w:t>Specifikacija zahteva</w:t>
+      </w:r>
+    </w:p>
+    <w:p>
+      <w:pPr>
+        <w:pStyle w:val="2"/>
+        <w:rPr>
+          <w:lang w:val="sr-Latn-CS"/>
+        </w:rPr>
+      </w:pPr>
+      <w:bookmarkStart w:id="0" w:name="_Toc3466"/>
+      <w:r>
         <w:rPr>
           <w:lang w:val="sr-Latn-CS"/>
         </w:rPr>
         <w:t>Cilj dokumenta</w:t>
       </w:r>
-      <w:r>
-        <w:tab/>
-      </w:r>
-      <w:r>
-        <w:fldChar w:fldCharType="begin"/>
-      </w:r>
-      <w:r>
-        <w:instrText xml:space="preserve"> PAGEREF _Toc163018886 \h </w:instrText>
-      </w:r>
-      <w:r>
-        <w:fldChar w:fldCharType="separate"/>
-      </w:r>
-      <w:r>
-        <w:t>4</w:t>
-      </w:r>
-      <w:r>
-        <w:fldChar w:fldCharType="end"/>
-      </w:r>
-    </w:p>
-    <w:p>
-      <w:pPr>
-        <w:pStyle w:val="25"/>
-        <w:tabs>
-          <w:tab w:val="left" w:pos="432"/>
-        </w:tabs>
-        <w:rPr>
-          <w:sz w:val="24"/>
-          <w:szCs w:val="24"/>
-          <w:lang w:val="sr-Latn-CS"/>
-        </w:rPr>
-      </w:pPr>
-      <w:r>
-        <w:rPr>
-          <w:lang w:val="sr-Latn-CS"/>
-        </w:rPr>
-        <w:t>2.</w:t>
-      </w:r>
-      <w:r>
-        <w:rPr>
-          <w:sz w:val="24"/>
-          <w:szCs w:val="24"/>
-          <w:lang w:val="sr-Latn-CS"/>
-        </w:rPr>
-        <w:tab/>
-      </w:r>
+      <w:bookmarkEnd w:id="0"/>
+    </w:p>
+    <w:p>
+      <w:pPr>
+        <w:pStyle w:val="13"/>
+        <w:rPr>
+          <w:rFonts w:hint="default"/>
+          <w:lang w:val="sr-Latn-RS"/>
+        </w:rPr>
+      </w:pPr>
+      <w:r>
+        <w:rPr>
+          <w:lang w:val="sr-Latn-CS"/>
+        </w:rPr>
+        <w:t xml:space="preserve">Cilj ovog dokumenta je </w:t>
+      </w:r>
+      <w:r>
+        <w:rPr>
+          <w:rFonts w:hint="default"/>
+          <w:lang w:val="en-US"/>
+        </w:rPr>
+        <w:t>da formalno specificira funkcionalne I ne-funkcionalne zahteve sistema “BNB Cinema”, sa fokusom na slu</w:t>
+      </w:r>
+      <w:r>
+        <w:rPr>
+          <w:rFonts w:hint="default"/>
+          <w:lang w:val="sr-Latn-RS"/>
+        </w:rPr>
+        <w:t>čajeve korišćenja (Use Case), profilima korisnika, tokovima, izuzecima i dodatnim ograničenjima. Struktura je usklađena sa referentnim primerom specifikacije i dobrim praksama ya crtanje Use Case dijagrama i sekvenci.</w:t>
+      </w:r>
+    </w:p>
+    <w:p>
+      <w:pPr>
+        <w:pStyle w:val="2"/>
+        <w:rPr>
+          <w:lang w:val="sr-Latn-CS"/>
+        </w:rPr>
+      </w:pPr>
+      <w:bookmarkStart w:id="1" w:name="_Toc10913"/>
       <w:r>
         <w:rPr>
           <w:lang w:val="sr-Latn-CS"/>
         </w:rPr>
         <w:t>Opseg dokumenta</w:t>
       </w:r>
-      <w:r>
-        <w:tab/>
-      </w:r>
-      <w:r>
-        <w:fldChar w:fldCharType="begin"/>
-      </w:r>
-      <w:r>
-        <w:instrText xml:space="preserve"> PAGEREF _Toc163018887 \h </w:instrText>
-      </w:r>
-      <w:r>
-        <w:fldChar w:fldCharType="separate"/>
-      </w:r>
-      <w:r>
-        <w:t>4</w:t>
-      </w:r>
-      <w:r>
-        <w:fldChar w:fldCharType="end"/>
-      </w:r>
-    </w:p>
-    <w:p>
-      <w:pPr>
-        <w:pStyle w:val="25"/>
-        <w:tabs>
-          <w:tab w:val="left" w:pos="432"/>
-        </w:tabs>
-        <w:rPr>
-          <w:sz w:val="24"/>
-          <w:szCs w:val="24"/>
-          <w:lang w:val="sr-Latn-CS"/>
-        </w:rPr>
-      </w:pPr>
-      <w:r>
-        <w:rPr>
-          <w:lang w:val="sr-Latn-CS"/>
-        </w:rPr>
-        <w:t>3.</w:t>
-      </w:r>
-      <w:r>
-        <w:rPr>
-          <w:sz w:val="24"/>
-          <w:szCs w:val="24"/>
-          <w:lang w:val="sr-Latn-CS"/>
-        </w:rPr>
-        <w:tab/>
-      </w:r>
-      <w:r>
-        <w:rPr>
-          <w:lang w:val="sr-Latn-CS"/>
-        </w:rPr>
-        <w:t>Reference</w:t>
-      </w:r>
-      <w:r>
-        <w:tab/>
-      </w:r>
-      <w:r>
-        <w:fldChar w:fldCharType="begin"/>
-      </w:r>
-      <w:r>
-        <w:instrText xml:space="preserve"> PAGEREF _Toc163018888 \h </w:instrText>
-      </w:r>
-      <w:r>
-        <w:fldChar w:fldCharType="separate"/>
-      </w:r>
-      <w:r>
-        <w:t>4</w:t>
-      </w:r>
-      <w:r>
-        <w:fldChar w:fldCharType="end"/>
-      </w:r>
-    </w:p>
-    <w:p>
-      <w:pPr>
-        <w:pStyle w:val="25"/>
-        <w:tabs>
-          <w:tab w:val="left" w:pos="432"/>
-        </w:tabs>
-        <w:rPr>
-          <w:sz w:val="24"/>
-          <w:szCs w:val="24"/>
-          <w:lang w:val="sr-Latn-CS"/>
-        </w:rPr>
-      </w:pPr>
-      <w:r>
-        <w:rPr>
-          <w:lang w:val="sr-Latn-CS"/>
-        </w:rPr>
-        <w:t>4.</w:t>
-      </w:r>
-      <w:r>
-        <w:rPr>
-          <w:sz w:val="24"/>
-          <w:szCs w:val="24"/>
-          <w:lang w:val="sr-Latn-CS"/>
-        </w:rPr>
-        <w:tab/>
-      </w:r>
-      <w:r>
-        <w:rPr>
-          <w:lang w:val="sr-Latn-CS"/>
-        </w:rPr>
-        <w:t>Pregled slučajeva korišćenja</w:t>
-      </w:r>
-      <w:r>
-        <w:tab/>
-      </w:r>
-      <w:r>
-        <w:fldChar w:fldCharType="begin"/>
-      </w:r>
-      <w:r>
-        <w:instrText xml:space="preserve"> PAGEREF _Toc163018889 \h </w:instrText>
-      </w:r>
-      <w:r>
-        <w:fldChar w:fldCharType="separate"/>
-      </w:r>
-      <w:r>
-        <w:t>4</w:t>
-      </w:r>
-      <w:r>
-        <w:fldChar w:fldCharType="end"/>
-      </w:r>
-    </w:p>
-    <w:p>
-      <w:pPr>
-        <w:pStyle w:val="25"/>
-        <w:tabs>
-          <w:tab w:val="left" w:pos="432"/>
-        </w:tabs>
-        <w:rPr>
-          <w:sz w:val="24"/>
-          <w:szCs w:val="24"/>
-          <w:lang w:val="sr-Latn-CS"/>
-        </w:rPr>
-      </w:pPr>
-      <w:r>
-        <w:rPr>
-          <w:lang w:val="sr-Latn-CS"/>
-        </w:rPr>
-        <w:t>5.</w:t>
-      </w:r>
-      <w:r>
-        <w:rPr>
-          <w:sz w:val="24"/>
-          <w:szCs w:val="24"/>
-          <w:lang w:val="sr-Latn-CS"/>
-        </w:rPr>
-        <w:tab/>
-      </w:r>
-      <w:r>
-        <w:rPr>
-          <w:lang w:val="sr-Latn-CS"/>
-        </w:rPr>
-        <w:t>Profili korisnika</w:t>
-      </w:r>
-      <w:r>
-        <w:tab/>
-      </w:r>
-      <w:r>
-        <w:fldChar w:fldCharType="begin"/>
-      </w:r>
-      <w:r>
-        <w:instrText xml:space="preserve"> PAGEREF _Toc163018890 \h </w:instrText>
-      </w:r>
-      <w:r>
-        <w:fldChar w:fldCharType="separate"/>
-      </w:r>
-      <w:r>
-        <w:t>6</w:t>
-      </w:r>
-      <w:r>
-        <w:fldChar w:fldCharType="end"/>
-      </w:r>
-    </w:p>
-    <w:p>
-      <w:pPr>
-        <w:pStyle w:val="26"/>
-        <w:tabs>
-          <w:tab w:val="left" w:pos="1000"/>
-        </w:tabs>
-        <w:rPr>
-          <w:sz w:val="24"/>
-          <w:szCs w:val="24"/>
-          <w:lang w:val="sr-Latn-CS"/>
-        </w:rPr>
-      </w:pPr>
-      <w:r>
-        <w:rPr>
-          <w:lang w:val="sr-Latn-CS"/>
-        </w:rPr>
-        <w:t>5.1</w:t>
-      </w:r>
-      <w:r>
-        <w:rPr>
-          <w:sz w:val="24"/>
-          <w:szCs w:val="24"/>
-          <w:lang w:val="sr-Latn-CS"/>
-        </w:rPr>
-        <w:tab/>
-      </w:r>
-      <w:r>
-        <w:rPr>
-          <w:lang w:val="sr-Latn-CS"/>
-        </w:rPr>
-        <w:t>Posetilac portala</w:t>
-      </w:r>
-      <w:r>
-        <w:tab/>
-      </w:r>
-      <w:r>
-        <w:fldChar w:fldCharType="begin"/>
-      </w:r>
-      <w:r>
-        <w:instrText xml:space="preserve"> PAGEREF _Toc163018891 \h </w:instrText>
-      </w:r>
-      <w:r>
-        <w:fldChar w:fldCharType="separate"/>
-      </w:r>
-      <w:r>
-        <w:t>6</w:t>
-      </w:r>
-      <w:r>
-        <w:fldChar w:fldCharType="end"/>
-      </w:r>
-    </w:p>
-    <w:p>
-      <w:pPr>
-        <w:pStyle w:val="26"/>
-        <w:tabs>
-          <w:tab w:val="left" w:pos="1000"/>
-        </w:tabs>
-        <w:rPr>
-          <w:sz w:val="24"/>
-          <w:szCs w:val="24"/>
-          <w:lang w:val="sr-Latn-CS"/>
-        </w:rPr>
-      </w:pPr>
-      <w:r>
-        <w:rPr>
-          <w:lang w:val="sr-Latn-CS"/>
-        </w:rPr>
-        <w:t>5.2</w:t>
-      </w:r>
-      <w:r>
-        <w:rPr>
-          <w:sz w:val="24"/>
-          <w:szCs w:val="24"/>
-          <w:lang w:val="sr-Latn-CS"/>
-        </w:rPr>
-        <w:tab/>
-      </w:r>
-      <w:r>
-        <w:rPr>
-          <w:lang w:val="sr-Latn-CS"/>
-        </w:rPr>
-        <w:t>Član laboratorije</w:t>
-      </w:r>
-      <w:r>
-        <w:tab/>
-      </w:r>
-      <w:r>
-        <w:fldChar w:fldCharType="begin"/>
-      </w:r>
-      <w:r>
-        <w:instrText xml:space="preserve"> PAGEREF _Toc163018892 \h </w:instrText>
-      </w:r>
-      <w:r>
-        <w:fldChar w:fldCharType="separate"/>
-      </w:r>
-      <w:r>
-        <w:t>6</w:t>
-      </w:r>
-      <w:r>
-        <w:fldChar w:fldCharType="end"/>
-      </w:r>
-    </w:p>
-    <w:p>
-      <w:pPr>
-        <w:pStyle w:val="26"/>
-        <w:tabs>
-          <w:tab w:val="left" w:pos="1000"/>
-        </w:tabs>
-        <w:rPr>
-          <w:sz w:val="24"/>
-          <w:szCs w:val="24"/>
-          <w:lang w:val="sr-Latn-CS"/>
-        </w:rPr>
-      </w:pPr>
-      <w:r>
-        <w:rPr>
-          <w:lang w:val="sr-Latn-CS"/>
-        </w:rPr>
-        <w:t>5.3</w:t>
-      </w:r>
-      <w:r>
-        <w:rPr>
-          <w:sz w:val="24"/>
-          <w:szCs w:val="24"/>
-          <w:lang w:val="sr-Latn-CS"/>
-        </w:rPr>
-        <w:tab/>
-      </w:r>
-      <w:r>
-        <w:rPr>
-          <w:lang w:val="sr-Latn-CS"/>
-        </w:rPr>
-        <w:t>Šef laboratorije</w:t>
-      </w:r>
-      <w:r>
-        <w:tab/>
-      </w:r>
-      <w:r>
-        <w:fldChar w:fldCharType="begin"/>
-      </w:r>
-      <w:r>
-        <w:instrText xml:space="preserve"> PAGEREF _Toc163018893 \h </w:instrText>
-      </w:r>
-      <w:r>
-        <w:fldChar w:fldCharType="separate"/>
-      </w:r>
-      <w:r>
-        <w:t>6</w:t>
-      </w:r>
-      <w:r>
-        <w:fldChar w:fldCharType="end"/>
-      </w:r>
-    </w:p>
-    <w:p>
-      <w:pPr>
-        <w:pStyle w:val="26"/>
-        <w:tabs>
-          <w:tab w:val="left" w:pos="1000"/>
-        </w:tabs>
-        <w:rPr>
-          <w:sz w:val="24"/>
-          <w:szCs w:val="24"/>
-          <w:lang w:val="sr-Latn-CS"/>
-        </w:rPr>
-      </w:pPr>
-      <w:r>
-        <w:rPr>
-          <w:lang w:val="sr-Latn-CS"/>
-        </w:rPr>
-        <w:t>5.4</w:t>
-      </w:r>
-      <w:r>
-        <w:rPr>
-          <w:sz w:val="24"/>
-          <w:szCs w:val="24"/>
-          <w:lang w:val="sr-Latn-CS"/>
-        </w:rPr>
-        <w:tab/>
-      </w:r>
-      <w:r>
-        <w:rPr>
-          <w:lang w:val="sr-Latn-CS"/>
-        </w:rPr>
-        <w:t>Vođa projekta</w:t>
-      </w:r>
-      <w:r>
-        <w:tab/>
-      </w:r>
-      <w:r>
-        <w:fldChar w:fldCharType="begin"/>
-      </w:r>
-      <w:r>
-        <w:instrText xml:space="preserve"> PAGEREF _Toc163018894 \h </w:instrText>
-      </w:r>
-      <w:r>
-        <w:fldChar w:fldCharType="separate"/>
-      </w:r>
-      <w:r>
-        <w:t>6</w:t>
-      </w:r>
-      <w:r>
-        <w:fldChar w:fldCharType="end"/>
-      </w:r>
-    </w:p>
-    <w:p>
-      <w:pPr>
-        <w:pStyle w:val="26"/>
-        <w:tabs>
-          <w:tab w:val="left" w:pos="1000"/>
-        </w:tabs>
-        <w:rPr>
-          <w:sz w:val="24"/>
-          <w:szCs w:val="24"/>
-          <w:lang w:val="sr-Latn-CS"/>
-        </w:rPr>
-      </w:pPr>
-      <w:r>
-        <w:rPr>
-          <w:lang w:val="sr-Latn-CS"/>
-        </w:rPr>
-        <w:t>5.5</w:t>
-      </w:r>
-      <w:r>
-        <w:rPr>
-          <w:sz w:val="24"/>
-          <w:szCs w:val="24"/>
-          <w:lang w:val="sr-Latn-CS"/>
-        </w:rPr>
-        <w:tab/>
-      </w:r>
-      <w:r>
-        <w:rPr>
-          <w:lang w:val="sr-Latn-CS"/>
-        </w:rPr>
-        <w:t>Administrator</w:t>
-      </w:r>
-      <w:r>
-        <w:tab/>
-      </w:r>
-      <w:r>
-        <w:fldChar w:fldCharType="begin"/>
-      </w:r>
-      <w:r>
-        <w:instrText xml:space="preserve"> PAGEREF _Toc163018895 \h </w:instrText>
-      </w:r>
-      <w:r>
-        <w:fldChar w:fldCharType="separate"/>
-      </w:r>
-      <w:r>
-        <w:t>6</w:t>
-      </w:r>
-      <w:r>
-        <w:fldChar w:fldCharType="end"/>
-      </w:r>
-    </w:p>
-    <w:p>
-      <w:pPr>
-        <w:pStyle w:val="25"/>
-        <w:tabs>
-          <w:tab w:val="left" w:pos="432"/>
-        </w:tabs>
-        <w:rPr>
-          <w:sz w:val="24"/>
-          <w:szCs w:val="24"/>
-          <w:lang w:val="sr-Latn-CS"/>
-        </w:rPr>
-      </w:pPr>
-      <w:r>
-        <w:rPr>
-          <w:lang w:val="sr-Latn-CS"/>
-        </w:rPr>
-        <w:t>6.</w:t>
-      </w:r>
-      <w:r>
-        <w:rPr>
-          <w:sz w:val="24"/>
-          <w:szCs w:val="24"/>
-          <w:lang w:val="sr-Latn-CS"/>
-        </w:rPr>
-        <w:tab/>
-      </w:r>
-      <w:r>
-        <w:rPr>
-          <w:lang w:val="sr-Latn-CS"/>
-        </w:rPr>
-        <w:t>Opis slučajeva korišćenja</w:t>
-      </w:r>
-      <w:r>
-        <w:tab/>
-      </w:r>
-      <w:r>
-        <w:fldChar w:fldCharType="begin"/>
-      </w:r>
-      <w:r>
-        <w:instrText xml:space="preserve"> PAGEREF _Toc163018896 \h </w:instrText>
-      </w:r>
-      <w:r>
-        <w:fldChar w:fldCharType="separate"/>
-      </w:r>
-      <w:r>
-        <w:t>6</w:t>
-      </w:r>
-      <w:r>
-        <w:fldChar w:fldCharType="end"/>
-      </w:r>
-    </w:p>
-    <w:p>
-      <w:pPr>
-        <w:pStyle w:val="26"/>
-        <w:tabs>
-          <w:tab w:val="left" w:pos="1000"/>
-        </w:tabs>
-        <w:rPr>
-          <w:sz w:val="24"/>
-          <w:szCs w:val="24"/>
-          <w:lang w:val="sr-Latn-CS"/>
-        </w:rPr>
-      </w:pPr>
-      <w:r>
-        <w:rPr>
-          <w:lang w:val="sr-Latn-CS"/>
-        </w:rPr>
-        <w:t>6.1</w:t>
-      </w:r>
-      <w:r>
-        <w:rPr>
-          <w:sz w:val="24"/>
-          <w:szCs w:val="24"/>
-          <w:lang w:val="sr-Latn-CS"/>
-        </w:rPr>
-        <w:tab/>
-      </w:r>
-      <w:r>
-        <w:rPr>
-          <w:lang w:val="sr-Latn-CS"/>
-        </w:rPr>
-        <w:t>Izbor jezika</w:t>
-      </w:r>
-      <w:r>
-        <w:tab/>
-      </w:r>
-      <w:r>
-        <w:fldChar w:fldCharType="begin"/>
-      </w:r>
-      <w:r>
-        <w:instrText xml:space="preserve"> PAGEREF _Toc163018897 \h </w:instrText>
-      </w:r>
-      <w:r>
-        <w:fldChar w:fldCharType="separate"/>
-      </w:r>
-      <w:r>
-        <w:t>6</w:t>
-      </w:r>
-      <w:r>
-        <w:fldChar w:fldCharType="end"/>
-      </w:r>
-    </w:p>
-    <w:p>
-      <w:pPr>
-        <w:pStyle w:val="26"/>
-        <w:tabs>
-          <w:tab w:val="left" w:pos="1000"/>
-        </w:tabs>
-        <w:rPr>
-          <w:sz w:val="24"/>
-          <w:szCs w:val="24"/>
-          <w:lang w:val="sr-Latn-CS"/>
-        </w:rPr>
-      </w:pPr>
-      <w:r>
-        <w:rPr>
-          <w:lang w:val="sr-Latn-CS"/>
-        </w:rPr>
-        <w:t>6.2</w:t>
-      </w:r>
-      <w:r>
-        <w:rPr>
-          <w:sz w:val="24"/>
-          <w:szCs w:val="24"/>
-          <w:lang w:val="sr-Latn-CS"/>
-        </w:rPr>
-        <w:tab/>
-      </w:r>
-      <w:r>
-        <w:rPr>
-          <w:lang w:val="sr-Latn-CS"/>
-        </w:rPr>
-        <w:t>Pregled osnovnih podataka o laboratoriji</w:t>
-      </w:r>
-      <w:r>
-        <w:tab/>
-      </w:r>
-      <w:r>
-        <w:fldChar w:fldCharType="begin"/>
-      </w:r>
-      <w:r>
-        <w:instrText xml:space="preserve"> PAGEREF _Toc163018898 \h </w:instrText>
-      </w:r>
-      <w:r>
-        <w:fldChar w:fldCharType="separate"/>
-      </w:r>
-      <w:r>
-        <w:t>7</w:t>
-      </w:r>
-      <w:r>
-        <w:fldChar w:fldCharType="end"/>
-      </w:r>
-    </w:p>
-    <w:p>
-      <w:pPr>
-        <w:pStyle w:val="26"/>
-        <w:tabs>
-          <w:tab w:val="left" w:pos="1000"/>
-        </w:tabs>
-        <w:rPr>
-          <w:sz w:val="24"/>
-          <w:szCs w:val="24"/>
-          <w:lang w:val="sr-Latn-CS"/>
-        </w:rPr>
-      </w:pPr>
-      <w:r>
-        <w:rPr>
-          <w:lang w:val="sr-Latn-CS"/>
-        </w:rPr>
-        <w:t>6.3</w:t>
-      </w:r>
-      <w:r>
-        <w:rPr>
-          <w:sz w:val="24"/>
-          <w:szCs w:val="24"/>
-          <w:lang w:val="sr-Latn-CS"/>
-        </w:rPr>
-        <w:tab/>
-      </w:r>
-      <w:r>
-        <w:rPr>
-          <w:lang w:val="sr-Latn-CS"/>
-        </w:rPr>
-        <w:t>Pregled spiska članova</w:t>
-      </w:r>
-      <w:r>
-        <w:tab/>
-      </w:r>
-      <w:r>
-        <w:fldChar w:fldCharType="begin"/>
-      </w:r>
-      <w:r>
-        <w:instrText xml:space="preserve"> PAGEREF _Toc163018899 \h </w:instrText>
-      </w:r>
-      <w:r>
-        <w:fldChar w:fldCharType="separate"/>
-      </w:r>
-      <w:r>
-        <w:t>7</w:t>
-      </w:r>
-      <w:r>
-        <w:fldChar w:fldCharType="end"/>
-      </w:r>
-    </w:p>
-    <w:p>
-      <w:pPr>
-        <w:pStyle w:val="26"/>
-        <w:tabs>
-          <w:tab w:val="left" w:pos="1000"/>
-        </w:tabs>
-        <w:rPr>
-          <w:sz w:val="24"/>
-          <w:szCs w:val="24"/>
-          <w:lang w:val="sr-Latn-CS"/>
-        </w:rPr>
-      </w:pPr>
-      <w:r>
-        <w:rPr>
-          <w:lang w:val="sr-Latn-CS"/>
-        </w:rPr>
-        <w:t>6.4</w:t>
-      </w:r>
-      <w:r>
-        <w:rPr>
-          <w:sz w:val="24"/>
-          <w:szCs w:val="24"/>
-          <w:lang w:val="sr-Latn-CS"/>
-        </w:rPr>
-        <w:tab/>
-      </w:r>
-      <w:r>
-        <w:rPr>
-          <w:lang w:val="sr-Latn-CS"/>
-        </w:rPr>
-        <w:t>Pregled podataka o određenom članu laboratorije</w:t>
-      </w:r>
-      <w:r>
-        <w:tab/>
-      </w:r>
-      <w:r>
-        <w:fldChar w:fldCharType="begin"/>
-      </w:r>
-      <w:r>
-        <w:instrText xml:space="preserve"> PAGEREF _Toc163018900 \h </w:instrText>
-      </w:r>
-      <w:r>
-        <w:fldChar w:fldCharType="separate"/>
-      </w:r>
-      <w:r>
-        <w:t>8</w:t>
-      </w:r>
-      <w:r>
-        <w:fldChar w:fldCharType="end"/>
-      </w:r>
-    </w:p>
-    <w:p>
-      <w:pPr>
-        <w:pStyle w:val="26"/>
-        <w:tabs>
-          <w:tab w:val="left" w:pos="1000"/>
-        </w:tabs>
-        <w:rPr>
-          <w:sz w:val="24"/>
-          <w:szCs w:val="24"/>
-          <w:lang w:val="sr-Latn-CS"/>
-        </w:rPr>
-      </w:pPr>
-      <w:r>
-        <w:rPr>
-          <w:lang w:val="sr-Latn-CS"/>
-        </w:rPr>
-        <w:t>6.5</w:t>
-      </w:r>
-      <w:r>
-        <w:rPr>
-          <w:sz w:val="24"/>
-          <w:szCs w:val="24"/>
-          <w:lang w:val="sr-Latn-CS"/>
-        </w:rPr>
-        <w:tab/>
-      </w:r>
-      <w:r>
-        <w:rPr>
-          <w:lang w:val="sr-Latn-CS"/>
-        </w:rPr>
-        <w:t>Pregled publikacija po autoru</w:t>
-      </w:r>
-      <w:r>
-        <w:tab/>
-      </w:r>
-      <w:r>
-        <w:fldChar w:fldCharType="begin"/>
-      </w:r>
-      <w:r>
-        <w:instrText xml:space="preserve"> PAGEREF _Toc163018901 \h </w:instrText>
-      </w:r>
-      <w:r>
-        <w:fldChar w:fldCharType="separate"/>
-      </w:r>
-      <w:r>
-        <w:t>8</w:t>
-      </w:r>
-      <w:r>
-        <w:fldChar w:fldCharType="end"/>
-      </w:r>
-    </w:p>
-    <w:p>
-      <w:pPr>
-        <w:pStyle w:val="26"/>
-        <w:tabs>
-          <w:tab w:val="left" w:pos="1000"/>
-        </w:tabs>
-        <w:rPr>
-          <w:sz w:val="24"/>
-          <w:szCs w:val="24"/>
-          <w:lang w:val="sr-Latn-CS"/>
-        </w:rPr>
-      </w:pPr>
-      <w:r>
-        <w:rPr>
-          <w:lang w:val="sr-Latn-CS"/>
-        </w:rPr>
-        <w:t>6.6</w:t>
-      </w:r>
-      <w:r>
-        <w:rPr>
-          <w:sz w:val="24"/>
-          <w:szCs w:val="24"/>
-          <w:lang w:val="sr-Latn-CS"/>
-        </w:rPr>
-        <w:tab/>
-      </w:r>
-      <w:r>
-        <w:rPr>
-          <w:lang w:val="sr-Latn-CS"/>
-        </w:rPr>
-        <w:t>Pregled publikacija po tipu</w:t>
-      </w:r>
-      <w:r>
-        <w:tab/>
-      </w:r>
-      <w:r>
-        <w:fldChar w:fldCharType="begin"/>
-      </w:r>
-      <w:r>
-        <w:instrText xml:space="preserve"> PAGEREF _Toc163018902 \h </w:instrText>
-      </w:r>
-      <w:r>
-        <w:fldChar w:fldCharType="separate"/>
-      </w:r>
-      <w:r>
-        <w:t>9</w:t>
-      </w:r>
-      <w:r>
-        <w:fldChar w:fldCharType="end"/>
-      </w:r>
-    </w:p>
-    <w:p>
-      <w:pPr>
-        <w:pStyle w:val="26"/>
-        <w:tabs>
-          <w:tab w:val="left" w:pos="1000"/>
-        </w:tabs>
-        <w:rPr>
-          <w:sz w:val="24"/>
-          <w:szCs w:val="24"/>
-          <w:lang w:val="sr-Latn-CS"/>
-        </w:rPr>
-      </w:pPr>
-      <w:r>
-        <w:rPr>
-          <w:lang w:val="sr-Latn-CS"/>
-        </w:rPr>
-        <w:t>6.7</w:t>
-      </w:r>
-      <w:r>
-        <w:rPr>
-          <w:sz w:val="24"/>
-          <w:szCs w:val="24"/>
-          <w:lang w:val="sr-Latn-CS"/>
-        </w:rPr>
-        <w:tab/>
-      </w:r>
-      <w:r>
-        <w:rPr>
-          <w:lang w:val="sr-Latn-CS"/>
-        </w:rPr>
-        <w:t>Pregled publikacija po godini</w:t>
-      </w:r>
-      <w:r>
-        <w:tab/>
-      </w:r>
-      <w:r>
-        <w:fldChar w:fldCharType="begin"/>
-      </w:r>
-      <w:r>
-        <w:instrText xml:space="preserve"> PAGEREF _Toc163018903 \h </w:instrText>
-      </w:r>
-      <w:r>
-        <w:fldChar w:fldCharType="separate"/>
-      </w:r>
-      <w:r>
-        <w:t>9</w:t>
-      </w:r>
-      <w:r>
-        <w:fldChar w:fldCharType="end"/>
-      </w:r>
-    </w:p>
-    <w:p>
-      <w:pPr>
-        <w:pStyle w:val="26"/>
-        <w:tabs>
-          <w:tab w:val="left" w:pos="1000"/>
-        </w:tabs>
-        <w:rPr>
-          <w:sz w:val="24"/>
-          <w:szCs w:val="24"/>
-          <w:lang w:val="sr-Latn-CS"/>
-        </w:rPr>
-      </w:pPr>
-      <w:r>
-        <w:rPr>
-          <w:lang w:val="sr-Latn-CS"/>
-        </w:rPr>
-        <w:t>6.8</w:t>
-      </w:r>
-      <w:r>
-        <w:rPr>
-          <w:sz w:val="24"/>
-          <w:szCs w:val="24"/>
-          <w:lang w:val="sr-Latn-CS"/>
-        </w:rPr>
-        <w:tab/>
-      </w:r>
-      <w:r>
-        <w:rPr>
-          <w:lang w:val="sr-Latn-CS"/>
-        </w:rPr>
-        <w:t>Pregled spiska projekata</w:t>
-      </w:r>
-      <w:r>
-        <w:tab/>
-      </w:r>
-      <w:r>
-        <w:fldChar w:fldCharType="begin"/>
-      </w:r>
-      <w:r>
-        <w:instrText xml:space="preserve"> PAGEREF _Toc163018904 \h </w:instrText>
-      </w:r>
-      <w:r>
-        <w:fldChar w:fldCharType="separate"/>
-      </w:r>
-      <w:r>
-        <w:t>10</w:t>
-      </w:r>
-      <w:r>
-        <w:fldChar w:fldCharType="end"/>
-      </w:r>
-    </w:p>
-    <w:p>
-      <w:pPr>
-        <w:pStyle w:val="26"/>
-        <w:tabs>
-          <w:tab w:val="left" w:pos="1000"/>
-        </w:tabs>
-        <w:rPr>
-          <w:sz w:val="24"/>
-          <w:szCs w:val="24"/>
-          <w:lang w:val="sr-Latn-CS"/>
-        </w:rPr>
-      </w:pPr>
-      <w:r>
-        <w:rPr>
-          <w:lang w:val="sr-Latn-CS"/>
-        </w:rPr>
-        <w:t>6.9</w:t>
-      </w:r>
-      <w:r>
-        <w:rPr>
-          <w:sz w:val="24"/>
-          <w:szCs w:val="24"/>
-          <w:lang w:val="sr-Latn-CS"/>
-        </w:rPr>
-        <w:tab/>
-      </w:r>
-      <w:r>
-        <w:rPr>
-          <w:lang w:val="sr-Latn-CS"/>
-        </w:rPr>
-        <w:t>Pregled podataka o određenom projektu</w:t>
-      </w:r>
-      <w:r>
-        <w:tab/>
-      </w:r>
-      <w:r>
-        <w:fldChar w:fldCharType="begin"/>
-      </w:r>
-      <w:r>
-        <w:instrText xml:space="preserve"> PAGEREF _Toc163018905 \h </w:instrText>
-      </w:r>
-      <w:r>
-        <w:fldChar w:fldCharType="separate"/>
-      </w:r>
-      <w:r>
-        <w:t>10</w:t>
-      </w:r>
-      <w:r>
-        <w:fldChar w:fldCharType="end"/>
-      </w:r>
-    </w:p>
-    <w:p>
-      <w:pPr>
-        <w:pStyle w:val="26"/>
-        <w:tabs>
-          <w:tab w:val="left" w:pos="1200"/>
-        </w:tabs>
-        <w:rPr>
-          <w:sz w:val="24"/>
-          <w:szCs w:val="24"/>
-          <w:lang w:val="sr-Latn-CS"/>
-        </w:rPr>
-      </w:pPr>
-      <w:r>
-        <w:rPr>
-          <w:lang w:val="sr-Latn-CS"/>
-        </w:rPr>
-        <w:t>6.10</w:t>
-      </w:r>
-      <w:r>
-        <w:rPr>
-          <w:sz w:val="24"/>
-          <w:szCs w:val="24"/>
-          <w:lang w:val="sr-Latn-CS"/>
-        </w:rPr>
-        <w:tab/>
-      </w:r>
-      <w:r>
-        <w:rPr>
-          <w:lang w:val="sr-Latn-CS"/>
-        </w:rPr>
-        <w:t>Prijavljivanje</w:t>
-      </w:r>
-      <w:r>
-        <w:tab/>
-      </w:r>
-      <w:r>
-        <w:fldChar w:fldCharType="begin"/>
-      </w:r>
-      <w:r>
-        <w:instrText xml:space="preserve"> PAGEREF _Toc163018906 \h </w:instrText>
-      </w:r>
-      <w:r>
-        <w:fldChar w:fldCharType="separate"/>
-      </w:r>
-      <w:r>
-        <w:t>11</w:t>
-      </w:r>
-      <w:r>
-        <w:fldChar w:fldCharType="end"/>
-      </w:r>
-    </w:p>
-    <w:p>
-      <w:pPr>
-        <w:pStyle w:val="26"/>
-        <w:tabs>
-          <w:tab w:val="left" w:pos="1200"/>
-        </w:tabs>
-        <w:rPr>
-          <w:sz w:val="24"/>
-          <w:szCs w:val="24"/>
-          <w:lang w:val="sr-Latn-CS"/>
-        </w:rPr>
-      </w:pPr>
-      <w:r>
-        <w:rPr>
-          <w:lang w:val="sr-Latn-CS"/>
-        </w:rPr>
-        <w:t>6.11</w:t>
-      </w:r>
-      <w:r>
-        <w:rPr>
-          <w:sz w:val="24"/>
-          <w:szCs w:val="24"/>
-          <w:lang w:val="sr-Latn-CS"/>
-        </w:rPr>
-        <w:tab/>
-      </w:r>
-      <w:r>
-        <w:rPr>
-          <w:lang w:val="sr-Latn-CS"/>
-        </w:rPr>
-        <w:t>Ažuriranje podataka o članu</w:t>
-      </w:r>
-      <w:r>
-        <w:tab/>
-      </w:r>
-      <w:r>
-        <w:fldChar w:fldCharType="begin"/>
-      </w:r>
-      <w:r>
-        <w:instrText xml:space="preserve"> PAGEREF _Toc163018907 \h </w:instrText>
-      </w:r>
-      <w:r>
-        <w:fldChar w:fldCharType="separate"/>
-      </w:r>
-      <w:r>
-        <w:t>12</w:t>
-      </w:r>
-      <w:r>
-        <w:fldChar w:fldCharType="end"/>
-      </w:r>
-    </w:p>
-    <w:p>
-      <w:pPr>
-        <w:pStyle w:val="26"/>
-        <w:tabs>
-          <w:tab w:val="left" w:pos="1200"/>
-        </w:tabs>
-        <w:rPr>
-          <w:sz w:val="24"/>
-          <w:szCs w:val="24"/>
-          <w:lang w:val="sr-Latn-CS"/>
-        </w:rPr>
-      </w:pPr>
-      <w:r>
-        <w:rPr>
-          <w:lang w:val="sr-Latn-CS"/>
-        </w:rPr>
-        <w:t>6.12</w:t>
-      </w:r>
-      <w:r>
-        <w:rPr>
-          <w:sz w:val="24"/>
-          <w:szCs w:val="24"/>
-          <w:lang w:val="sr-Latn-CS"/>
-        </w:rPr>
-        <w:tab/>
-      </w:r>
-      <w:r>
-        <w:rPr>
-          <w:lang w:val="sr-Latn-CS"/>
-        </w:rPr>
-        <w:t>Dodavanje nove publikacije</w:t>
-      </w:r>
-      <w:r>
-        <w:tab/>
-      </w:r>
-      <w:r>
-        <w:fldChar w:fldCharType="begin"/>
-      </w:r>
-      <w:r>
-        <w:instrText xml:space="preserve"> PAGEREF _Toc163018908 \h </w:instrText>
-      </w:r>
-      <w:r>
-        <w:fldChar w:fldCharType="separate"/>
-      </w:r>
-      <w:r>
-        <w:t>13</w:t>
-      </w:r>
-      <w:r>
-        <w:fldChar w:fldCharType="end"/>
-      </w:r>
-    </w:p>
-    <w:p>
-      <w:pPr>
-        <w:pStyle w:val="26"/>
-        <w:tabs>
-          <w:tab w:val="left" w:pos="1200"/>
-        </w:tabs>
-        <w:rPr>
-          <w:sz w:val="24"/>
-          <w:szCs w:val="24"/>
-          <w:lang w:val="sr-Latn-CS"/>
-        </w:rPr>
-      </w:pPr>
-      <w:r>
-        <w:rPr>
-          <w:lang w:val="sr-Latn-CS"/>
-        </w:rPr>
-        <w:t>6.13</w:t>
-      </w:r>
-      <w:r>
-        <w:rPr>
-          <w:sz w:val="24"/>
-          <w:szCs w:val="24"/>
-          <w:lang w:val="sr-Latn-CS"/>
-        </w:rPr>
-        <w:tab/>
-      </w:r>
-      <w:r>
-        <w:rPr>
-          <w:lang w:val="sr-Latn-CS"/>
-        </w:rPr>
-        <w:t>Brisanje postojeće publikacije</w:t>
-      </w:r>
-      <w:r>
-        <w:tab/>
-      </w:r>
-      <w:r>
-        <w:fldChar w:fldCharType="begin"/>
-      </w:r>
-      <w:r>
-        <w:instrText xml:space="preserve"> PAGEREF _Toc163018909 \h </w:instrText>
-      </w:r>
-      <w:r>
-        <w:fldChar w:fldCharType="separate"/>
-      </w:r>
-      <w:r>
-        <w:t>14</w:t>
-      </w:r>
-      <w:r>
-        <w:fldChar w:fldCharType="end"/>
-      </w:r>
-    </w:p>
-    <w:p>
-      <w:pPr>
-        <w:pStyle w:val="26"/>
-        <w:tabs>
-          <w:tab w:val="left" w:pos="1200"/>
-        </w:tabs>
-        <w:rPr>
-          <w:sz w:val="24"/>
-          <w:szCs w:val="24"/>
-          <w:lang w:val="sr-Latn-CS"/>
-        </w:rPr>
-      </w:pPr>
-      <w:r>
-        <w:rPr>
-          <w:lang w:val="sr-Latn-CS"/>
-        </w:rPr>
-        <w:t>6.14</w:t>
-      </w:r>
-      <w:r>
-        <w:rPr>
-          <w:sz w:val="24"/>
-          <w:szCs w:val="24"/>
-          <w:lang w:val="sr-Latn-CS"/>
-        </w:rPr>
-        <w:tab/>
-      </w:r>
-      <w:r>
-        <w:rPr>
-          <w:lang w:val="sr-Latn-CS"/>
-        </w:rPr>
-        <w:t>Ažuriranje osnovnih podataka o laboratoriji</w:t>
-      </w:r>
-      <w:r>
-        <w:tab/>
-      </w:r>
-      <w:r>
-        <w:fldChar w:fldCharType="begin"/>
-      </w:r>
-      <w:r>
-        <w:instrText xml:space="preserve"> PAGEREF _Toc163018910 \h </w:instrText>
-      </w:r>
-      <w:r>
-        <w:fldChar w:fldCharType="separate"/>
-      </w:r>
-      <w:r>
-        <w:t>15</w:t>
-      </w:r>
-      <w:r>
-        <w:fldChar w:fldCharType="end"/>
-      </w:r>
-    </w:p>
-    <w:p>
-      <w:pPr>
-        <w:pStyle w:val="26"/>
-        <w:tabs>
-          <w:tab w:val="left" w:pos="1200"/>
-        </w:tabs>
-        <w:rPr>
-          <w:sz w:val="24"/>
-          <w:szCs w:val="24"/>
-          <w:lang w:val="sr-Latn-CS"/>
-        </w:rPr>
-      </w:pPr>
-      <w:r>
-        <w:rPr>
-          <w:lang w:val="sr-Latn-CS"/>
-        </w:rPr>
-        <w:t>6.15</w:t>
-      </w:r>
-      <w:r>
-        <w:rPr>
-          <w:sz w:val="24"/>
-          <w:szCs w:val="24"/>
-          <w:lang w:val="sr-Latn-CS"/>
-        </w:rPr>
-        <w:tab/>
-      </w:r>
-      <w:r>
-        <w:rPr>
-          <w:lang w:val="sr-Latn-CS"/>
-        </w:rPr>
-        <w:t>Kreiranje novog člana</w:t>
-      </w:r>
-      <w:r>
-        <w:tab/>
-      </w:r>
-      <w:r>
-        <w:fldChar w:fldCharType="begin"/>
-      </w:r>
-      <w:r>
-        <w:instrText xml:space="preserve"> PAGEREF _Toc163018911 \h </w:instrText>
-      </w:r>
-      <w:r>
-        <w:fldChar w:fldCharType="separate"/>
-      </w:r>
-      <w:r>
-        <w:t>15</w:t>
-      </w:r>
-      <w:r>
-        <w:fldChar w:fldCharType="end"/>
-      </w:r>
-    </w:p>
-    <w:p>
-      <w:pPr>
-        <w:pStyle w:val="26"/>
-        <w:tabs>
-          <w:tab w:val="left" w:pos="1200"/>
-        </w:tabs>
-        <w:rPr>
-          <w:sz w:val="24"/>
-          <w:szCs w:val="24"/>
-          <w:lang w:val="sr-Latn-CS"/>
-        </w:rPr>
-      </w:pPr>
-      <w:r>
-        <w:rPr>
-          <w:lang w:val="sr-Latn-CS"/>
-        </w:rPr>
-        <w:t>6.16</w:t>
-      </w:r>
-      <w:r>
-        <w:rPr>
-          <w:sz w:val="24"/>
-          <w:szCs w:val="24"/>
-          <w:lang w:val="sr-Latn-CS"/>
-        </w:rPr>
-        <w:tab/>
-      </w:r>
-      <w:r>
-        <w:rPr>
-          <w:lang w:val="sr-Latn-CS"/>
-        </w:rPr>
-        <w:t>Brisanje postojećeg člana</w:t>
-      </w:r>
-      <w:r>
-        <w:tab/>
-      </w:r>
-      <w:r>
-        <w:fldChar w:fldCharType="begin"/>
-      </w:r>
-      <w:r>
-        <w:instrText xml:space="preserve"> PAGEREF _Toc163018912 \h </w:instrText>
-      </w:r>
-      <w:r>
-        <w:fldChar w:fldCharType="separate"/>
-      </w:r>
-      <w:r>
-        <w:t>16</w:t>
-      </w:r>
-      <w:r>
-        <w:fldChar w:fldCharType="end"/>
-      </w:r>
-    </w:p>
-    <w:p>
-      <w:pPr>
-        <w:pStyle w:val="26"/>
-        <w:tabs>
-          <w:tab w:val="left" w:pos="1200"/>
-        </w:tabs>
-        <w:rPr>
-          <w:sz w:val="24"/>
-          <w:szCs w:val="24"/>
-          <w:lang w:val="sr-Latn-CS"/>
-        </w:rPr>
-      </w:pPr>
-      <w:r>
-        <w:rPr>
-          <w:lang w:val="sr-Latn-CS"/>
-        </w:rPr>
-        <w:t>6.17</w:t>
-      </w:r>
-      <w:r>
-        <w:rPr>
-          <w:sz w:val="24"/>
-          <w:szCs w:val="24"/>
-          <w:lang w:val="sr-Latn-CS"/>
-        </w:rPr>
-        <w:tab/>
-      </w:r>
-      <w:r>
-        <w:rPr>
-          <w:lang w:val="sr-Latn-CS"/>
-        </w:rPr>
-        <w:t>Arhiviranje postojećeg člana</w:t>
-      </w:r>
-      <w:r>
-        <w:tab/>
-      </w:r>
-      <w:r>
-        <w:fldChar w:fldCharType="begin"/>
-      </w:r>
-      <w:r>
-        <w:instrText xml:space="preserve"> PAGEREF _Toc163018913 \h </w:instrText>
-      </w:r>
-      <w:r>
-        <w:fldChar w:fldCharType="separate"/>
-      </w:r>
-      <w:r>
-        <w:t>17</w:t>
-      </w:r>
-      <w:r>
-        <w:fldChar w:fldCharType="end"/>
-      </w:r>
-    </w:p>
-    <w:p>
-      <w:pPr>
-        <w:pStyle w:val="26"/>
-        <w:tabs>
-          <w:tab w:val="left" w:pos="1200"/>
-        </w:tabs>
-        <w:rPr>
-          <w:sz w:val="24"/>
-          <w:szCs w:val="24"/>
-          <w:lang w:val="sr-Latn-CS"/>
-        </w:rPr>
-      </w:pPr>
-      <w:r>
-        <w:rPr>
-          <w:lang w:val="sr-Latn-CS"/>
-        </w:rPr>
-        <w:t>6.18</w:t>
-      </w:r>
-      <w:r>
-        <w:rPr>
-          <w:sz w:val="24"/>
-          <w:szCs w:val="24"/>
-          <w:lang w:val="sr-Latn-CS"/>
-        </w:rPr>
-        <w:tab/>
-      </w:r>
-      <w:r>
-        <w:rPr>
-          <w:lang w:val="sr-Latn-CS"/>
-        </w:rPr>
-        <w:t>Kreiranje projekta i postavljanje vođe</w:t>
-      </w:r>
-      <w:r>
-        <w:tab/>
-      </w:r>
-      <w:r>
-        <w:fldChar w:fldCharType="begin"/>
-      </w:r>
-      <w:r>
-        <w:instrText xml:space="preserve"> PAGEREF _Toc163018914 \h </w:instrText>
-      </w:r>
-      <w:r>
-        <w:fldChar w:fldCharType="separate"/>
-      </w:r>
-      <w:r>
-        <w:t>17</w:t>
-      </w:r>
-      <w:r>
-        <w:fldChar w:fldCharType="end"/>
-      </w:r>
-    </w:p>
-    <w:p>
-      <w:pPr>
-        <w:pStyle w:val="26"/>
-        <w:tabs>
-          <w:tab w:val="left" w:pos="1200"/>
-        </w:tabs>
-        <w:rPr>
-          <w:sz w:val="24"/>
-          <w:szCs w:val="24"/>
-          <w:lang w:val="sr-Latn-CS"/>
-        </w:rPr>
-      </w:pPr>
-      <w:r>
-        <w:rPr>
-          <w:lang w:val="sr-Latn-CS"/>
-        </w:rPr>
-        <w:t>6.19</w:t>
-      </w:r>
-      <w:r>
-        <w:rPr>
-          <w:sz w:val="24"/>
-          <w:szCs w:val="24"/>
-          <w:lang w:val="sr-Latn-CS"/>
-        </w:rPr>
-        <w:tab/>
-      </w:r>
-      <w:r>
-        <w:rPr>
-          <w:lang w:val="sr-Latn-CS"/>
-        </w:rPr>
-        <w:t>Ažuriranje podataka o projektu</w:t>
-      </w:r>
-      <w:r>
-        <w:tab/>
-      </w:r>
-      <w:r>
-        <w:fldChar w:fldCharType="begin"/>
-      </w:r>
-      <w:r>
-        <w:instrText xml:space="preserve"> PAGEREF _Toc163018915 \h </w:instrText>
-      </w:r>
-      <w:r>
-        <w:fldChar w:fldCharType="separate"/>
-      </w:r>
-      <w:r>
-        <w:t>18</w:t>
-      </w:r>
-      <w:r>
-        <w:fldChar w:fldCharType="end"/>
-      </w:r>
-    </w:p>
-    <w:p>
-      <w:pPr>
-        <w:pStyle w:val="25"/>
-        <w:tabs>
-          <w:tab w:val="left" w:pos="432"/>
-        </w:tabs>
-        <w:rPr>
-          <w:sz w:val="24"/>
-          <w:szCs w:val="24"/>
-          <w:lang w:val="sr-Latn-CS"/>
-        </w:rPr>
-      </w:pPr>
-      <w:r>
-        <w:rPr>
-          <w:lang w:val="sr-Latn-CS"/>
-        </w:rPr>
-        <w:t>7.</w:t>
-      </w:r>
-      <w:r>
-        <w:rPr>
-          <w:sz w:val="24"/>
-          <w:szCs w:val="24"/>
-          <w:lang w:val="sr-Latn-CS"/>
-        </w:rPr>
-        <w:tab/>
-      </w:r>
-      <w:r>
-        <w:rPr>
-          <w:lang w:val="sr-Latn-CS"/>
-        </w:rPr>
-        <w:t>Dodatni zahtevi</w:t>
-      </w:r>
-      <w:r>
-        <w:tab/>
-      </w:r>
-      <w:r>
-        <w:fldChar w:fldCharType="begin"/>
-      </w:r>
-      <w:r>
-        <w:instrText xml:space="preserve"> PAGEREF _Toc163018916 \h </w:instrText>
-      </w:r>
-      <w:r>
-        <w:fldChar w:fldCharType="separate"/>
-      </w:r>
-      <w:r>
-        <w:t>19</w:t>
-      </w:r>
-      <w:r>
-        <w:fldChar w:fldCharType="end"/>
-      </w:r>
-    </w:p>
-    <w:p>
-      <w:pPr>
-        <w:pStyle w:val="26"/>
-        <w:tabs>
-          <w:tab w:val="left" w:pos="1000"/>
-        </w:tabs>
-        <w:rPr>
-          <w:sz w:val="24"/>
-          <w:szCs w:val="24"/>
-          <w:lang w:val="sr-Latn-CS"/>
-        </w:rPr>
-      </w:pPr>
-      <w:r>
-        <w:rPr>
-          <w:lang w:val="sr-Latn-CS"/>
-        </w:rPr>
-        <w:t>7.1</w:t>
-      </w:r>
-      <w:r>
-        <w:rPr>
-          <w:sz w:val="24"/>
-          <w:szCs w:val="24"/>
-          <w:lang w:val="sr-Latn-CS"/>
-        </w:rPr>
-        <w:tab/>
-      </w:r>
-      <w:r>
-        <w:rPr>
-          <w:lang w:val="sr-Latn-CS"/>
-        </w:rPr>
-        <w:t>Funkcionalnost</w:t>
-      </w:r>
-      <w:r>
-        <w:tab/>
-      </w:r>
-      <w:r>
-        <w:fldChar w:fldCharType="begin"/>
-      </w:r>
-      <w:r>
-        <w:instrText xml:space="preserve"> PAGEREF _Toc163018917 \h </w:instrText>
-      </w:r>
-      <w:r>
-        <w:fldChar w:fldCharType="separate"/>
-      </w:r>
-      <w:r>
-        <w:t>19</w:t>
-      </w:r>
-      <w:r>
-        <w:fldChar w:fldCharType="end"/>
-      </w:r>
-    </w:p>
-    <w:p>
-      <w:pPr>
-        <w:pStyle w:val="26"/>
-        <w:tabs>
-          <w:tab w:val="left" w:pos="1000"/>
-        </w:tabs>
-        <w:rPr>
-          <w:sz w:val="24"/>
-          <w:szCs w:val="24"/>
-          <w:lang w:val="sr-Latn-CS"/>
-        </w:rPr>
-      </w:pPr>
-      <w:r>
-        <w:rPr>
-          <w:lang w:val="sr-Latn-CS"/>
-        </w:rPr>
-        <w:t>7.2</w:t>
-      </w:r>
-      <w:r>
-        <w:rPr>
-          <w:sz w:val="24"/>
-          <w:szCs w:val="24"/>
-          <w:lang w:val="sr-Latn-CS"/>
-        </w:rPr>
-        <w:tab/>
-      </w:r>
-      <w:r>
-        <w:rPr>
-          <w:lang w:val="sr-Latn-CS"/>
-        </w:rPr>
-        <w:t>Upotrebivost</w:t>
-      </w:r>
-      <w:r>
-        <w:tab/>
-      </w:r>
-      <w:r>
-        <w:fldChar w:fldCharType="begin"/>
-      </w:r>
-      <w:r>
-        <w:instrText xml:space="preserve"> PAGEREF _Toc163018918 \h </w:instrText>
-      </w:r>
-      <w:r>
-        <w:fldChar w:fldCharType="separate"/>
-      </w:r>
-      <w:r>
-        <w:t>19</w:t>
-      </w:r>
-      <w:r>
-        <w:fldChar w:fldCharType="end"/>
-      </w:r>
-    </w:p>
-    <w:p>
-      <w:pPr>
-        <w:pStyle w:val="26"/>
-        <w:tabs>
-          <w:tab w:val="left" w:pos="1000"/>
-        </w:tabs>
-        <w:rPr>
-          <w:sz w:val="24"/>
-          <w:szCs w:val="24"/>
-          <w:lang w:val="sr-Latn-CS"/>
-        </w:rPr>
-      </w:pPr>
-      <w:r>
-        <w:rPr>
-          <w:lang w:val="sr-Latn-CS"/>
-        </w:rPr>
-        <w:t>7.3</w:t>
-      </w:r>
-      <w:r>
-        <w:rPr>
-          <w:sz w:val="24"/>
-          <w:szCs w:val="24"/>
-          <w:lang w:val="sr-Latn-CS"/>
-        </w:rPr>
-        <w:tab/>
-      </w:r>
-      <w:r>
-        <w:rPr>
-          <w:lang w:val="sr-Latn-CS"/>
-        </w:rPr>
-        <w:t>Pouzdanost</w:t>
-      </w:r>
-      <w:r>
-        <w:tab/>
-      </w:r>
-      <w:r>
-        <w:fldChar w:fldCharType="begin"/>
-      </w:r>
-      <w:r>
-        <w:instrText xml:space="preserve"> PAGEREF _Toc163018919 \h </w:instrText>
-      </w:r>
-      <w:r>
-        <w:fldChar w:fldCharType="separate"/>
-      </w:r>
-      <w:r>
-        <w:t>19</w:t>
-      </w:r>
-      <w:r>
-        <w:fldChar w:fldCharType="end"/>
-      </w:r>
-    </w:p>
-    <w:p>
-      <w:pPr>
-        <w:pStyle w:val="26"/>
-        <w:tabs>
-          <w:tab w:val="left" w:pos="1000"/>
-        </w:tabs>
-        <w:rPr>
-          <w:sz w:val="24"/>
-          <w:szCs w:val="24"/>
-          <w:lang w:val="sr-Latn-CS"/>
-        </w:rPr>
-      </w:pPr>
-      <w:r>
-        <w:rPr>
-          <w:lang w:val="sr-Latn-CS"/>
-        </w:rPr>
-        <w:t>7.4</w:t>
-      </w:r>
-      <w:r>
-        <w:rPr>
-          <w:sz w:val="24"/>
-          <w:szCs w:val="24"/>
-          <w:lang w:val="sr-Latn-CS"/>
-        </w:rPr>
-        <w:tab/>
-      </w:r>
-      <w:r>
-        <w:rPr>
-          <w:lang w:val="sr-Latn-CS"/>
-        </w:rPr>
-        <w:t>Performanse</w:t>
-      </w:r>
-      <w:r>
-        <w:tab/>
-      </w:r>
-      <w:r>
-        <w:fldChar w:fldCharType="begin"/>
-      </w:r>
-      <w:r>
-        <w:instrText xml:space="preserve"> PAGEREF _Toc163018920 \h </w:instrText>
-      </w:r>
-      <w:r>
-        <w:fldChar w:fldCharType="separate"/>
-      </w:r>
-      <w:r>
-        <w:t>19</w:t>
-      </w:r>
-      <w:r>
-        <w:fldChar w:fldCharType="end"/>
-      </w:r>
-    </w:p>
-    <w:p>
-      <w:pPr>
-        <w:pStyle w:val="26"/>
-        <w:tabs>
-          <w:tab w:val="left" w:pos="1000"/>
-        </w:tabs>
-        <w:rPr>
-          <w:sz w:val="24"/>
-          <w:szCs w:val="24"/>
-          <w:lang w:val="sr-Latn-CS"/>
-        </w:rPr>
-      </w:pPr>
-      <w:r>
-        <w:rPr>
-          <w:lang w:val="sr-Latn-CS"/>
-        </w:rPr>
-        <w:t>7.5</w:t>
-      </w:r>
-      <w:r>
-        <w:rPr>
-          <w:sz w:val="24"/>
-          <w:szCs w:val="24"/>
-          <w:lang w:val="sr-Latn-CS"/>
-        </w:rPr>
-        <w:tab/>
-      </w:r>
-      <w:r>
-        <w:rPr>
-          <w:lang w:val="sr-Latn-CS"/>
-        </w:rPr>
-        <w:t>Podrška i održavanje</w:t>
-      </w:r>
-      <w:r>
-        <w:tab/>
-      </w:r>
-      <w:r>
-        <w:fldChar w:fldCharType="begin"/>
-      </w:r>
-      <w:r>
-        <w:instrText xml:space="preserve"> PAGEREF _Toc163018921 \h </w:instrText>
-      </w:r>
-      <w:r>
-        <w:fldChar w:fldCharType="separate"/>
-      </w:r>
-      <w:r>
-        <w:t>19</w:t>
-      </w:r>
-      <w:r>
-        <w:fldChar w:fldCharType="end"/>
-      </w:r>
-    </w:p>
-    <w:p>
-      <w:pPr>
-        <w:pStyle w:val="26"/>
-        <w:tabs>
-          <w:tab w:val="left" w:pos="1000"/>
-        </w:tabs>
-        <w:rPr>
-          <w:sz w:val="24"/>
-          <w:szCs w:val="24"/>
-          <w:lang w:val="sr-Latn-CS"/>
-        </w:rPr>
-      </w:pPr>
-      <w:r>
-        <w:rPr>
-          <w:lang w:val="sr-Latn-CS"/>
-        </w:rPr>
-        <w:t>7.6</w:t>
-      </w:r>
-      <w:r>
-        <w:rPr>
-          <w:sz w:val="24"/>
-          <w:szCs w:val="24"/>
-          <w:lang w:val="sr-Latn-CS"/>
-        </w:rPr>
-        <w:tab/>
-      </w:r>
-      <w:r>
-        <w:rPr>
-          <w:lang w:val="sr-Latn-CS"/>
-        </w:rPr>
-        <w:t>Ograničenja</w:t>
-      </w:r>
-      <w:r>
-        <w:tab/>
-      </w:r>
-      <w:r>
-        <w:fldChar w:fldCharType="begin"/>
-      </w:r>
-      <w:r>
-        <w:instrText xml:space="preserve"> PAGEREF _Toc163018922 \h </w:instrText>
-      </w:r>
-      <w:r>
-        <w:fldChar w:fldCharType="separate"/>
-      </w:r>
-      <w:r>
-        <w:t>19</w:t>
-      </w:r>
-      <w:r>
-        <w:fldChar w:fldCharType="end"/>
-      </w:r>
-    </w:p>
-    <w:p>
-      <w:pPr>
-        <w:pStyle w:val="24"/>
-        <w:tabs>
-          <w:tab w:val="left" w:pos="540"/>
-        </w:tabs>
-        <w:rPr>
-          <w:lang w:val="sr-Latn-CS"/>
-        </w:rPr>
-      </w:pPr>
-      <w:r>
-        <w:rPr>
-          <w:rFonts w:ascii="Times New Roman" w:hAnsi="Times New Roman"/>
-          <w:b w:val="0"/>
-          <w:sz w:val="20"/>
-          <w:lang w:val="sr-Latn-CS"/>
-        </w:rPr>
-        <w:fldChar w:fldCharType="end"/>
-      </w:r>
-      <w:r>
-        <w:rPr>
-          <w:lang w:val="sr-Latn-CS"/>
-        </w:rPr>
-        <w:br w:type="page"/>
-      </w:r>
-      <w:r>
-        <w:rPr>
-          <w:lang w:val="sr-Latn-CS"/>
-        </w:rPr>
-        <w:t>Specifikacija zahteva</w:t>
+      <w:bookmarkEnd w:id="1"/>
+    </w:p>
+    <w:p>
+      <w:pPr>
+        <w:pStyle w:val="13"/>
+        <w:rPr>
+          <w:rFonts w:hint="default"/>
+          <w:lang w:val="sr-Latn-RS"/>
+        </w:rPr>
+      </w:pPr>
+      <w:r>
+        <w:rPr>
+          <w:lang w:val="sr-Latn-CS"/>
+        </w:rPr>
+        <w:t xml:space="preserve">Dokument </w:t>
+      </w:r>
+      <w:r>
+        <w:rPr>
+          <w:rFonts w:hint="default"/>
+          <w:lang w:val="sr-Latn-RS"/>
+        </w:rPr>
+        <w:t>obuhvata web aplikaciju (frontend Angular + backend Node/Express + MySQL) koja omogućava pregled repertoara, izbor projekcije, izbor sedišta po sali i datumu, rezervaciju i upravljanje rezervacijama, ocene/recenzije filmova i administraciju sadržaja.</w:t>
       </w:r>
     </w:p>
     <w:p>
@@ -2609,90 +1572,7 @@
           <w:lang w:val="sr-Latn-CS"/>
         </w:rPr>
       </w:pPr>
-      <w:bookmarkStart w:id="0" w:name="_Toc163018886"/>
-      <w:r>
-        <w:rPr>
-          <w:lang w:val="sr-Latn-CS"/>
-        </w:rPr>
-        <w:t>Cilj dokumenta</w:t>
-      </w:r>
-      <w:bookmarkEnd w:id="0"/>
-    </w:p>
-    <w:p>
-      <w:pPr>
-        <w:pStyle w:val="13"/>
-        <w:rPr>
-          <w:rFonts w:hint="default"/>
-          <w:lang w:val="sr-Latn-RS"/>
-        </w:rPr>
-      </w:pPr>
-      <w:r>
-        <w:rPr>
-          <w:lang w:val="sr-Latn-CS"/>
-        </w:rPr>
-        <w:t xml:space="preserve">Cilj ovog dokumenta je </w:t>
-      </w:r>
-      <w:r>
-        <w:rPr>
-          <w:rFonts w:hint="default"/>
-          <w:lang w:val="en-US"/>
-        </w:rPr>
-        <w:t>da formalno specificira funkcionalne I ne-funkcionalne zahteve sistema “BNB Cinema”, sa fokusom na slu</w:t>
-      </w:r>
-      <w:r>
-        <w:rPr>
-          <w:rFonts w:hint="default"/>
-          <w:lang w:val="sr-Latn-RS"/>
-        </w:rPr>
-        <w:t>čajeve korišćenja (Use Case), profilima korisnika, tokovima, izuzecima i dodatnim ograničenjima. Struktura je usklađena sa referentnim primerom specifikacije i dobrim praksama ya crtanje Use Case dijagrama i sekvenci.</w:t>
-      </w:r>
-    </w:p>
-    <w:p>
-      <w:pPr>
-        <w:pStyle w:val="2"/>
-        <w:rPr>
-          <w:lang w:val="sr-Latn-CS"/>
-        </w:rPr>
-      </w:pPr>
-      <w:bookmarkStart w:id="1" w:name="_Toc163018887"/>
-      <w:r>
-        <w:rPr>
-          <w:lang w:val="sr-Latn-CS"/>
-        </w:rPr>
-        <w:t>Opseg dokumenta</w:t>
-      </w:r>
-      <w:bookmarkEnd w:id="1"/>
-    </w:p>
-    <w:p>
-      <w:pPr>
-        <w:pStyle w:val="13"/>
-        <w:rPr>
-          <w:rFonts w:hint="default"/>
-          <w:lang w:val="sr-Latn-RS"/>
-        </w:rPr>
-      </w:pPr>
-      <w:r>
-        <w:rPr>
-          <w:lang w:val="sr-Latn-CS"/>
-        </w:rPr>
-        <w:t xml:space="preserve">Dokument </w:t>
-      </w:r>
-      <w:r>
-        <w:rPr>
-          <w:rFonts w:hint="default"/>
-          <w:lang w:val="sr-Latn-RS"/>
-        </w:rPr>
-        <w:t>obuhvata web aplikaciju (frontend Angular + backend Node/Express + MySQL) koja omogućava pregled repertoara, izbor projekcije, izbor sedišta po sali i datumu, rezervaciju i upravljanje rezervacijama, ocene/recenzije filmova i administraciju sadržaja.</w:t>
-      </w:r>
-    </w:p>
-    <w:p>
-      <w:pPr>
-        <w:pStyle w:val="2"/>
-        <w:rPr>
-          <w:lang w:val="sr-Latn-CS"/>
-        </w:rPr>
-      </w:pPr>
-      <w:bookmarkStart w:id="2" w:name="_Toc163018888"/>
+      <w:bookmarkStart w:id="2" w:name="_Toc7461"/>
       <w:r>
         <w:rPr>
           <w:lang w:val="sr-Latn-CS"/>
@@ -2814,7 +1694,7 @@
           <w:lang w:val="sr-Latn-CS"/>
         </w:rPr>
       </w:pPr>
-      <w:bookmarkStart w:id="3" w:name="_Toc163018889"/>
+      <w:bookmarkStart w:id="3" w:name="_Toc29549"/>
       <w:r>
         <w:rPr>
           <w:lang w:val="sr-Latn-CS"/>
@@ -2947,7 +1827,7 @@
           <w:lang w:val="sr-Latn-CS"/>
         </w:rPr>
       </w:pPr>
-      <w:bookmarkStart w:id="4" w:name="_Toc163018890"/>
+      <w:bookmarkStart w:id="4" w:name="_Toc1415"/>
       <w:r>
         <w:rPr>
           <w:lang w:val="sr-Latn-CS"/>
@@ -2977,21 +1857,21 @@
           <w:lang w:val="sr-Latn-CS"/>
         </w:rPr>
       </w:pPr>
-      <w:bookmarkStart w:id="5" w:name="_Toc163018891"/>
+      <w:bookmarkStart w:id="5" w:name="_Toc29973"/>
       <w:r>
         <w:rPr>
           <w:lang w:val="sr-Latn-CS"/>
         </w:rPr>
         <w:t>Posetilac</w:t>
       </w:r>
+      <w:r>
+        <w:rPr>
+          <w:rFonts w:hint="default"/>
+          <w:lang w:val="en-US"/>
+        </w:rPr>
+        <w:t xml:space="preserve"> (Guest)</w:t>
+      </w:r>
       <w:bookmarkEnd w:id="5"/>
-      <w:r>
-        <w:rPr>
-          <w:rFonts w:hint="default"/>
-          <w:lang w:val="en-US"/>
-        </w:rPr>
-        <w:t xml:space="preserve"> (Guest)</w:t>
-      </w:r>
     </w:p>
     <w:p>
       <w:pPr>
@@ -3053,6 +1933,7 @@
           <w:lang w:val="sr-Latn-CS"/>
         </w:rPr>
       </w:pPr>
+      <w:bookmarkStart w:id="6" w:name="_Toc18120"/>
       <w:r>
         <w:rPr>
           <w:rFonts w:hint="default"/>
@@ -3060,6 +1941,7 @@
         </w:rPr>
         <w:t>Registrovani korisnik</w:t>
       </w:r>
+      <w:bookmarkEnd w:id="6"/>
     </w:p>
     <w:p>
       <w:pPr>
@@ -3141,14 +2023,14 @@
           <w:lang w:val="sr-Latn-CS"/>
         </w:rPr>
       </w:pPr>
-      <w:bookmarkStart w:id="6" w:name="_Toc163018896"/>
+      <w:bookmarkStart w:id="7" w:name="_Toc31433"/>
       <w:r>
         <w:rPr>
           <w:lang w:val="sr-Latn-CS"/>
         </w:rPr>
         <w:t>Opis slučajeva korišćenja</w:t>
       </w:r>
-      <w:bookmarkEnd w:id="6"/>
+      <w:bookmarkEnd w:id="7"/>
     </w:p>
     <w:p>
       <w:pPr>
@@ -3157,6 +2039,7 @@
           <w:lang w:val="sr-Latn-CS"/>
         </w:rPr>
       </w:pPr>
+      <w:bookmarkStart w:id="8" w:name="_Toc1257"/>
       <w:r>
         <w:rPr>
           <w:rFonts w:hint="default"/>
@@ -3164,6 +2047,7 @@
         </w:rPr>
         <w:t>Registracija</w:t>
       </w:r>
+      <w:bookmarkEnd w:id="8"/>
     </w:p>
     <w:p>
       <w:pPr>
@@ -3454,14 +2338,13 @@
           <w:lang w:val="sr-Latn-CS"/>
         </w:rPr>
       </w:pPr>
-      <w:bookmarkStart w:id="7" w:name="_Toc163018899"/>
+      <w:bookmarkStart w:id="9" w:name="_Toc20431"/>
       <w:r>
         <w:rPr>
           <w:lang w:val="sr-Latn-CS"/>
         </w:rPr>
         <w:t>P</w:t>
       </w:r>
-      <w:bookmarkEnd w:id="7"/>
       <w:r>
         <w:rPr>
           <w:rFonts w:hint="default"/>
@@ -3469,6 +2352,7 @@
         </w:rPr>
         <w:t>rijava</w:t>
       </w:r>
+      <w:bookmarkEnd w:id="9"/>
     </w:p>
     <w:p>
       <w:pPr>
@@ -3889,14 +2773,13 @@
           <w:lang w:val="sr-Latn-CS"/>
         </w:rPr>
       </w:pPr>
-      <w:bookmarkStart w:id="8" w:name="_Toc163018900"/>
+      <w:bookmarkStart w:id="10" w:name="_Toc24635"/>
       <w:r>
         <w:rPr>
           <w:lang w:val="sr-Latn-CS"/>
         </w:rPr>
         <w:t xml:space="preserve">Pregled </w:t>
       </w:r>
-      <w:bookmarkEnd w:id="8"/>
       <w:r>
         <w:rPr>
           <w:rFonts w:hint="default"/>
@@ -3904,6 +2787,7 @@
         </w:rPr>
         <w:t>filmova</w:t>
       </w:r>
+      <w:bookmarkEnd w:id="10"/>
     </w:p>
     <w:p>
       <w:pPr>
@@ -4184,6 +3068,7 @@
           <w:lang w:val="sr-Latn-CS"/>
         </w:rPr>
       </w:pPr>
+      <w:bookmarkStart w:id="11" w:name="_Toc5330"/>
       <w:r>
         <w:rPr>
           <w:rFonts w:hint="default"/>
@@ -4191,6 +3076,7 @@
         </w:rPr>
         <w:t>Izbor projekcije (datum) i sedišta</w:t>
       </w:r>
+      <w:bookmarkEnd w:id="11"/>
     </w:p>
     <w:p>
       <w:pPr>
@@ -4704,6 +3590,7 @@
           <w:lang w:val="sr-Latn-CS"/>
         </w:rPr>
       </w:pPr>
+      <w:bookmarkStart w:id="12" w:name="_Toc23020"/>
       <w:r>
         <w:rPr>
           <w:rFonts w:hint="default"/>
@@ -4711,6 +3598,7 @@
         </w:rPr>
         <w:t>Korpa</w:t>
       </w:r>
+      <w:bookmarkEnd w:id="12"/>
     </w:p>
     <w:p>
       <w:pPr>
@@ -5006,14 +3894,13 @@
           <w:lang w:val="sr-Latn-CS"/>
         </w:rPr>
       </w:pPr>
-      <w:bookmarkStart w:id="9" w:name="_Toc163018904"/>
+      <w:bookmarkStart w:id="13" w:name="_Toc25771"/>
       <w:r>
         <w:rPr>
           <w:lang w:val="sr-Latn-CS"/>
         </w:rPr>
         <w:t>Pr</w:t>
       </w:r>
-      <w:bookmarkEnd w:id="9"/>
       <w:r>
         <w:rPr>
           <w:rFonts w:hint="default"/>
@@ -5021,6 +3908,7 @@
         </w:rPr>
         <w:t>ofil korisnika</w:t>
       </w:r>
+      <w:bookmarkEnd w:id="13"/>
     </w:p>
     <w:p>
       <w:pPr>
@@ -5255,6 +4143,7 @@
           <w:lang w:val="sr-Latn-CS"/>
         </w:rPr>
       </w:pPr>
+      <w:bookmarkStart w:id="14" w:name="_Toc28216"/>
       <w:r>
         <w:rPr>
           <w:rFonts w:hint="default"/>
@@ -5262,6 +4151,7 @@
         </w:rPr>
         <w:t>Ocenjivanje i komentarisanje</w:t>
       </w:r>
+      <w:bookmarkEnd w:id="14"/>
     </w:p>
     <w:p>
       <w:pPr>
@@ -5552,14 +4442,14 @@
           <w:lang w:val="sr-Latn-CS"/>
         </w:rPr>
       </w:pPr>
-      <w:bookmarkStart w:id="10" w:name="_Toc163018916"/>
+      <w:bookmarkStart w:id="15" w:name="_Toc27751"/>
       <w:r>
         <w:rPr>
           <w:lang w:val="sr-Latn-CS"/>
         </w:rPr>
         <w:t>Dodatni zahtevi</w:t>
       </w:r>
-      <w:bookmarkEnd w:id="10"/>
+      <w:bookmarkEnd w:id="15"/>
     </w:p>
     <w:p>
       <w:pPr>
@@ -5568,14 +4458,14 @@
           <w:lang w:val="sr-Latn-CS"/>
         </w:rPr>
       </w:pPr>
-      <w:bookmarkStart w:id="11" w:name="_Toc163018917"/>
+      <w:bookmarkStart w:id="16" w:name="_Toc6340"/>
       <w:r>
         <w:rPr>
           <w:lang w:val="sr-Latn-CS"/>
         </w:rPr>
         <w:t>Funkcionalnost</w:t>
       </w:r>
-      <w:bookmarkEnd w:id="11"/>
+      <w:bookmarkEnd w:id="16"/>
     </w:p>
     <w:p>
       <w:pPr>
@@ -5600,14 +4490,14 @@
           <w:lang w:val="sr-Latn-CS"/>
         </w:rPr>
       </w:pPr>
-      <w:bookmarkStart w:id="12" w:name="_Toc163018918"/>
+      <w:bookmarkStart w:id="17" w:name="_Toc30879"/>
       <w:r>
         <w:rPr>
           <w:lang w:val="sr-Latn-CS"/>
         </w:rPr>
         <w:t>Upotrebivost</w:t>
       </w:r>
-      <w:bookmarkEnd w:id="12"/>
+      <w:bookmarkEnd w:id="17"/>
     </w:p>
     <w:p>
       <w:pPr>
@@ -5654,14 +4544,14 @@
           <w:lang w:val="sr-Latn-CS"/>
         </w:rPr>
       </w:pPr>
-      <w:bookmarkStart w:id="13" w:name="_Toc163018919"/>
+      <w:bookmarkStart w:id="18" w:name="_Toc23852"/>
       <w:r>
         <w:rPr>
           <w:lang w:val="sr-Latn-CS"/>
         </w:rPr>
         <w:t>Pouzdanost</w:t>
       </w:r>
-      <w:bookmarkEnd w:id="13"/>
+      <w:bookmarkEnd w:id="18"/>
     </w:p>
     <w:p>
       <w:pPr>
@@ -5721,14 +4611,14 @@
           <w:lang w:val="sr-Latn-CS"/>
         </w:rPr>
       </w:pPr>
-      <w:bookmarkStart w:id="14" w:name="_Toc163018920"/>
+      <w:bookmarkStart w:id="19" w:name="_Toc19028"/>
       <w:r>
         <w:rPr>
           <w:lang w:val="sr-Latn-CS"/>
         </w:rPr>
         <w:t>Performanse</w:t>
       </w:r>
-      <w:bookmarkEnd w:id="14"/>
+      <w:bookmarkEnd w:id="19"/>
     </w:p>
     <w:p>
       <w:pPr>
@@ -5827,14 +4717,14 @@
           <w:lang w:val="sr-Latn-CS"/>
         </w:rPr>
       </w:pPr>
-      <w:bookmarkStart w:id="15" w:name="_Toc163018921"/>
+      <w:bookmarkStart w:id="20" w:name="_Toc31965"/>
       <w:r>
         <w:rPr>
           <w:lang w:val="sr-Latn-CS"/>
         </w:rPr>
         <w:t>Podrška i održavanje</w:t>
       </w:r>
-      <w:bookmarkEnd w:id="15"/>
+      <w:bookmarkEnd w:id="20"/>
     </w:p>
     <w:p>
       <w:pPr>
@@ -5859,14 +4749,14 @@
           <w:lang w:val="sr-Latn-CS"/>
         </w:rPr>
       </w:pPr>
-      <w:bookmarkStart w:id="16" w:name="_Toc163018922"/>
+      <w:bookmarkStart w:id="21" w:name="_Toc22513"/>
       <w:r>
         <w:rPr>
           <w:lang w:val="sr-Latn-CS"/>
         </w:rPr>
         <w:t>Ograničenja</w:t>
       </w:r>
-      <w:bookmarkEnd w:id="16"/>
+      <w:bookmarkEnd w:id="21"/>
     </w:p>
     <w:p>
       <w:pPr>
@@ -5905,7 +4795,7 @@
         <w:pStyle w:val="13"/>
         <w:rPr>
           <w:rFonts w:hint="default"/>
-          <w:lang w:val="sr-Latn-RS"/>
+          <w:lang w:val="en-US"/>
         </w:rPr>
       </w:pPr>
       <w:r>
@@ -5915,8 +4805,6 @@
         </w:rPr>
         <w:t>Bezbednost: lozinke heširane, CORS podešen, validacija inputa.</w:t>
       </w:r>
-      <w:bookmarkStart w:id="17" w:name="_GoBack"/>
-      <w:bookmarkEnd w:id="17"/>
     </w:p>
     <w:sectPr>
       <w:headerReference r:id="rId8" w:type="first"/>

--- a/Dokumentacija/D04_Spec_Zahteva.docx
+++ b/Dokumentacija/D04_Spec_Zahteva.docx
@@ -7,8 +7,8 @@
         <w:jc w:val="right"/>
         <w:rPr>
           <w:rFonts w:hint="default" w:ascii="Arial Black" w:hAnsi="Arial Black" w:cs="Arial Black"/>
-          <w:sz w:val="52"/>
-          <w:szCs w:val="52"/>
+          <w:sz w:val="72"/>
+          <w:szCs w:val="72"/>
           <w:lang w:val="en-US"/>
         </w:rPr>
       </w:pPr>
@@ -17,8 +17,8 @@
           <w:rFonts w:hint="default" w:ascii="Arial Black" w:hAnsi="Arial Black" w:cs="Arial Black"/>
           <w:i w:val="0"/>
           <w:iCs w:val="0"/>
-          <w:sz w:val="40"/>
-          <w:szCs w:val="40"/>
+          <w:sz w:val="72"/>
+          <w:szCs w:val="72"/>
           <w:lang w:val="en-US"/>
         </w:rPr>
         <w:t>•</w:t>
@@ -26,19 +26,30 @@
       <w:r>
         <w:rPr>
           <w:rFonts w:hint="default" w:ascii="Arial Black" w:hAnsi="Arial Black" w:cs="Arial Black"/>
-          <w:sz w:val="52"/>
-          <w:szCs w:val="52"/>
+          <w:sz w:val="72"/>
+          <w:szCs w:val="72"/>
           <w:lang w:val="en-US"/>
         </w:rPr>
-        <w:t>BnB Cinema</w:t>
+        <w:t>BnB C</w:t>
+      </w:r>
+      <w:bookmarkStart w:id="22" w:name="_GoBack"/>
+      <w:bookmarkEnd w:id="22"/>
+      <w:r>
+        <w:rPr>
+          <w:rFonts w:hint="default" w:ascii="Arial Black" w:hAnsi="Arial Black" w:cs="Arial Black"/>
+          <w:sz w:val="72"/>
+          <w:szCs w:val="72"/>
+          <w:lang w:val="en-US"/>
+        </w:rPr>
+        <w:t>inema</w:t>
       </w:r>
       <w:r>
         <w:rPr>
           <w:rFonts w:hint="default" w:ascii="Arial Black" w:hAnsi="Arial Black" w:cs="Arial Black"/>
           <w:i w:val="0"/>
           <w:iCs w:val="0"/>
-          <w:sz w:val="40"/>
-          <w:szCs w:val="40"/>
+          <w:sz w:val="72"/>
+          <w:szCs w:val="72"/>
           <w:lang w:val="en-US"/>
         </w:rPr>
         <w:t xml:space="preserve">• </w:t>
@@ -47,6 +58,27 @@
     <w:p>
       <w:pPr>
         <w:wordWrap w:val="0"/>
+        <w:jc w:val="right"/>
+        <w:rPr>
+          <w:rFonts w:hint="default" w:ascii="Arial Black" w:hAnsi="Arial Black" w:cs="Arial Black"/>
+          <w:sz w:val="28"/>
+          <w:szCs w:val="28"/>
+          <w:lang w:val="en-US"/>
+        </w:rPr>
+      </w:pPr>
+      <w:r>
+        <w:rPr>
+          <w:rFonts w:hint="default" w:ascii="Arial Black" w:hAnsi="Arial Black" w:cs="Arial Black"/>
+          <w:sz w:val="28"/>
+          <w:szCs w:val="28"/>
+          <w:lang w:val="en-US"/>
+        </w:rPr>
+        <w:t xml:space="preserve">Web aplikacija bioskopa za pregled repertoara i rezervaciju karata </w:t>
+      </w:r>
+    </w:p>
+    <w:p>
+      <w:pPr>
+        <w:wordWrap/>
         <w:jc w:val="right"/>
         <w:rPr>
           <w:rFonts w:hint="default" w:ascii="Arial Black" w:hAnsi="Arial Black" w:cs="Arial Black"/>
@@ -55,27 +87,6 @@
           <w:lang w:val="en-US"/>
         </w:rPr>
       </w:pPr>
-      <w:r>
-        <w:rPr>
-          <w:rFonts w:hint="default" w:ascii="Arial Black" w:hAnsi="Arial Black" w:cs="Arial Black"/>
-          <w:sz w:val="22"/>
-          <w:szCs w:val="22"/>
-          <w:lang w:val="en-US"/>
-        </w:rPr>
-        <w:t xml:space="preserve">Web aplikacija bioskopa za pregled repertoara i rezervaciju karata </w:t>
-      </w:r>
-    </w:p>
-    <w:p>
-      <w:pPr>
-        <w:wordWrap/>
-        <w:jc w:val="right"/>
-        <w:rPr>
-          <w:rFonts w:hint="default" w:ascii="Arial Black" w:hAnsi="Arial Black" w:cs="Arial Black"/>
-          <w:sz w:val="22"/>
-          <w:szCs w:val="22"/>
-          <w:lang w:val="en-US"/>
-        </w:rPr>
-      </w:pPr>
     </w:p>
     <w:p>
       <w:pPr>
@@ -83,8 +94,8 @@
         <w:jc w:val="right"/>
         <w:rPr>
           <w:rFonts w:hint="default" w:ascii="Arial Black" w:hAnsi="Arial Black" w:cs="Arial Black"/>
-          <w:sz w:val="22"/>
-          <w:szCs w:val="22"/>
+          <w:sz w:val="36"/>
+          <w:szCs w:val="36"/>
           <w:lang w:val="en-US"/>
         </w:rPr>
       </w:pPr>
@@ -102,11 +113,13 @@
       <w:r>
         <w:rPr>
           <w:rFonts w:hint="default" w:ascii="Arial Black" w:hAnsi="Arial Black" w:cs="Arial Black"/>
-          <w:sz w:val="22"/>
-          <w:szCs w:val="22"/>
+          <w:i w:val="0"/>
+          <w:iCs w:val="0"/>
+          <w:sz w:val="36"/>
+          <w:szCs w:val="36"/>
           <w:lang w:val="en-US"/>
         </w:rPr>
-        <w:t>Vizija sistema</w:t>
+        <w:t>Specifikacija zahteva</w:t>
       </w:r>
     </w:p>
     <w:p>
@@ -117,73 +130,139 @@
           <w:rFonts w:hint="default" w:ascii="Arial Black" w:hAnsi="Arial Black" w:cs="Arial Black"/>
           <w:i/>
           <w:iCs/>
+          <w:sz w:val="36"/>
+          <w:szCs w:val="36"/>
+          <w:lang w:val="en-US"/>
+        </w:rPr>
+      </w:pPr>
+      <w:r>
+        <w:rPr>
+          <w:rFonts w:hint="default" w:ascii="Arial Black" w:hAnsi="Arial Black" w:cs="Arial Black"/>
+          <w:i w:val="0"/>
+          <w:iCs w:val="0"/>
+          <w:sz w:val="36"/>
+          <w:szCs w:val="36"/>
+          <w:lang w:val="en-US"/>
+        </w:rPr>
+        <w:t>Verzija</w:t>
+      </w:r>
+      <w:r>
+        <w:rPr>
+          <w:rFonts w:hint="default" w:ascii="Arial Black" w:hAnsi="Arial Black" w:cs="Arial Black"/>
+          <w:sz w:val="36"/>
+          <w:szCs w:val="36"/>
+          <w:lang w:val="en-US"/>
+        </w:rPr>
+        <w:t xml:space="preserve"> </w:t>
+      </w:r>
+      <w:r>
+        <w:rPr>
+          <w:rFonts w:hint="default" w:ascii="Arial Black" w:hAnsi="Arial Black" w:cs="Arial Black"/>
+          <w:i/>
+          <w:iCs/>
+          <w:sz w:val="36"/>
+          <w:szCs w:val="36"/>
+          <w:lang w:val="en-US"/>
+        </w:rPr>
+        <w:t>1.0</w:t>
+      </w:r>
+    </w:p>
+    <w:p>
+      <w:pPr>
+        <w:pStyle w:val="24"/>
+        <w:rPr>
           <w:sz w:val="28"/>
-          <w:szCs w:val="28"/>
-          <w:lang w:val="en-US"/>
-        </w:rPr>
-      </w:pPr>
-      <w:r>
+          <w:lang w:val="sr-Latn-CS"/>
+        </w:rPr>
+        <w:sectPr>
+          <w:headerReference r:id="rId5" w:type="default"/>
+          <w:footerReference r:id="rId6" w:type="default"/>
+          <w:footerReference r:id="rId7" w:type="even"/>
+          <w:pgSz w:w="12240" w:h="15840"/>
+          <w:pgMar w:top="1440" w:right="1440" w:bottom="1440" w:left="1440" w:header="708" w:footer="708" w:gutter="0"/>
+          <w:cols w:space="708" w:num="1"/>
+          <w:vAlign w:val="center"/>
+        </w:sectPr>
+      </w:pPr>
+    </w:p>
+    <w:p>
+      <w:pPr>
+        <w:pStyle w:val="24"/>
         <w:rPr>
           <w:rFonts w:hint="default" w:ascii="Arial Black" w:hAnsi="Arial Black" w:cs="Arial Black"/>
           <w:i w:val="0"/>
           <w:iCs w:val="0"/>
           <w:sz w:val="22"/>
           <w:szCs w:val="22"/>
+          <w:u w:val="single"/>
           <w:lang w:val="en-US"/>
         </w:rPr>
-        <w:t>Verzija</w:t>
-      </w:r>
+      </w:pPr>
       <w:r>
         <w:rPr>
           <w:rFonts w:hint="default" w:ascii="Arial Black" w:hAnsi="Arial Black" w:cs="Arial Black"/>
+          <w:i w:val="0"/>
+          <w:iCs w:val="0"/>
           <w:sz w:val="22"/>
           <w:szCs w:val="22"/>
+          <w:u w:val="single"/>
           <w:lang w:val="en-US"/>
         </w:rPr>
+        <w:t xml:space="preserve">• </w:t>
+      </w:r>
+      <w:r>
+        <w:rPr>
+          <w:u w:val="single"/>
+          <w:lang w:val="sr-Latn-CS"/>
+        </w:rPr>
+        <w:t>Pregled izmena</w:t>
+      </w:r>
+      <w:r>
+        <w:rPr>
+          <w:rFonts w:hint="default"/>
+          <w:u w:val="single"/>
+          <w:lang w:val="en-US"/>
+        </w:rPr>
         <w:t xml:space="preserve"> </w:t>
       </w:r>
       <w:r>
         <w:rPr>
           <w:rFonts w:hint="default" w:ascii="Arial Black" w:hAnsi="Arial Black" w:cs="Arial Black"/>
-          <w:i/>
-          <w:iCs/>
+          <w:i w:val="0"/>
+          <w:iCs w:val="0"/>
           <w:sz w:val="22"/>
           <w:szCs w:val="22"/>
+          <w:u w:val="single"/>
           <w:lang w:val="en-US"/>
         </w:rPr>
-        <w:t>1.0</w:t>
-      </w:r>
-    </w:p>
-    <w:p>
-      <w:pPr>
-        <w:pStyle w:val="24"/>
-        <w:rPr>
-          <w:sz w:val="28"/>
-          <w:lang w:val="sr-Latn-CS"/>
-        </w:rPr>
-        <w:sectPr>
-          <w:headerReference r:id="rId5" w:type="default"/>
-          <w:footerReference r:id="rId6" w:type="even"/>
-          <w:pgSz w:w="12240" w:h="15840"/>
-          <w:pgMar w:top="1440" w:right="1440" w:bottom="1440" w:left="1440" w:header="708" w:footer="708" w:gutter="0"/>
-          <w:cols w:space="708" w:num="1"/>
-          <w:vAlign w:val="center"/>
-        </w:sectPr>
-      </w:pPr>
-    </w:p>
-    <w:p>
-      <w:pPr>
-        <w:pStyle w:val="24"/>
-        <w:rPr>
-          <w:lang w:val="sr-Latn-CS"/>
-        </w:rPr>
-      </w:pPr>
-      <w:r>
-        <w:rPr>
-          <w:lang w:val="sr-Latn-CS"/>
-        </w:rPr>
-        <w:t>Pregled izmena</w:t>
-      </w:r>
+        <w:t>•</w:t>
+      </w:r>
+    </w:p>
+    <w:p>
+      <w:pPr>
+        <w:rPr>
+          <w:rFonts w:hint="default" w:ascii="Arial Black" w:hAnsi="Arial Black" w:cs="Arial Black"/>
+          <w:i w:val="0"/>
+          <w:iCs w:val="0"/>
+          <w:sz w:val="22"/>
+          <w:szCs w:val="22"/>
+          <w:u w:val="single"/>
+          <w:lang w:val="en-US"/>
+        </w:rPr>
+      </w:pPr>
+    </w:p>
+    <w:p>
+      <w:pPr>
+        <w:rPr>
+          <w:rFonts w:hint="default" w:ascii="Arial Black" w:hAnsi="Arial Black" w:cs="Arial Black"/>
+          <w:i w:val="0"/>
+          <w:iCs w:val="0"/>
+          <w:sz w:val="22"/>
+          <w:szCs w:val="22"/>
+          <w:u w:val="single"/>
+          <w:lang w:val="en-US"/>
+        </w:rPr>
+      </w:pPr>
     </w:p>
     <w:tbl>
       <w:tblPr>
@@ -358,7 +437,7 @@
                 <w:rFonts w:hint="default"/>
                 <w:lang w:val="en-US"/>
               </w:rPr>
-              <w:t>8.10.2025</w:t>
+              <w:t>5.10.2025</w:t>
             </w:r>
           </w:p>
         </w:tc>
@@ -419,7 +498,7 @@
                 <w:rFonts w:hint="default"/>
                 <w:lang w:val="en-US"/>
               </w:rPr>
-              <w:t>Emilija Milutinovic</w:t>
+              <w:t>Emilija</w:t>
             </w:r>
           </w:p>
         </w:tc>
@@ -646,7 +725,8 @@
       <w:pPr>
         <w:pStyle w:val="24"/>
         <w:rPr>
-          <w:lang w:val="sr-Latn-CS"/>
+          <w:rFonts w:hint="default"/>
+          <w:lang w:val="en-US"/>
         </w:rPr>
       </w:pPr>
       <w:r>
@@ -657,10 +737,43 @@
       </w:r>
       <w:r>
         <w:rPr>
+          <w:rFonts w:hint="default" w:ascii="Arial Black" w:hAnsi="Arial Black" w:cs="Arial Black"/>
+          <w:i w:val="0"/>
+          <w:iCs w:val="0"/>
+          <w:sz w:val="22"/>
+          <w:szCs w:val="22"/>
+          <w:u w:val="single"/>
+          <w:lang w:val="en-US"/>
+        </w:rPr>
+        <w:t xml:space="preserve">• </w:t>
+      </w:r>
+      <w:r>
+        <w:rPr>
+          <w:u w:val="single"/>
           <w:lang w:val="sr-Latn-CS"/>
         </w:rPr>
         <w:t>Sadržaj</w:t>
       </w:r>
+      <w:r>
+        <w:rPr>
+          <w:rFonts w:hint="default"/>
+          <w:u w:val="single"/>
+          <w:lang w:val="en-US"/>
+        </w:rPr>
+        <w:t xml:space="preserve"> </w:t>
+      </w:r>
+      <w:r>
+        <w:rPr>
+          <w:rFonts w:hint="default" w:ascii="Arial Black" w:hAnsi="Arial Black" w:cs="Arial Black"/>
+          <w:i w:val="0"/>
+          <w:iCs w:val="0"/>
+          <w:sz w:val="22"/>
+          <w:szCs w:val="22"/>
+          <w:u w:val="single"/>
+          <w:lang w:val="en-US"/>
+        </w:rPr>
+        <w:t>•</w:t>
+      </w:r>
     </w:p>
     <w:p>
       <w:pPr>
@@ -1147,8 +1260,6 @@
       <w:r>
         <w:fldChar w:fldCharType="end"/>
       </w:r>
-      <w:bookmarkStart w:id="22" w:name="_GoBack"/>
-      <w:bookmarkEnd w:id="22"/>
     </w:p>
     <w:p>
       <w:pPr>
@@ -1675,6 +1786,7 @@
       <w:pPr>
         <w:pStyle w:val="13"/>
         <w:numPr>
+          <w:ilvl w:val="0"/>
           <w:numId w:val="0"/>
         </w:numPr>
         <w:tabs>
@@ -1759,7 +1871,7 @@
                     </pic:cNvPicPr>
                   </pic:nvPicPr>
                   <pic:blipFill>
-                    <a:blip r:embed="rId12"/>
+                    <a:blip r:embed="rId13"/>
                     <a:srcRect l="-572" r="-413"/>
                     <a:stretch>
                       <a:fillRect/>
@@ -2684,7 +2796,7 @@
                     </pic:cNvPicPr>
                   </pic:nvPicPr>
                   <pic:blipFill>
-                    <a:blip r:embed="rId13"/>
+                    <a:blip r:embed="rId14"/>
                     <a:stretch>
                       <a:fillRect/>
                     </a:stretch>
@@ -3539,7 +3651,7 @@
                     </pic:cNvPicPr>
                   </pic:nvPicPr>
                   <pic:blipFill>
-                    <a:blip r:embed="rId14"/>
+                    <a:blip r:embed="rId15"/>
                     <a:stretch>
                       <a:fillRect/>
                     </a:stretch>
@@ -3865,6 +3977,7 @@
       <w:pPr>
         <w:pStyle w:val="3"/>
         <w:numPr>
+          <w:ilvl w:val="1"/>
           <w:numId w:val="0"/>
         </w:numPr>
         <w:ind w:leftChars="0"/>
@@ -4633,6 +4746,12 @@
           <w:lang w:val="sr-Latn-RS"/>
         </w:rPr>
         <w:tab/>
+      </w:r>
+      <w:r>
+        <w:rPr>
+          <w:rFonts w:hint="default"/>
+          <w:lang w:val="sr-Latn-RS"/>
+        </w:rPr>
         <w:t>Učitavanje liste filmova i zauzetih sedišta je brzo.</w:t>
       </w:r>
     </w:p>
@@ -4739,6 +4858,12 @@
           <w:lang w:val="sr-Latn-RS"/>
         </w:rPr>
         <w:tab/>
+      </w:r>
+      <w:r>
+        <w:rPr>
+          <w:rFonts w:hint="default"/>
+          <w:lang w:val="sr-Latn-RS"/>
+        </w:rPr>
         <w:t>API i klijent odvojeni, logovanje grešaka, migracije šema.</w:t>
       </w:r>
     </w:p>
@@ -4807,10 +4932,10 @@
       </w:r>
     </w:p>
     <w:sectPr>
-      <w:headerReference r:id="rId8" w:type="first"/>
-      <w:footerReference r:id="rId10" w:type="first"/>
-      <w:headerReference r:id="rId7" w:type="default"/>
-      <w:footerReference r:id="rId9" w:type="default"/>
+      <w:headerReference r:id="rId9" w:type="first"/>
+      <w:footerReference r:id="rId11" w:type="first"/>
+      <w:headerReference r:id="rId8" w:type="default"/>
+      <w:footerReference r:id="rId10" w:type="default"/>
       <w:pgSz w:w="12240" w:h="15840"/>
       <w:pgMar w:top="1440" w:right="1440" w:bottom="1440" w:left="1440" w:header="708" w:footer="708" w:gutter="0"/>
       <w:cols w:space="708" w:num="1"/>
@@ -4845,6 +4970,152 @@
 </file>
 
 <file path=word/footer1.xml><?xml version="1.0" encoding="utf-8"?>
+<w:ftr xmlns:wpc="http://schemas.microsoft.com/office/word/2010/wordprocessingCanvas" xmlns:mc="http://schemas.openxmlformats.org/markup-compatibility/2006" xmlns:o="urn:schemas-microsoft-com:office:office" xmlns:r="http://schemas.openxmlformats.org/officeDocument/2006/relationships" xmlns:m="http://schemas.openxmlformats.org/officeDocument/2006/math" xmlns:v="urn:schemas-microsoft-com:vml" xmlns:wp14="http://schemas.microsoft.com/office/word/2010/wordprocessingDrawing" xmlns:wp="http://schemas.openxmlformats.org/drawingml/2006/wordprocessingDrawing" xmlns:w10="urn:schemas-microsoft-com:office:word" xmlns:w="http://schemas.openxmlformats.org/wordprocessingml/2006/main" xmlns:w14="http://schemas.microsoft.com/office/word/2010/wordml" xmlns:w15="http://schemas.microsoft.com/office/word/2012/wordml" xmlns:wpg="http://schemas.microsoft.com/office/word/2010/wordprocessingGroup" xmlns:wpi="http://schemas.microsoft.com/office/word/2010/wordprocessingInk" xmlns:wne="http://schemas.microsoft.com/office/word/2006/wordml" xmlns:wps="http://schemas.microsoft.com/office/word/2010/wordprocessingShape" xmlns:wpsCustomData="http://www.wps.cn/officeDocument/2013/wpsCustomData" mc:Ignorable="w14 w15 wp14">
+  <w:p>
+    <w:pPr>
+      <w:pStyle w:val="17"/>
+    </w:pPr>
+    <w:r>
+      <w:rPr>
+        <w:sz w:val="20"/>
+      </w:rPr>
+      <mc:AlternateContent>
+        <mc:Choice Requires="wps">
+          <w:drawing>
+            <wp:anchor distT="0" distB="0" distL="114300" distR="114300" simplePos="0" relativeHeight="251659264" behindDoc="0" locked="0" layoutInCell="1" allowOverlap="1">
+              <wp:simplePos x="0" y="0"/>
+              <wp:positionH relativeFrom="margin">
+                <wp:align>center</wp:align>
+              </wp:positionH>
+              <wp:positionV relativeFrom="paragraph">
+                <wp:posOffset>0</wp:posOffset>
+              </wp:positionV>
+              <wp:extent cx="1828800" cy="1828800"/>
+              <wp:effectExtent l="0" t="0" r="0" b="0"/>
+              <wp:wrapNone/>
+              <wp:docPr id="2" name="Text Box 2"/>
+              <wp:cNvGraphicFramePr/>
+              <a:graphic xmlns:a="http://schemas.openxmlformats.org/drawingml/2006/main">
+                <a:graphicData uri="http://schemas.microsoft.com/office/word/2010/wordprocessingShape">
+                  <wps:wsp>
+                    <wps:cNvSpPr txBox="1"/>
+                    <wps:spPr>
+                      <a:xfrm>
+                        <a:off x="0" y="0"/>
+                        <a:ext cx="1828800" cy="1828800"/>
+                      </a:xfrm>
+                      <a:prstGeom prst="rect">
+                        <a:avLst/>
+                      </a:prstGeom>
+                      <a:noFill/>
+                      <a:ln w="6350">
+                        <a:noFill/>
+                      </a:ln>
+                      <a:extLst>
+                        <a:ext uri="{909E8E84-426E-40DD-AFC4-6F175D3DCCD1}">
+                          <a14:hiddenFill xmlns:a14="http://schemas.microsoft.com/office/drawing/2010/main">
+                            <a:solidFill>
+                              <a:schemeClr val="lt1"/>
+                            </a:solidFill>
+                          </a14:hiddenFill>
+                        </a:ext>
+                        <a:ext uri="{91240B29-F687-4F45-9708-019B960494DF}">
+                          <a14:hiddenLine xmlns:a14="http://schemas.microsoft.com/office/drawing/2010/main" w="6350">
+                            <a:solidFill>
+                              <a:prstClr val="black"/>
+                            </a:solidFill>
+                          </a14:hiddenLine>
+                        </a:ext>
+                      </a:extLst>
+                    </wps:spPr>
+                    <wps:style>
+                      <a:lnRef idx="0">
+                        <a:schemeClr val="accent1"/>
+                      </a:lnRef>
+                      <a:fillRef idx="0">
+                        <a:schemeClr val="accent1"/>
+                      </a:fillRef>
+                      <a:effectRef idx="0">
+                        <a:schemeClr val="accent1"/>
+                      </a:effectRef>
+                      <a:fontRef idx="minor">
+                        <a:schemeClr val="dk1"/>
+                      </a:fontRef>
+                    </wps:style>
+                    <wps:txbx>
+                      <w:txbxContent>
+                        <w:p>
+                          <w:pPr>
+                            <w:pStyle w:val="17"/>
+                          </w:pPr>
+                          <w:r>
+                            <w:fldChar w:fldCharType="begin"/>
+                          </w:r>
+                          <w:r>
+                            <w:instrText xml:space="preserve"> PAGE  \* MERGEFORMAT </w:instrText>
+                          </w:r>
+                          <w:r>
+                            <w:fldChar w:fldCharType="separate"/>
+                          </w:r>
+                          <w:r>
+                            <w:t>1</w:t>
+                          </w:r>
+                          <w:r>
+                            <w:fldChar w:fldCharType="end"/>
+                          </w:r>
+                        </w:p>
+                      </w:txbxContent>
+                    </wps:txbx>
+                    <wps:bodyPr rot="0" spcFirstLastPara="0" vertOverflow="overflow" horzOverflow="overflow" vert="horz" wrap="none" lIns="0" tIns="0" rIns="0" bIns="0" numCol="1" spcCol="0" rtlCol="0" fromWordArt="0" anchor="t" anchorCtr="0" forceAA="0" upright="0" compatLnSpc="1">
+                      <a:spAutoFit/>
+                    </wps:bodyPr>
+                  </wps:wsp>
+                </a:graphicData>
+              </a:graphic>
+            </wp:anchor>
+          </w:drawing>
+        </mc:Choice>
+        <mc:Fallback>
+          <w:pict>
+            <v:shape id="_x0000_s1026" o:spid="_x0000_s1026" o:spt="202" type="#_x0000_t202" style="position:absolute;left:0pt;margin-top:0pt;height:144pt;width:144pt;mso-position-horizontal:center;mso-position-horizontal-relative:margin;mso-wrap-style:none;z-index:251659264;mso-width-relative:page;mso-height-relative:page;" filled="f" stroked="f" coordsize="21600,21600" o:gfxdata="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">
+              <v:fill on="f" focussize="0,0"/>
+              <v:stroke on="f" weight="0.5pt"/>
+              <v:imagedata o:title=""/>
+              <o:lock v:ext="edit" aspectratio="f"/>
+              <v:textbox inset="0mm,0mm,0mm,0mm" style="mso-fit-shape-to-text:t;">
+                <w:txbxContent>
+                  <w:p>
+                    <w:pPr>
+                      <w:pStyle w:val="17"/>
+                    </w:pPr>
+                    <w:r>
+                      <w:fldChar w:fldCharType="begin"/>
+                    </w:r>
+                    <w:r>
+                      <w:instrText xml:space="preserve"> PAGE  \* MERGEFORMAT </w:instrText>
+                    </w:r>
+                    <w:r>
+                      <w:fldChar w:fldCharType="separate"/>
+                    </w:r>
+                    <w:r>
+                      <w:t>1</w:t>
+                    </w:r>
+                    <w:r>
+                      <w:fldChar w:fldCharType="end"/>
+                    </w:r>
+                  </w:p>
+                </w:txbxContent>
+              </v:textbox>
+            </v:shape>
+          </w:pict>
+        </mc:Fallback>
+      </mc:AlternateContent>
+    </w:r>
+  </w:p>
+</w:ftr>
+</file>
+
+<file path=word/footer2.xml><?xml version="1.0" encoding="utf-8"?>
 <w:ftr xmlns:wpc="http://schemas.microsoft.com/office/word/2010/wordprocessingCanvas" xmlns:mc="http://schemas.openxmlformats.org/markup-compatibility/2006" xmlns:o="urn:schemas-microsoft-com:office:office" xmlns:r="http://schemas.openxmlformats.org/officeDocument/2006/relationships" xmlns:m="http://schemas.openxmlformats.org/officeDocument/2006/math" xmlns:v="urn:schemas-microsoft-com:vml" xmlns:wp14="http://schemas.microsoft.com/office/word/2010/wordprocessingDrawing" xmlns:wp="http://schemas.openxmlformats.org/drawingml/2006/wordprocessingDrawing" xmlns:w10="urn:schemas-microsoft-com:office:word" xmlns:w="http://schemas.openxmlformats.org/wordprocessingml/2006/main" xmlns:w14="http://schemas.microsoft.com/office/word/2010/wordml" xmlns:w15="http://schemas.microsoft.com/office/word/2012/wordml" xmlns:wpg="http://schemas.microsoft.com/office/word/2010/wordprocessingGroup" xmlns:wpi="http://schemas.microsoft.com/office/word/2010/wordprocessingInk" xmlns:wne="http://schemas.microsoft.com/office/word/2006/wordml" xmlns:wps="http://schemas.microsoft.com/office/word/2010/wordprocessingShape" xmlns:wpsCustomData="http://www.wps.cn/officeDocument/2013/wpsCustomData" mc:Ignorable="w14 w15 wp14">
   <w:p>
     <w:pPr>
@@ -4882,199 +5153,8 @@
 </w:ftr>
 </file>
 
-<file path=word/footer2.xml><?xml version="1.0" encoding="utf-8"?>
+<file path=word/footer3.xml><?xml version="1.0" encoding="utf-8"?>
 <w:ftr xmlns:wpc="http://schemas.microsoft.com/office/word/2010/wordprocessingCanvas" xmlns:mc="http://schemas.openxmlformats.org/markup-compatibility/2006" xmlns:o="urn:schemas-microsoft-com:office:office" xmlns:r="http://schemas.openxmlformats.org/officeDocument/2006/relationships" xmlns:m="http://schemas.openxmlformats.org/officeDocument/2006/math" xmlns:v="urn:schemas-microsoft-com:vml" xmlns:wp14="http://schemas.microsoft.com/office/word/2010/wordprocessingDrawing" xmlns:wp="http://schemas.openxmlformats.org/drawingml/2006/wordprocessingDrawing" xmlns:w10="urn:schemas-microsoft-com:office:word" xmlns:w="http://schemas.openxmlformats.org/wordprocessingml/2006/main" xmlns:w14="http://schemas.microsoft.com/office/word/2010/wordml" xmlns:w15="http://schemas.microsoft.com/office/word/2012/wordml" xmlns:wpg="http://schemas.microsoft.com/office/word/2010/wordprocessingGroup" xmlns:wpi="http://schemas.microsoft.com/office/word/2010/wordprocessingInk" xmlns:wne="http://schemas.microsoft.com/office/word/2006/wordml" xmlns:wps="http://schemas.microsoft.com/office/word/2010/wordprocessingShape" xmlns:wpsCustomData="http://www.wps.cn/officeDocument/2013/wpsCustomData" mc:Ignorable="w14 w15 wp14">
-  <w:tbl>
-    <w:tblPr>
-      <w:tblStyle w:val="12"/>
-      <w:tblW w:w="0" w:type="auto"/>
-      <w:tblInd w:w="0" w:type="dxa"/>
-      <w:tblBorders>
-        <w:top w:val="single" w:color="auto" w:sz="6" w:space="0"/>
-        <w:left w:val="single" w:color="auto" w:sz="6" w:space="0"/>
-        <w:bottom w:val="single" w:color="auto" w:sz="6" w:space="0"/>
-        <w:right w:val="single" w:color="auto" w:sz="6" w:space="0"/>
-        <w:insideH w:val="single" w:color="auto" w:sz="6" w:space="0"/>
-        <w:insideV w:val="single" w:color="auto" w:sz="6" w:space="0"/>
-      </w:tblBorders>
-      <w:tblLayout w:type="fixed"/>
-      <w:tblCellMar>
-        <w:top w:w="0" w:type="dxa"/>
-        <w:left w:w="108" w:type="dxa"/>
-        <w:bottom w:w="0" w:type="dxa"/>
-        <w:right w:w="108" w:type="dxa"/>
-      </w:tblCellMar>
-    </w:tblPr>
-    <w:tblGrid>
-      <w:gridCol w:w="2808"/>
-      <w:gridCol w:w="4050"/>
-      <w:gridCol w:w="2628"/>
-    </w:tblGrid>
-    <w:tr>
-      <w:tblPrEx>
-        <w:tblBorders>
-          <w:top w:val="single" w:color="auto" w:sz="6" w:space="0"/>
-          <w:left w:val="single" w:color="auto" w:sz="6" w:space="0"/>
-          <w:bottom w:val="single" w:color="auto" w:sz="6" w:space="0"/>
-          <w:right w:val="single" w:color="auto" w:sz="6" w:space="0"/>
-          <w:insideH w:val="single" w:color="auto" w:sz="6" w:space="0"/>
-          <w:insideV w:val="single" w:color="auto" w:sz="6" w:space="0"/>
-        </w:tblBorders>
-        <w:tblCellMar>
-          <w:top w:w="0" w:type="dxa"/>
-          <w:left w:w="108" w:type="dxa"/>
-          <w:bottom w:w="0" w:type="dxa"/>
-          <w:right w:w="108" w:type="dxa"/>
-        </w:tblCellMar>
-      </w:tblPrEx>
-      <w:tc>
-        <w:tcPr>
-          <w:tcW w:w="2808" w:type="dxa"/>
-          <w:tcBorders>
-            <w:top w:val="nil"/>
-            <w:left w:val="nil"/>
-            <w:bottom w:val="nil"/>
-            <w:right w:val="nil"/>
-          </w:tcBorders>
-        </w:tcPr>
-        <w:p>
-          <w:pPr>
-            <w:ind w:right="360"/>
-            <w:rPr>
-              <w:lang w:val="sr-Latn-CS"/>
-            </w:rPr>
-          </w:pPr>
-          <w:r>
-            <w:rPr>
-              <w:lang w:val="sr-Latn-CS"/>
-            </w:rPr>
-            <w:t>Poverljivo</w:t>
-          </w:r>
-        </w:p>
-      </w:tc>
-      <w:tc>
-        <w:tcPr>
-          <w:tcW w:w="4050" w:type="dxa"/>
-          <w:tcBorders>
-            <w:top w:val="nil"/>
-            <w:left w:val="nil"/>
-            <w:bottom w:val="nil"/>
-            <w:right w:val="nil"/>
-          </w:tcBorders>
-        </w:tcPr>
-        <w:p>
-          <w:pPr>
-            <w:jc w:val="center"/>
-            <w:rPr>
-              <w:lang w:val="sr-Latn-CS"/>
-            </w:rPr>
-          </w:pPr>
-          <w:r>
-            <w:rPr>
-              <w:lang w:val="sr-Latn-CS"/>
-            </w:rPr>
-            <w:sym w:font="Symbol" w:char="F0D3"/>
-          </w:r>
-          <w:r>
-            <w:rPr>
-              <w:lang w:val="sr-Latn-CS"/>
-            </w:rPr>
-            <w:t>SWETeam, 2007</w:t>
-          </w:r>
-        </w:p>
-      </w:tc>
-      <w:tc>
-        <w:tcPr>
-          <w:tcW w:w="2628" w:type="dxa"/>
-          <w:tcBorders>
-            <w:top w:val="nil"/>
-            <w:left w:val="nil"/>
-            <w:bottom w:val="nil"/>
-            <w:right w:val="nil"/>
-          </w:tcBorders>
-        </w:tcPr>
-        <w:p>
-          <w:pPr>
-            <w:jc w:val="right"/>
-            <w:rPr>
-              <w:lang w:val="sr-Latn-CS"/>
-            </w:rPr>
-          </w:pPr>
-          <w:r>
-            <w:rPr>
-              <w:lang w:val="sr-Latn-CS"/>
-            </w:rPr>
-            <w:t xml:space="preserve">Strana </w:t>
-          </w:r>
-          <w:r>
-            <w:rPr>
-              <w:rStyle w:val="22"/>
-              <w:lang w:val="sr-Latn-CS"/>
-            </w:rPr>
-            <w:fldChar w:fldCharType="begin"/>
-          </w:r>
-          <w:r>
-            <w:rPr>
-              <w:rStyle w:val="22"/>
-              <w:lang w:val="sr-Latn-CS"/>
-            </w:rPr>
-            <w:instrText xml:space="preserve"> PAGE </w:instrText>
-          </w:r>
-          <w:r>
-            <w:rPr>
-              <w:rStyle w:val="22"/>
-              <w:lang w:val="sr-Latn-CS"/>
-            </w:rPr>
-            <w:fldChar w:fldCharType="separate"/>
-          </w:r>
-          <w:r>
-            <w:rPr>
-              <w:rStyle w:val="22"/>
-              <w:lang w:val="sr-Latn-CS"/>
-            </w:rPr>
-            <w:t>4</w:t>
-          </w:r>
-          <w:r>
-            <w:rPr>
-              <w:rStyle w:val="22"/>
-              <w:lang w:val="sr-Latn-CS"/>
-            </w:rPr>
-            <w:fldChar w:fldCharType="end"/>
-          </w:r>
-          <w:r>
-            <w:rPr>
-              <w:rStyle w:val="22"/>
-              <w:lang w:val="sr-Latn-CS"/>
-            </w:rPr>
-            <w:t xml:space="preserve"> od </w:t>
-          </w:r>
-          <w:r>
-            <w:fldChar w:fldCharType="begin"/>
-          </w:r>
-          <w:r>
-            <w:instrText xml:space="preserve"> NUMPAGES  \* MERGEFORMAT </w:instrText>
-          </w:r>
-          <w:r>
-            <w:fldChar w:fldCharType="separate"/>
-          </w:r>
-          <w:r>
-            <w:rPr>
-              <w:rStyle w:val="22"/>
-              <w:lang w:val="sr-Latn-CS"/>
-            </w:rPr>
-            <w:t>19</w:t>
-          </w:r>
-          <w:r>
-            <w:rPr>
-              <w:rStyle w:val="22"/>
-              <w:lang w:val="sr-Latn-CS"/>
-            </w:rPr>
-            <w:fldChar w:fldCharType="end"/>
-          </w:r>
-        </w:p>
-      </w:tc>
-    </w:tr>
-  </w:tbl>
   <w:p>
     <w:pPr>
       <w:pStyle w:val="17"/>
@@ -5082,11 +5162,147 @@
         <w:lang w:val="sr-Latn-CS"/>
       </w:rPr>
     </w:pPr>
+    <w:r>
+      <w:rPr>
+        <w:sz w:val="20"/>
+      </w:rPr>
+      <mc:AlternateContent>
+        <mc:Choice Requires="wps">
+          <w:drawing>
+            <wp:anchor distT="0" distB="0" distL="114300" distR="114300" simplePos="0" relativeHeight="251660288" behindDoc="0" locked="0" layoutInCell="1" allowOverlap="1">
+              <wp:simplePos x="0" y="0"/>
+              <wp:positionH relativeFrom="margin">
+                <wp:align>center</wp:align>
+              </wp:positionH>
+              <wp:positionV relativeFrom="paragraph">
+                <wp:posOffset>0</wp:posOffset>
+              </wp:positionV>
+              <wp:extent cx="1828800" cy="1828800"/>
+              <wp:effectExtent l="0" t="0" r="0" b="0"/>
+              <wp:wrapNone/>
+              <wp:docPr id="3" name="Text Box 3"/>
+              <wp:cNvGraphicFramePr/>
+              <a:graphic xmlns:a="http://schemas.openxmlformats.org/drawingml/2006/main">
+                <a:graphicData uri="http://schemas.microsoft.com/office/word/2010/wordprocessingShape">
+                  <wps:wsp>
+                    <wps:cNvSpPr txBox="1"/>
+                    <wps:spPr>
+                      <a:xfrm>
+                        <a:off x="0" y="0"/>
+                        <a:ext cx="1828800" cy="1828800"/>
+                      </a:xfrm>
+                      <a:prstGeom prst="rect">
+                        <a:avLst/>
+                      </a:prstGeom>
+                      <a:noFill/>
+                      <a:ln w="6350">
+                        <a:noFill/>
+                      </a:ln>
+                      <a:extLst>
+                        <a:ext uri="{909E8E84-426E-40DD-AFC4-6F175D3DCCD1}">
+                          <a14:hiddenFill xmlns:a14="http://schemas.microsoft.com/office/drawing/2010/main">
+                            <a:solidFill>
+                              <a:schemeClr val="lt1"/>
+                            </a:solidFill>
+                          </a14:hiddenFill>
+                        </a:ext>
+                        <a:ext uri="{91240B29-F687-4F45-9708-019B960494DF}">
+                          <a14:hiddenLine xmlns:a14="http://schemas.microsoft.com/office/drawing/2010/main" w="6350">
+                            <a:solidFill>
+                              <a:prstClr val="black"/>
+                            </a:solidFill>
+                          </a14:hiddenLine>
+                        </a:ext>
+                      </a:extLst>
+                    </wps:spPr>
+                    <wps:style>
+                      <a:lnRef idx="0">
+                        <a:schemeClr val="accent1"/>
+                      </a:lnRef>
+                      <a:fillRef idx="0">
+                        <a:schemeClr val="accent1"/>
+                      </a:fillRef>
+                      <a:effectRef idx="0">
+                        <a:schemeClr val="accent1"/>
+                      </a:effectRef>
+                      <a:fontRef idx="minor">
+                        <a:schemeClr val="dk1"/>
+                      </a:fontRef>
+                    </wps:style>
+                    <wps:txbx>
+                      <w:txbxContent>
+                        <w:p>
+                          <w:pPr>
+                            <w:pStyle w:val="17"/>
+                          </w:pPr>
+                          <w:r>
+                            <w:fldChar w:fldCharType="begin"/>
+                          </w:r>
+                          <w:r>
+                            <w:instrText xml:space="preserve"> PAGE  \* MERGEFORMAT </w:instrText>
+                          </w:r>
+                          <w:r>
+                            <w:fldChar w:fldCharType="separate"/>
+                          </w:r>
+                          <w:r>
+                            <w:t>2</w:t>
+                          </w:r>
+                          <w:r>
+                            <w:fldChar w:fldCharType="end"/>
+                          </w:r>
+                        </w:p>
+                      </w:txbxContent>
+                    </wps:txbx>
+                    <wps:bodyPr rot="0" spcFirstLastPara="0" vertOverflow="overflow" horzOverflow="overflow" vert="horz" wrap="none" lIns="0" tIns="0" rIns="0" bIns="0" numCol="1" spcCol="0" rtlCol="0" fromWordArt="0" anchor="t" anchorCtr="0" forceAA="0" upright="0" compatLnSpc="1">
+                      <a:spAutoFit/>
+                    </wps:bodyPr>
+                  </wps:wsp>
+                </a:graphicData>
+              </a:graphic>
+            </wp:anchor>
+          </w:drawing>
+        </mc:Choice>
+        <mc:Fallback>
+          <w:pict>
+            <v:shape id="_x0000_s1026" o:spid="_x0000_s1026" o:spt="202" type="#_x0000_t202" style="position:absolute;left:0pt;margin-top:0pt;height:144pt;width:144pt;mso-position-horizontal:center;mso-position-horizontal-relative:margin;mso-wrap-style:none;z-index:251660288;mso-width-relative:page;mso-height-relative:page;" filled="f" stroked="f" coordsize="21600,21600" o:gfxdata="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">
+              <v:fill on="f" focussize="0,0"/>
+              <v:stroke on="f" weight="0.5pt"/>
+              <v:imagedata o:title=""/>
+              <o:lock v:ext="edit" aspectratio="f"/>
+              <v:textbox inset="0mm,0mm,0mm,0mm" style="mso-fit-shape-to-text:t;">
+                <w:txbxContent>
+                  <w:p>
+                    <w:pPr>
+                      <w:pStyle w:val="17"/>
+                    </w:pPr>
+                    <w:r>
+                      <w:fldChar w:fldCharType="begin"/>
+                    </w:r>
+                    <w:r>
+                      <w:instrText xml:space="preserve"> PAGE  \* MERGEFORMAT </w:instrText>
+                    </w:r>
+                    <w:r>
+                      <w:fldChar w:fldCharType="separate"/>
+                    </w:r>
+                    <w:r>
+                      <w:t>2</w:t>
+                    </w:r>
+                    <w:r>
+                      <w:fldChar w:fldCharType="end"/>
+                    </w:r>
+                  </w:p>
+                </w:txbxContent>
+              </v:textbox>
+            </v:shape>
+          </w:pict>
+        </mc:Fallback>
+      </mc:AlternateContent>
+    </w:r>
   </w:p>
 </w:ftr>
 </file>
 
-<file path=word/footer3.xml><?xml version="1.0" encoding="utf-8"?>
+<file path=word/footer4.xml><?xml version="1.0" encoding="utf-8"?>
 <w:ftr xmlns:wpc="http://schemas.microsoft.com/office/word/2010/wordprocessingCanvas" xmlns:mc="http://schemas.openxmlformats.org/markup-compatibility/2006" xmlns:o="urn:schemas-microsoft-com:office:office" xmlns:r="http://schemas.openxmlformats.org/officeDocument/2006/relationships" xmlns:m="http://schemas.openxmlformats.org/officeDocument/2006/math" xmlns:v="urn:schemas-microsoft-com:vml" xmlns:wp14="http://schemas.microsoft.com/office/word/2010/wordprocessingDrawing" xmlns:wp="http://schemas.openxmlformats.org/drawingml/2006/wordprocessingDrawing" xmlns:w10="urn:schemas-microsoft-com:office:word" xmlns:w="http://schemas.openxmlformats.org/wordprocessingml/2006/main" xmlns:w14="http://schemas.microsoft.com/office/word/2010/wordml" xmlns:w15="http://schemas.microsoft.com/office/word/2012/wordml" xmlns:wpg="http://schemas.microsoft.com/office/word/2010/wordprocessingGroup" xmlns:wpi="http://schemas.microsoft.com/office/word/2010/wordprocessingInk" xmlns:wne="http://schemas.microsoft.com/office/word/2006/wordml" xmlns:wps="http://schemas.microsoft.com/office/word/2010/wordprocessingShape" xmlns:wpsCustomData="http://www.wps.cn/officeDocument/2013/wpsCustomData" mc:Ignorable="w14 w15 wp14">
   <w:p>
     <w:pPr>
@@ -5145,20 +5361,25 @@
       <w:pBdr>
         <w:bottom w:val="single" w:color="auto" w:sz="6" w:space="1"/>
       </w:pBdr>
+      <w:wordWrap w:val="0"/>
       <w:jc w:val="right"/>
       <w:rPr>
-        <w:rFonts w:ascii="Arial" w:hAnsi="Arial"/>
+        <w:rFonts w:hint="default" w:ascii="Arial Black" w:hAnsi="Arial Black" w:cs="Arial Black"/>
         <w:b/>
+        <w:color w:val="808080" w:themeColor="background1" w:themeShade="80"/>
         <w:sz w:val="36"/>
+        <w:lang w:val="en-US"/>
       </w:rPr>
     </w:pPr>
     <w:r>
       <w:rPr>
-        <w:rFonts w:ascii="Arial" w:hAnsi="Arial"/>
+        <w:rFonts w:hint="default" w:ascii="Arial Black" w:hAnsi="Arial Black" w:cs="Arial Black"/>
         <w:b/>
+        <w:color w:val="808080" w:themeColor="background1" w:themeShade="80"/>
         <w:sz w:val="36"/>
+        <w:lang w:val="en-US"/>
       </w:rPr>
-      <w:t>SWETeam</w:t>
+      <w:t>Team: Salsa Chicas</w:t>
     </w:r>
   </w:p>
   <w:p>
@@ -5182,189 +5403,29 @@
 
 <file path=word/header2.xml><?xml version="1.0" encoding="utf-8"?>
 <w:hdr xmlns:wpc="http://schemas.microsoft.com/office/word/2010/wordprocessingCanvas" xmlns:mc="http://schemas.openxmlformats.org/markup-compatibility/2006" xmlns:o="urn:schemas-microsoft-com:office:office" xmlns:r="http://schemas.openxmlformats.org/officeDocument/2006/relationships" xmlns:m="http://schemas.openxmlformats.org/officeDocument/2006/math" xmlns:v="urn:schemas-microsoft-com:vml" xmlns:wp14="http://schemas.microsoft.com/office/word/2010/wordprocessingDrawing" xmlns:wp="http://schemas.openxmlformats.org/drawingml/2006/wordprocessingDrawing" xmlns:w10="urn:schemas-microsoft-com:office:word" xmlns:w="http://schemas.openxmlformats.org/wordprocessingml/2006/main" xmlns:w14="http://schemas.microsoft.com/office/word/2010/wordml" xmlns:w15="http://schemas.microsoft.com/office/word/2012/wordml" xmlns:wpg="http://schemas.microsoft.com/office/word/2010/wordprocessingGroup" xmlns:wpi="http://schemas.microsoft.com/office/word/2010/wordprocessingInk" xmlns:wne="http://schemas.microsoft.com/office/word/2006/wordml" xmlns:wps="http://schemas.microsoft.com/office/word/2010/wordprocessingShape" xmlns:wpsCustomData="http://www.wps.cn/officeDocument/2013/wpsCustomData" mc:Ignorable="w14 w15 wp14">
-  <w:tbl>
-    <w:tblPr>
-      <w:tblStyle w:val="12"/>
-      <w:tblW w:w="0" w:type="auto"/>
-      <w:tblInd w:w="0" w:type="dxa"/>
-      <w:tblBorders>
-        <w:top w:val="single" w:color="auto" w:sz="6" w:space="0"/>
-        <w:left w:val="single" w:color="auto" w:sz="6" w:space="0"/>
-        <w:bottom w:val="single" w:color="auto" w:sz="6" w:space="0"/>
-        <w:right w:val="single" w:color="auto" w:sz="6" w:space="0"/>
-        <w:insideH w:val="single" w:color="auto" w:sz="6" w:space="0"/>
-        <w:insideV w:val="single" w:color="auto" w:sz="6" w:space="0"/>
-      </w:tblBorders>
-      <w:tblLayout w:type="fixed"/>
-      <w:tblCellMar>
-        <w:top w:w="0" w:type="dxa"/>
-        <w:left w:w="108" w:type="dxa"/>
-        <w:bottom w:w="0" w:type="dxa"/>
-        <w:right w:w="108" w:type="dxa"/>
-      </w:tblCellMar>
-    </w:tblPr>
-    <w:tblGrid>
-      <w:gridCol w:w="6379"/>
-      <w:gridCol w:w="3179"/>
-    </w:tblGrid>
-    <w:tr>
-      <w:tblPrEx>
-        <w:tblBorders>
-          <w:top w:val="single" w:color="auto" w:sz="6" w:space="0"/>
-          <w:left w:val="single" w:color="auto" w:sz="6" w:space="0"/>
-          <w:bottom w:val="single" w:color="auto" w:sz="6" w:space="0"/>
-          <w:right w:val="single" w:color="auto" w:sz="6" w:space="0"/>
-          <w:insideH w:val="single" w:color="auto" w:sz="6" w:space="0"/>
-          <w:insideV w:val="single" w:color="auto" w:sz="6" w:space="0"/>
-        </w:tblBorders>
-        <w:tblCellMar>
-          <w:top w:w="0" w:type="dxa"/>
-          <w:left w:w="108" w:type="dxa"/>
-          <w:bottom w:w="0" w:type="dxa"/>
-          <w:right w:w="108" w:type="dxa"/>
-        </w:tblCellMar>
-      </w:tblPrEx>
-      <w:tc>
-        <w:tcPr>
-          <w:tcW w:w="6379" w:type="dxa"/>
-        </w:tcPr>
-        <w:p>
-          <w:pPr>
-            <w:rPr>
-              <w:lang w:val="sr-Latn-CS"/>
-            </w:rPr>
-          </w:pPr>
-          <w:r>
-            <w:rPr>
-              <w:lang w:val="sr-Latn-CS"/>
-            </w:rPr>
-            <w:t>PeNcIL</w:t>
-          </w:r>
-        </w:p>
-      </w:tc>
-      <w:tc>
-        <w:tcPr>
-          <w:tcW w:w="3179" w:type="dxa"/>
-        </w:tcPr>
-        <w:p>
-          <w:pPr>
-            <w:tabs>
-              <w:tab w:val="left" w:pos="1135"/>
-            </w:tabs>
-            <w:spacing w:before="40"/>
-            <w:ind w:right="68"/>
-            <w:rPr>
-              <w:lang w:val="sr-Latn-CS"/>
-            </w:rPr>
-          </w:pPr>
-          <w:r>
-            <w:rPr>
-              <w:lang w:val="sr-Latn-CS"/>
-            </w:rPr>
-            <w:t xml:space="preserve">  Verzija:           1.0</w:t>
-          </w:r>
-        </w:p>
-      </w:tc>
-    </w:tr>
-    <w:tr>
-      <w:tblPrEx>
-        <w:tblBorders>
-          <w:top w:val="single" w:color="auto" w:sz="6" w:space="0"/>
-          <w:left w:val="single" w:color="auto" w:sz="6" w:space="0"/>
-          <w:bottom w:val="single" w:color="auto" w:sz="6" w:space="0"/>
-          <w:right w:val="single" w:color="auto" w:sz="6" w:space="0"/>
-          <w:insideH w:val="single" w:color="auto" w:sz="6" w:space="0"/>
-          <w:insideV w:val="single" w:color="auto" w:sz="6" w:space="0"/>
-        </w:tblBorders>
-        <w:tblCellMar>
-          <w:top w:w="0" w:type="dxa"/>
-          <w:left w:w="108" w:type="dxa"/>
-          <w:bottom w:w="0" w:type="dxa"/>
-          <w:right w:w="108" w:type="dxa"/>
-        </w:tblCellMar>
-      </w:tblPrEx>
-      <w:tc>
-        <w:tcPr>
-          <w:tcW w:w="6379" w:type="dxa"/>
-        </w:tcPr>
-        <w:p>
-          <w:pPr>
-            <w:rPr>
-              <w:lang w:val="sr-Latn-CS"/>
-            </w:rPr>
-          </w:pPr>
-          <w:r>
-            <w:rPr>
-              <w:lang w:val="sr-Latn-CS"/>
-            </w:rPr>
-            <w:t>Specifikacija zahteva</w:t>
-          </w:r>
-        </w:p>
-      </w:tc>
-      <w:tc>
-        <w:tcPr>
-          <w:tcW w:w="3179" w:type="dxa"/>
-        </w:tcPr>
-        <w:p>
-          <w:pPr>
-            <w:rPr>
-              <w:lang w:val="sr-Latn-CS"/>
-            </w:rPr>
-          </w:pPr>
-          <w:r>
-            <w:rPr>
-              <w:lang w:val="sr-Latn-CS"/>
-            </w:rPr>
-            <w:t xml:space="preserve">  Datum:  29.03.2007. god.</w:t>
-          </w:r>
-        </w:p>
-      </w:tc>
-    </w:tr>
-    <w:tr>
-      <w:tblPrEx>
-        <w:tblBorders>
-          <w:top w:val="single" w:color="auto" w:sz="6" w:space="0"/>
-          <w:left w:val="single" w:color="auto" w:sz="6" w:space="0"/>
-          <w:bottom w:val="single" w:color="auto" w:sz="6" w:space="0"/>
-          <w:right w:val="single" w:color="auto" w:sz="6" w:space="0"/>
-          <w:insideH w:val="single" w:color="auto" w:sz="6" w:space="0"/>
-          <w:insideV w:val="single" w:color="auto" w:sz="6" w:space="0"/>
-        </w:tblBorders>
-        <w:tblCellMar>
-          <w:top w:w="0" w:type="dxa"/>
-          <w:left w:w="108" w:type="dxa"/>
-          <w:bottom w:w="0" w:type="dxa"/>
-          <w:right w:w="108" w:type="dxa"/>
-        </w:tblCellMar>
-      </w:tblPrEx>
-      <w:tc>
-        <w:tcPr>
-          <w:tcW w:w="9558" w:type="dxa"/>
-          <w:gridSpan w:val="2"/>
-        </w:tcPr>
-        <w:p>
-          <w:pPr>
-            <w:rPr>
-              <w:lang w:val="sr-Latn-CS"/>
-            </w:rPr>
-          </w:pPr>
-          <w:r>
-            <w:rPr>
-              <w:lang w:val="sr-Latn-CS"/>
-            </w:rPr>
-            <w:t>SWE-PeNcIL-04</w:t>
-          </w:r>
-        </w:p>
-      </w:tc>
-    </w:tr>
-  </w:tbl>
   <w:p>
     <w:pPr>
       <w:pStyle w:val="20"/>
+      <w:wordWrap w:val="0"/>
+      <w:jc w:val="right"/>
       <w:rPr>
-        <w:lang w:val="sr-Latn-CS"/>
+        <w:rFonts w:hint="default" w:ascii="Arial Black" w:hAnsi="Arial Black" w:cs="Arial Black"/>
+        <w:color w:val="808080" w:themeColor="background1" w:themeShade="80"/>
+        <w:sz w:val="36"/>
+        <w:szCs w:val="36"/>
+        <w:lang w:val="en-US"/>
       </w:rPr>
     </w:pPr>
+    <w:r>
+      <w:rPr>
+        <w:rFonts w:hint="default" w:ascii="Arial Black" w:hAnsi="Arial Black" w:cs="Arial Black"/>
+        <w:color w:val="808080" w:themeColor="background1" w:themeShade="80"/>
+        <w:sz w:val="36"/>
+        <w:szCs w:val="36"/>
+        <w:lang w:val="en-US"/>
+      </w:rPr>
+      <w:t>Team: Salsa Chicas</w:t>
+    </w:r>
   </w:p>
 </w:hdr>
 </file>
@@ -6264,7 +6325,7 @@
     <w:lsdException w:qFormat="1" w:unhideWhenUsed="0" w:uiPriority="0" w:name="toc 3"/>
     <w:lsdException w:unhideWhenUsed="0" w:uiPriority="0" w:name="toc 4"/>
     <w:lsdException w:unhideWhenUsed="0" w:uiPriority="0" w:name="toc 5"/>
-    <w:lsdException w:unhideWhenUsed="0" w:uiPriority="0" w:name="toc 6"/>
+    <w:lsdException w:qFormat="1" w:unhideWhenUsed="0" w:uiPriority="0" w:name="toc 6"/>
     <w:lsdException w:unhideWhenUsed="0" w:uiPriority="0" w:name="toc 7"/>
     <w:lsdException w:unhideWhenUsed="0" w:uiPriority="0" w:name="toc 8"/>
     <w:lsdException w:unhideWhenUsed="0" w:uiPriority="0" w:name="toc 9"/>
@@ -6278,7 +6339,7 @@
     <w:lsdException w:unhideWhenUsed="0" w:uiPriority="0" w:semiHidden="0" w:name="table of figures"/>
     <w:lsdException w:unhideWhenUsed="0" w:uiPriority="0" w:semiHidden="0" w:name="envelope address"/>
     <w:lsdException w:unhideWhenUsed="0" w:uiPriority="0" w:semiHidden="0" w:name="envelope return"/>
-    <w:lsdException w:unhideWhenUsed="0" w:uiPriority="0" w:name="footnote reference"/>
+    <w:lsdException w:qFormat="1" w:unhideWhenUsed="0" w:uiPriority="0" w:name="footnote reference"/>
     <w:lsdException w:unhideWhenUsed="0" w:uiPriority="0" w:semiHidden="0" w:name="annotation reference"/>
     <w:lsdException w:unhideWhenUsed="0" w:uiPriority="0" w:semiHidden="0" w:name="line number"/>
     <w:lsdException w:qFormat="1" w:unhideWhenUsed="0" w:uiPriority="0" w:semiHidden="0" w:name="page number"/>
@@ -6306,7 +6367,7 @@
     <w:lsdException w:unhideWhenUsed="0" w:uiPriority="0" w:semiHidden="0" w:name="Closing"/>
     <w:lsdException w:unhideWhenUsed="0" w:uiPriority="0" w:semiHidden="0" w:name="Signature"/>
     <w:lsdException w:qFormat="1" w:unhideWhenUsed="0" w:uiPriority="0" w:name="Default Paragraph Font"/>
-    <w:lsdException w:unhideWhenUsed="0" w:uiPriority="0" w:semiHidden="0" w:name="Body Text"/>
+    <w:lsdException w:qFormat="1" w:unhideWhenUsed="0" w:uiPriority="0" w:semiHidden="0" w:name="Body Text"/>
     <w:lsdException w:unhideWhenUsed="0" w:uiPriority="0" w:semiHidden="0" w:name="Body Text Indent"/>
     <w:lsdException w:unhideWhenUsed="0" w:uiPriority="0" w:semiHidden="0" w:name="List Continue"/>
     <w:lsdException w:unhideWhenUsed="0" w:uiPriority="0" w:semiHidden="0" w:name="List Continue 2"/>
@@ -6329,7 +6390,7 @@
     <w:lsdException w:unhideWhenUsed="0" w:uiPriority="0" w:semiHidden="0" w:name="FollowedHyperlink"/>
     <w:lsdException w:qFormat="1" w:unhideWhenUsed="0" w:uiPriority="0" w:semiHidden="0" w:name="Strong"/>
     <w:lsdException w:qFormat="1" w:unhideWhenUsed="0" w:uiPriority="0" w:semiHidden="0" w:name="Emphasis"/>
-    <w:lsdException w:unhideWhenUsed="0" w:uiPriority="0" w:name="Document Map"/>
+    <w:lsdException w:qFormat="1" w:unhideWhenUsed="0" w:uiPriority="0" w:name="Document Map"/>
     <w:lsdException w:unhideWhenUsed="0" w:uiPriority="0" w:semiHidden="0" w:name="Plain Text"/>
     <w:lsdException w:unhideWhenUsed="0" w:uiPriority="0" w:semiHidden="0" w:name="E-mail Signature"/>
     <w:lsdException w:unhideWhenUsed="0" w:uiPriority="0" w:semiHidden="0" w:name="Normal (Web)"/>
@@ -6702,6 +6763,7 @@
   <w:style w:type="paragraph" w:styleId="13">
     <w:name w:val="Body Text"/>
     <w:basedOn w:val="1"/>
+    <w:qFormat/>
     <w:uiPriority w:val="0"/>
     <w:pPr>
       <w:keepLines/>
@@ -6736,6 +6798,7 @@
     <w:name w:val="Document Map"/>
     <w:basedOn w:val="1"/>
     <w:semiHidden/>
+    <w:qFormat/>
     <w:uiPriority w:val="0"/>
     <w:pPr>
       <w:shd w:val="clear" w:color="auto" w:fill="000080"/>
@@ -6760,6 +6823,7 @@
     <w:name w:val="footnote reference"/>
     <w:basedOn w:val="11"/>
     <w:semiHidden/>
+    <w:qFormat/>
     <w:uiPriority w:val="0"/>
     <w:rPr>
       <w:vertAlign w:val="superscript"/>
@@ -6905,6 +6969,7 @@
     <w:next w:val="1"/>
     <w:autoRedefine/>
     <w:semiHidden/>
+    <w:qFormat/>
     <w:uiPriority w:val="0"/>
     <w:pPr>
       <w:ind w:left="1000"/>
@@ -7271,4 +7336,23 @@
   </a:themeElements>
   <a:objectDefaults/>
 </a:theme>
+</file>
+
+<file path=customXml/item1.xml><?xml version="1.0" encoding="utf-8"?>
+<s:customData xmlns="http://www.wps.cn/officeDocument/2013/wpsCustomData" xmlns:s="http://www.wps.cn/officeDocument/2013/wpsCustomData">
+  <customSectProps>
+    <customSectPr/>
+  </customSectProps>
+  <customShpExts>
+    <customShpInfo spid="_x0000_s1026" textRotate="1"/>
+  </customShpExts>
+</s:customData>
+</file>
+
+<file path=customXml/itemProps1.xml><?xml version="1.0" encoding="utf-8"?>
+<ds:datastoreItem xmlns:ds="http://schemas.openxmlformats.org/officeDocument/2006/customXml" ds:itemID="{B1977F7D-205B-4081-913C-38D41E755F92}">
+  <ds:schemaRefs>
+    <ds:schemaRef ds:uri="http://www.wps.cn/officeDocument/2013/wpsCustomData"/>
+  </ds:schemaRefs>
+</ds:datastoreItem>
 </file>
--- a/Dokumentacija/D04_Spec_Zahteva.docx
+++ b/Dokumentacija/D04_Spec_Zahteva.docx
@@ -30,18 +30,7 @@
           <w:szCs w:val="72"/>
           <w:lang w:val="en-US"/>
         </w:rPr>
-        <w:t>BnB C</w:t>
-      </w:r>
-      <w:bookmarkStart w:id="22" w:name="_GoBack"/>
-      <w:bookmarkEnd w:id="22"/>
-      <w:r>
-        <w:rPr>
-          <w:rFonts w:hint="default" w:ascii="Arial Black" w:hAnsi="Arial Black" w:cs="Arial Black"/>
-          <w:sz w:val="72"/>
-          <w:szCs w:val="72"/>
-          <w:lang w:val="en-US"/>
-        </w:rPr>
-        <w:t>inema</w:t>
+        <w:t>BnB Cinema</w:t>
       </w:r>
       <w:r>
         <w:rPr>
@@ -317,12 +306,14 @@
               <w:pStyle w:val="35"/>
               <w:jc w:val="center"/>
               <w:rPr>
+                <w:rFonts w:hint="default" w:ascii="Arial" w:hAnsi="Arial" w:cs="Arial"/>
                 <w:b/>
                 <w:lang w:val="sr-Latn-CS"/>
               </w:rPr>
             </w:pPr>
             <w:r>
               <w:rPr>
+                <w:rFonts w:hint="default" w:ascii="Arial" w:hAnsi="Arial" w:cs="Arial"/>
                 <w:b/>
                 <w:lang w:val="sr-Latn-CS"/>
               </w:rPr>
@@ -339,12 +330,14 @@
               <w:pStyle w:val="35"/>
               <w:jc w:val="center"/>
               <w:rPr>
+                <w:rFonts w:hint="default" w:ascii="Arial" w:hAnsi="Arial" w:cs="Arial"/>
                 <w:b/>
                 <w:lang w:val="sr-Latn-CS"/>
               </w:rPr>
             </w:pPr>
             <w:r>
               <w:rPr>
+                <w:rFonts w:hint="default" w:ascii="Arial" w:hAnsi="Arial" w:cs="Arial"/>
                 <w:b/>
                 <w:lang w:val="sr-Latn-CS"/>
               </w:rPr>
@@ -361,12 +354,14 @@
               <w:pStyle w:val="35"/>
               <w:jc w:val="center"/>
               <w:rPr>
+                <w:rFonts w:hint="default" w:ascii="Arial" w:hAnsi="Arial" w:cs="Arial"/>
                 <w:b/>
                 <w:lang w:val="sr-Latn-CS"/>
               </w:rPr>
             </w:pPr>
             <w:r>
               <w:rPr>
+                <w:rFonts w:hint="default" w:ascii="Arial" w:hAnsi="Arial" w:cs="Arial"/>
                 <w:b/>
                 <w:lang w:val="sr-Latn-CS"/>
               </w:rPr>
@@ -383,12 +378,14 @@
               <w:pStyle w:val="35"/>
               <w:jc w:val="center"/>
               <w:rPr>
+                <w:rFonts w:hint="default" w:ascii="Arial" w:hAnsi="Arial" w:cs="Arial"/>
                 <w:b/>
                 <w:lang w:val="sr-Latn-CS"/>
               </w:rPr>
             </w:pPr>
             <w:r>
               <w:rPr>
+                <w:rFonts w:hint="default" w:ascii="Arial" w:hAnsi="Arial" w:cs="Arial"/>
                 <w:b/>
                 <w:lang w:val="sr-Latn-CS"/>
               </w:rPr>
@@ -422,22 +419,23 @@
             <w:pPr>
               <w:pStyle w:val="35"/>
               <w:rPr>
-                <w:rFonts w:hint="default"/>
+                <w:rFonts w:hint="default" w:ascii="Arial" w:hAnsi="Arial" w:cs="Arial"/>
                 <w:lang w:val="en-US"/>
               </w:rPr>
             </w:pPr>
             <w:r>
               <w:rPr>
+                <w:rFonts w:hint="default" w:ascii="Arial" w:hAnsi="Arial" w:cs="Arial"/>
                 <w:lang w:val="sr-Latn-CS"/>
               </w:rPr>
               <w:t>2</w:t>
             </w:r>
             <w:r>
               <w:rPr>
-                <w:rFonts w:hint="default"/>
+                <w:rFonts w:hint="default" w:ascii="Arial" w:hAnsi="Arial" w:cs="Arial"/>
                 <w:lang w:val="en-US"/>
               </w:rPr>
-              <w:t>5.10.2025</w:t>
+              <w:t>3.10.2025</w:t>
             </w:r>
           </w:p>
         </w:tc>
@@ -449,13 +447,13 @@
             <w:pPr>
               <w:pStyle w:val="35"/>
               <w:rPr>
-                <w:rFonts w:hint="default"/>
+                <w:rFonts w:hint="default" w:ascii="Arial" w:hAnsi="Arial" w:cs="Arial"/>
                 <w:lang w:val="en-US"/>
               </w:rPr>
             </w:pPr>
             <w:r>
               <w:rPr>
-                <w:rFonts w:hint="default"/>
+                <w:rFonts w:hint="default" w:ascii="Arial" w:hAnsi="Arial" w:cs="Arial"/>
                 <w:lang w:val="en-US"/>
               </w:rPr>
               <w:t>1.0</w:t>
@@ -470,11 +468,13 @@
             <w:pPr>
               <w:pStyle w:val="35"/>
               <w:rPr>
+                <w:rFonts w:hint="default" w:ascii="Arial" w:hAnsi="Arial" w:cs="Arial"/>
                 <w:lang w:val="sr-Latn-CS"/>
               </w:rPr>
             </w:pPr>
             <w:r>
               <w:rPr>
+                <w:rFonts w:hint="default" w:ascii="Arial" w:hAnsi="Arial" w:cs="Arial"/>
                 <w:lang w:val="sr-Latn-CS"/>
               </w:rPr>
               <w:t>Inicijalna verzija</w:t>
@@ -489,16 +489,30 @@
             <w:pPr>
               <w:pStyle w:val="35"/>
               <w:rPr>
-                <w:rFonts w:hint="default"/>
+                <w:rFonts w:hint="default" w:ascii="Arial" w:hAnsi="Arial" w:cs="Arial"/>
                 <w:lang w:val="en-US"/>
               </w:rPr>
             </w:pPr>
             <w:r>
               <w:rPr>
-                <w:rFonts w:hint="default"/>
+                <w:rFonts w:hint="default" w:ascii="Arial" w:hAnsi="Arial" w:cs="Arial"/>
                 <w:lang w:val="en-US"/>
               </w:rPr>
-              <w:t>Emilija</w:t>
+              <w:t>Emilija Milutinović</w:t>
+            </w:r>
+            <w:r>
+              <w:rPr>
+                <w:rFonts w:hint="default" w:ascii="Arial" w:hAnsi="Arial" w:cs="Arial"/>
+                <w:lang w:val="en-US"/>
+              </w:rPr>
+              <w:br w:type="textWrapping"/>
+            </w:r>
+            <w:r>
+              <w:rPr>
+                <w:rFonts w:hint="default" w:ascii="Arial" w:hAnsi="Arial" w:cs="Arial"/>
+                <w:lang w:val="en-US"/>
+              </w:rPr>
+              <w:t>Danica Stojković</w:t>
             </w:r>
           </w:p>
         </w:tc>
@@ -528,6 +542,7 @@
             <w:pPr>
               <w:pStyle w:val="35"/>
               <w:rPr>
+                <w:rFonts w:hint="default" w:ascii="Arial" w:hAnsi="Arial" w:cs="Arial"/>
                 <w:lang w:val="sr-Latn-CS"/>
               </w:rPr>
             </w:pPr>
@@ -541,6 +556,7 @@
             <w:pPr>
               <w:pStyle w:val="35"/>
               <w:rPr>
+                <w:rFonts w:hint="default" w:ascii="Arial" w:hAnsi="Arial" w:cs="Arial"/>
                 <w:lang w:val="sr-Latn-CS"/>
               </w:rPr>
             </w:pPr>
@@ -554,6 +570,7 @@
             <w:pPr>
               <w:pStyle w:val="35"/>
               <w:rPr>
+                <w:rFonts w:hint="default" w:ascii="Arial" w:hAnsi="Arial" w:cs="Arial"/>
                 <w:lang w:val="sr-Latn-CS"/>
               </w:rPr>
             </w:pPr>
@@ -567,6 +584,7 @@
             <w:pPr>
               <w:pStyle w:val="35"/>
               <w:rPr>
+                <w:rFonts w:hint="default" w:ascii="Arial" w:hAnsi="Arial" w:cs="Arial"/>
                 <w:lang w:val="sr-Latn-CS"/>
               </w:rPr>
             </w:pPr>
@@ -598,6 +616,7 @@
             <w:pPr>
               <w:pStyle w:val="35"/>
               <w:rPr>
+                <w:rFonts w:hint="default" w:ascii="Arial" w:hAnsi="Arial" w:cs="Arial"/>
                 <w:lang w:val="sr-Latn-CS"/>
               </w:rPr>
             </w:pPr>
@@ -611,6 +630,7 @@
             <w:pPr>
               <w:pStyle w:val="35"/>
               <w:rPr>
+                <w:rFonts w:hint="default" w:ascii="Arial" w:hAnsi="Arial" w:cs="Arial"/>
                 <w:lang w:val="sr-Latn-CS"/>
               </w:rPr>
             </w:pPr>
@@ -624,6 +644,7 @@
             <w:pPr>
               <w:pStyle w:val="35"/>
               <w:rPr>
+                <w:rFonts w:hint="default" w:ascii="Arial" w:hAnsi="Arial" w:cs="Arial"/>
                 <w:lang w:val="sr-Latn-CS"/>
               </w:rPr>
             </w:pPr>
@@ -637,6 +658,7 @@
             <w:pPr>
               <w:pStyle w:val="35"/>
               <w:rPr>
+                <w:rFonts w:hint="default" w:ascii="Arial" w:hAnsi="Arial" w:cs="Arial"/>
                 <w:lang w:val="sr-Latn-CS"/>
               </w:rPr>
             </w:pPr>
@@ -668,6 +690,7 @@
             <w:pPr>
               <w:pStyle w:val="35"/>
               <w:rPr>
+                <w:rFonts w:hint="default" w:ascii="Arial" w:hAnsi="Arial" w:cs="Arial"/>
                 <w:lang w:val="sr-Latn-CS"/>
               </w:rPr>
             </w:pPr>
@@ -681,6 +704,7 @@
             <w:pPr>
               <w:pStyle w:val="35"/>
               <w:rPr>
+                <w:rFonts w:hint="default" w:ascii="Arial" w:hAnsi="Arial" w:cs="Arial"/>
                 <w:lang w:val="sr-Latn-CS"/>
               </w:rPr>
             </w:pPr>
@@ -694,6 +718,7 @@
             <w:pPr>
               <w:pStyle w:val="35"/>
               <w:rPr>
+                <w:rFonts w:hint="default" w:ascii="Arial" w:hAnsi="Arial" w:cs="Arial"/>
                 <w:lang w:val="sr-Latn-CS"/>
               </w:rPr>
             </w:pPr>
@@ -707,6 +732,7 @@
             <w:pPr>
               <w:pStyle w:val="35"/>
               <w:rPr>
+                <w:rFonts w:hint="default" w:ascii="Arial" w:hAnsi="Arial" w:cs="Arial"/>
                 <w:lang w:val="sr-Latn-CS"/>
               </w:rPr>
             </w:pPr>
@@ -781,9 +807,13 @@
         <w:tabs>
           <w:tab w:val="right" w:leader="dot" w:pos="9360"/>
         </w:tabs>
-      </w:pPr>
-      <w:r>
-        <w:rPr>
+        <w:rPr>
+          <w:rFonts w:hint="default" w:ascii="Arial" w:hAnsi="Arial" w:cs="Arial"/>
+        </w:rPr>
+      </w:pPr>
+      <w:r>
+        <w:rPr>
+          <w:rFonts w:hint="default" w:ascii="Arial" w:hAnsi="Arial" w:cs="Arial"/>
           <w:b/>
           <w:lang w:val="sr-Latn-CS"/>
         </w:rPr>
@@ -791,6 +821,7 @@
       </w:r>
       <w:r>
         <w:rPr>
+          <w:rFonts w:hint="default" w:ascii="Arial" w:hAnsi="Arial" w:cs="Arial"/>
           <w:b/>
           <w:lang w:val="sr-Latn-CS"/>
         </w:rPr>
@@ -798,6 +829,7 @@
       </w:r>
       <w:r>
         <w:rPr>
+          <w:rFonts w:hint="default" w:ascii="Arial" w:hAnsi="Arial" w:cs="Arial"/>
           <w:b/>
           <w:lang w:val="sr-Latn-CS"/>
         </w:rPr>
@@ -805,26 +837,45 @@
       </w:r>
       <w:r>
         <w:rPr>
+          <w:rFonts w:hint="default" w:ascii="Arial" w:hAnsi="Arial" w:cs="Arial"/>
           <w:lang w:val="sr-Latn-CS"/>
         </w:rPr>
         <w:t>1. Cilj dokumenta</w:t>
       </w:r>
       <w:r>
+        <w:rPr>
+          <w:rFonts w:hint="default" w:ascii="Arial" w:hAnsi="Arial" w:cs="Arial"/>
+        </w:rPr>
         <w:tab/>
       </w:r>
       <w:r>
+        <w:rPr>
+          <w:rFonts w:hint="default" w:ascii="Arial" w:hAnsi="Arial" w:cs="Arial"/>
+        </w:rPr>
         <w:fldChar w:fldCharType="begin"/>
       </w:r>
       <w:r>
+        <w:rPr>
+          <w:rFonts w:hint="default" w:ascii="Arial" w:hAnsi="Arial" w:cs="Arial"/>
+        </w:rPr>
         <w:instrText xml:space="preserve"> PAGEREF _Toc3466 \h </w:instrText>
       </w:r>
       <w:r>
+        <w:rPr>
+          <w:rFonts w:hint="default" w:ascii="Arial" w:hAnsi="Arial" w:cs="Arial"/>
+        </w:rPr>
         <w:fldChar w:fldCharType="separate"/>
       </w:r>
       <w:r>
+        <w:rPr>
+          <w:rFonts w:hint="default" w:ascii="Arial" w:hAnsi="Arial" w:cs="Arial"/>
+        </w:rPr>
         <w:t>4</w:t>
       </w:r>
       <w:r>
+        <w:rPr>
+          <w:rFonts w:hint="default" w:ascii="Arial" w:hAnsi="Arial" w:cs="Arial"/>
+        </w:rPr>
         <w:fldChar w:fldCharType="end"/>
       </w:r>
     </w:p>
@@ -834,29 +885,51 @@
         <w:tabs>
           <w:tab w:val="right" w:leader="dot" w:pos="9360"/>
         </w:tabs>
-      </w:pPr>
-      <w:r>
-        <w:rPr>
+        <w:rPr>
+          <w:rFonts w:hint="default" w:ascii="Arial" w:hAnsi="Arial" w:cs="Arial"/>
+        </w:rPr>
+      </w:pPr>
+      <w:r>
+        <w:rPr>
+          <w:rFonts w:hint="default" w:ascii="Arial" w:hAnsi="Arial" w:cs="Arial"/>
           <w:lang w:val="sr-Latn-CS"/>
         </w:rPr>
         <w:t>2. Opseg dokumenta</w:t>
       </w:r>
       <w:r>
+        <w:rPr>
+          <w:rFonts w:hint="default" w:ascii="Arial" w:hAnsi="Arial" w:cs="Arial"/>
+        </w:rPr>
         <w:tab/>
       </w:r>
       <w:r>
+        <w:rPr>
+          <w:rFonts w:hint="default" w:ascii="Arial" w:hAnsi="Arial" w:cs="Arial"/>
+        </w:rPr>
         <w:fldChar w:fldCharType="begin"/>
       </w:r>
       <w:r>
+        <w:rPr>
+          <w:rFonts w:hint="default" w:ascii="Arial" w:hAnsi="Arial" w:cs="Arial"/>
+        </w:rPr>
         <w:instrText xml:space="preserve"> PAGEREF _Toc10913 \h </w:instrText>
       </w:r>
       <w:r>
+        <w:rPr>
+          <w:rFonts w:hint="default" w:ascii="Arial" w:hAnsi="Arial" w:cs="Arial"/>
+        </w:rPr>
         <w:fldChar w:fldCharType="separate"/>
       </w:r>
       <w:r>
+        <w:rPr>
+          <w:rFonts w:hint="default" w:ascii="Arial" w:hAnsi="Arial" w:cs="Arial"/>
+        </w:rPr>
         <w:t>4</w:t>
       </w:r>
       <w:r>
+        <w:rPr>
+          <w:rFonts w:hint="default" w:ascii="Arial" w:hAnsi="Arial" w:cs="Arial"/>
+        </w:rPr>
         <w:fldChar w:fldCharType="end"/>
       </w:r>
     </w:p>
@@ -866,29 +939,51 @@
         <w:tabs>
           <w:tab w:val="right" w:leader="dot" w:pos="9360"/>
         </w:tabs>
-      </w:pPr>
-      <w:r>
-        <w:rPr>
+        <w:rPr>
+          <w:rFonts w:hint="default" w:ascii="Arial" w:hAnsi="Arial" w:cs="Arial"/>
+        </w:rPr>
+      </w:pPr>
+      <w:r>
+        <w:rPr>
+          <w:rFonts w:hint="default" w:ascii="Arial" w:hAnsi="Arial" w:cs="Arial"/>
           <w:lang w:val="sr-Latn-CS"/>
         </w:rPr>
         <w:t>3. Reference</w:t>
       </w:r>
       <w:r>
+        <w:rPr>
+          <w:rFonts w:hint="default" w:ascii="Arial" w:hAnsi="Arial" w:cs="Arial"/>
+        </w:rPr>
         <w:tab/>
       </w:r>
       <w:r>
+        <w:rPr>
+          <w:rFonts w:hint="default" w:ascii="Arial" w:hAnsi="Arial" w:cs="Arial"/>
+        </w:rPr>
         <w:fldChar w:fldCharType="begin"/>
       </w:r>
       <w:r>
+        <w:rPr>
+          <w:rFonts w:hint="default" w:ascii="Arial" w:hAnsi="Arial" w:cs="Arial"/>
+        </w:rPr>
         <w:instrText xml:space="preserve"> PAGEREF _Toc7461 \h </w:instrText>
       </w:r>
       <w:r>
+        <w:rPr>
+          <w:rFonts w:hint="default" w:ascii="Arial" w:hAnsi="Arial" w:cs="Arial"/>
+        </w:rPr>
         <w:fldChar w:fldCharType="separate"/>
       </w:r>
       <w:r>
+        <w:rPr>
+          <w:rFonts w:hint="default" w:ascii="Arial" w:hAnsi="Arial" w:cs="Arial"/>
+        </w:rPr>
         <w:t>4</w:t>
       </w:r>
       <w:r>
+        <w:rPr>
+          <w:rFonts w:hint="default" w:ascii="Arial" w:hAnsi="Arial" w:cs="Arial"/>
+        </w:rPr>
         <w:fldChar w:fldCharType="end"/>
       </w:r>
     </w:p>
@@ -898,29 +993,51 @@
         <w:tabs>
           <w:tab w:val="right" w:leader="dot" w:pos="9360"/>
         </w:tabs>
-      </w:pPr>
-      <w:r>
-        <w:rPr>
+        <w:rPr>
+          <w:rFonts w:hint="default" w:ascii="Arial" w:hAnsi="Arial" w:cs="Arial"/>
+        </w:rPr>
+      </w:pPr>
+      <w:r>
+        <w:rPr>
+          <w:rFonts w:hint="default" w:ascii="Arial" w:hAnsi="Arial" w:cs="Arial"/>
           <w:lang w:val="sr-Latn-CS"/>
         </w:rPr>
         <w:t>4. Pregled slučajeva korišćenja</w:t>
       </w:r>
       <w:r>
+        <w:rPr>
+          <w:rFonts w:hint="default" w:ascii="Arial" w:hAnsi="Arial" w:cs="Arial"/>
+        </w:rPr>
         <w:tab/>
       </w:r>
       <w:r>
+        <w:rPr>
+          <w:rFonts w:hint="default" w:ascii="Arial" w:hAnsi="Arial" w:cs="Arial"/>
+        </w:rPr>
         <w:fldChar w:fldCharType="begin"/>
       </w:r>
       <w:r>
+        <w:rPr>
+          <w:rFonts w:hint="default" w:ascii="Arial" w:hAnsi="Arial" w:cs="Arial"/>
+        </w:rPr>
         <w:instrText xml:space="preserve"> PAGEREF _Toc29549 \h </w:instrText>
       </w:r>
       <w:r>
+        <w:rPr>
+          <w:rFonts w:hint="default" w:ascii="Arial" w:hAnsi="Arial" w:cs="Arial"/>
+        </w:rPr>
         <w:fldChar w:fldCharType="separate"/>
       </w:r>
       <w:r>
+        <w:rPr>
+          <w:rFonts w:hint="default" w:ascii="Arial" w:hAnsi="Arial" w:cs="Arial"/>
+        </w:rPr>
         <w:t>4</w:t>
       </w:r>
       <w:r>
+        <w:rPr>
+          <w:rFonts w:hint="default" w:ascii="Arial" w:hAnsi="Arial" w:cs="Arial"/>
+        </w:rPr>
         <w:fldChar w:fldCharType="end"/>
       </w:r>
     </w:p>
@@ -930,29 +1047,51 @@
         <w:tabs>
           <w:tab w:val="right" w:leader="dot" w:pos="9360"/>
         </w:tabs>
-      </w:pPr>
-      <w:r>
-        <w:rPr>
+        <w:rPr>
+          <w:rFonts w:hint="default" w:ascii="Arial" w:hAnsi="Arial" w:cs="Arial"/>
+        </w:rPr>
+      </w:pPr>
+      <w:r>
+        <w:rPr>
+          <w:rFonts w:hint="default" w:ascii="Arial" w:hAnsi="Arial" w:cs="Arial"/>
           <w:lang w:val="sr-Latn-CS"/>
         </w:rPr>
         <w:t>5. Profili korisnika</w:t>
       </w:r>
       <w:r>
+        <w:rPr>
+          <w:rFonts w:hint="default" w:ascii="Arial" w:hAnsi="Arial" w:cs="Arial"/>
+        </w:rPr>
         <w:tab/>
       </w:r>
       <w:r>
+        <w:rPr>
+          <w:rFonts w:hint="default" w:ascii="Arial" w:hAnsi="Arial" w:cs="Arial"/>
+        </w:rPr>
         <w:fldChar w:fldCharType="begin"/>
       </w:r>
       <w:r>
+        <w:rPr>
+          <w:rFonts w:hint="default" w:ascii="Arial" w:hAnsi="Arial" w:cs="Arial"/>
+        </w:rPr>
         <w:instrText xml:space="preserve"> PAGEREF _Toc1415 \h </w:instrText>
       </w:r>
       <w:r>
+        <w:rPr>
+          <w:rFonts w:hint="default" w:ascii="Arial" w:hAnsi="Arial" w:cs="Arial"/>
+        </w:rPr>
         <w:fldChar w:fldCharType="separate"/>
       </w:r>
       <w:r>
+        <w:rPr>
+          <w:rFonts w:hint="default" w:ascii="Arial" w:hAnsi="Arial" w:cs="Arial"/>
+        </w:rPr>
         <w:t>5</w:t>
       </w:r>
       <w:r>
+        <w:rPr>
+          <w:rFonts w:hint="default" w:ascii="Arial" w:hAnsi="Arial" w:cs="Arial"/>
+        </w:rPr>
         <w:fldChar w:fldCharType="end"/>
       </w:r>
     </w:p>
@@ -962,36 +1101,58 @@
         <w:tabs>
           <w:tab w:val="right" w:leader="dot" w:pos="9360"/>
         </w:tabs>
-      </w:pPr>
-      <w:r>
-        <w:rPr>
+        <w:rPr>
+          <w:rFonts w:hint="default" w:ascii="Arial" w:hAnsi="Arial" w:cs="Arial"/>
+        </w:rPr>
+      </w:pPr>
+      <w:r>
+        <w:rPr>
+          <w:rFonts w:hint="default" w:ascii="Arial" w:hAnsi="Arial" w:cs="Arial"/>
           <w:lang w:val="sr-Latn-CS"/>
         </w:rPr>
         <w:t>5.1 Posetilac</w:t>
       </w:r>
       <w:r>
         <w:rPr>
-          <w:rFonts w:hint="default"/>
+          <w:rFonts w:hint="default" w:ascii="Arial" w:hAnsi="Arial" w:cs="Arial"/>
           <w:lang w:val="en-US"/>
         </w:rPr>
         <w:t xml:space="preserve"> (Guest)</w:t>
       </w:r>
       <w:r>
+        <w:rPr>
+          <w:rFonts w:hint="default" w:ascii="Arial" w:hAnsi="Arial" w:cs="Arial"/>
+        </w:rPr>
         <w:tab/>
       </w:r>
       <w:r>
+        <w:rPr>
+          <w:rFonts w:hint="default" w:ascii="Arial" w:hAnsi="Arial" w:cs="Arial"/>
+        </w:rPr>
         <w:fldChar w:fldCharType="begin"/>
       </w:r>
       <w:r>
+        <w:rPr>
+          <w:rFonts w:hint="default" w:ascii="Arial" w:hAnsi="Arial" w:cs="Arial"/>
+        </w:rPr>
         <w:instrText xml:space="preserve"> PAGEREF _Toc29973 \h </w:instrText>
       </w:r>
       <w:r>
+        <w:rPr>
+          <w:rFonts w:hint="default" w:ascii="Arial" w:hAnsi="Arial" w:cs="Arial"/>
+        </w:rPr>
         <w:fldChar w:fldCharType="separate"/>
       </w:r>
       <w:r>
+        <w:rPr>
+          <w:rFonts w:hint="default" w:ascii="Arial" w:hAnsi="Arial" w:cs="Arial"/>
+        </w:rPr>
         <w:t>5</w:t>
       </w:r>
       <w:r>
+        <w:rPr>
+          <w:rFonts w:hint="default" w:ascii="Arial" w:hAnsi="Arial" w:cs="Arial"/>
+        </w:rPr>
         <w:fldChar w:fldCharType="end"/>
       </w:r>
     </w:p>
@@ -1001,36 +1162,58 @@
         <w:tabs>
           <w:tab w:val="right" w:leader="dot" w:pos="9360"/>
         </w:tabs>
-      </w:pPr>
-      <w:r>
-        <w:rPr>
+        <w:rPr>
+          <w:rFonts w:hint="default" w:ascii="Arial" w:hAnsi="Arial" w:cs="Arial"/>
+        </w:rPr>
+      </w:pPr>
+      <w:r>
+        <w:rPr>
+          <w:rFonts w:hint="default" w:ascii="Arial" w:hAnsi="Arial" w:cs="Arial"/>
           <w:lang w:val="sr-Latn-CS"/>
         </w:rPr>
         <w:t xml:space="preserve">5.2 </w:t>
       </w:r>
       <w:r>
         <w:rPr>
-          <w:rFonts w:hint="default"/>
+          <w:rFonts w:hint="default" w:ascii="Arial" w:hAnsi="Arial" w:cs="Arial"/>
           <w:lang w:val="sr-Latn-RS"/>
         </w:rPr>
         <w:t>Registrovani korisnik</w:t>
       </w:r>
       <w:r>
+        <w:rPr>
+          <w:rFonts w:hint="default" w:ascii="Arial" w:hAnsi="Arial" w:cs="Arial"/>
+        </w:rPr>
         <w:tab/>
       </w:r>
       <w:r>
+        <w:rPr>
+          <w:rFonts w:hint="default" w:ascii="Arial" w:hAnsi="Arial" w:cs="Arial"/>
+        </w:rPr>
         <w:fldChar w:fldCharType="begin"/>
       </w:r>
       <w:r>
+        <w:rPr>
+          <w:rFonts w:hint="default" w:ascii="Arial" w:hAnsi="Arial" w:cs="Arial"/>
+        </w:rPr>
         <w:instrText xml:space="preserve"> PAGEREF _Toc18120 \h </w:instrText>
       </w:r>
       <w:r>
+        <w:rPr>
+          <w:rFonts w:hint="default" w:ascii="Arial" w:hAnsi="Arial" w:cs="Arial"/>
+        </w:rPr>
         <w:fldChar w:fldCharType="separate"/>
       </w:r>
       <w:r>
+        <w:rPr>
+          <w:rFonts w:hint="default" w:ascii="Arial" w:hAnsi="Arial" w:cs="Arial"/>
+        </w:rPr>
         <w:t>5</w:t>
       </w:r>
       <w:r>
+        <w:rPr>
+          <w:rFonts w:hint="default" w:ascii="Arial" w:hAnsi="Arial" w:cs="Arial"/>
+        </w:rPr>
         <w:fldChar w:fldCharType="end"/>
       </w:r>
     </w:p>
@@ -1040,29 +1223,51 @@
         <w:tabs>
           <w:tab w:val="right" w:leader="dot" w:pos="9360"/>
         </w:tabs>
-      </w:pPr>
-      <w:r>
-        <w:rPr>
+        <w:rPr>
+          <w:rFonts w:hint="default" w:ascii="Arial" w:hAnsi="Arial" w:cs="Arial"/>
+        </w:rPr>
+      </w:pPr>
+      <w:r>
+        <w:rPr>
+          <w:rFonts w:hint="default" w:ascii="Arial" w:hAnsi="Arial" w:cs="Arial"/>
           <w:lang w:val="sr-Latn-CS"/>
         </w:rPr>
         <w:t>6. Opis slučajeva korišćenja</w:t>
       </w:r>
       <w:r>
+        <w:rPr>
+          <w:rFonts w:hint="default" w:ascii="Arial" w:hAnsi="Arial" w:cs="Arial"/>
+        </w:rPr>
         <w:tab/>
       </w:r>
       <w:r>
+        <w:rPr>
+          <w:rFonts w:hint="default" w:ascii="Arial" w:hAnsi="Arial" w:cs="Arial"/>
+        </w:rPr>
         <w:fldChar w:fldCharType="begin"/>
       </w:r>
       <w:r>
+        <w:rPr>
+          <w:rFonts w:hint="default" w:ascii="Arial" w:hAnsi="Arial" w:cs="Arial"/>
+        </w:rPr>
         <w:instrText xml:space="preserve"> PAGEREF _Toc31433 \h </w:instrText>
       </w:r>
       <w:r>
+        <w:rPr>
+          <w:rFonts w:hint="default" w:ascii="Arial" w:hAnsi="Arial" w:cs="Arial"/>
+        </w:rPr>
         <w:fldChar w:fldCharType="separate"/>
       </w:r>
       <w:r>
+        <w:rPr>
+          <w:rFonts w:hint="default" w:ascii="Arial" w:hAnsi="Arial" w:cs="Arial"/>
+        </w:rPr>
         <w:t>5</w:t>
       </w:r>
       <w:r>
+        <w:rPr>
+          <w:rFonts w:hint="default" w:ascii="Arial" w:hAnsi="Arial" w:cs="Arial"/>
+        </w:rPr>
         <w:fldChar w:fldCharType="end"/>
       </w:r>
     </w:p>
@@ -1072,36 +1277,58 @@
         <w:tabs>
           <w:tab w:val="right" w:leader="dot" w:pos="9360"/>
         </w:tabs>
-      </w:pPr>
-      <w:r>
-        <w:rPr>
+        <w:rPr>
+          <w:rFonts w:hint="default" w:ascii="Arial" w:hAnsi="Arial" w:cs="Arial"/>
+        </w:rPr>
+      </w:pPr>
+      <w:r>
+        <w:rPr>
+          <w:rFonts w:hint="default" w:ascii="Arial" w:hAnsi="Arial" w:cs="Arial"/>
           <w:lang w:val="sr-Latn-CS"/>
         </w:rPr>
         <w:t xml:space="preserve">6.1 </w:t>
       </w:r>
       <w:r>
         <w:rPr>
-          <w:rFonts w:hint="default"/>
+          <w:rFonts w:hint="default" w:ascii="Arial" w:hAnsi="Arial" w:cs="Arial"/>
           <w:lang w:val="sr-Latn-RS"/>
         </w:rPr>
         <w:t>Registracija</w:t>
       </w:r>
       <w:r>
+        <w:rPr>
+          <w:rFonts w:hint="default" w:ascii="Arial" w:hAnsi="Arial" w:cs="Arial"/>
+        </w:rPr>
         <w:tab/>
       </w:r>
       <w:r>
+        <w:rPr>
+          <w:rFonts w:hint="default" w:ascii="Arial" w:hAnsi="Arial" w:cs="Arial"/>
+        </w:rPr>
         <w:fldChar w:fldCharType="begin"/>
       </w:r>
       <w:r>
+        <w:rPr>
+          <w:rFonts w:hint="default" w:ascii="Arial" w:hAnsi="Arial" w:cs="Arial"/>
+        </w:rPr>
         <w:instrText xml:space="preserve"> PAGEREF _Toc1257 \h </w:instrText>
       </w:r>
       <w:r>
+        <w:rPr>
+          <w:rFonts w:hint="default" w:ascii="Arial" w:hAnsi="Arial" w:cs="Arial"/>
+        </w:rPr>
         <w:fldChar w:fldCharType="separate"/>
       </w:r>
       <w:r>
+        <w:rPr>
+          <w:rFonts w:hint="default" w:ascii="Arial" w:hAnsi="Arial" w:cs="Arial"/>
+        </w:rPr>
         <w:t>5</w:t>
       </w:r>
       <w:r>
+        <w:rPr>
+          <w:rFonts w:hint="default" w:ascii="Arial" w:hAnsi="Arial" w:cs="Arial"/>
+        </w:rPr>
         <w:fldChar w:fldCharType="end"/>
       </w:r>
     </w:p>
@@ -1111,36 +1338,58 @@
         <w:tabs>
           <w:tab w:val="right" w:leader="dot" w:pos="9360"/>
         </w:tabs>
-      </w:pPr>
-      <w:r>
-        <w:rPr>
+        <w:rPr>
+          <w:rFonts w:hint="default" w:ascii="Arial" w:hAnsi="Arial" w:cs="Arial"/>
+        </w:rPr>
+      </w:pPr>
+      <w:r>
+        <w:rPr>
+          <w:rFonts w:hint="default" w:ascii="Arial" w:hAnsi="Arial" w:cs="Arial"/>
           <w:lang w:val="sr-Latn-CS"/>
         </w:rPr>
         <w:t>6.2 P</w:t>
       </w:r>
       <w:r>
         <w:rPr>
-          <w:rFonts w:hint="default"/>
+          <w:rFonts w:hint="default" w:ascii="Arial" w:hAnsi="Arial" w:cs="Arial"/>
           <w:lang w:val="sr-Latn-RS"/>
         </w:rPr>
         <w:t>rijava</w:t>
       </w:r>
       <w:r>
+        <w:rPr>
+          <w:rFonts w:hint="default" w:ascii="Arial" w:hAnsi="Arial" w:cs="Arial"/>
+        </w:rPr>
         <w:tab/>
       </w:r>
       <w:r>
+        <w:rPr>
+          <w:rFonts w:hint="default" w:ascii="Arial" w:hAnsi="Arial" w:cs="Arial"/>
+        </w:rPr>
         <w:fldChar w:fldCharType="begin"/>
       </w:r>
       <w:r>
+        <w:rPr>
+          <w:rFonts w:hint="default" w:ascii="Arial" w:hAnsi="Arial" w:cs="Arial"/>
+        </w:rPr>
         <w:instrText xml:space="preserve"> PAGEREF _Toc20431 \h </w:instrText>
       </w:r>
       <w:r>
+        <w:rPr>
+          <w:rFonts w:hint="default" w:ascii="Arial" w:hAnsi="Arial" w:cs="Arial"/>
+        </w:rPr>
         <w:fldChar w:fldCharType="separate"/>
       </w:r>
       <w:r>
+        <w:rPr>
+          <w:rFonts w:hint="default" w:ascii="Arial" w:hAnsi="Arial" w:cs="Arial"/>
+        </w:rPr>
         <w:t>5</w:t>
       </w:r>
       <w:r>
+        <w:rPr>
+          <w:rFonts w:hint="default" w:ascii="Arial" w:hAnsi="Arial" w:cs="Arial"/>
+        </w:rPr>
         <w:fldChar w:fldCharType="end"/>
       </w:r>
     </w:p>
@@ -1150,36 +1399,58 @@
         <w:tabs>
           <w:tab w:val="right" w:leader="dot" w:pos="9360"/>
         </w:tabs>
-      </w:pPr>
-      <w:r>
-        <w:rPr>
+        <w:rPr>
+          <w:rFonts w:hint="default" w:ascii="Arial" w:hAnsi="Arial" w:cs="Arial"/>
+        </w:rPr>
+      </w:pPr>
+      <w:r>
+        <w:rPr>
+          <w:rFonts w:hint="default" w:ascii="Arial" w:hAnsi="Arial" w:cs="Arial"/>
           <w:lang w:val="sr-Latn-CS"/>
         </w:rPr>
         <w:t xml:space="preserve">6.3 Pregled </w:t>
       </w:r>
       <w:r>
         <w:rPr>
-          <w:rFonts w:hint="default"/>
+          <w:rFonts w:hint="default" w:ascii="Arial" w:hAnsi="Arial" w:cs="Arial"/>
           <w:lang w:val="sr-Latn-RS"/>
         </w:rPr>
         <w:t>filmova</w:t>
       </w:r>
       <w:r>
+        <w:rPr>
+          <w:rFonts w:hint="default" w:ascii="Arial" w:hAnsi="Arial" w:cs="Arial"/>
+        </w:rPr>
         <w:tab/>
       </w:r>
       <w:r>
+        <w:rPr>
+          <w:rFonts w:hint="default" w:ascii="Arial" w:hAnsi="Arial" w:cs="Arial"/>
+        </w:rPr>
         <w:fldChar w:fldCharType="begin"/>
       </w:r>
       <w:r>
+        <w:rPr>
+          <w:rFonts w:hint="default" w:ascii="Arial" w:hAnsi="Arial" w:cs="Arial"/>
+        </w:rPr>
         <w:instrText xml:space="preserve"> PAGEREF _Toc24635 \h </w:instrText>
       </w:r>
       <w:r>
+        <w:rPr>
+          <w:rFonts w:hint="default" w:ascii="Arial" w:hAnsi="Arial" w:cs="Arial"/>
+        </w:rPr>
         <w:fldChar w:fldCharType="separate"/>
       </w:r>
       <w:r>
+        <w:rPr>
+          <w:rFonts w:hint="default" w:ascii="Arial" w:hAnsi="Arial" w:cs="Arial"/>
+        </w:rPr>
         <w:t>7</w:t>
       </w:r>
       <w:r>
+        <w:rPr>
+          <w:rFonts w:hint="default" w:ascii="Arial" w:hAnsi="Arial" w:cs="Arial"/>
+        </w:rPr>
         <w:fldChar w:fldCharType="end"/>
       </w:r>
     </w:p>
@@ -1189,36 +1460,58 @@
         <w:tabs>
           <w:tab w:val="right" w:leader="dot" w:pos="9360"/>
         </w:tabs>
-      </w:pPr>
-      <w:r>
-        <w:rPr>
+        <w:rPr>
+          <w:rFonts w:hint="default" w:ascii="Arial" w:hAnsi="Arial" w:cs="Arial"/>
+        </w:rPr>
+      </w:pPr>
+      <w:r>
+        <w:rPr>
+          <w:rFonts w:hint="default" w:ascii="Arial" w:hAnsi="Arial" w:cs="Arial"/>
           <w:lang w:val="sr-Latn-CS"/>
         </w:rPr>
         <w:t xml:space="preserve">6.4 </w:t>
       </w:r>
       <w:r>
         <w:rPr>
-          <w:rFonts w:hint="default"/>
+          <w:rFonts w:hint="default" w:ascii="Arial" w:hAnsi="Arial" w:cs="Arial"/>
           <w:lang w:val="sr-Latn-RS"/>
         </w:rPr>
         <w:t>Izbor projekcije (datum) i sedišta</w:t>
       </w:r>
       <w:r>
+        <w:rPr>
+          <w:rFonts w:hint="default" w:ascii="Arial" w:hAnsi="Arial" w:cs="Arial"/>
+        </w:rPr>
         <w:tab/>
       </w:r>
       <w:r>
+        <w:rPr>
+          <w:rFonts w:hint="default" w:ascii="Arial" w:hAnsi="Arial" w:cs="Arial"/>
+        </w:rPr>
         <w:fldChar w:fldCharType="begin"/>
       </w:r>
       <w:r>
+        <w:rPr>
+          <w:rFonts w:hint="default" w:ascii="Arial" w:hAnsi="Arial" w:cs="Arial"/>
+        </w:rPr>
         <w:instrText xml:space="preserve"> PAGEREF _Toc5330 \h </w:instrText>
       </w:r>
       <w:r>
+        <w:rPr>
+          <w:rFonts w:hint="default" w:ascii="Arial" w:hAnsi="Arial" w:cs="Arial"/>
+        </w:rPr>
         <w:fldChar w:fldCharType="separate"/>
       </w:r>
       <w:r>
+        <w:rPr>
+          <w:rFonts w:hint="default" w:ascii="Arial" w:hAnsi="Arial" w:cs="Arial"/>
+        </w:rPr>
         <w:t>7</w:t>
       </w:r>
       <w:r>
+        <w:rPr>
+          <w:rFonts w:hint="default" w:ascii="Arial" w:hAnsi="Arial" w:cs="Arial"/>
+        </w:rPr>
         <w:fldChar w:fldCharType="end"/>
       </w:r>
     </w:p>
@@ -1228,36 +1521,58 @@
         <w:tabs>
           <w:tab w:val="right" w:leader="dot" w:pos="9360"/>
         </w:tabs>
-      </w:pPr>
-      <w:r>
-        <w:rPr>
+        <w:rPr>
+          <w:rFonts w:hint="default" w:ascii="Arial" w:hAnsi="Arial" w:cs="Arial"/>
+        </w:rPr>
+      </w:pPr>
+      <w:r>
+        <w:rPr>
+          <w:rFonts w:hint="default" w:ascii="Arial" w:hAnsi="Arial" w:cs="Arial"/>
           <w:lang w:val="sr-Latn-CS"/>
         </w:rPr>
         <w:t xml:space="preserve">6.5 </w:t>
       </w:r>
       <w:r>
         <w:rPr>
-          <w:rFonts w:hint="default"/>
+          <w:rFonts w:hint="default" w:ascii="Arial" w:hAnsi="Arial" w:cs="Arial"/>
           <w:lang w:val="sr-Latn-RS"/>
         </w:rPr>
         <w:t>Korpa</w:t>
       </w:r>
       <w:r>
+        <w:rPr>
+          <w:rFonts w:hint="default" w:ascii="Arial" w:hAnsi="Arial" w:cs="Arial"/>
+        </w:rPr>
         <w:tab/>
       </w:r>
       <w:r>
+        <w:rPr>
+          <w:rFonts w:hint="default" w:ascii="Arial" w:hAnsi="Arial" w:cs="Arial"/>
+        </w:rPr>
         <w:fldChar w:fldCharType="begin"/>
       </w:r>
       <w:r>
+        <w:rPr>
+          <w:rFonts w:hint="default" w:ascii="Arial" w:hAnsi="Arial" w:cs="Arial"/>
+        </w:rPr>
         <w:instrText xml:space="preserve"> PAGEREF _Toc23020 \h </w:instrText>
       </w:r>
       <w:r>
+        <w:rPr>
+          <w:rFonts w:hint="default" w:ascii="Arial" w:hAnsi="Arial" w:cs="Arial"/>
+        </w:rPr>
         <w:fldChar w:fldCharType="separate"/>
       </w:r>
       <w:r>
+        <w:rPr>
+          <w:rFonts w:hint="default" w:ascii="Arial" w:hAnsi="Arial" w:cs="Arial"/>
+        </w:rPr>
         <w:t>9</w:t>
       </w:r>
       <w:r>
+        <w:rPr>
+          <w:rFonts w:hint="default" w:ascii="Arial" w:hAnsi="Arial" w:cs="Arial"/>
+        </w:rPr>
         <w:fldChar w:fldCharType="end"/>
       </w:r>
     </w:p>
@@ -1267,36 +1582,58 @@
         <w:tabs>
           <w:tab w:val="right" w:leader="dot" w:pos="9360"/>
         </w:tabs>
-      </w:pPr>
-      <w:r>
-        <w:rPr>
+        <w:rPr>
+          <w:rFonts w:hint="default" w:ascii="Arial" w:hAnsi="Arial" w:cs="Arial"/>
+        </w:rPr>
+      </w:pPr>
+      <w:r>
+        <w:rPr>
+          <w:rFonts w:hint="default" w:ascii="Arial" w:hAnsi="Arial" w:cs="Arial"/>
           <w:lang w:val="sr-Latn-CS"/>
         </w:rPr>
         <w:t>6.6 Pr</w:t>
       </w:r>
       <w:r>
         <w:rPr>
-          <w:rFonts w:hint="default"/>
+          <w:rFonts w:hint="default" w:ascii="Arial" w:hAnsi="Arial" w:cs="Arial"/>
           <w:lang w:val="sr-Latn-RS"/>
         </w:rPr>
         <w:t>ofil korisnika</w:t>
       </w:r>
       <w:r>
+        <w:rPr>
+          <w:rFonts w:hint="default" w:ascii="Arial" w:hAnsi="Arial" w:cs="Arial"/>
+        </w:rPr>
         <w:tab/>
       </w:r>
       <w:r>
+        <w:rPr>
+          <w:rFonts w:hint="default" w:ascii="Arial" w:hAnsi="Arial" w:cs="Arial"/>
+        </w:rPr>
         <w:fldChar w:fldCharType="begin"/>
       </w:r>
       <w:r>
+        <w:rPr>
+          <w:rFonts w:hint="default" w:ascii="Arial" w:hAnsi="Arial" w:cs="Arial"/>
+        </w:rPr>
         <w:instrText xml:space="preserve"> PAGEREF _Toc25771 \h </w:instrText>
       </w:r>
       <w:r>
+        <w:rPr>
+          <w:rFonts w:hint="default" w:ascii="Arial" w:hAnsi="Arial" w:cs="Arial"/>
+        </w:rPr>
         <w:fldChar w:fldCharType="separate"/>
       </w:r>
       <w:r>
+        <w:rPr>
+          <w:rFonts w:hint="default" w:ascii="Arial" w:hAnsi="Arial" w:cs="Arial"/>
+        </w:rPr>
         <w:t>9</w:t>
       </w:r>
       <w:r>
+        <w:rPr>
+          <w:rFonts w:hint="default" w:ascii="Arial" w:hAnsi="Arial" w:cs="Arial"/>
+        </w:rPr>
         <w:fldChar w:fldCharType="end"/>
       </w:r>
     </w:p>
@@ -1306,36 +1643,58 @@
         <w:tabs>
           <w:tab w:val="right" w:leader="dot" w:pos="9360"/>
         </w:tabs>
-      </w:pPr>
-      <w:r>
-        <w:rPr>
+        <w:rPr>
+          <w:rFonts w:hint="default" w:ascii="Arial" w:hAnsi="Arial" w:cs="Arial"/>
+        </w:rPr>
+      </w:pPr>
+      <w:r>
+        <w:rPr>
+          <w:rFonts w:hint="default" w:ascii="Arial" w:hAnsi="Arial" w:cs="Arial"/>
           <w:lang w:val="sr-Latn-CS"/>
         </w:rPr>
         <w:t xml:space="preserve">6.7 </w:t>
       </w:r>
       <w:r>
         <w:rPr>
-          <w:rFonts w:hint="default"/>
+          <w:rFonts w:hint="default" w:ascii="Arial" w:hAnsi="Arial" w:cs="Arial"/>
           <w:lang w:val="sr-Latn-RS"/>
         </w:rPr>
         <w:t>Ocenjivanje i komentarisanje</w:t>
       </w:r>
       <w:r>
+        <w:rPr>
+          <w:rFonts w:hint="default" w:ascii="Arial" w:hAnsi="Arial" w:cs="Arial"/>
+        </w:rPr>
         <w:tab/>
       </w:r>
       <w:r>
+        <w:rPr>
+          <w:rFonts w:hint="default" w:ascii="Arial" w:hAnsi="Arial" w:cs="Arial"/>
+        </w:rPr>
         <w:fldChar w:fldCharType="begin"/>
       </w:r>
       <w:r>
+        <w:rPr>
+          <w:rFonts w:hint="default" w:ascii="Arial" w:hAnsi="Arial" w:cs="Arial"/>
+        </w:rPr>
         <w:instrText xml:space="preserve"> PAGEREF _Toc28216 \h </w:instrText>
       </w:r>
       <w:r>
+        <w:rPr>
+          <w:rFonts w:hint="default" w:ascii="Arial" w:hAnsi="Arial" w:cs="Arial"/>
+        </w:rPr>
         <w:fldChar w:fldCharType="separate"/>
       </w:r>
       <w:r>
+        <w:rPr>
+          <w:rFonts w:hint="default" w:ascii="Arial" w:hAnsi="Arial" w:cs="Arial"/>
+        </w:rPr>
         <w:t>9</w:t>
       </w:r>
       <w:r>
+        <w:rPr>
+          <w:rFonts w:hint="default" w:ascii="Arial" w:hAnsi="Arial" w:cs="Arial"/>
+        </w:rPr>
         <w:fldChar w:fldCharType="end"/>
       </w:r>
     </w:p>
@@ -1345,29 +1704,51 @@
         <w:tabs>
           <w:tab w:val="right" w:leader="dot" w:pos="9360"/>
         </w:tabs>
-      </w:pPr>
-      <w:r>
-        <w:rPr>
+        <w:rPr>
+          <w:rFonts w:hint="default" w:ascii="Arial" w:hAnsi="Arial" w:cs="Arial"/>
+        </w:rPr>
+      </w:pPr>
+      <w:r>
+        <w:rPr>
+          <w:rFonts w:hint="default" w:ascii="Arial" w:hAnsi="Arial" w:cs="Arial"/>
           <w:lang w:val="sr-Latn-CS"/>
         </w:rPr>
         <w:t>7. Dodatni zahtevi</w:t>
       </w:r>
       <w:r>
+        <w:rPr>
+          <w:rFonts w:hint="default" w:ascii="Arial" w:hAnsi="Arial" w:cs="Arial"/>
+        </w:rPr>
         <w:tab/>
       </w:r>
       <w:r>
+        <w:rPr>
+          <w:rFonts w:hint="default" w:ascii="Arial" w:hAnsi="Arial" w:cs="Arial"/>
+        </w:rPr>
         <w:fldChar w:fldCharType="begin"/>
       </w:r>
       <w:r>
+        <w:rPr>
+          <w:rFonts w:hint="default" w:ascii="Arial" w:hAnsi="Arial" w:cs="Arial"/>
+        </w:rPr>
         <w:instrText xml:space="preserve"> PAGEREF _Toc27751 \h </w:instrText>
       </w:r>
       <w:r>
+        <w:rPr>
+          <w:rFonts w:hint="default" w:ascii="Arial" w:hAnsi="Arial" w:cs="Arial"/>
+        </w:rPr>
         <w:fldChar w:fldCharType="separate"/>
       </w:r>
       <w:r>
+        <w:rPr>
+          <w:rFonts w:hint="default" w:ascii="Arial" w:hAnsi="Arial" w:cs="Arial"/>
+        </w:rPr>
         <w:t>10</w:t>
       </w:r>
       <w:r>
+        <w:rPr>
+          <w:rFonts w:hint="default" w:ascii="Arial" w:hAnsi="Arial" w:cs="Arial"/>
+        </w:rPr>
         <w:fldChar w:fldCharType="end"/>
       </w:r>
     </w:p>
@@ -1377,29 +1758,51 @@
         <w:tabs>
           <w:tab w:val="right" w:leader="dot" w:pos="9360"/>
         </w:tabs>
-      </w:pPr>
-      <w:r>
-        <w:rPr>
+        <w:rPr>
+          <w:rFonts w:hint="default" w:ascii="Arial" w:hAnsi="Arial" w:cs="Arial"/>
+        </w:rPr>
+      </w:pPr>
+      <w:r>
+        <w:rPr>
+          <w:rFonts w:hint="default" w:ascii="Arial" w:hAnsi="Arial" w:cs="Arial"/>
           <w:lang w:val="sr-Latn-CS"/>
         </w:rPr>
         <w:t>7.1 Funkcionalnost</w:t>
       </w:r>
       <w:r>
+        <w:rPr>
+          <w:rFonts w:hint="default" w:ascii="Arial" w:hAnsi="Arial" w:cs="Arial"/>
+        </w:rPr>
         <w:tab/>
       </w:r>
       <w:r>
+        <w:rPr>
+          <w:rFonts w:hint="default" w:ascii="Arial" w:hAnsi="Arial" w:cs="Arial"/>
+        </w:rPr>
         <w:fldChar w:fldCharType="begin"/>
       </w:r>
       <w:r>
+        <w:rPr>
+          <w:rFonts w:hint="default" w:ascii="Arial" w:hAnsi="Arial" w:cs="Arial"/>
+        </w:rPr>
         <w:instrText xml:space="preserve"> PAGEREF _Toc6340 \h </w:instrText>
       </w:r>
       <w:r>
+        <w:rPr>
+          <w:rFonts w:hint="default" w:ascii="Arial" w:hAnsi="Arial" w:cs="Arial"/>
+        </w:rPr>
         <w:fldChar w:fldCharType="separate"/>
       </w:r>
       <w:r>
+        <w:rPr>
+          <w:rFonts w:hint="default" w:ascii="Arial" w:hAnsi="Arial" w:cs="Arial"/>
+        </w:rPr>
         <w:t>10</w:t>
       </w:r>
       <w:r>
+        <w:rPr>
+          <w:rFonts w:hint="default" w:ascii="Arial" w:hAnsi="Arial" w:cs="Arial"/>
+        </w:rPr>
         <w:fldChar w:fldCharType="end"/>
       </w:r>
     </w:p>
@@ -1409,29 +1812,51 @@
         <w:tabs>
           <w:tab w:val="right" w:leader="dot" w:pos="9360"/>
         </w:tabs>
-      </w:pPr>
-      <w:r>
-        <w:rPr>
+        <w:rPr>
+          <w:rFonts w:hint="default" w:ascii="Arial" w:hAnsi="Arial" w:cs="Arial"/>
+        </w:rPr>
+      </w:pPr>
+      <w:r>
+        <w:rPr>
+          <w:rFonts w:hint="default" w:ascii="Arial" w:hAnsi="Arial" w:cs="Arial"/>
           <w:lang w:val="sr-Latn-CS"/>
         </w:rPr>
         <w:t>7.2 Upotrebivost</w:t>
       </w:r>
       <w:r>
+        <w:rPr>
+          <w:rFonts w:hint="default" w:ascii="Arial" w:hAnsi="Arial" w:cs="Arial"/>
+        </w:rPr>
         <w:tab/>
       </w:r>
       <w:r>
+        <w:rPr>
+          <w:rFonts w:hint="default" w:ascii="Arial" w:hAnsi="Arial" w:cs="Arial"/>
+        </w:rPr>
         <w:fldChar w:fldCharType="begin"/>
       </w:r>
       <w:r>
+        <w:rPr>
+          <w:rFonts w:hint="default" w:ascii="Arial" w:hAnsi="Arial" w:cs="Arial"/>
+        </w:rPr>
         <w:instrText xml:space="preserve"> PAGEREF _Toc30879 \h </w:instrText>
       </w:r>
       <w:r>
+        <w:rPr>
+          <w:rFonts w:hint="default" w:ascii="Arial" w:hAnsi="Arial" w:cs="Arial"/>
+        </w:rPr>
         <w:fldChar w:fldCharType="separate"/>
       </w:r>
       <w:r>
+        <w:rPr>
+          <w:rFonts w:hint="default" w:ascii="Arial" w:hAnsi="Arial" w:cs="Arial"/>
+        </w:rPr>
         <w:t>10</w:t>
       </w:r>
       <w:r>
+        <w:rPr>
+          <w:rFonts w:hint="default" w:ascii="Arial" w:hAnsi="Arial" w:cs="Arial"/>
+        </w:rPr>
         <w:fldChar w:fldCharType="end"/>
       </w:r>
     </w:p>
@@ -1441,29 +1866,51 @@
         <w:tabs>
           <w:tab w:val="right" w:leader="dot" w:pos="9360"/>
         </w:tabs>
-      </w:pPr>
-      <w:r>
-        <w:rPr>
+        <w:rPr>
+          <w:rFonts w:hint="default" w:ascii="Arial" w:hAnsi="Arial" w:cs="Arial"/>
+        </w:rPr>
+      </w:pPr>
+      <w:r>
+        <w:rPr>
+          <w:rFonts w:hint="default" w:ascii="Arial" w:hAnsi="Arial" w:cs="Arial"/>
           <w:lang w:val="sr-Latn-CS"/>
         </w:rPr>
         <w:t>7.3 Pouzdanost</w:t>
       </w:r>
       <w:r>
+        <w:rPr>
+          <w:rFonts w:hint="default" w:ascii="Arial" w:hAnsi="Arial" w:cs="Arial"/>
+        </w:rPr>
         <w:tab/>
       </w:r>
       <w:r>
+        <w:rPr>
+          <w:rFonts w:hint="default" w:ascii="Arial" w:hAnsi="Arial" w:cs="Arial"/>
+        </w:rPr>
         <w:fldChar w:fldCharType="begin"/>
       </w:r>
       <w:r>
+        <w:rPr>
+          <w:rFonts w:hint="default" w:ascii="Arial" w:hAnsi="Arial" w:cs="Arial"/>
+        </w:rPr>
         <w:instrText xml:space="preserve"> PAGEREF _Toc23852 \h </w:instrText>
       </w:r>
       <w:r>
+        <w:rPr>
+          <w:rFonts w:hint="default" w:ascii="Arial" w:hAnsi="Arial" w:cs="Arial"/>
+        </w:rPr>
         <w:fldChar w:fldCharType="separate"/>
       </w:r>
       <w:r>
+        <w:rPr>
+          <w:rFonts w:hint="default" w:ascii="Arial" w:hAnsi="Arial" w:cs="Arial"/>
+        </w:rPr>
         <w:t>10</w:t>
       </w:r>
       <w:r>
+        <w:rPr>
+          <w:rFonts w:hint="default" w:ascii="Arial" w:hAnsi="Arial" w:cs="Arial"/>
+        </w:rPr>
         <w:fldChar w:fldCharType="end"/>
       </w:r>
     </w:p>
@@ -1473,29 +1920,51 @@
         <w:tabs>
           <w:tab w:val="right" w:leader="dot" w:pos="9360"/>
         </w:tabs>
-      </w:pPr>
-      <w:r>
-        <w:rPr>
+        <w:rPr>
+          <w:rFonts w:hint="default" w:ascii="Arial" w:hAnsi="Arial" w:cs="Arial"/>
+        </w:rPr>
+      </w:pPr>
+      <w:r>
+        <w:rPr>
+          <w:rFonts w:hint="default" w:ascii="Arial" w:hAnsi="Arial" w:cs="Arial"/>
           <w:lang w:val="sr-Latn-CS"/>
         </w:rPr>
         <w:t>7.4 Performanse</w:t>
       </w:r>
       <w:r>
+        <w:rPr>
+          <w:rFonts w:hint="default" w:ascii="Arial" w:hAnsi="Arial" w:cs="Arial"/>
+        </w:rPr>
         <w:tab/>
       </w:r>
       <w:r>
+        <w:rPr>
+          <w:rFonts w:hint="default" w:ascii="Arial" w:hAnsi="Arial" w:cs="Arial"/>
+        </w:rPr>
         <w:fldChar w:fldCharType="begin"/>
       </w:r>
       <w:r>
+        <w:rPr>
+          <w:rFonts w:hint="default" w:ascii="Arial" w:hAnsi="Arial" w:cs="Arial"/>
+        </w:rPr>
         <w:instrText xml:space="preserve"> PAGEREF _Toc19028 \h </w:instrText>
       </w:r>
       <w:r>
+        <w:rPr>
+          <w:rFonts w:hint="default" w:ascii="Arial" w:hAnsi="Arial" w:cs="Arial"/>
+        </w:rPr>
         <w:fldChar w:fldCharType="separate"/>
       </w:r>
       <w:r>
+        <w:rPr>
+          <w:rFonts w:hint="default" w:ascii="Arial" w:hAnsi="Arial" w:cs="Arial"/>
+        </w:rPr>
         <w:t>10</w:t>
       </w:r>
       <w:r>
+        <w:rPr>
+          <w:rFonts w:hint="default" w:ascii="Arial" w:hAnsi="Arial" w:cs="Arial"/>
+        </w:rPr>
         <w:fldChar w:fldCharType="end"/>
       </w:r>
     </w:p>
@@ -1505,29 +1974,51 @@
         <w:tabs>
           <w:tab w:val="right" w:leader="dot" w:pos="9360"/>
         </w:tabs>
-      </w:pPr>
-      <w:r>
-        <w:rPr>
+        <w:rPr>
+          <w:rFonts w:hint="default" w:ascii="Arial" w:hAnsi="Arial" w:cs="Arial"/>
+        </w:rPr>
+      </w:pPr>
+      <w:r>
+        <w:rPr>
+          <w:rFonts w:hint="default" w:ascii="Arial" w:hAnsi="Arial" w:cs="Arial"/>
           <w:lang w:val="sr-Latn-CS"/>
         </w:rPr>
         <w:t>7.5 Podrška i održavanje</w:t>
       </w:r>
       <w:r>
+        <w:rPr>
+          <w:rFonts w:hint="default" w:ascii="Arial" w:hAnsi="Arial" w:cs="Arial"/>
+        </w:rPr>
         <w:tab/>
       </w:r>
       <w:r>
+        <w:rPr>
+          <w:rFonts w:hint="default" w:ascii="Arial" w:hAnsi="Arial" w:cs="Arial"/>
+        </w:rPr>
         <w:fldChar w:fldCharType="begin"/>
       </w:r>
       <w:r>
+        <w:rPr>
+          <w:rFonts w:hint="default" w:ascii="Arial" w:hAnsi="Arial" w:cs="Arial"/>
+        </w:rPr>
         <w:instrText xml:space="preserve"> PAGEREF _Toc31965 \h </w:instrText>
       </w:r>
       <w:r>
+        <w:rPr>
+          <w:rFonts w:hint="default" w:ascii="Arial" w:hAnsi="Arial" w:cs="Arial"/>
+        </w:rPr>
         <w:fldChar w:fldCharType="separate"/>
       </w:r>
       <w:r>
+        <w:rPr>
+          <w:rFonts w:hint="default" w:ascii="Arial" w:hAnsi="Arial" w:cs="Arial"/>
+        </w:rPr>
         <w:t>10</w:t>
       </w:r>
       <w:r>
+        <w:rPr>
+          <w:rFonts w:hint="default" w:ascii="Arial" w:hAnsi="Arial" w:cs="Arial"/>
+        </w:rPr>
         <w:fldChar w:fldCharType="end"/>
       </w:r>
     </w:p>
@@ -1537,29 +2028,51 @@
         <w:tabs>
           <w:tab w:val="right" w:leader="dot" w:pos="9360"/>
         </w:tabs>
-      </w:pPr>
-      <w:r>
-        <w:rPr>
+        <w:rPr>
+          <w:rFonts w:hint="default" w:ascii="Arial" w:hAnsi="Arial" w:cs="Arial"/>
+        </w:rPr>
+      </w:pPr>
+      <w:r>
+        <w:rPr>
+          <w:rFonts w:hint="default" w:ascii="Arial" w:hAnsi="Arial" w:cs="Arial"/>
           <w:lang w:val="sr-Latn-CS"/>
         </w:rPr>
         <w:t>7.6 Ograničenja</w:t>
       </w:r>
       <w:r>
+        <w:rPr>
+          <w:rFonts w:hint="default" w:ascii="Arial" w:hAnsi="Arial" w:cs="Arial"/>
+        </w:rPr>
         <w:tab/>
       </w:r>
       <w:r>
+        <w:rPr>
+          <w:rFonts w:hint="default" w:ascii="Arial" w:hAnsi="Arial" w:cs="Arial"/>
+        </w:rPr>
         <w:fldChar w:fldCharType="begin"/>
       </w:r>
       <w:r>
+        <w:rPr>
+          <w:rFonts w:hint="default" w:ascii="Arial" w:hAnsi="Arial" w:cs="Arial"/>
+        </w:rPr>
         <w:instrText xml:space="preserve"> PAGEREF _Toc22513 \h </w:instrText>
       </w:r>
       <w:r>
+        <w:rPr>
+          <w:rFonts w:hint="default" w:ascii="Arial" w:hAnsi="Arial" w:cs="Arial"/>
+        </w:rPr>
         <w:fldChar w:fldCharType="separate"/>
       </w:r>
       <w:r>
+        <w:rPr>
+          <w:rFonts w:hint="default" w:ascii="Arial" w:hAnsi="Arial" w:cs="Arial"/>
+        </w:rPr>
         <w:t>10</w:t>
       </w:r>
       <w:r>
+        <w:rPr>
+          <w:rFonts w:hint="default" w:ascii="Arial" w:hAnsi="Arial" w:cs="Arial"/>
+        </w:rPr>
         <w:fldChar w:fldCharType="end"/>
       </w:r>
     </w:p>
@@ -1575,7 +2088,7 @@
       </w:pPr>
       <w:r>
         <w:rPr>
-          <w:rFonts w:ascii="Times New Roman" w:hAnsi="Times New Roman"/>
+          <w:rFonts w:hint="default" w:ascii="Arial" w:hAnsi="Arial" w:cs="Arial"/>
           <w:lang w:val="sr-Latn-CS"/>
         </w:rPr>
         <w:fldChar w:fldCharType="end"/>
@@ -1597,12 +2110,14 @@
       <w:pPr>
         <w:pStyle w:val="2"/>
         <w:rPr>
+          <w:rFonts w:hint="default" w:ascii="Arial" w:hAnsi="Arial" w:cs="Arial"/>
           <w:lang w:val="sr-Latn-CS"/>
         </w:rPr>
       </w:pPr>
       <w:bookmarkStart w:id="0" w:name="_Toc3466"/>
       <w:r>
         <w:rPr>
+          <w:rFonts w:hint="default" w:ascii="Arial" w:hAnsi="Arial" w:cs="Arial"/>
           <w:lang w:val="sr-Latn-CS"/>
         </w:rPr>
         <w:t>Cilj dokumenta</w:t>
@@ -1613,26 +2128,27 @@
       <w:pPr>
         <w:pStyle w:val="13"/>
         <w:rPr>
-          <w:rFonts w:hint="default"/>
-          <w:lang w:val="sr-Latn-RS"/>
-        </w:rPr>
-      </w:pPr>
-      <w:r>
-        <w:rPr>
+          <w:rFonts w:hint="default" w:ascii="Arial" w:hAnsi="Arial" w:cs="Arial"/>
+          <w:lang w:val="sr-Latn-RS"/>
+        </w:rPr>
+      </w:pPr>
+      <w:r>
+        <w:rPr>
+          <w:rFonts w:hint="default" w:ascii="Arial" w:hAnsi="Arial" w:cs="Arial"/>
           <w:lang w:val="sr-Latn-CS"/>
         </w:rPr>
         <w:t xml:space="preserve">Cilj ovog dokumenta je </w:t>
       </w:r>
       <w:r>
         <w:rPr>
-          <w:rFonts w:hint="default"/>
+          <w:rFonts w:hint="default" w:ascii="Arial" w:hAnsi="Arial" w:cs="Arial"/>
           <w:lang w:val="en-US"/>
         </w:rPr>
         <w:t>da formalno specificira funkcionalne I ne-funkcionalne zahteve sistema “BNB Cinema”, sa fokusom na slu</w:t>
       </w:r>
       <w:r>
         <w:rPr>
-          <w:rFonts w:hint="default"/>
+          <w:rFonts w:hint="default" w:ascii="Arial" w:hAnsi="Arial" w:cs="Arial"/>
           <w:lang w:val="sr-Latn-RS"/>
         </w:rPr>
         <w:t>čajeve korišćenja (Use Case), profilima korisnika, tokovima, izuzecima i dodatnim ograničenjima. Struktura je usklađena sa referentnim primerom specifikacije i dobrim praksama ya crtanje Use Case dijagrama i sekvenci.</w:t>
@@ -1642,12 +2158,14 @@
       <w:pPr>
         <w:pStyle w:val="2"/>
         <w:rPr>
+          <w:rFonts w:hint="default" w:ascii="Arial" w:hAnsi="Arial" w:cs="Arial"/>
           <w:lang w:val="sr-Latn-CS"/>
         </w:rPr>
       </w:pPr>
       <w:bookmarkStart w:id="1" w:name="_Toc10913"/>
       <w:r>
         <w:rPr>
+          <w:rFonts w:hint="default" w:ascii="Arial" w:hAnsi="Arial" w:cs="Arial"/>
           <w:lang w:val="sr-Latn-CS"/>
         </w:rPr>
         <w:t>Opseg dokumenta</w:t>
@@ -1658,19 +2176,20 @@
       <w:pPr>
         <w:pStyle w:val="13"/>
         <w:rPr>
-          <w:rFonts w:hint="default"/>
-          <w:lang w:val="sr-Latn-RS"/>
-        </w:rPr>
-      </w:pPr>
-      <w:r>
-        <w:rPr>
+          <w:rFonts w:hint="default" w:ascii="Arial" w:hAnsi="Arial" w:cs="Arial"/>
+          <w:lang w:val="sr-Latn-RS"/>
+        </w:rPr>
+      </w:pPr>
+      <w:r>
+        <w:rPr>
+          <w:rFonts w:hint="default" w:ascii="Arial" w:hAnsi="Arial" w:cs="Arial"/>
           <w:lang w:val="sr-Latn-CS"/>
         </w:rPr>
         <w:t xml:space="preserve">Dokument </w:t>
       </w:r>
       <w:r>
         <w:rPr>
-          <w:rFonts w:hint="default"/>
+          <w:rFonts w:hint="default" w:ascii="Arial" w:hAnsi="Arial" w:cs="Arial"/>
           <w:lang w:val="sr-Latn-RS"/>
         </w:rPr>
         <w:t>obuhvata web aplikaciju (frontend Angular + backend Node/Express + MySQL) koja omogućava pregled repertoara, izbor projekcije, izbor sedišta po sali i datumu, rezervaciju i upravljanje rezervacijama, ocene/recenzije filmova i administraciju sadržaja.</w:t>
@@ -1680,12 +2199,14 @@
       <w:pPr>
         <w:pStyle w:val="2"/>
         <w:rPr>
+          <w:rFonts w:hint="default" w:ascii="Arial" w:hAnsi="Arial" w:cs="Arial"/>
           <w:lang w:val="sr-Latn-CS"/>
         </w:rPr>
       </w:pPr>
       <w:bookmarkStart w:id="2" w:name="_Toc7461"/>
       <w:r>
         <w:rPr>
+          <w:rFonts w:hint="default" w:ascii="Arial" w:hAnsi="Arial" w:cs="Arial"/>
           <w:lang w:val="sr-Latn-CS"/>
         </w:rPr>
         <w:t>Reference</w:t>
@@ -1696,11 +2217,13 @@
       <w:pPr>
         <w:pStyle w:val="13"/>
         <w:rPr>
-          <w:lang w:val="sr-Latn-CS"/>
-        </w:rPr>
-      </w:pPr>
-      <w:r>
-        <w:rPr>
+          <w:rFonts w:hint="default" w:ascii="Arial" w:hAnsi="Arial" w:cs="Arial"/>
+          <w:lang w:val="sr-Latn-CS"/>
+        </w:rPr>
+      </w:pPr>
+      <w:r>
+        <w:rPr>
+          <w:rFonts w:hint="default" w:ascii="Arial" w:hAnsi="Arial" w:cs="Arial"/>
           <w:lang w:val="sr-Latn-CS"/>
         </w:rPr>
         <w:t>Spisak korišćene literature:</w:t>
@@ -1719,64 +2242,69 @@
         </w:tabs>
         <w:ind w:left="1160" w:leftChars="0" w:firstLineChars="0"/>
         <w:rPr>
-          <w:lang w:val="sr-Latn-CS"/>
-        </w:rPr>
-      </w:pPr>
-      <w:r>
-        <w:rPr>
-          <w:rFonts w:hint="default"/>
+          <w:rFonts w:hint="default" w:ascii="Arial" w:hAnsi="Arial" w:cs="Arial"/>
+          <w:lang w:val="sr-Latn-CS"/>
+        </w:rPr>
+      </w:pPr>
+      <w:r>
+        <w:rPr>
+          <w:rFonts w:hint="default" w:ascii="Arial" w:hAnsi="Arial" w:cs="Arial"/>
           <w:lang w:val="sr-Latn-RS"/>
         </w:rPr>
         <w:t>BNB Cinema</w:t>
       </w:r>
       <w:r>
         <w:rPr>
+          <w:rFonts w:hint="default" w:ascii="Arial" w:hAnsi="Arial" w:cs="Arial"/>
           <w:lang w:val="sr-Latn-CS"/>
         </w:rPr>
         <w:t xml:space="preserve"> – </w:t>
       </w:r>
       <w:r>
         <w:rPr>
-          <w:rFonts w:hint="default"/>
+          <w:rFonts w:hint="default" w:ascii="Arial" w:hAnsi="Arial" w:cs="Arial"/>
           <w:lang w:val="sr-Latn-RS"/>
         </w:rPr>
         <w:t>Vizija sistema:</w:t>
       </w:r>
       <w:r>
         <w:rPr>
+          <w:rFonts w:hint="default" w:ascii="Arial" w:hAnsi="Arial" w:cs="Arial"/>
           <w:lang w:val="sr-Latn-CS"/>
         </w:rPr>
         <w:t xml:space="preserve"> </w:t>
       </w:r>
       <w:r>
         <w:rPr>
-          <w:rFonts w:hint="default"/>
+          <w:rFonts w:hint="default" w:ascii="Arial" w:hAnsi="Arial" w:cs="Arial"/>
           <w:lang w:val="sr-Latn-RS"/>
         </w:rPr>
         <w:t>BNB Cinema</w:t>
       </w:r>
       <w:r>
         <w:rPr>
+          <w:rFonts w:hint="default" w:ascii="Arial" w:hAnsi="Arial" w:cs="Arial"/>
           <w:lang w:val="sr-Latn-CS"/>
         </w:rPr>
         <w:t xml:space="preserve">, V1.0, </w:t>
       </w:r>
       <w:r>
         <w:rPr>
-          <w:rFonts w:hint="default"/>
+          <w:rFonts w:hint="default" w:ascii="Arial" w:hAnsi="Arial" w:cs="Arial"/>
           <w:lang w:val="sr-Latn-RS"/>
         </w:rPr>
         <w:t>20.10.</w:t>
       </w:r>
       <w:r>
         <w:rPr>
+          <w:rFonts w:hint="default" w:ascii="Arial" w:hAnsi="Arial" w:cs="Arial"/>
           <w:lang w:val="sr-Latn-CS"/>
         </w:rPr>
         <w:t>20</w:t>
       </w:r>
       <w:r>
         <w:rPr>
-          <w:rFonts w:hint="default"/>
+          <w:rFonts w:hint="default" w:ascii="Arial" w:hAnsi="Arial" w:cs="Arial"/>
           <w:lang w:val="sr-Latn-RS"/>
         </w:rPr>
         <w:t xml:space="preserve">25, Salsa Chicas </w:t>
@@ -1794,7 +2322,7 @@
         </w:tabs>
         <w:ind w:left="800" w:leftChars="0"/>
         <w:rPr>
-          <w:rFonts w:hint="default"/>
+          <w:rFonts w:hint="default" w:ascii="Arial" w:hAnsi="Arial" w:cs="Arial"/>
           <w:lang w:val="en-US"/>
         </w:rPr>
       </w:pPr>
@@ -1803,12 +2331,14 @@
       <w:pPr>
         <w:pStyle w:val="2"/>
         <w:rPr>
+          <w:rFonts w:hint="default" w:ascii="Arial" w:hAnsi="Arial" w:cs="Arial"/>
           <w:lang w:val="sr-Latn-CS"/>
         </w:rPr>
       </w:pPr>
       <w:bookmarkStart w:id="3" w:name="_Toc29549"/>
       <w:r>
         <w:rPr>
+          <w:rFonts w:hint="default" w:ascii="Arial" w:hAnsi="Arial" w:cs="Arial"/>
           <w:lang w:val="sr-Latn-CS"/>
         </w:rPr>
         <w:t>Pregled slučajeva korišćenja</w:t>
@@ -1819,24 +2349,27 @@
       <w:pPr>
         <w:pStyle w:val="13"/>
         <w:rPr>
-          <w:lang w:val="sr-Latn-CS"/>
-        </w:rPr>
-      </w:pPr>
-      <w:r>
-        <w:rPr>
+          <w:rFonts w:hint="default" w:ascii="Arial" w:hAnsi="Arial" w:cs="Arial"/>
+          <w:lang w:val="sr-Latn-CS"/>
+        </w:rPr>
+      </w:pPr>
+      <w:r>
+        <w:rPr>
+          <w:rFonts w:hint="default" w:ascii="Arial" w:hAnsi="Arial" w:cs="Arial"/>
           <w:lang w:val="sr-Latn-CS"/>
         </w:rPr>
         <w:t xml:space="preserve">UML dijagram koji prikazuje korisnike i slučajeve korišćenja </w:t>
       </w:r>
       <w:r>
         <w:rPr>
-          <w:rFonts w:hint="default"/>
+          <w:rFonts w:hint="default" w:ascii="Arial" w:hAnsi="Arial" w:cs="Arial"/>
           <w:lang w:val="sr-Latn-RS"/>
         </w:rPr>
         <w:t>BNB Cinema</w:t>
       </w:r>
       <w:r>
         <w:rPr>
+          <w:rFonts w:hint="default" w:ascii="Arial" w:hAnsi="Arial" w:cs="Arial"/>
           <w:lang w:val="sr-Latn-CS"/>
         </w:rPr>
         <w:t xml:space="preserve"> portala prikazan je na sledećoj slici:</w:t>
@@ -1936,12 +2469,14 @@
       <w:pPr>
         <w:pStyle w:val="2"/>
         <w:rPr>
+          <w:rFonts w:hint="default" w:ascii="Arial" w:hAnsi="Arial" w:cs="Arial"/>
           <w:lang w:val="sr-Latn-CS"/>
         </w:rPr>
       </w:pPr>
       <w:bookmarkStart w:id="4" w:name="_Toc1415"/>
       <w:r>
         <w:rPr>
+          <w:rFonts w:hint="default" w:ascii="Arial" w:hAnsi="Arial" w:cs="Arial"/>
           <w:lang w:val="sr-Latn-CS"/>
         </w:rPr>
         <w:t>Profili korisnika</w:t>
@@ -1952,11 +2487,13 @@
       <w:pPr>
         <w:pStyle w:val="13"/>
         <w:rPr>
-          <w:lang w:val="sr-Latn-CS"/>
-        </w:rPr>
-      </w:pPr>
-      <w:r>
-        <w:rPr>
+          <w:rFonts w:hint="default" w:ascii="Arial" w:hAnsi="Arial" w:cs="Arial"/>
+          <w:lang w:val="sr-Latn-CS"/>
+        </w:rPr>
+      </w:pPr>
+      <w:r>
+        <w:rPr>
+          <w:rFonts w:hint="default" w:ascii="Arial" w:hAnsi="Arial" w:cs="Arial"/>
           <w:lang w:val="sr-Latn-CS"/>
         </w:rPr>
         <w:t>Identifikovani su sledeći profili korisnika portala PeNcIL:</w:t>
@@ -1966,19 +2503,21 @@
       <w:pPr>
         <w:pStyle w:val="3"/>
         <w:rPr>
+          <w:rFonts w:hint="default" w:ascii="Arial" w:hAnsi="Arial" w:cs="Arial"/>
           <w:lang w:val="sr-Latn-CS"/>
         </w:rPr>
       </w:pPr>
       <w:bookmarkStart w:id="5" w:name="_Toc29973"/>
       <w:r>
         <w:rPr>
+          <w:rFonts w:hint="default" w:ascii="Arial" w:hAnsi="Arial" w:cs="Arial"/>
           <w:lang w:val="sr-Latn-CS"/>
         </w:rPr>
         <w:t>Posetilac</w:t>
       </w:r>
       <w:r>
         <w:rPr>
-          <w:rFonts w:hint="default"/>
+          <w:rFonts w:hint="default" w:ascii="Arial" w:hAnsi="Arial" w:cs="Arial"/>
           <w:lang w:val="en-US"/>
         </w:rPr>
         <w:t xml:space="preserve"> (Guest)</w:t>
@@ -1989,50 +2528,55 @@
       <w:pPr>
         <w:pStyle w:val="13"/>
         <w:rPr>
-          <w:lang w:val="sr-Latn-CS"/>
-        </w:rPr>
-      </w:pPr>
-      <w:r>
-        <w:rPr>
+          <w:rFonts w:hint="default" w:ascii="Arial" w:hAnsi="Arial" w:cs="Arial"/>
+          <w:lang w:val="sr-Latn-CS"/>
+        </w:rPr>
+      </w:pPr>
+      <w:r>
+        <w:rPr>
+          <w:rFonts w:hint="default" w:ascii="Arial" w:hAnsi="Arial" w:cs="Arial"/>
           <w:lang w:val="sr-Latn-CS"/>
         </w:rPr>
         <w:t xml:space="preserve">Posetilac </w:t>
       </w:r>
       <w:r>
         <w:rPr>
-          <w:rFonts w:hint="default"/>
+          <w:rFonts w:hint="default" w:ascii="Arial" w:hAnsi="Arial" w:cs="Arial"/>
           <w:lang w:val="sr-Latn-RS"/>
         </w:rPr>
         <w:t>portala</w:t>
       </w:r>
       <w:r>
         <w:rPr>
+          <w:rFonts w:hint="default" w:ascii="Arial" w:hAnsi="Arial" w:cs="Arial"/>
           <w:lang w:val="sr-Latn-CS"/>
         </w:rPr>
         <w:t xml:space="preserve"> je osnovni profil korisnika koji sa najmanjim skupom funkcionalnosti na raspolaganju. Korisnici ovog tipa pristupaju portalu u cilju pregleda</w:t>
       </w:r>
       <w:r>
         <w:rPr>
-          <w:rFonts w:hint="default"/>
+          <w:rFonts w:hint="default" w:ascii="Arial" w:hAnsi="Arial" w:cs="Arial"/>
           <w:lang w:val="sr-Latn-RS"/>
         </w:rPr>
         <w:t xml:space="preserve"> filmova i detalja o njima</w:t>
       </w:r>
       <w:r>
         <w:rPr>
+          <w:rFonts w:hint="default" w:ascii="Arial" w:hAnsi="Arial" w:cs="Arial"/>
           <w:lang w:val="sr-Latn-CS"/>
         </w:rPr>
         <w:t xml:space="preserve"> koj</w:t>
       </w:r>
       <w:r>
         <w:rPr>
-          <w:rFonts w:hint="default"/>
+          <w:rFonts w:hint="default" w:ascii="Arial" w:hAnsi="Arial" w:cs="Arial"/>
           <w:lang w:val="sr-Latn-RS"/>
         </w:rPr>
         <w:t>i</w:t>
       </w:r>
       <w:r>
         <w:rPr>
+          <w:rFonts w:hint="default" w:ascii="Arial" w:hAnsi="Arial" w:cs="Arial"/>
           <w:lang w:val="sr-Latn-CS"/>
         </w:rPr>
         <w:t xml:space="preserve"> su na njemu prezentovane.</w:t>
@@ -2042,13 +2586,14 @@
       <w:pPr>
         <w:pStyle w:val="3"/>
         <w:rPr>
+          <w:rFonts w:hint="default" w:ascii="Arial" w:hAnsi="Arial" w:cs="Arial"/>
           <w:lang w:val="sr-Latn-CS"/>
         </w:rPr>
       </w:pPr>
       <w:bookmarkStart w:id="6" w:name="_Toc18120"/>
       <w:r>
         <w:rPr>
-          <w:rFonts w:hint="default"/>
+          <w:rFonts w:hint="default" w:ascii="Arial" w:hAnsi="Arial" w:cs="Arial"/>
           <w:lang w:val="sr-Latn-RS"/>
         </w:rPr>
         <w:t>Registrovani korisnik</w:t>
@@ -2059,70 +2604,92 @@
       <w:pPr>
         <w:pStyle w:val="13"/>
         <w:rPr>
-          <w:lang w:val="sr-Latn-CS"/>
-        </w:rPr>
-      </w:pPr>
-      <w:r>
-        <w:rPr>
-          <w:rFonts w:hint="default"/>
+          <w:rFonts w:hint="default" w:ascii="Arial" w:hAnsi="Arial" w:cs="Arial"/>
+          <w:lang w:val="sr-Latn-CS"/>
+        </w:rPr>
+      </w:pPr>
+      <w:r>
+        <w:rPr>
+          <w:rFonts w:hint="default" w:ascii="Arial" w:hAnsi="Arial" w:cs="Arial"/>
           <w:lang w:val="sr-Latn-RS"/>
         </w:rPr>
         <w:t>Registrovani korisnik (generalizuje Posetioca)</w:t>
       </w:r>
       <w:r>
         <w:rPr>
+          <w:rFonts w:hint="default" w:ascii="Arial" w:hAnsi="Arial" w:cs="Arial"/>
           <w:lang w:val="sr-Latn-CS"/>
         </w:rPr>
         <w:t xml:space="preserve"> je profil korisnika koji obuhvata </w:t>
       </w:r>
       <w:r>
         <w:rPr>
-          <w:rFonts w:hint="default"/>
-          <w:lang w:val="sr-Latn-RS"/>
-        </w:rPr>
-        <w:t>dodatne funkcionalnosti kao sto su rezervacija karata, pristup korpi, ostavljanje ocena i komentara ya odgledane filmove</w:t>
-      </w:r>
-      <w:r>
-        <w:rPr>
+          <w:rFonts w:hint="default" w:ascii="Arial" w:hAnsi="Arial" w:cs="Arial"/>
+          <w:lang w:val="sr-Latn-RS"/>
+        </w:rPr>
+        <w:t xml:space="preserve">dodatne funkcionalnosti kao sto su rezervacija karata, pristup korpi, ostavljanje ocena i komentara </w:t>
+      </w:r>
+      <w:r>
+        <w:rPr>
+          <w:rFonts w:hint="default" w:ascii="Arial" w:hAnsi="Arial" w:cs="Arial"/>
+          <w:lang w:val="en-US"/>
+        </w:rPr>
+        <w:t>z</w:t>
+      </w:r>
+      <w:bookmarkStart w:id="22" w:name="_GoBack"/>
+      <w:bookmarkEnd w:id="22"/>
+      <w:r>
+        <w:rPr>
+          <w:rFonts w:hint="default" w:ascii="Arial" w:hAnsi="Arial" w:cs="Arial"/>
+          <w:lang w:val="sr-Latn-RS"/>
+        </w:rPr>
+        <w:t>a odgledane filmove</w:t>
+      </w:r>
+      <w:r>
+        <w:rPr>
+          <w:rFonts w:hint="default" w:ascii="Arial" w:hAnsi="Arial" w:cs="Arial"/>
           <w:lang w:val="sr-Latn-CS"/>
         </w:rPr>
         <w:t>. Veza generalizacije između</w:t>
       </w:r>
       <w:r>
         <w:rPr>
-          <w:rFonts w:hint="default"/>
+          <w:rFonts w:hint="default" w:ascii="Arial" w:hAnsi="Arial" w:cs="Arial"/>
           <w:lang w:val="sr-Latn-RS"/>
         </w:rPr>
         <w:t xml:space="preserve"> posetioca</w:t>
       </w:r>
       <w:r>
         <w:rPr>
+          <w:rFonts w:hint="default" w:ascii="Arial" w:hAnsi="Arial" w:cs="Arial"/>
           <w:lang w:val="sr-Latn-CS"/>
         </w:rPr>
         <w:t xml:space="preserve"> i </w:t>
       </w:r>
       <w:r>
         <w:rPr>
-          <w:rFonts w:hint="default"/>
+          <w:rFonts w:hint="default" w:ascii="Arial" w:hAnsi="Arial" w:cs="Arial"/>
           <w:lang w:val="sr-Latn-RS"/>
         </w:rPr>
         <w:t xml:space="preserve">registrovanog korisnika </w:t>
       </w:r>
       <w:r>
         <w:rPr>
+          <w:rFonts w:hint="default" w:ascii="Arial" w:hAnsi="Arial" w:cs="Arial"/>
           <w:lang w:val="sr-Latn-CS"/>
         </w:rPr>
         <w:t xml:space="preserve">portala je uvedena da ukaže na mogućnost pristupa svim osnovnim funkcionalnostima portala vezanim za pregled informacija. Da bi </w:t>
       </w:r>
       <w:r>
         <w:rPr>
-          <w:rFonts w:hint="default"/>
+          <w:rFonts w:hint="default" w:ascii="Arial" w:hAnsi="Arial" w:cs="Arial"/>
           <w:lang w:val="sr-Latn-RS"/>
         </w:rPr>
         <w:t>posetilac</w:t>
       </w:r>
       <w:r>
         <w:rPr>
+          <w:rFonts w:hint="default" w:ascii="Arial" w:hAnsi="Arial" w:cs="Arial"/>
           <w:lang w:val="sr-Latn-CS"/>
         </w:rPr>
         <w:t xml:space="preserve"> mogao da ažurira podatke o sebi potrebna je prethodno prijavljivanje korisnika. </w:t>
@@ -2132,12 +2699,14 @@
       <w:pPr>
         <w:pStyle w:val="2"/>
         <w:rPr>
+          <w:rFonts w:hint="default" w:ascii="Arial" w:hAnsi="Arial" w:cs="Arial"/>
           <w:lang w:val="sr-Latn-CS"/>
         </w:rPr>
       </w:pPr>
       <w:bookmarkStart w:id="7" w:name="_Toc31433"/>
       <w:r>
         <w:rPr>
+          <w:rFonts w:hint="default" w:ascii="Arial" w:hAnsi="Arial" w:cs="Arial"/>
           <w:lang w:val="sr-Latn-CS"/>
         </w:rPr>
         <w:t>Opis slučajeva korišćenja</w:t>
@@ -2148,13 +2717,14 @@
       <w:pPr>
         <w:pStyle w:val="3"/>
         <w:rPr>
+          <w:rFonts w:hint="default" w:ascii="Arial" w:hAnsi="Arial" w:cs="Arial"/>
           <w:lang w:val="sr-Latn-CS"/>
         </w:rPr>
       </w:pPr>
       <w:bookmarkStart w:id="8" w:name="_Toc1257"/>
       <w:r>
         <w:rPr>
-          <w:rFonts w:hint="default"/>
+          <w:rFonts w:hint="default" w:ascii="Arial" w:hAnsi="Arial" w:cs="Arial"/>
           <w:lang w:val="sr-Latn-RS"/>
         </w:rPr>
         <w:t>Registracija</w:t>
@@ -2166,13 +2736,15 @@
         <w:pStyle w:val="13"/>
         <w:keepNext/>
         <w:rPr>
-          <w:b/>
-          <w:bCs/>
-          <w:lang w:val="sr-Latn-CS"/>
-        </w:rPr>
-      </w:pPr>
-      <w:r>
-        <w:rPr>
+          <w:rFonts w:hint="default" w:ascii="Arial" w:hAnsi="Arial" w:cs="Arial"/>
+          <w:b/>
+          <w:bCs/>
+          <w:lang w:val="sr-Latn-CS"/>
+        </w:rPr>
+      </w:pPr>
+      <w:r>
+        <w:rPr>
+          <w:rFonts w:hint="default" w:ascii="Arial" w:hAnsi="Arial" w:cs="Arial"/>
           <w:b/>
           <w:bCs/>
           <w:lang w:val="sr-Latn-CS"/>
@@ -2184,13 +2756,13 @@
       <w:pPr>
         <w:pStyle w:val="13"/>
         <w:rPr>
-          <w:rFonts w:hint="default"/>
-          <w:lang w:val="sr-Latn-RS"/>
-        </w:rPr>
-      </w:pPr>
-      <w:r>
-        <w:rPr>
-          <w:rFonts w:hint="default"/>
+          <w:rFonts w:hint="default" w:ascii="Arial" w:hAnsi="Arial" w:cs="Arial"/>
+          <w:lang w:val="sr-Latn-RS"/>
+        </w:rPr>
+      </w:pPr>
+      <w:r>
+        <w:rPr>
+          <w:rFonts w:hint="default" w:ascii="Arial" w:hAnsi="Arial" w:cs="Arial"/>
           <w:lang w:val="sr-Latn-RS"/>
         </w:rPr>
         <w:t>Kreiranje naloga radi pristupa rezervacijama i profilu.</w:t>
@@ -2201,13 +2773,15 @@
         <w:pStyle w:val="13"/>
         <w:keepNext/>
         <w:rPr>
-          <w:b/>
-          <w:bCs/>
-          <w:lang w:val="sr-Latn-CS"/>
-        </w:rPr>
-      </w:pPr>
-      <w:r>
-        <w:rPr>
+          <w:rFonts w:hint="default" w:ascii="Arial" w:hAnsi="Arial" w:cs="Arial"/>
+          <w:b/>
+          <w:bCs/>
+          <w:lang w:val="sr-Latn-CS"/>
+        </w:rPr>
+      </w:pPr>
+      <w:r>
+        <w:rPr>
+          <w:rFonts w:hint="default" w:ascii="Arial" w:hAnsi="Arial" w:cs="Arial"/>
           <w:b/>
           <w:bCs/>
           <w:lang w:val="sr-Latn-CS"/>
@@ -2219,19 +2793,20 @@
       <w:pPr>
         <w:pStyle w:val="13"/>
         <w:rPr>
-          <w:rFonts w:hint="default"/>
-          <w:lang w:val="sr-Latn-RS"/>
-        </w:rPr>
-      </w:pPr>
-      <w:r>
-        <w:rPr>
+          <w:rFonts w:hint="default" w:ascii="Arial" w:hAnsi="Arial" w:cs="Arial"/>
+          <w:lang w:val="sr-Latn-RS"/>
+        </w:rPr>
+      </w:pPr>
+      <w:r>
+        <w:rPr>
+          <w:rFonts w:hint="default" w:ascii="Arial" w:hAnsi="Arial" w:cs="Arial"/>
           <w:lang w:val="sr-Latn-CS"/>
         </w:rPr>
         <w:t>Posetilac</w:t>
       </w:r>
       <w:r>
         <w:rPr>
-          <w:rFonts w:hint="default"/>
+          <w:rFonts w:hint="default" w:ascii="Arial" w:hAnsi="Arial" w:cs="Arial"/>
           <w:lang w:val="sr-Latn-RS"/>
         </w:rPr>
         <w:t>.</w:t>
@@ -2242,13 +2817,15 @@
         <w:pStyle w:val="13"/>
         <w:keepNext/>
         <w:rPr>
-          <w:b/>
-          <w:bCs/>
-          <w:lang w:val="sr-Latn-CS"/>
-        </w:rPr>
-      </w:pPr>
-      <w:r>
-        <w:rPr>
+          <w:rFonts w:hint="default" w:ascii="Arial" w:hAnsi="Arial" w:cs="Arial"/>
+          <w:b/>
+          <w:bCs/>
+          <w:lang w:val="sr-Latn-CS"/>
+        </w:rPr>
+      </w:pPr>
+      <w:r>
+        <w:rPr>
+          <w:rFonts w:hint="default" w:ascii="Arial" w:hAnsi="Arial" w:cs="Arial"/>
           <w:b/>
           <w:bCs/>
           <w:lang w:val="sr-Latn-CS"/>
@@ -2260,13 +2837,13 @@
       <w:pPr>
         <w:pStyle w:val="13"/>
         <w:rPr>
-          <w:rFonts w:hint="default"/>
-          <w:lang w:val="sr-Latn-RS"/>
-        </w:rPr>
-      </w:pPr>
-      <w:r>
-        <w:rPr>
-          <w:rFonts w:hint="default"/>
+          <w:rFonts w:hint="default" w:ascii="Arial" w:hAnsi="Arial" w:cs="Arial"/>
+          <w:lang w:val="sr-Latn-RS"/>
+        </w:rPr>
+      </w:pPr>
+      <w:r>
+        <w:rPr>
+          <w:rFonts w:hint="default" w:ascii="Arial" w:hAnsi="Arial" w:cs="Arial"/>
           <w:lang w:val="sr-Latn-RS"/>
         </w:rPr>
         <w:t>Korisnik nije prijavljen.</w:t>
@@ -2277,13 +2854,15 @@
         <w:pStyle w:val="13"/>
         <w:keepNext/>
         <w:rPr>
-          <w:b/>
-          <w:bCs/>
-          <w:lang w:val="sr-Latn-CS"/>
-        </w:rPr>
-      </w:pPr>
-      <w:r>
-        <w:rPr>
+          <w:rFonts w:hint="default" w:ascii="Arial" w:hAnsi="Arial" w:cs="Arial"/>
+          <w:b/>
+          <w:bCs/>
+          <w:lang w:val="sr-Latn-CS"/>
+        </w:rPr>
+      </w:pPr>
+      <w:r>
+        <w:rPr>
+          <w:rFonts w:hint="default" w:ascii="Arial" w:hAnsi="Arial" w:cs="Arial"/>
           <w:b/>
           <w:bCs/>
           <w:lang w:val="sr-Latn-CS"/>
@@ -2299,18 +2878,20 @@
           <w:numId w:val="3"/>
         </w:numPr>
         <w:rPr>
-          <w:lang w:val="sr-Latn-CS"/>
-        </w:rPr>
-      </w:pPr>
-      <w:r>
-        <w:rPr>
+          <w:rFonts w:hint="default" w:ascii="Arial" w:hAnsi="Arial" w:cs="Arial"/>
+          <w:lang w:val="sr-Latn-CS"/>
+        </w:rPr>
+      </w:pPr>
+      <w:r>
+        <w:rPr>
+          <w:rFonts w:hint="default" w:ascii="Arial" w:hAnsi="Arial" w:cs="Arial"/>
           <w:lang w:val="sr-Latn-CS"/>
         </w:rPr>
         <w:t xml:space="preserve">Korisnik </w:t>
       </w:r>
       <w:r>
         <w:rPr>
-          <w:rFonts w:hint="default"/>
+          <w:rFonts w:hint="default" w:ascii="Arial" w:hAnsi="Arial" w:cs="Arial"/>
           <w:lang w:val="sr-Latn-RS"/>
         </w:rPr>
         <w:t>otvara formu za registraciju.</w:t>
@@ -2324,12 +2905,13 @@
           <w:numId w:val="3"/>
         </w:numPr>
         <w:rPr>
-          <w:lang w:val="sr-Latn-CS"/>
-        </w:rPr>
-      </w:pPr>
-      <w:r>
-        <w:rPr>
-          <w:rFonts w:hint="default"/>
+          <w:rFonts w:hint="default" w:ascii="Arial" w:hAnsi="Arial" w:cs="Arial"/>
+          <w:lang w:val="sr-Latn-CS"/>
+        </w:rPr>
+      </w:pPr>
+      <w:r>
+        <w:rPr>
+          <w:rFonts w:hint="default" w:ascii="Arial" w:hAnsi="Arial" w:cs="Arial"/>
           <w:lang w:val="sr-Latn-RS"/>
         </w:rPr>
         <w:t>Unosi korisničko ime, email i lozinku.</w:t>
@@ -2343,12 +2925,13 @@
           <w:numId w:val="3"/>
         </w:numPr>
         <w:rPr>
-          <w:lang w:val="sr-Latn-CS"/>
-        </w:rPr>
-      </w:pPr>
-      <w:r>
-        <w:rPr>
-          <w:rFonts w:hint="default"/>
+          <w:rFonts w:hint="default" w:ascii="Arial" w:hAnsi="Arial" w:cs="Arial"/>
+          <w:lang w:val="sr-Latn-CS"/>
+        </w:rPr>
+      </w:pPr>
+      <w:r>
+        <w:rPr>
+          <w:rFonts w:hint="default" w:ascii="Arial" w:hAnsi="Arial" w:cs="Arial"/>
           <w:lang w:val="sr-Latn-RS"/>
         </w:rPr>
         <w:t>Sistem validira podatke i kreira nalog.</w:t>
@@ -2362,12 +2945,13 @@
           <w:numId w:val="3"/>
         </w:numPr>
         <w:rPr>
-          <w:lang w:val="sr-Latn-CS"/>
-        </w:rPr>
-      </w:pPr>
-      <w:r>
-        <w:rPr>
-          <w:rFonts w:hint="default"/>
+          <w:rFonts w:hint="default" w:ascii="Arial" w:hAnsi="Arial" w:cs="Arial"/>
+          <w:lang w:val="sr-Latn-CS"/>
+        </w:rPr>
+      </w:pPr>
+      <w:r>
+        <w:rPr>
+          <w:rFonts w:hint="default" w:ascii="Arial" w:hAnsi="Arial" w:cs="Arial"/>
           <w:lang w:val="sr-Latn-RS"/>
         </w:rPr>
         <w:t>Sistem obaveštava o uspehu.</w:t>
@@ -2378,13 +2962,15 @@
         <w:pStyle w:val="13"/>
         <w:keepNext/>
         <w:rPr>
-          <w:b/>
-          <w:bCs/>
-          <w:lang w:val="sr-Latn-CS"/>
-        </w:rPr>
-      </w:pPr>
-      <w:r>
-        <w:rPr>
+          <w:rFonts w:hint="default" w:ascii="Arial" w:hAnsi="Arial" w:cs="Arial"/>
+          <w:b/>
+          <w:bCs/>
+          <w:lang w:val="sr-Latn-CS"/>
+        </w:rPr>
+      </w:pPr>
+      <w:r>
+        <w:rPr>
+          <w:rFonts w:hint="default" w:ascii="Arial" w:hAnsi="Arial" w:cs="Arial"/>
           <w:b/>
           <w:bCs/>
           <w:lang w:val="sr-Latn-CS"/>
@@ -2396,13 +2982,13 @@
       <w:pPr>
         <w:pStyle w:val="13"/>
         <w:rPr>
-          <w:rFonts w:hint="default"/>
-          <w:lang w:val="sr-Latn-RS"/>
-        </w:rPr>
-      </w:pPr>
-      <w:r>
-        <w:rPr>
-          <w:rFonts w:hint="default"/>
+          <w:rFonts w:hint="default" w:ascii="Arial" w:hAnsi="Arial" w:cs="Arial"/>
+          <w:lang w:val="sr-Latn-RS"/>
+        </w:rPr>
+      </w:pPr>
+      <w:r>
+        <w:rPr>
+          <w:rFonts w:hint="default" w:ascii="Arial" w:hAnsi="Arial" w:cs="Arial"/>
           <w:lang w:val="sr-Latn-RS"/>
         </w:rPr>
         <w:t>Neispravan email / slaba lozinka / email već postoji, sledi poruka o grešci.</w:t>
@@ -2413,13 +2999,15 @@
         <w:pStyle w:val="13"/>
         <w:keepNext/>
         <w:rPr>
-          <w:b/>
-          <w:bCs/>
-          <w:lang w:val="sr-Latn-CS"/>
-        </w:rPr>
-      </w:pPr>
-      <w:r>
-        <w:rPr>
+          <w:rFonts w:hint="default" w:ascii="Arial" w:hAnsi="Arial" w:cs="Arial"/>
+          <w:b/>
+          <w:bCs/>
+          <w:lang w:val="sr-Latn-CS"/>
+        </w:rPr>
+      </w:pPr>
+      <w:r>
+        <w:rPr>
+          <w:rFonts w:hint="default" w:ascii="Arial" w:hAnsi="Arial" w:cs="Arial"/>
           <w:b/>
           <w:bCs/>
           <w:lang w:val="sr-Latn-CS"/>
@@ -2431,13 +3019,13 @@
       <w:pPr>
         <w:pStyle w:val="13"/>
         <w:rPr>
-          <w:rFonts w:hint="default"/>
-          <w:lang w:val="sr-Latn-RS"/>
-        </w:rPr>
-      </w:pPr>
-      <w:r>
-        <w:rPr>
-          <w:rFonts w:hint="default"/>
+          <w:rFonts w:hint="default" w:ascii="Arial" w:hAnsi="Arial" w:cs="Arial"/>
+          <w:lang w:val="sr-Latn-RS"/>
+        </w:rPr>
+      </w:pPr>
+      <w:r>
+        <w:rPr>
+          <w:rFonts w:hint="default" w:ascii="Arial" w:hAnsi="Arial" w:cs="Arial"/>
           <w:lang w:val="sr-Latn-RS"/>
         </w:rPr>
         <w:t>Kreiran nalog i korisnik se može prijaviti.</w:t>
@@ -2447,19 +3035,21 @@
       <w:pPr>
         <w:pStyle w:val="3"/>
         <w:rPr>
+          <w:rFonts w:hint="default" w:ascii="Arial" w:hAnsi="Arial" w:cs="Arial"/>
           <w:lang w:val="sr-Latn-CS"/>
         </w:rPr>
       </w:pPr>
       <w:bookmarkStart w:id="9" w:name="_Toc20431"/>
       <w:r>
         <w:rPr>
+          <w:rFonts w:hint="default" w:ascii="Arial" w:hAnsi="Arial" w:cs="Arial"/>
           <w:lang w:val="sr-Latn-CS"/>
         </w:rPr>
         <w:t>P</w:t>
       </w:r>
       <w:r>
         <w:rPr>
-          <w:rFonts w:hint="default"/>
+          <w:rFonts w:hint="default" w:ascii="Arial" w:hAnsi="Arial" w:cs="Arial"/>
           <w:lang w:val="sr-Latn-RS"/>
         </w:rPr>
         <w:t>rijava</w:t>
@@ -2471,13 +3061,15 @@
         <w:pStyle w:val="13"/>
         <w:keepNext/>
         <w:rPr>
-          <w:b/>
-          <w:bCs/>
-          <w:lang w:val="sr-Latn-CS"/>
-        </w:rPr>
-      </w:pPr>
-      <w:r>
-        <w:rPr>
+          <w:rFonts w:hint="default" w:ascii="Arial" w:hAnsi="Arial" w:cs="Arial"/>
+          <w:b/>
+          <w:bCs/>
+          <w:lang w:val="sr-Latn-CS"/>
+        </w:rPr>
+      </w:pPr>
+      <w:r>
+        <w:rPr>
+          <w:rFonts w:hint="default" w:ascii="Arial" w:hAnsi="Arial" w:cs="Arial"/>
           <w:b/>
           <w:bCs/>
           <w:lang w:val="sr-Latn-CS"/>
@@ -2489,19 +3081,20 @@
       <w:pPr>
         <w:pStyle w:val="13"/>
         <w:rPr>
-          <w:rFonts w:hint="default"/>
-          <w:lang w:val="sr-Latn-RS"/>
-        </w:rPr>
-      </w:pPr>
-      <w:r>
-        <w:rPr>
+          <w:rFonts w:hint="default" w:ascii="Arial" w:hAnsi="Arial" w:cs="Arial"/>
+          <w:lang w:val="sr-Latn-RS"/>
+        </w:rPr>
+      </w:pPr>
+      <w:r>
+        <w:rPr>
+          <w:rFonts w:hint="default" w:ascii="Arial" w:hAnsi="Arial" w:cs="Arial"/>
           <w:lang w:val="sr-Latn-CS"/>
         </w:rPr>
         <w:t>Pri</w:t>
       </w:r>
       <w:r>
         <w:rPr>
-          <w:rFonts w:hint="default"/>
+          <w:rFonts w:hint="default" w:ascii="Arial" w:hAnsi="Arial" w:cs="Arial"/>
           <w:lang w:val="sr-Latn-RS"/>
         </w:rPr>
         <w:t>stup funkcijama koje zahtevaju autorizaciju.</w:t>
@@ -2512,13 +3105,15 @@
         <w:pStyle w:val="13"/>
         <w:keepNext/>
         <w:rPr>
-          <w:b/>
-          <w:bCs/>
-          <w:lang w:val="sr-Latn-CS"/>
-        </w:rPr>
-      </w:pPr>
-      <w:r>
-        <w:rPr>
+          <w:rFonts w:hint="default" w:ascii="Arial" w:hAnsi="Arial" w:cs="Arial"/>
+          <w:b/>
+          <w:bCs/>
+          <w:lang w:val="sr-Latn-CS"/>
+        </w:rPr>
+      </w:pPr>
+      <w:r>
+        <w:rPr>
+          <w:rFonts w:hint="default" w:ascii="Arial" w:hAnsi="Arial" w:cs="Arial"/>
           <w:b/>
           <w:bCs/>
           <w:lang w:val="sr-Latn-CS"/>
@@ -2530,13 +3125,13 @@
       <w:pPr>
         <w:pStyle w:val="13"/>
         <w:rPr>
-          <w:rFonts w:hint="default"/>
-          <w:lang w:val="sr-Latn-RS"/>
-        </w:rPr>
-      </w:pPr>
-      <w:r>
-        <w:rPr>
-          <w:rFonts w:hint="default"/>
+          <w:rFonts w:hint="default" w:ascii="Arial" w:hAnsi="Arial" w:cs="Arial"/>
+          <w:lang w:val="sr-Latn-RS"/>
+        </w:rPr>
+      </w:pPr>
+      <w:r>
+        <w:rPr>
+          <w:rFonts w:hint="default" w:ascii="Arial" w:hAnsi="Arial" w:cs="Arial"/>
           <w:lang w:val="sr-Latn-RS"/>
         </w:rPr>
         <w:t>Registrovani korisnik.</w:t>
@@ -2547,13 +3142,15 @@
         <w:pStyle w:val="13"/>
         <w:keepNext/>
         <w:rPr>
-          <w:b/>
-          <w:bCs/>
-          <w:lang w:val="sr-Latn-CS"/>
-        </w:rPr>
-      </w:pPr>
-      <w:r>
-        <w:rPr>
+          <w:rFonts w:hint="default" w:ascii="Arial" w:hAnsi="Arial" w:cs="Arial"/>
+          <w:b/>
+          <w:bCs/>
+          <w:lang w:val="sr-Latn-CS"/>
+        </w:rPr>
+      </w:pPr>
+      <w:r>
+        <w:rPr>
+          <w:rFonts w:hint="default" w:ascii="Arial" w:hAnsi="Arial" w:cs="Arial"/>
           <w:b/>
           <w:bCs/>
           <w:lang w:val="sr-Latn-CS"/>
@@ -2565,19 +3162,20 @@
       <w:pPr>
         <w:pStyle w:val="13"/>
         <w:rPr>
-          <w:rFonts w:hint="default"/>
-          <w:lang w:val="sr-Latn-RS"/>
-        </w:rPr>
-      </w:pPr>
-      <w:r>
-        <w:rPr>
+          <w:rFonts w:hint="default" w:ascii="Arial" w:hAnsi="Arial" w:cs="Arial"/>
+          <w:lang w:val="sr-Latn-RS"/>
+        </w:rPr>
+      </w:pPr>
+      <w:r>
+        <w:rPr>
+          <w:rFonts w:hint="default" w:ascii="Arial" w:hAnsi="Arial" w:cs="Arial"/>
           <w:lang w:val="sr-Latn-CS"/>
         </w:rPr>
         <w:t>N</w:t>
       </w:r>
       <w:r>
         <w:rPr>
-          <w:rFonts w:hint="default"/>
+          <w:rFonts w:hint="default" w:ascii="Arial" w:hAnsi="Arial" w:cs="Arial"/>
           <w:lang w:val="sr-Latn-RS"/>
         </w:rPr>
         <w:t>alog postoji.</w:t>
@@ -2588,13 +3186,15 @@
         <w:pStyle w:val="13"/>
         <w:keepNext/>
         <w:rPr>
-          <w:b/>
-          <w:bCs/>
-          <w:lang w:val="sr-Latn-CS"/>
-        </w:rPr>
-      </w:pPr>
-      <w:r>
-        <w:rPr>
+          <w:rFonts w:hint="default" w:ascii="Arial" w:hAnsi="Arial" w:cs="Arial"/>
+          <w:b/>
+          <w:bCs/>
+          <w:lang w:val="sr-Latn-CS"/>
+        </w:rPr>
+      </w:pPr>
+      <w:r>
+        <w:rPr>
+          <w:rFonts w:hint="default" w:ascii="Arial" w:hAnsi="Arial" w:cs="Arial"/>
           <w:b/>
           <w:bCs/>
           <w:lang w:val="sr-Latn-CS"/>
@@ -2610,18 +3210,20 @@
           <w:numId w:val="4"/>
         </w:numPr>
         <w:rPr>
-          <w:lang w:val="sr-Latn-CS"/>
-        </w:rPr>
-      </w:pPr>
-      <w:r>
-        <w:rPr>
+          <w:rFonts w:hint="default" w:ascii="Arial" w:hAnsi="Arial" w:cs="Arial"/>
+          <w:lang w:val="sr-Latn-CS"/>
+        </w:rPr>
+      </w:pPr>
+      <w:r>
+        <w:rPr>
+          <w:rFonts w:hint="default" w:ascii="Arial" w:hAnsi="Arial" w:cs="Arial"/>
           <w:lang w:val="sr-Latn-CS"/>
         </w:rPr>
         <w:t xml:space="preserve">Korisnik </w:t>
       </w:r>
       <w:r>
         <w:rPr>
-          <w:rFonts w:hint="default"/>
+          <w:rFonts w:hint="default" w:ascii="Arial" w:hAnsi="Arial" w:cs="Arial"/>
           <w:lang w:val="sr-Latn-RS"/>
         </w:rPr>
         <w:t>unosi email i lozinku.</w:t>
@@ -5011,22 +5613,6 @@
                       <a:ln w="6350">
                         <a:noFill/>
                       </a:ln>
-                      <a:extLst>
-                        <a:ext uri="{909E8E84-426E-40DD-AFC4-6F175D3DCCD1}">
-                          <a14:hiddenFill xmlns:a14="http://schemas.microsoft.com/office/drawing/2010/main">
-                            <a:solidFill>
-                              <a:schemeClr val="lt1"/>
-                            </a:solidFill>
-                          </a14:hiddenFill>
-                        </a:ext>
-                        <a:ext uri="{91240B29-F687-4F45-9708-019B960494DF}">
-                          <a14:hiddenLine xmlns:a14="http://schemas.microsoft.com/office/drawing/2010/main" w="6350">
-                            <a:solidFill>
-                              <a:prstClr val="black"/>
-                            </a:solidFill>
-                          </a14:hiddenLine>
-                        </a:ext>
-                      </a:extLst>
                     </wps:spPr>
                     <wps:style>
                       <a:lnRef idx="0">
@@ -5077,7 +5663,7 @@
         </mc:Choice>
         <mc:Fallback>
           <w:pict>
-            <v:shape id="_x0000_s1026" o:spid="_x0000_s1026" o:spt="202" type="#_x0000_t202" style="position:absolute;left:0pt;margin-top:0pt;height:144pt;width:144pt;mso-position-horizontal:center;mso-position-horizontal-relative:margin;mso-wrap-style:none;z-index:251659264;mso-width-relative:page;mso-height-relative:page;" filled="f" stroked="f" coordsize="21600,21600" o:gfxdata="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">
+            <v:shape id="_x0000_s1026" o:spid="_x0000_s1026" o:spt="202" type="#_x0000_t202" style="position:absolute;left:0pt;margin-top:0pt;height:144pt;width:144pt;mso-position-horizontal:center;mso-position-horizontal-relative:margin;mso-wrap-style:none;z-index:251659264;mso-width-relative:page;mso-height-relative:page;" filled="f" stroked="f" coordsize="21600,21600" o:gfxdata="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">
               <v:fill on="f" focussize="0,0"/>
               <v:stroke on="f" weight="0.5pt"/>
               <v:imagedata o:title=""/>
@@ -5198,22 +5784,6 @@
                       <a:ln w="6350">
                         <a:noFill/>
                       </a:ln>
-                      <a:extLst>
-                        <a:ext uri="{909E8E84-426E-40DD-AFC4-6F175D3DCCD1}">
-                          <a14:hiddenFill xmlns:a14="http://schemas.microsoft.com/office/drawing/2010/main">
-                            <a:solidFill>
-                              <a:schemeClr val="lt1"/>
-                            </a:solidFill>
-                          </a14:hiddenFill>
-                        </a:ext>
-                        <a:ext uri="{91240B29-F687-4F45-9708-019B960494DF}">
-                          <a14:hiddenLine xmlns:a14="http://schemas.microsoft.com/office/drawing/2010/main" w="6350">
-                            <a:solidFill>
-                              <a:prstClr val="black"/>
-                            </a:solidFill>
-                          </a14:hiddenLine>
-                        </a:ext>
-                      </a:extLst>
                     </wps:spPr>
                     <wps:style>
                       <a:lnRef idx="0">
@@ -5264,7 +5834,7 @@
         </mc:Choice>
         <mc:Fallback>
           <w:pict>
-            <v:shape id="_x0000_s1026" o:spid="_x0000_s1026" o:spt="202" type="#_x0000_t202" style="position:absolute;left:0pt;margin-top:0pt;height:144pt;width:144pt;mso-position-horizontal:center;mso-position-horizontal-relative:margin;mso-wrap-style:none;z-index:251660288;mso-width-relative:page;mso-height-relative:page;" filled="f" stroked="f" coordsize="21600,21600" o:gfxdata="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">
+            <v:shape id="_x0000_s1026" o:spid="_x0000_s1026" o:spt="202" type="#_x0000_t202" style="position:absolute;left:0pt;margin-top:0pt;height:144pt;width:144pt;mso-position-horizontal:center;mso-position-horizontal-relative:margin;mso-wrap-style:none;z-index:251660288;mso-width-relative:page;mso-height-relative:page;" filled="f" stroked="f" coordsize="21600,21600" o:gfxdata="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">
               <v:fill on="f" focussize="0,0"/>
               <v:stroke on="f" weight="0.5pt"/>
               <v:imagedata o:title=""/>

--- a/Dokumentacija/D04_Spec_Zahteva.docx
+++ b/Dokumentacija/D04_Spec_Zahteva.docx
@@ -158,7 +158,7 @@
     </w:p>
     <w:p>
       <w:pPr>
-        <w:pStyle w:val="24"/>
+        <w:pStyle w:val="28"/>
         <w:rPr>
           <w:sz w:val="28"/>
           <w:lang w:val="sr-Latn-CS"/>
@@ -176,7 +176,7 @@
     </w:p>
     <w:p>
       <w:pPr>
-        <w:pStyle w:val="24"/>
+        <w:pStyle w:val="28"/>
         <w:rPr>
           <w:rFonts w:hint="default" w:ascii="Arial Black" w:hAnsi="Arial Black" w:cs="Arial Black"/>
           <w:i w:val="0"/>
@@ -290,12 +290,6 @@
             <w:insideH w:val="single" w:color="auto" w:sz="6" w:space="0"/>
             <w:insideV w:val="single" w:color="auto" w:sz="6" w:space="0"/>
           </w:tblBorders>
-          <w:tblCellMar>
-            <w:top w:w="0" w:type="dxa"/>
-            <w:left w:w="108" w:type="dxa"/>
-            <w:bottom w:w="0" w:type="dxa"/>
-            <w:right w:w="108" w:type="dxa"/>
-          </w:tblCellMar>
         </w:tblPrEx>
         <w:tc>
           <w:tcPr>
@@ -303,7 +297,7 @@
           </w:tcPr>
           <w:p>
             <w:pPr>
-              <w:pStyle w:val="35"/>
+              <w:pStyle w:val="39"/>
               <w:jc w:val="center"/>
               <w:rPr>
                 <w:rFonts w:hint="default" w:ascii="Arial" w:hAnsi="Arial" w:cs="Arial"/>
@@ -327,7 +321,7 @@
           </w:tcPr>
           <w:p>
             <w:pPr>
-              <w:pStyle w:val="35"/>
+              <w:pStyle w:val="39"/>
               <w:jc w:val="center"/>
               <w:rPr>
                 <w:rFonts w:hint="default" w:ascii="Arial" w:hAnsi="Arial" w:cs="Arial"/>
@@ -351,7 +345,7 @@
           </w:tcPr>
           <w:p>
             <w:pPr>
-              <w:pStyle w:val="35"/>
+              <w:pStyle w:val="39"/>
               <w:jc w:val="center"/>
               <w:rPr>
                 <w:rFonts w:hint="default" w:ascii="Arial" w:hAnsi="Arial" w:cs="Arial"/>
@@ -375,7 +369,7 @@
           </w:tcPr>
           <w:p>
             <w:pPr>
-              <w:pStyle w:val="35"/>
+              <w:pStyle w:val="39"/>
               <w:jc w:val="center"/>
               <w:rPr>
                 <w:rFonts w:hint="default" w:ascii="Arial" w:hAnsi="Arial" w:cs="Arial"/>
@@ -417,7 +411,7 @@
           </w:tcPr>
           <w:p>
             <w:pPr>
-              <w:pStyle w:val="35"/>
+              <w:pStyle w:val="39"/>
               <w:rPr>
                 <w:rFonts w:hint="default" w:ascii="Arial" w:hAnsi="Arial" w:cs="Arial"/>
                 <w:lang w:val="en-US"/>
@@ -435,7 +429,7 @@
                 <w:rFonts w:hint="default" w:ascii="Arial" w:hAnsi="Arial" w:cs="Arial"/>
                 <w:lang w:val="en-US"/>
               </w:rPr>
-              <w:t>3.10.2025</w:t>
+              <w:t>3.10.2025.</w:t>
             </w:r>
           </w:p>
         </w:tc>
@@ -445,7 +439,7 @@
           </w:tcPr>
           <w:p>
             <w:pPr>
-              <w:pStyle w:val="35"/>
+              <w:pStyle w:val="39"/>
               <w:rPr>
                 <w:rFonts w:hint="default" w:ascii="Arial" w:hAnsi="Arial" w:cs="Arial"/>
                 <w:lang w:val="en-US"/>
@@ -456,7 +450,7 @@
                 <w:rFonts w:hint="default" w:ascii="Arial" w:hAnsi="Arial" w:cs="Arial"/>
                 <w:lang w:val="en-US"/>
               </w:rPr>
-              <w:t>1.0</w:t>
+              <w:t>Nacrt</w:t>
             </w:r>
           </w:p>
         </w:tc>
@@ -466,7 +460,7 @@
           </w:tcPr>
           <w:p>
             <w:pPr>
-              <w:pStyle w:val="35"/>
+              <w:pStyle w:val="39"/>
               <w:rPr>
                 <w:rFonts w:hint="default" w:ascii="Arial" w:hAnsi="Arial" w:cs="Arial"/>
                 <w:lang w:val="sr-Latn-CS"/>
@@ -487,7 +481,7 @@
           </w:tcPr>
           <w:p>
             <w:pPr>
-              <w:pStyle w:val="35"/>
+              <w:pStyle w:val="39"/>
               <w:rPr>
                 <w:rFonts w:hint="default" w:ascii="Arial" w:hAnsi="Arial" w:cs="Arial"/>
                 <w:lang w:val="en-US"/>
@@ -540,7 +534,123 @@
           </w:tcPr>
           <w:p>
             <w:pPr>
-              <w:pStyle w:val="35"/>
+              <w:pStyle w:val="39"/>
+              <w:rPr>
+                <w:rFonts w:hint="default" w:ascii="Arial" w:hAnsi="Arial" w:cs="Arial"/>
+                <w:lang w:val="en-US"/>
+              </w:rPr>
+            </w:pPr>
+            <w:r>
+              <w:rPr>
+                <w:rFonts w:hint="default" w:ascii="Arial" w:hAnsi="Arial" w:cs="Arial"/>
+                <w:lang w:val="en-US"/>
+              </w:rPr>
+              <w:t>24.10.2025.</w:t>
+            </w:r>
+          </w:p>
+        </w:tc>
+        <w:tc>
+          <w:tcPr>
+            <w:tcW w:w="1152" w:type="dxa"/>
+          </w:tcPr>
+          <w:p>
+            <w:pPr>
+              <w:pStyle w:val="39"/>
+              <w:rPr>
+                <w:rFonts w:hint="default" w:ascii="Arial" w:hAnsi="Arial" w:cs="Arial"/>
+                <w:lang w:val="en-US"/>
+              </w:rPr>
+            </w:pPr>
+            <w:r>
+              <w:rPr>
+                <w:rFonts w:hint="default" w:ascii="Arial" w:hAnsi="Arial" w:cs="Arial"/>
+                <w:lang w:val="en-US"/>
+              </w:rPr>
+              <w:t>1.0</w:t>
+            </w:r>
+          </w:p>
+        </w:tc>
+        <w:tc>
+          <w:tcPr>
+            <w:tcW w:w="3744" w:type="dxa"/>
+          </w:tcPr>
+          <w:p>
+            <w:pPr>
+              <w:pStyle w:val="39"/>
+              <w:rPr>
+                <w:rFonts w:hint="default" w:ascii="Arial" w:hAnsi="Arial" w:cs="Arial"/>
+                <w:lang w:val="en-US"/>
+              </w:rPr>
+            </w:pPr>
+            <w:r>
+              <w:rPr>
+                <w:rFonts w:hint="default" w:ascii="Arial" w:hAnsi="Arial" w:cs="Arial"/>
+                <w:lang w:val="en-US"/>
+              </w:rPr>
+              <w:t>Dopunjena i prerađena verzija</w:t>
+            </w:r>
+          </w:p>
+        </w:tc>
+        <w:tc>
+          <w:tcPr>
+            <w:tcW w:w="2304" w:type="dxa"/>
+          </w:tcPr>
+          <w:p>
+            <w:pPr>
+              <w:pStyle w:val="39"/>
+              <w:rPr>
+                <w:rFonts w:hint="default" w:ascii="Arial" w:hAnsi="Arial" w:cs="Arial"/>
+                <w:lang w:val="en-US"/>
+              </w:rPr>
+            </w:pPr>
+            <w:r>
+              <w:rPr>
+                <w:rFonts w:hint="default" w:ascii="Arial" w:hAnsi="Arial" w:cs="Arial"/>
+                <w:lang w:val="en-US"/>
+              </w:rPr>
+              <w:t>Emilija Milutinović</w:t>
+            </w:r>
+            <w:r>
+              <w:rPr>
+                <w:rFonts w:hint="default" w:ascii="Arial" w:hAnsi="Arial" w:cs="Arial"/>
+                <w:lang w:val="en-US"/>
+              </w:rPr>
+              <w:br w:type="textWrapping"/>
+            </w:r>
+            <w:r>
+              <w:rPr>
+                <w:rFonts w:hint="default" w:ascii="Arial" w:hAnsi="Arial" w:cs="Arial"/>
+                <w:lang w:val="en-US"/>
+              </w:rPr>
+              <w:t>Danica Stojković</w:t>
+            </w:r>
+          </w:p>
+        </w:tc>
+      </w:tr>
+      <w:tr>
+        <w:tblPrEx>
+          <w:tblBorders>
+            <w:top w:val="single" w:color="auto" w:sz="6" w:space="0"/>
+            <w:left w:val="single" w:color="auto" w:sz="6" w:space="0"/>
+            <w:bottom w:val="single" w:color="auto" w:sz="6" w:space="0"/>
+            <w:right w:val="single" w:color="auto" w:sz="6" w:space="0"/>
+            <w:insideH w:val="single" w:color="auto" w:sz="6" w:space="0"/>
+            <w:insideV w:val="single" w:color="auto" w:sz="6" w:space="0"/>
+          </w:tblBorders>
+          <w:tblCellMar>
+            <w:top w:w="0" w:type="dxa"/>
+            <w:left w:w="108" w:type="dxa"/>
+            <w:bottom w:w="0" w:type="dxa"/>
+            <w:right w:w="108" w:type="dxa"/>
+          </w:tblCellMar>
+        </w:tblPrEx>
+        <w:tc>
+          <w:tcPr>
+            <w:tcW w:w="2304" w:type="dxa"/>
+          </w:tcPr>
+          <w:p>
+            <w:pPr>
+              <w:pStyle w:val="39"/>
               <w:rPr>
                 <w:rFonts w:hint="default" w:ascii="Arial" w:hAnsi="Arial" w:cs="Arial"/>
                 <w:lang w:val="sr-Latn-CS"/>
@@ -554,7 +664,7 @@
           </w:tcPr>
           <w:p>
             <w:pPr>
-              <w:pStyle w:val="35"/>
+              <w:pStyle w:val="39"/>
               <w:rPr>
                 <w:rFonts w:hint="default" w:ascii="Arial" w:hAnsi="Arial" w:cs="Arial"/>
                 <w:lang w:val="sr-Latn-CS"/>
@@ -568,7 +678,7 @@
           </w:tcPr>
           <w:p>
             <w:pPr>
-              <w:pStyle w:val="35"/>
+              <w:pStyle w:val="39"/>
               <w:rPr>
                 <w:rFonts w:hint="default" w:ascii="Arial" w:hAnsi="Arial" w:cs="Arial"/>
                 <w:lang w:val="sr-Latn-CS"/>
@@ -582,7 +692,7 @@
           </w:tcPr>
           <w:p>
             <w:pPr>
-              <w:pStyle w:val="35"/>
+              <w:pStyle w:val="39"/>
               <w:rPr>
                 <w:rFonts w:hint="default" w:ascii="Arial" w:hAnsi="Arial" w:cs="Arial"/>
                 <w:lang w:val="sr-Latn-CS"/>
@@ -614,7 +724,7 @@
           </w:tcPr>
           <w:p>
             <w:pPr>
-              <w:pStyle w:val="35"/>
+              <w:pStyle w:val="39"/>
               <w:rPr>
                 <w:rFonts w:hint="default" w:ascii="Arial" w:hAnsi="Arial" w:cs="Arial"/>
                 <w:lang w:val="sr-Latn-CS"/>
@@ -628,7 +738,7 @@
           </w:tcPr>
           <w:p>
             <w:pPr>
-              <w:pStyle w:val="35"/>
+              <w:pStyle w:val="39"/>
               <w:rPr>
                 <w:rFonts w:hint="default" w:ascii="Arial" w:hAnsi="Arial" w:cs="Arial"/>
                 <w:lang w:val="sr-Latn-CS"/>
@@ -642,7 +752,7 @@
           </w:tcPr>
           <w:p>
             <w:pPr>
-              <w:pStyle w:val="35"/>
+              <w:pStyle w:val="39"/>
               <w:rPr>
                 <w:rFonts w:hint="default" w:ascii="Arial" w:hAnsi="Arial" w:cs="Arial"/>
                 <w:lang w:val="sr-Latn-CS"/>
@@ -656,81 +766,7 @@
           </w:tcPr>
           <w:p>
             <w:pPr>
-              <w:pStyle w:val="35"/>
-              <w:rPr>
-                <w:rFonts w:hint="default" w:ascii="Arial" w:hAnsi="Arial" w:cs="Arial"/>
-                <w:lang w:val="sr-Latn-CS"/>
-              </w:rPr>
-            </w:pPr>
-          </w:p>
-        </w:tc>
-      </w:tr>
-      <w:tr>
-        <w:tblPrEx>
-          <w:tblBorders>
-            <w:top w:val="single" w:color="auto" w:sz="6" w:space="0"/>
-            <w:left w:val="single" w:color="auto" w:sz="6" w:space="0"/>
-            <w:bottom w:val="single" w:color="auto" w:sz="6" w:space="0"/>
-            <w:right w:val="single" w:color="auto" w:sz="6" w:space="0"/>
-            <w:insideH w:val="single" w:color="auto" w:sz="6" w:space="0"/>
-            <w:insideV w:val="single" w:color="auto" w:sz="6" w:space="0"/>
-          </w:tblBorders>
-          <w:tblCellMar>
-            <w:top w:w="0" w:type="dxa"/>
-            <w:left w:w="108" w:type="dxa"/>
-            <w:bottom w:w="0" w:type="dxa"/>
-            <w:right w:w="108" w:type="dxa"/>
-          </w:tblCellMar>
-        </w:tblPrEx>
-        <w:tc>
-          <w:tcPr>
-            <w:tcW w:w="2304" w:type="dxa"/>
-          </w:tcPr>
-          <w:p>
-            <w:pPr>
-              <w:pStyle w:val="35"/>
-              <w:rPr>
-                <w:rFonts w:hint="default" w:ascii="Arial" w:hAnsi="Arial" w:cs="Arial"/>
-                <w:lang w:val="sr-Latn-CS"/>
-              </w:rPr>
-            </w:pPr>
-          </w:p>
-        </w:tc>
-        <w:tc>
-          <w:tcPr>
-            <w:tcW w:w="1152" w:type="dxa"/>
-          </w:tcPr>
-          <w:p>
-            <w:pPr>
-              <w:pStyle w:val="35"/>
-              <w:rPr>
-                <w:rFonts w:hint="default" w:ascii="Arial" w:hAnsi="Arial" w:cs="Arial"/>
-                <w:lang w:val="sr-Latn-CS"/>
-              </w:rPr>
-            </w:pPr>
-          </w:p>
-        </w:tc>
-        <w:tc>
-          <w:tcPr>
-            <w:tcW w:w="3744" w:type="dxa"/>
-          </w:tcPr>
-          <w:p>
-            <w:pPr>
-              <w:pStyle w:val="35"/>
-              <w:rPr>
-                <w:rFonts w:hint="default" w:ascii="Arial" w:hAnsi="Arial" w:cs="Arial"/>
-                <w:lang w:val="sr-Latn-CS"/>
-              </w:rPr>
-            </w:pPr>
-          </w:p>
-        </w:tc>
-        <w:tc>
-          <w:tcPr>
-            <w:tcW w:w="2304" w:type="dxa"/>
-          </w:tcPr>
-          <w:p>
-            <w:pPr>
-              <w:pStyle w:val="35"/>
+              <w:pStyle w:val="39"/>
               <w:rPr>
                 <w:rFonts w:hint="default" w:ascii="Arial" w:hAnsi="Arial" w:cs="Arial"/>
                 <w:lang w:val="sr-Latn-CS"/>
@@ -749,7 +785,7 @@
     </w:p>
     <w:p>
       <w:pPr>
-        <w:pStyle w:val="24"/>
+        <w:pStyle w:val="28"/>
         <w:rPr>
           <w:rFonts w:hint="default"/>
           <w:lang w:val="en-US"/>
@@ -803,7 +839,7 @@
     </w:p>
     <w:p>
       <w:pPr>
-        <w:pStyle w:val="25"/>
+        <w:pStyle w:val="29"/>
         <w:tabs>
           <w:tab w:val="right" w:leader="dot" w:pos="9360"/>
         </w:tabs>
@@ -881,7 +917,7 @@
     </w:p>
     <w:p>
       <w:pPr>
-        <w:pStyle w:val="25"/>
+        <w:pStyle w:val="29"/>
         <w:tabs>
           <w:tab w:val="right" w:leader="dot" w:pos="9360"/>
         </w:tabs>
@@ -935,7 +971,7 @@
     </w:p>
     <w:p>
       <w:pPr>
-        <w:pStyle w:val="25"/>
+        <w:pStyle w:val="29"/>
         <w:tabs>
           <w:tab w:val="right" w:leader="dot" w:pos="9360"/>
         </w:tabs>
@@ -989,7 +1025,7 @@
     </w:p>
     <w:p>
       <w:pPr>
-        <w:pStyle w:val="25"/>
+        <w:pStyle w:val="29"/>
         <w:tabs>
           <w:tab w:val="right" w:leader="dot" w:pos="9360"/>
         </w:tabs>
@@ -1043,7 +1079,7 @@
     </w:p>
     <w:p>
       <w:pPr>
-        <w:pStyle w:val="25"/>
+        <w:pStyle w:val="29"/>
         <w:tabs>
           <w:tab w:val="right" w:leader="dot" w:pos="9360"/>
         </w:tabs>
@@ -1097,7 +1133,7 @@
     </w:p>
     <w:p>
       <w:pPr>
-        <w:pStyle w:val="26"/>
+        <w:pStyle w:val="30"/>
         <w:tabs>
           <w:tab w:val="right" w:leader="dot" w:pos="9360"/>
         </w:tabs>
@@ -1158,7 +1194,7 @@
     </w:p>
     <w:p>
       <w:pPr>
-        <w:pStyle w:val="26"/>
+        <w:pStyle w:val="30"/>
         <w:tabs>
           <w:tab w:val="right" w:leader="dot" w:pos="9360"/>
         </w:tabs>
@@ -1219,10 +1255,26 @@
     </w:p>
     <w:p>
       <w:pPr>
-        <w:pStyle w:val="25"/>
+        <w:rPr>
+          <w:rFonts w:hint="default" w:ascii="Arial" w:hAnsi="Arial" w:cs="Arial"/>
+          <w:lang w:val="en-US"/>
+        </w:rPr>
+      </w:pPr>
+      <w:r>
+        <w:rPr>
+          <w:rFonts w:hint="default" w:ascii="Arial" w:hAnsi="Arial" w:cs="Arial"/>
+          <w:lang w:val="en-US"/>
+        </w:rPr>
+        <w:t xml:space="preserve">        5.3 Administrator/vlasnik.......................................................................................................................6</w:t>
+      </w:r>
+    </w:p>
+    <w:p>
+      <w:pPr>
+        <w:pStyle w:val="29"/>
         <w:tabs>
           <w:tab w:val="right" w:leader="dot" w:pos="9360"/>
         </w:tabs>
+        <w:jc w:val="both"/>
         <w:rPr>
           <w:rFonts w:hint="default" w:ascii="Arial" w:hAnsi="Arial" w:cs="Arial"/>
         </w:rPr>
@@ -1243,37 +1295,14 @@
       <w:r>
         <w:rPr>
           <w:rFonts w:hint="default" w:ascii="Arial" w:hAnsi="Arial" w:cs="Arial"/>
-        </w:rPr>
-        <w:fldChar w:fldCharType="begin"/>
-      </w:r>
-      <w:r>
-        <w:rPr>
-          <w:rFonts w:hint="default" w:ascii="Arial" w:hAnsi="Arial" w:cs="Arial"/>
-        </w:rPr>
-        <w:instrText xml:space="preserve"> PAGEREF _Toc31433 \h </w:instrText>
-      </w:r>
-      <w:r>
-        <w:rPr>
-          <w:rFonts w:hint="default" w:ascii="Arial" w:hAnsi="Arial" w:cs="Arial"/>
-        </w:rPr>
-        <w:fldChar w:fldCharType="separate"/>
-      </w:r>
-      <w:r>
-        <w:rPr>
-          <w:rFonts w:hint="default" w:ascii="Arial" w:hAnsi="Arial" w:cs="Arial"/>
-        </w:rPr>
-        <w:t>5</w:t>
-      </w:r>
-      <w:r>
-        <w:rPr>
-          <w:rFonts w:hint="default" w:ascii="Arial" w:hAnsi="Arial" w:cs="Arial"/>
-        </w:rPr>
-        <w:fldChar w:fldCharType="end"/>
-      </w:r>
-    </w:p>
-    <w:p>
-      <w:pPr>
-        <w:pStyle w:val="26"/>
+          <w:lang w:val="en-US"/>
+        </w:rPr>
+        <w:t>6</w:t>
+      </w:r>
+    </w:p>
+    <w:p>
+      <w:pPr>
+        <w:pStyle w:val="30"/>
         <w:tabs>
           <w:tab w:val="right" w:leader="dot" w:pos="9360"/>
         </w:tabs>
@@ -1304,37 +1333,14 @@
       <w:r>
         <w:rPr>
           <w:rFonts w:hint="default" w:ascii="Arial" w:hAnsi="Arial" w:cs="Arial"/>
-        </w:rPr>
-        <w:fldChar w:fldCharType="begin"/>
-      </w:r>
-      <w:r>
-        <w:rPr>
-          <w:rFonts w:hint="default" w:ascii="Arial" w:hAnsi="Arial" w:cs="Arial"/>
-        </w:rPr>
-        <w:instrText xml:space="preserve"> PAGEREF _Toc1257 \h </w:instrText>
-      </w:r>
-      <w:r>
-        <w:rPr>
-          <w:rFonts w:hint="default" w:ascii="Arial" w:hAnsi="Arial" w:cs="Arial"/>
-        </w:rPr>
-        <w:fldChar w:fldCharType="separate"/>
-      </w:r>
-      <w:r>
-        <w:rPr>
-          <w:rFonts w:hint="default" w:ascii="Arial" w:hAnsi="Arial" w:cs="Arial"/>
-        </w:rPr>
-        <w:t>5</w:t>
-      </w:r>
-      <w:r>
-        <w:rPr>
-          <w:rFonts w:hint="default" w:ascii="Arial" w:hAnsi="Arial" w:cs="Arial"/>
-        </w:rPr>
-        <w:fldChar w:fldCharType="end"/>
-      </w:r>
-    </w:p>
-    <w:p>
-      <w:pPr>
-        <w:pStyle w:val="26"/>
+          <w:lang w:val="en-US"/>
+        </w:rPr>
+        <w:t>6</w:t>
+      </w:r>
+    </w:p>
+    <w:p>
+      <w:pPr>
+        <w:pStyle w:val="30"/>
         <w:tabs>
           <w:tab w:val="right" w:leader="dot" w:pos="9360"/>
         </w:tabs>
@@ -1365,37 +1371,14 @@
       <w:r>
         <w:rPr>
           <w:rFonts w:hint="default" w:ascii="Arial" w:hAnsi="Arial" w:cs="Arial"/>
-        </w:rPr>
-        <w:fldChar w:fldCharType="begin"/>
-      </w:r>
-      <w:r>
-        <w:rPr>
-          <w:rFonts w:hint="default" w:ascii="Arial" w:hAnsi="Arial" w:cs="Arial"/>
-        </w:rPr>
-        <w:instrText xml:space="preserve"> PAGEREF _Toc20431 \h </w:instrText>
-      </w:r>
-      <w:r>
-        <w:rPr>
-          <w:rFonts w:hint="default" w:ascii="Arial" w:hAnsi="Arial" w:cs="Arial"/>
-        </w:rPr>
-        <w:fldChar w:fldCharType="separate"/>
-      </w:r>
-      <w:r>
-        <w:rPr>
-          <w:rFonts w:hint="default" w:ascii="Arial" w:hAnsi="Arial" w:cs="Arial"/>
-        </w:rPr>
-        <w:t>5</w:t>
-      </w:r>
-      <w:r>
-        <w:rPr>
-          <w:rFonts w:hint="default" w:ascii="Arial" w:hAnsi="Arial" w:cs="Arial"/>
-        </w:rPr>
-        <w:fldChar w:fldCharType="end"/>
-      </w:r>
-    </w:p>
-    <w:p>
-      <w:pPr>
-        <w:pStyle w:val="26"/>
+          <w:lang w:val="en-US"/>
+        </w:rPr>
+        <w:t>6</w:t>
+      </w:r>
+    </w:p>
+    <w:p>
+      <w:pPr>
+        <w:pStyle w:val="30"/>
         <w:tabs>
           <w:tab w:val="right" w:leader="dot" w:pos="9360"/>
         </w:tabs>
@@ -1426,42 +1409,20 @@
       <w:r>
         <w:rPr>
           <w:rFonts w:hint="default" w:ascii="Arial" w:hAnsi="Arial" w:cs="Arial"/>
-        </w:rPr>
-        <w:fldChar w:fldCharType="begin"/>
-      </w:r>
-      <w:r>
-        <w:rPr>
-          <w:rFonts w:hint="default" w:ascii="Arial" w:hAnsi="Arial" w:cs="Arial"/>
-        </w:rPr>
-        <w:instrText xml:space="preserve"> PAGEREF _Toc24635 \h </w:instrText>
-      </w:r>
-      <w:r>
-        <w:rPr>
-          <w:rFonts w:hint="default" w:ascii="Arial" w:hAnsi="Arial" w:cs="Arial"/>
-        </w:rPr>
-        <w:fldChar w:fldCharType="separate"/>
-      </w:r>
-      <w:r>
-        <w:rPr>
-          <w:rFonts w:hint="default" w:ascii="Arial" w:hAnsi="Arial" w:cs="Arial"/>
-        </w:rPr>
-        <w:t>7</w:t>
-      </w:r>
-      <w:r>
-        <w:rPr>
-          <w:rFonts w:hint="default" w:ascii="Arial" w:hAnsi="Arial" w:cs="Arial"/>
-        </w:rPr>
-        <w:fldChar w:fldCharType="end"/>
-      </w:r>
-    </w:p>
-    <w:p>
-      <w:pPr>
-        <w:pStyle w:val="26"/>
+          <w:lang w:val="en-US"/>
+        </w:rPr>
+        <w:t>8</w:t>
+      </w:r>
+    </w:p>
+    <w:p>
+      <w:pPr>
+        <w:pStyle w:val="30"/>
         <w:tabs>
           <w:tab w:val="right" w:leader="dot" w:pos="9360"/>
         </w:tabs>
         <w:rPr>
           <w:rFonts w:hint="default" w:ascii="Arial" w:hAnsi="Arial" w:cs="Arial"/>
+          <w:lang w:val="en-US"/>
         </w:rPr>
       </w:pPr>
       <w:r>
@@ -1487,42 +1448,20 @@
       <w:r>
         <w:rPr>
           <w:rFonts w:hint="default" w:ascii="Arial" w:hAnsi="Arial" w:cs="Arial"/>
-        </w:rPr>
-        <w:fldChar w:fldCharType="begin"/>
-      </w:r>
-      <w:r>
-        <w:rPr>
-          <w:rFonts w:hint="default" w:ascii="Arial" w:hAnsi="Arial" w:cs="Arial"/>
-        </w:rPr>
-        <w:instrText xml:space="preserve"> PAGEREF _Toc5330 \h </w:instrText>
-      </w:r>
-      <w:r>
-        <w:rPr>
-          <w:rFonts w:hint="default" w:ascii="Arial" w:hAnsi="Arial" w:cs="Arial"/>
-        </w:rPr>
-        <w:fldChar w:fldCharType="separate"/>
-      </w:r>
-      <w:r>
-        <w:rPr>
-          <w:rFonts w:hint="default" w:ascii="Arial" w:hAnsi="Arial" w:cs="Arial"/>
-        </w:rPr>
-        <w:t>7</w:t>
-      </w:r>
-      <w:r>
-        <w:rPr>
-          <w:rFonts w:hint="default" w:ascii="Arial" w:hAnsi="Arial" w:cs="Arial"/>
-        </w:rPr>
-        <w:fldChar w:fldCharType="end"/>
-      </w:r>
-    </w:p>
-    <w:p>
-      <w:pPr>
-        <w:pStyle w:val="26"/>
+          <w:lang w:val="en-US"/>
+        </w:rPr>
+        <w:t>8</w:t>
+      </w:r>
+    </w:p>
+    <w:p>
+      <w:pPr>
+        <w:pStyle w:val="30"/>
         <w:tabs>
           <w:tab w:val="right" w:leader="dot" w:pos="9360"/>
         </w:tabs>
         <w:rPr>
           <w:rFonts w:hint="default" w:ascii="Arial" w:hAnsi="Arial" w:cs="Arial"/>
+          <w:lang w:val="en-US"/>
         </w:rPr>
       </w:pPr>
       <w:r>
@@ -1548,42 +1487,20 @@
       <w:r>
         <w:rPr>
           <w:rFonts w:hint="default" w:ascii="Arial" w:hAnsi="Arial" w:cs="Arial"/>
-        </w:rPr>
-        <w:fldChar w:fldCharType="begin"/>
-      </w:r>
-      <w:r>
-        <w:rPr>
-          <w:rFonts w:hint="default" w:ascii="Arial" w:hAnsi="Arial" w:cs="Arial"/>
-        </w:rPr>
-        <w:instrText xml:space="preserve"> PAGEREF _Toc23020 \h </w:instrText>
-      </w:r>
-      <w:r>
-        <w:rPr>
-          <w:rFonts w:hint="default" w:ascii="Arial" w:hAnsi="Arial" w:cs="Arial"/>
-        </w:rPr>
-        <w:fldChar w:fldCharType="separate"/>
-      </w:r>
-      <w:r>
-        <w:rPr>
-          <w:rFonts w:hint="default" w:ascii="Arial" w:hAnsi="Arial" w:cs="Arial"/>
-        </w:rPr>
-        <w:t>9</w:t>
-      </w:r>
-      <w:r>
-        <w:rPr>
-          <w:rFonts w:hint="default" w:ascii="Arial" w:hAnsi="Arial" w:cs="Arial"/>
-        </w:rPr>
-        <w:fldChar w:fldCharType="end"/>
-      </w:r>
-    </w:p>
-    <w:p>
-      <w:pPr>
-        <w:pStyle w:val="26"/>
+          <w:lang w:val="en-US"/>
+        </w:rPr>
+        <w:t>10</w:t>
+      </w:r>
+    </w:p>
+    <w:p>
+      <w:pPr>
+        <w:pStyle w:val="30"/>
         <w:tabs>
           <w:tab w:val="right" w:leader="dot" w:pos="9360"/>
         </w:tabs>
         <w:rPr>
           <w:rFonts w:hint="default" w:ascii="Arial" w:hAnsi="Arial" w:cs="Arial"/>
+          <w:lang w:val="en-US"/>
         </w:rPr>
       </w:pPr>
       <w:r>
@@ -1609,42 +1526,20 @@
       <w:r>
         <w:rPr>
           <w:rFonts w:hint="default" w:ascii="Arial" w:hAnsi="Arial" w:cs="Arial"/>
-        </w:rPr>
-        <w:fldChar w:fldCharType="begin"/>
-      </w:r>
-      <w:r>
-        <w:rPr>
-          <w:rFonts w:hint="default" w:ascii="Arial" w:hAnsi="Arial" w:cs="Arial"/>
-        </w:rPr>
-        <w:instrText xml:space="preserve"> PAGEREF _Toc25771 \h </w:instrText>
-      </w:r>
-      <w:r>
-        <w:rPr>
-          <w:rFonts w:hint="default" w:ascii="Arial" w:hAnsi="Arial" w:cs="Arial"/>
-        </w:rPr>
-        <w:fldChar w:fldCharType="separate"/>
-      </w:r>
-      <w:r>
-        <w:rPr>
-          <w:rFonts w:hint="default" w:ascii="Arial" w:hAnsi="Arial" w:cs="Arial"/>
-        </w:rPr>
-        <w:t>9</w:t>
-      </w:r>
-      <w:r>
-        <w:rPr>
-          <w:rFonts w:hint="default" w:ascii="Arial" w:hAnsi="Arial" w:cs="Arial"/>
-        </w:rPr>
-        <w:fldChar w:fldCharType="end"/>
-      </w:r>
-    </w:p>
-    <w:p>
-      <w:pPr>
-        <w:pStyle w:val="26"/>
+          <w:lang w:val="en-US"/>
+        </w:rPr>
+        <w:t>10</w:t>
+      </w:r>
+    </w:p>
+    <w:p>
+      <w:pPr>
+        <w:pStyle w:val="30"/>
         <w:tabs>
           <w:tab w:val="right" w:leader="dot" w:pos="9360"/>
         </w:tabs>
         <w:rPr>
           <w:rFonts w:hint="default" w:ascii="Arial" w:hAnsi="Arial" w:cs="Arial"/>
+          <w:lang w:val="en-US"/>
         </w:rPr>
       </w:pPr>
       <w:r>
@@ -1670,42 +1565,42 @@
       <w:r>
         <w:rPr>
           <w:rFonts w:hint="default" w:ascii="Arial" w:hAnsi="Arial" w:cs="Arial"/>
-        </w:rPr>
-        <w:fldChar w:fldCharType="begin"/>
-      </w:r>
-      <w:r>
-        <w:rPr>
-          <w:rFonts w:hint="default" w:ascii="Arial" w:hAnsi="Arial" w:cs="Arial"/>
-        </w:rPr>
-        <w:instrText xml:space="preserve"> PAGEREF _Toc28216 \h </w:instrText>
-      </w:r>
-      <w:r>
-        <w:rPr>
-          <w:rFonts w:hint="default" w:ascii="Arial" w:hAnsi="Arial" w:cs="Arial"/>
-        </w:rPr>
-        <w:fldChar w:fldCharType="separate"/>
-      </w:r>
-      <w:r>
-        <w:rPr>
-          <w:rFonts w:hint="default" w:ascii="Arial" w:hAnsi="Arial" w:cs="Arial"/>
-        </w:rPr>
-        <w:t>9</w:t>
-      </w:r>
-      <w:r>
-        <w:rPr>
-          <w:rFonts w:hint="default" w:ascii="Arial" w:hAnsi="Arial" w:cs="Arial"/>
-        </w:rPr>
-        <w:fldChar w:fldCharType="end"/>
-      </w:r>
-    </w:p>
-    <w:p>
-      <w:pPr>
-        <w:pStyle w:val="25"/>
+          <w:lang w:val="en-US"/>
+        </w:rPr>
+        <w:t>10</w:t>
+      </w:r>
+    </w:p>
+    <w:p>
+      <w:pPr>
+        <w:rPr>
+          <w:rFonts w:hint="default"/>
+          <w:lang w:val="en-US"/>
+        </w:rPr>
+      </w:pPr>
+      <w:r>
+        <w:rPr>
+          <w:rFonts w:hint="default"/>
+          <w:lang w:val="en-US"/>
+        </w:rPr>
+        <w:t xml:space="preserve">     </w:t>
+      </w:r>
+      <w:r>
+        <w:rPr>
+          <w:rFonts w:hint="default" w:ascii="Arial" w:hAnsi="Arial" w:cs="Arial"/>
+          <w:lang w:val="en-US"/>
+        </w:rPr>
+        <w:t xml:space="preserve">   6.8 Pristup administratorskom profilu..................................................................................................11</w:t>
+      </w:r>
+    </w:p>
+    <w:p>
+      <w:pPr>
+        <w:pStyle w:val="29"/>
         <w:tabs>
           <w:tab w:val="right" w:leader="dot" w:pos="9360"/>
         </w:tabs>
         <w:rPr>
           <w:rFonts w:hint="default" w:ascii="Arial" w:hAnsi="Arial" w:cs="Arial"/>
+          <w:lang w:val="en-US"/>
         </w:rPr>
       </w:pPr>
       <w:r>
@@ -1724,42 +1619,20 @@
       <w:r>
         <w:rPr>
           <w:rFonts w:hint="default" w:ascii="Arial" w:hAnsi="Arial" w:cs="Arial"/>
-        </w:rPr>
-        <w:fldChar w:fldCharType="begin"/>
-      </w:r>
-      <w:r>
-        <w:rPr>
-          <w:rFonts w:hint="default" w:ascii="Arial" w:hAnsi="Arial" w:cs="Arial"/>
-        </w:rPr>
-        <w:instrText xml:space="preserve"> PAGEREF _Toc27751 \h </w:instrText>
-      </w:r>
-      <w:r>
-        <w:rPr>
-          <w:rFonts w:hint="default" w:ascii="Arial" w:hAnsi="Arial" w:cs="Arial"/>
-        </w:rPr>
-        <w:fldChar w:fldCharType="separate"/>
-      </w:r>
-      <w:r>
-        <w:rPr>
-          <w:rFonts w:hint="default" w:ascii="Arial" w:hAnsi="Arial" w:cs="Arial"/>
-        </w:rPr>
-        <w:t>10</w:t>
-      </w:r>
-      <w:r>
-        <w:rPr>
-          <w:rFonts w:hint="default" w:ascii="Arial" w:hAnsi="Arial" w:cs="Arial"/>
-        </w:rPr>
-        <w:fldChar w:fldCharType="end"/>
-      </w:r>
-    </w:p>
-    <w:p>
-      <w:pPr>
-        <w:pStyle w:val="26"/>
+          <w:lang w:val="en-US"/>
+        </w:rPr>
+        <w:t>12</w:t>
+      </w:r>
+    </w:p>
+    <w:p>
+      <w:pPr>
+        <w:pStyle w:val="30"/>
         <w:tabs>
           <w:tab w:val="right" w:leader="dot" w:pos="9360"/>
         </w:tabs>
         <w:rPr>
           <w:rFonts w:hint="default" w:ascii="Arial" w:hAnsi="Arial" w:cs="Arial"/>
+          <w:lang w:val="en-US"/>
         </w:rPr>
       </w:pPr>
       <w:r>
@@ -1778,42 +1651,20 @@
       <w:r>
         <w:rPr>
           <w:rFonts w:hint="default" w:ascii="Arial" w:hAnsi="Arial" w:cs="Arial"/>
-        </w:rPr>
-        <w:fldChar w:fldCharType="begin"/>
-      </w:r>
-      <w:r>
-        <w:rPr>
-          <w:rFonts w:hint="default" w:ascii="Arial" w:hAnsi="Arial" w:cs="Arial"/>
-        </w:rPr>
-        <w:instrText xml:space="preserve"> PAGEREF _Toc6340 \h </w:instrText>
-      </w:r>
-      <w:r>
-        <w:rPr>
-          <w:rFonts w:hint="default" w:ascii="Arial" w:hAnsi="Arial" w:cs="Arial"/>
-        </w:rPr>
-        <w:fldChar w:fldCharType="separate"/>
-      </w:r>
-      <w:r>
-        <w:rPr>
-          <w:rFonts w:hint="default" w:ascii="Arial" w:hAnsi="Arial" w:cs="Arial"/>
-        </w:rPr>
-        <w:t>10</w:t>
-      </w:r>
-      <w:r>
-        <w:rPr>
-          <w:rFonts w:hint="default" w:ascii="Arial" w:hAnsi="Arial" w:cs="Arial"/>
-        </w:rPr>
-        <w:fldChar w:fldCharType="end"/>
-      </w:r>
-    </w:p>
-    <w:p>
-      <w:pPr>
-        <w:pStyle w:val="26"/>
+          <w:lang w:val="en-US"/>
+        </w:rPr>
+        <w:t>12</w:t>
+      </w:r>
+    </w:p>
+    <w:p>
+      <w:pPr>
+        <w:pStyle w:val="30"/>
         <w:tabs>
           <w:tab w:val="right" w:leader="dot" w:pos="9360"/>
         </w:tabs>
         <w:rPr>
           <w:rFonts w:hint="default" w:ascii="Arial" w:hAnsi="Arial" w:cs="Arial"/>
+          <w:lang w:val="en-US"/>
         </w:rPr>
       </w:pPr>
       <w:r>
@@ -1832,42 +1683,20 @@
       <w:r>
         <w:rPr>
           <w:rFonts w:hint="default" w:ascii="Arial" w:hAnsi="Arial" w:cs="Arial"/>
-        </w:rPr>
-        <w:fldChar w:fldCharType="begin"/>
-      </w:r>
-      <w:r>
-        <w:rPr>
-          <w:rFonts w:hint="default" w:ascii="Arial" w:hAnsi="Arial" w:cs="Arial"/>
-        </w:rPr>
-        <w:instrText xml:space="preserve"> PAGEREF _Toc30879 \h </w:instrText>
-      </w:r>
-      <w:r>
-        <w:rPr>
-          <w:rFonts w:hint="default" w:ascii="Arial" w:hAnsi="Arial" w:cs="Arial"/>
-        </w:rPr>
-        <w:fldChar w:fldCharType="separate"/>
-      </w:r>
-      <w:r>
-        <w:rPr>
-          <w:rFonts w:hint="default" w:ascii="Arial" w:hAnsi="Arial" w:cs="Arial"/>
-        </w:rPr>
-        <w:t>10</w:t>
-      </w:r>
-      <w:r>
-        <w:rPr>
-          <w:rFonts w:hint="default" w:ascii="Arial" w:hAnsi="Arial" w:cs="Arial"/>
-        </w:rPr>
-        <w:fldChar w:fldCharType="end"/>
-      </w:r>
-    </w:p>
-    <w:p>
-      <w:pPr>
-        <w:pStyle w:val="26"/>
+          <w:lang w:val="en-US"/>
+        </w:rPr>
+        <w:t>13</w:t>
+      </w:r>
+    </w:p>
+    <w:p>
+      <w:pPr>
+        <w:pStyle w:val="30"/>
         <w:tabs>
           <w:tab w:val="right" w:leader="dot" w:pos="9360"/>
         </w:tabs>
         <w:rPr>
           <w:rFonts w:hint="default" w:ascii="Arial" w:hAnsi="Arial" w:cs="Arial"/>
+          <w:lang w:val="en-US"/>
         </w:rPr>
       </w:pPr>
       <w:r>
@@ -1886,42 +1715,20 @@
       <w:r>
         <w:rPr>
           <w:rFonts w:hint="default" w:ascii="Arial" w:hAnsi="Arial" w:cs="Arial"/>
-        </w:rPr>
-        <w:fldChar w:fldCharType="begin"/>
-      </w:r>
-      <w:r>
-        <w:rPr>
-          <w:rFonts w:hint="default" w:ascii="Arial" w:hAnsi="Arial" w:cs="Arial"/>
-        </w:rPr>
-        <w:instrText xml:space="preserve"> PAGEREF _Toc23852 \h </w:instrText>
-      </w:r>
-      <w:r>
-        <w:rPr>
-          <w:rFonts w:hint="default" w:ascii="Arial" w:hAnsi="Arial" w:cs="Arial"/>
-        </w:rPr>
-        <w:fldChar w:fldCharType="separate"/>
-      </w:r>
-      <w:r>
-        <w:rPr>
-          <w:rFonts w:hint="default" w:ascii="Arial" w:hAnsi="Arial" w:cs="Arial"/>
-        </w:rPr>
-        <w:t>10</w:t>
-      </w:r>
-      <w:r>
-        <w:rPr>
-          <w:rFonts w:hint="default" w:ascii="Arial" w:hAnsi="Arial" w:cs="Arial"/>
-        </w:rPr>
-        <w:fldChar w:fldCharType="end"/>
-      </w:r>
-    </w:p>
-    <w:p>
-      <w:pPr>
-        <w:pStyle w:val="26"/>
+          <w:lang w:val="en-US"/>
+        </w:rPr>
+        <w:t>13</w:t>
+      </w:r>
+    </w:p>
+    <w:p>
+      <w:pPr>
+        <w:pStyle w:val="30"/>
         <w:tabs>
           <w:tab w:val="right" w:leader="dot" w:pos="9360"/>
         </w:tabs>
         <w:rPr>
           <w:rFonts w:hint="default" w:ascii="Arial" w:hAnsi="Arial" w:cs="Arial"/>
+          <w:lang w:val="en-US"/>
         </w:rPr>
       </w:pPr>
       <w:r>
@@ -1940,42 +1747,20 @@
       <w:r>
         <w:rPr>
           <w:rFonts w:hint="default" w:ascii="Arial" w:hAnsi="Arial" w:cs="Arial"/>
-        </w:rPr>
-        <w:fldChar w:fldCharType="begin"/>
-      </w:r>
-      <w:r>
-        <w:rPr>
-          <w:rFonts w:hint="default" w:ascii="Arial" w:hAnsi="Arial" w:cs="Arial"/>
-        </w:rPr>
-        <w:instrText xml:space="preserve"> PAGEREF _Toc19028 \h </w:instrText>
-      </w:r>
-      <w:r>
-        <w:rPr>
-          <w:rFonts w:hint="default" w:ascii="Arial" w:hAnsi="Arial" w:cs="Arial"/>
-        </w:rPr>
-        <w:fldChar w:fldCharType="separate"/>
-      </w:r>
-      <w:r>
-        <w:rPr>
-          <w:rFonts w:hint="default" w:ascii="Arial" w:hAnsi="Arial" w:cs="Arial"/>
-        </w:rPr>
-        <w:t>10</w:t>
-      </w:r>
-      <w:r>
-        <w:rPr>
-          <w:rFonts w:hint="default" w:ascii="Arial" w:hAnsi="Arial" w:cs="Arial"/>
-        </w:rPr>
-        <w:fldChar w:fldCharType="end"/>
-      </w:r>
-    </w:p>
-    <w:p>
-      <w:pPr>
-        <w:pStyle w:val="26"/>
+          <w:lang w:val="en-US"/>
+        </w:rPr>
+        <w:t>13</w:t>
+      </w:r>
+    </w:p>
+    <w:p>
+      <w:pPr>
+        <w:pStyle w:val="30"/>
         <w:tabs>
           <w:tab w:val="right" w:leader="dot" w:pos="9360"/>
         </w:tabs>
         <w:rPr>
           <w:rFonts w:hint="default" w:ascii="Arial" w:hAnsi="Arial" w:cs="Arial"/>
+          <w:lang w:val="en-US"/>
         </w:rPr>
       </w:pPr>
       <w:r>
@@ -1994,42 +1779,20 @@
       <w:r>
         <w:rPr>
           <w:rFonts w:hint="default" w:ascii="Arial" w:hAnsi="Arial" w:cs="Arial"/>
-        </w:rPr>
-        <w:fldChar w:fldCharType="begin"/>
-      </w:r>
-      <w:r>
-        <w:rPr>
-          <w:rFonts w:hint="default" w:ascii="Arial" w:hAnsi="Arial" w:cs="Arial"/>
-        </w:rPr>
-        <w:instrText xml:space="preserve"> PAGEREF _Toc31965 \h </w:instrText>
-      </w:r>
-      <w:r>
-        <w:rPr>
-          <w:rFonts w:hint="default" w:ascii="Arial" w:hAnsi="Arial" w:cs="Arial"/>
-        </w:rPr>
-        <w:fldChar w:fldCharType="separate"/>
-      </w:r>
-      <w:r>
-        <w:rPr>
-          <w:rFonts w:hint="default" w:ascii="Arial" w:hAnsi="Arial" w:cs="Arial"/>
-        </w:rPr>
-        <w:t>10</w:t>
-      </w:r>
-      <w:r>
-        <w:rPr>
-          <w:rFonts w:hint="default" w:ascii="Arial" w:hAnsi="Arial" w:cs="Arial"/>
-        </w:rPr>
-        <w:fldChar w:fldCharType="end"/>
-      </w:r>
-    </w:p>
-    <w:p>
-      <w:pPr>
-        <w:pStyle w:val="26"/>
+          <w:lang w:val="en-US"/>
+        </w:rPr>
+        <w:t>13</w:t>
+      </w:r>
+    </w:p>
+    <w:p>
+      <w:pPr>
+        <w:pStyle w:val="30"/>
         <w:tabs>
           <w:tab w:val="right" w:leader="dot" w:pos="9360"/>
         </w:tabs>
         <w:rPr>
           <w:rFonts w:hint="default" w:ascii="Arial" w:hAnsi="Arial" w:cs="Arial"/>
+          <w:lang w:val="en-US"/>
         </w:rPr>
       </w:pPr>
       <w:r>
@@ -2048,42 +1811,20 @@
       <w:r>
         <w:rPr>
           <w:rFonts w:hint="default" w:ascii="Arial" w:hAnsi="Arial" w:cs="Arial"/>
-        </w:rPr>
-        <w:fldChar w:fldCharType="begin"/>
-      </w:r>
-      <w:r>
-        <w:rPr>
-          <w:rFonts w:hint="default" w:ascii="Arial" w:hAnsi="Arial" w:cs="Arial"/>
-        </w:rPr>
-        <w:instrText xml:space="preserve"> PAGEREF _Toc22513 \h </w:instrText>
-      </w:r>
-      <w:r>
-        <w:rPr>
-          <w:rFonts w:hint="default" w:ascii="Arial" w:hAnsi="Arial" w:cs="Arial"/>
-        </w:rPr>
-        <w:fldChar w:fldCharType="separate"/>
-      </w:r>
-      <w:r>
-        <w:rPr>
-          <w:rFonts w:hint="default" w:ascii="Arial" w:hAnsi="Arial" w:cs="Arial"/>
-        </w:rPr>
-        <w:t>10</w:t>
-      </w:r>
-      <w:r>
-        <w:rPr>
-          <w:rFonts w:hint="default" w:ascii="Arial" w:hAnsi="Arial" w:cs="Arial"/>
-        </w:rPr>
-        <w:fldChar w:fldCharType="end"/>
-      </w:r>
-    </w:p>
-    <w:p>
-      <w:pPr>
-        <w:pStyle w:val="24"/>
+          <w:lang w:val="en-US"/>
+        </w:rPr>
+        <w:t>13</w:t>
+      </w:r>
+    </w:p>
+    <w:p>
+      <w:pPr>
+        <w:pStyle w:val="28"/>
         <w:tabs>
           <w:tab w:val="left" w:pos="540"/>
         </w:tabs>
         <w:rPr>
-          <w:lang w:val="sr-Latn-CS"/>
+          <w:rFonts w:hint="default"/>
+          <w:lang w:val="en-US"/>
         </w:rPr>
       </w:pPr>
       <w:r>
@@ -2101,14 +1842,48 @@
       </w:r>
       <w:r>
         <w:rPr>
+          <w:rFonts w:hint="default" w:ascii="Arial Black" w:hAnsi="Arial Black" w:cs="Arial Black"/>
+          <w:i w:val="0"/>
+          <w:iCs w:val="0"/>
+          <w:sz w:val="22"/>
+          <w:szCs w:val="22"/>
+          <w:u w:val="single"/>
+          <w:lang w:val="en-US"/>
+        </w:rPr>
+        <w:t xml:space="preserve">• </w:t>
+      </w:r>
+      <w:r>
+        <w:rPr>
+          <w:u w:val="single"/>
           <w:lang w:val="sr-Latn-CS"/>
         </w:rPr>
         <w:t>Specifikacija zahteva</w:t>
       </w:r>
+      <w:r>
+        <w:rPr>
+          <w:rFonts w:hint="default"/>
+          <w:u w:val="single"/>
+          <w:lang w:val="en-US"/>
+        </w:rPr>
+        <w:t xml:space="preserve"> </w:t>
+      </w:r>
+      <w:r>
+        <w:rPr>
+          <w:rFonts w:hint="default" w:ascii="Arial Black" w:hAnsi="Arial Black" w:cs="Arial Black"/>
+          <w:i w:val="0"/>
+          <w:iCs w:val="0"/>
+          <w:sz w:val="22"/>
+          <w:szCs w:val="22"/>
+          <w:u w:val="single"/>
+          <w:lang w:val="en-US"/>
+        </w:rPr>
+        <w:t>•</w:t>
+      </w:r>
     </w:p>
     <w:p>
       <w:pPr>
         <w:pStyle w:val="2"/>
+        <w:jc w:val="both"/>
         <w:rPr>
           <w:rFonts w:hint="default" w:ascii="Arial" w:hAnsi="Arial" w:cs="Arial"/>
           <w:lang w:val="sr-Latn-CS"/>
@@ -2127,6 +1902,7 @@
     <w:p>
       <w:pPr>
         <w:pStyle w:val="13"/>
+        <w:jc w:val="both"/>
         <w:rPr>
           <w:rFonts w:hint="default" w:ascii="Arial" w:hAnsi="Arial" w:cs="Arial"/>
           <w:lang w:val="sr-Latn-RS"/>
@@ -2144,19 +1920,34 @@
           <w:rFonts w:hint="default" w:ascii="Arial" w:hAnsi="Arial" w:cs="Arial"/>
           <w:lang w:val="en-US"/>
         </w:rPr>
-        <w:t>da formalno specificira funkcionalne I ne-funkcionalne zahteve sistema “BNB Cinema”, sa fokusom na slu</w:t>
-      </w:r>
-      <w:r>
-        <w:rPr>
-          <w:rFonts w:hint="default" w:ascii="Arial" w:hAnsi="Arial" w:cs="Arial"/>
-          <w:lang w:val="sr-Latn-RS"/>
-        </w:rPr>
-        <w:t>čajeve korišćenja (Use Case), profilima korisnika, tokovima, izuzecima i dodatnim ograničenjima. Struktura je usklađena sa referentnim primerom specifikacije i dobrim praksama ya crtanje Use Case dijagrama i sekvenci.</w:t>
+        <w:t>da formalno specificira funkcionalne I ne-funkcionalne zahteve sistema “BnB Cinema”, sa fokusom na slu</w:t>
+      </w:r>
+      <w:r>
+        <w:rPr>
+          <w:rFonts w:hint="default" w:ascii="Arial" w:hAnsi="Arial" w:cs="Arial"/>
+          <w:lang w:val="sr-Latn-RS"/>
+        </w:rPr>
+        <w:t xml:space="preserve">čajeve korišćenja (Use Case), profilima korisnika, tokovima, izuzecima i dodatnim ograničenjima. Struktura je usklađena sa referentnim primerom specifikacije i dobrim praksama </w:t>
+      </w:r>
+      <w:r>
+        <w:rPr>
+          <w:rFonts w:hint="default" w:ascii="Arial" w:hAnsi="Arial" w:cs="Arial"/>
+          <w:lang w:val="en-US"/>
+        </w:rPr>
+        <w:t>z</w:t>
+      </w:r>
+      <w:r>
+        <w:rPr>
+          <w:rFonts w:hint="default" w:ascii="Arial" w:hAnsi="Arial" w:cs="Arial"/>
+          <w:lang w:val="sr-Latn-RS"/>
+        </w:rPr>
+        <w:t>a crtanje Use Case dijagrama i sekvenci.</w:t>
       </w:r>
     </w:p>
     <w:p>
       <w:pPr>
         <w:pStyle w:val="2"/>
+        <w:jc w:val="both"/>
         <w:rPr>
           <w:rFonts w:hint="default" w:ascii="Arial" w:hAnsi="Arial" w:cs="Arial"/>
           <w:lang w:val="sr-Latn-CS"/>
@@ -2175,6 +1966,7 @@
     <w:p>
       <w:pPr>
         <w:pStyle w:val="13"/>
+        <w:jc w:val="both"/>
         <w:rPr>
           <w:rFonts w:hint="default" w:ascii="Arial" w:hAnsi="Arial" w:cs="Arial"/>
           <w:lang w:val="sr-Latn-RS"/>
@@ -2192,12 +1984,27 @@
           <w:rFonts w:hint="default" w:ascii="Arial" w:hAnsi="Arial" w:cs="Arial"/>
           <w:lang w:val="sr-Latn-RS"/>
         </w:rPr>
-        <w:t>obuhvata web aplikaciju (frontend Angular + backend Node/Express + MySQL) koja omogućava pregled repertoara, izbor projekcije, izbor sedišta po sali i datumu, rezervaciju i upravljanje rezervacijama, ocene/recenzije filmova i administraciju sadržaja.</w:t>
+        <w:t>obuhvata web aplikaciju (frontend Angular + backend Node/Express + MySQL) koja omogućava pregled repertoara, izbor projekcije, izbor sedišta po sali i datumu, rezervaciju i upravljanje rezervacijama, ocene/recenzije filmova</w:t>
+      </w:r>
+      <w:r>
+        <w:rPr>
+          <w:rFonts w:hint="default" w:ascii="Arial" w:hAnsi="Arial" w:cs="Arial"/>
+          <w:lang w:val="en-US"/>
+        </w:rPr>
+        <w:t>, pregled liste omiljenih filmova</w:t>
+      </w:r>
+      <w:r>
+        <w:rPr>
+          <w:rFonts w:hint="default" w:ascii="Arial" w:hAnsi="Arial" w:cs="Arial"/>
+          <w:lang w:val="sr-Latn-RS"/>
+        </w:rPr>
+        <w:t xml:space="preserve"> i administraciju sadržaja.</w:t>
       </w:r>
     </w:p>
     <w:p>
       <w:pPr>
         <w:pStyle w:val="2"/>
+        <w:jc w:val="both"/>
         <w:rPr>
           <w:rFonts w:hint="default" w:ascii="Arial" w:hAnsi="Arial" w:cs="Arial"/>
           <w:lang w:val="sr-Latn-CS"/>
@@ -2216,6 +2023,7 @@
     <w:p>
       <w:pPr>
         <w:pStyle w:val="13"/>
+        <w:jc w:val="both"/>
         <w:rPr>
           <w:rFonts w:hint="default" w:ascii="Arial" w:hAnsi="Arial" w:cs="Arial"/>
           <w:lang w:val="sr-Latn-CS"/>
@@ -2241,6 +2049,7 @@
           <w:tab w:val="clear" w:pos="1800"/>
         </w:tabs>
         <w:ind w:left="1160" w:leftChars="0" w:firstLineChars="0"/>
+        <w:jc w:val="both"/>
         <w:rPr>
           <w:rFonts w:hint="default" w:ascii="Arial" w:hAnsi="Arial" w:cs="Arial"/>
           <w:lang w:val="sr-Latn-CS"/>
@@ -2265,49 +2074,7 @@
           <w:rFonts w:hint="default" w:ascii="Arial" w:hAnsi="Arial" w:cs="Arial"/>
           <w:lang w:val="sr-Latn-RS"/>
         </w:rPr>
-        <w:t>Vizija sistema:</w:t>
-      </w:r>
-      <w:r>
-        <w:rPr>
-          <w:rFonts w:hint="default" w:ascii="Arial" w:hAnsi="Arial" w:cs="Arial"/>
-          <w:lang w:val="sr-Latn-CS"/>
-        </w:rPr>
-        <w:t xml:space="preserve"> </w:t>
-      </w:r>
-      <w:r>
-        <w:rPr>
-          <w:rFonts w:hint="default" w:ascii="Arial" w:hAnsi="Arial" w:cs="Arial"/>
-          <w:lang w:val="sr-Latn-RS"/>
-        </w:rPr>
-        <w:t>BNB Cinema</w:t>
-      </w:r>
-      <w:r>
-        <w:rPr>
-          <w:rFonts w:hint="default" w:ascii="Arial" w:hAnsi="Arial" w:cs="Arial"/>
-          <w:lang w:val="sr-Latn-CS"/>
-        </w:rPr>
-        <w:t xml:space="preserve">, V1.0, </w:t>
-      </w:r>
-      <w:r>
-        <w:rPr>
-          <w:rFonts w:hint="default" w:ascii="Arial" w:hAnsi="Arial" w:cs="Arial"/>
-          <w:lang w:val="sr-Latn-RS"/>
-        </w:rPr>
-        <w:t>20.10.</w:t>
-      </w:r>
-      <w:r>
-        <w:rPr>
-          <w:rFonts w:hint="default" w:ascii="Arial" w:hAnsi="Arial" w:cs="Arial"/>
-          <w:lang w:val="sr-Latn-CS"/>
-        </w:rPr>
-        <w:t>20</w:t>
-      </w:r>
-      <w:r>
-        <w:rPr>
-          <w:rFonts w:hint="default" w:ascii="Arial" w:hAnsi="Arial" w:cs="Arial"/>
-          <w:lang w:val="sr-Latn-RS"/>
-        </w:rPr>
-        <w:t xml:space="preserve">25, Salsa Chicas </w:t>
+        <w:t>Vizija sistema</w:t>
       </w:r>
     </w:p>
     <w:p>
@@ -2321,6 +2088,7 @@
           <w:tab w:val="left" w:pos="720"/>
         </w:tabs>
         <w:ind w:left="800" w:leftChars="0"/>
+        <w:jc w:val="both"/>
         <w:rPr>
           <w:rFonts w:hint="default" w:ascii="Arial" w:hAnsi="Arial" w:cs="Arial"/>
           <w:lang w:val="en-US"/>
@@ -2330,6 +2098,7 @@
     <w:p>
       <w:pPr>
         <w:pStyle w:val="2"/>
+        <w:jc w:val="both"/>
         <w:rPr>
           <w:rFonts w:hint="default" w:ascii="Arial" w:hAnsi="Arial" w:cs="Arial"/>
           <w:lang w:val="sr-Latn-CS"/>
@@ -2348,24 +2117,53 @@
     <w:p>
       <w:pPr>
         <w:pStyle w:val="13"/>
-        <w:rPr>
-          <w:rFonts w:hint="default" w:ascii="Arial" w:hAnsi="Arial" w:cs="Arial"/>
-          <w:lang w:val="sr-Latn-CS"/>
-        </w:rPr>
-      </w:pPr>
-      <w:r>
-        <w:rPr>
-          <w:rFonts w:hint="default" w:ascii="Arial" w:hAnsi="Arial" w:cs="Arial"/>
-          <w:lang w:val="sr-Latn-CS"/>
-        </w:rPr>
-        <w:t xml:space="preserve">UML dijagram koji prikazuje korisnike i slučajeve korišćenja </w:t>
-      </w:r>
-      <w:r>
-        <w:rPr>
-          <w:rFonts w:hint="default" w:ascii="Arial" w:hAnsi="Arial" w:cs="Arial"/>
-          <w:lang w:val="sr-Latn-RS"/>
-        </w:rPr>
-        <w:t>BNB Cinema</w:t>
+        <w:jc w:val="both"/>
+        <w:rPr>
+          <w:rFonts w:hint="default" w:ascii="Arial" w:hAnsi="Arial" w:cs="Arial"/>
+          <w:lang w:val="sr-Latn-CS"/>
+        </w:rPr>
+      </w:pPr>
+      <w:r>
+        <w:rPr>
+          <w:rFonts w:hint="default" w:ascii="Arial" w:hAnsi="Arial" w:cs="Arial"/>
+          <w:lang w:val="sr-Latn-CS"/>
+        </w:rPr>
+        <w:t>UML dijagram koji prikazuje</w:t>
+      </w:r>
+      <w:r>
+        <w:rPr>
+          <w:rFonts w:hint="default" w:ascii="Arial" w:hAnsi="Arial" w:cs="Arial"/>
+          <w:lang w:val="en-US"/>
+        </w:rPr>
+        <w:t xml:space="preserve"> administratora,</w:t>
+      </w:r>
+      <w:r>
+        <w:rPr>
+          <w:rFonts w:hint="default" w:ascii="Arial" w:hAnsi="Arial" w:cs="Arial"/>
+          <w:lang w:val="sr-Latn-CS"/>
+        </w:rPr>
+        <w:t xml:space="preserve"> korisnike i slučajeve korišćenja </w:t>
+      </w:r>
+      <w:r>
+        <w:rPr>
+          <w:rFonts w:hint="default" w:ascii="Arial" w:hAnsi="Arial" w:cs="Arial"/>
+          <w:lang w:val="sr-Latn-RS"/>
+        </w:rPr>
+        <w:t>B</w:t>
+      </w:r>
+      <w:r>
+        <w:rPr>
+          <w:rFonts w:hint="default" w:ascii="Arial" w:hAnsi="Arial" w:cs="Arial"/>
+          <w:lang w:val="en-US"/>
+        </w:rPr>
+        <w:t>n</w:t>
+      </w:r>
+      <w:r>
+        <w:rPr>
+          <w:rFonts w:hint="default" w:ascii="Arial" w:hAnsi="Arial" w:cs="Arial"/>
+          <w:lang w:val="sr-Latn-RS"/>
+        </w:rPr>
+        <w:t>B Cinema</w:t>
       </w:r>
       <w:r>
         <w:rPr>
@@ -2378,6 +2176,7 @@
     <w:p>
       <w:pPr>
         <w:pStyle w:val="13"/>
+        <w:jc w:val="both"/>
         <w:rPr>
           <w:lang w:val="sr-Latn-CS"/>
         </w:rPr>
@@ -2436,30 +2235,136 @@
     <w:p>
       <w:pPr>
         <w:pStyle w:val="13"/>
-        <w:rPr>
-          <w:lang w:val="sr-Latn-CS"/>
-        </w:rPr>
-      </w:pPr>
-    </w:p>
-    <w:p>
-      <w:pPr>
-        <w:pStyle w:val="13"/>
-        <w:rPr>
-          <w:lang w:val="sr-Latn-CS"/>
-        </w:rPr>
-      </w:pPr>
-    </w:p>
-    <w:p>
-      <w:pPr>
-        <w:pStyle w:val="13"/>
-        <w:rPr>
-          <w:lang w:val="sr-Latn-CS"/>
-        </w:rPr>
-      </w:pPr>
-    </w:p>
-    <w:p>
-      <w:pPr>
-        <w:pStyle w:val="13"/>
+        <w:jc w:val="both"/>
+        <w:rPr>
+          <w:rFonts w:hint="default" w:ascii="Arial" w:hAnsi="Arial" w:cs="Arial"/>
+          <w:lang w:val="en-US"/>
+        </w:rPr>
+      </w:pPr>
+    </w:p>
+    <w:p>
+      <w:pPr>
+        <w:pStyle w:val="13"/>
+        <w:jc w:val="center"/>
+        <w:rPr>
+          <w:rFonts w:hint="default" w:ascii="Arial" w:hAnsi="Arial" w:cs="Arial"/>
+          <w:lang w:val="en-US"/>
+        </w:rPr>
+      </w:pPr>
+      <w:r>
+        <w:rPr>
+          <w:rFonts w:hint="default" w:ascii="Arial" w:hAnsi="Arial" w:cs="Arial"/>
+          <w:lang w:val="en-US"/>
+        </w:rPr>
+        <w:t>Slika 4.1 Javni portal (korisnički deo)</w:t>
+      </w:r>
+    </w:p>
+    <w:p>
+      <w:pPr>
+        <w:pStyle w:val="13"/>
+        <w:jc w:val="both"/>
+        <w:rPr>
+          <w:rFonts w:hint="default" w:ascii="Arial" w:hAnsi="Arial" w:cs="Arial"/>
+          <w:lang w:val="en-US"/>
+        </w:rPr>
+      </w:pPr>
+    </w:p>
+    <w:p>
+      <w:pPr>
+        <w:pStyle w:val="13"/>
+        <w:jc w:val="both"/>
+        <w:rPr>
+          <w:rFonts w:hint="default" w:ascii="Arial" w:hAnsi="Arial" w:cs="Arial"/>
+          <w:lang w:val="en-US"/>
+        </w:rPr>
+      </w:pPr>
+      <w:r>
+        <w:rPr>
+          <w:rFonts w:hint="default" w:ascii="Arial" w:hAnsi="Arial" w:cs="Arial"/>
+          <w:lang w:val="en-US"/>
+        </w:rPr>
+        <w:drawing>
+          <wp:inline distT="0" distB="0" distL="114300" distR="114300">
+            <wp:extent cx="5341620" cy="2560320"/>
+            <wp:effectExtent l="0" t="0" r="7620" b="0"/>
+            <wp:docPr id="4" name="Picture 4" descr="dijagram1"/>
+            <wp:cNvGraphicFramePr>
+              <a:graphicFrameLocks xmlns:a="http://schemas.openxmlformats.org/drawingml/2006/main" noChangeAspect="1"/>
+            </wp:cNvGraphicFramePr>
+            <a:graphic xmlns:a="http://schemas.openxmlformats.org/drawingml/2006/main">
+              <a:graphicData uri="http://schemas.openxmlformats.org/drawingml/2006/picture">
+                <pic:pic xmlns:pic="http://schemas.openxmlformats.org/drawingml/2006/picture">
+                  <pic:nvPicPr>
+                    <pic:cNvPr id="4" name="Picture 4" descr="dijagram1"/>
+                    <pic:cNvPicPr>
+                      <a:picLocks noChangeAspect="1"/>
+                    </pic:cNvPicPr>
+                  </pic:nvPicPr>
+                  <pic:blipFill>
+                    <a:blip r:embed="rId14"/>
+                    <a:stretch>
+                      <a:fillRect/>
+                    </a:stretch>
+                  </pic:blipFill>
+                  <pic:spPr>
+                    <a:xfrm>
+                      <a:off x="0" y="0"/>
+                      <a:ext cx="5341620" cy="2560320"/>
+                    </a:xfrm>
+                    <a:prstGeom prst="rect">
+                      <a:avLst/>
+                    </a:prstGeom>
+                  </pic:spPr>
+                </pic:pic>
+              </a:graphicData>
+            </a:graphic>
+          </wp:inline>
+        </w:drawing>
+      </w:r>
+    </w:p>
+    <w:p>
+      <w:pPr>
+        <w:pStyle w:val="13"/>
+        <w:ind w:left="0" w:leftChars="0" w:firstLine="0" w:firstLineChars="0"/>
+        <w:jc w:val="both"/>
+        <w:rPr>
+          <w:rFonts w:hint="default" w:ascii="Arial" w:hAnsi="Arial" w:cs="Arial"/>
+          <w:lang w:val="en-US"/>
+        </w:rPr>
+      </w:pPr>
+    </w:p>
+    <w:p>
+      <w:pPr>
+        <w:pStyle w:val="13"/>
+        <w:ind w:left="0" w:leftChars="0" w:firstLine="0" w:firstLineChars="0"/>
+        <w:jc w:val="center"/>
+        <w:rPr>
+          <w:rFonts w:hint="default" w:ascii="Arial" w:hAnsi="Arial" w:cs="Arial"/>
+          <w:lang w:val="en-US"/>
+        </w:rPr>
+      </w:pPr>
+      <w:r>
+        <w:rPr>
+          <w:rFonts w:hint="default" w:ascii="Arial" w:hAnsi="Arial" w:cs="Arial"/>
+          <w:lang w:val="en-US"/>
+        </w:rPr>
+        <w:t>Slika 4.2 Administratorski deo</w:t>
+      </w:r>
+    </w:p>
+    <w:p>
+      <w:pPr>
+        <w:pStyle w:val="13"/>
+        <w:jc w:val="both"/>
+        <w:rPr>
+          <w:lang w:val="sr-Latn-CS"/>
+        </w:rPr>
+      </w:pPr>
+    </w:p>
+    <w:p>
+      <w:pPr>
+        <w:pStyle w:val="13"/>
+        <w:ind w:left="0" w:leftChars="0" w:firstLine="0" w:firstLineChars="0"/>
+        <w:jc w:val="both"/>
         <w:rPr>
           <w:lang w:val="sr-Latn-CS"/>
         </w:rPr>
@@ -2468,6 +2373,7 @@
     <w:p>
       <w:pPr>
         <w:pStyle w:val="2"/>
+        <w:jc w:val="both"/>
         <w:rPr>
           <w:rFonts w:hint="default" w:ascii="Arial" w:hAnsi="Arial" w:cs="Arial"/>
           <w:lang w:val="sr-Latn-CS"/>
@@ -2486,22 +2392,38 @@
     <w:p>
       <w:pPr>
         <w:pStyle w:val="13"/>
-        <w:rPr>
-          <w:rFonts w:hint="default" w:ascii="Arial" w:hAnsi="Arial" w:cs="Arial"/>
-          <w:lang w:val="sr-Latn-CS"/>
-        </w:rPr>
-      </w:pPr>
-      <w:r>
-        <w:rPr>
-          <w:rFonts w:hint="default" w:ascii="Arial" w:hAnsi="Arial" w:cs="Arial"/>
-          <w:lang w:val="sr-Latn-CS"/>
-        </w:rPr>
-        <w:t>Identifikovani su sledeći profili korisnika portala PeNcIL:</w:t>
+        <w:jc w:val="both"/>
+        <w:rPr>
+          <w:rFonts w:hint="default" w:ascii="Arial" w:hAnsi="Arial" w:cs="Arial"/>
+          <w:lang w:val="sr-Latn-CS"/>
+        </w:rPr>
+      </w:pPr>
+      <w:r>
+        <w:rPr>
+          <w:rFonts w:hint="default" w:ascii="Arial" w:hAnsi="Arial" w:cs="Arial"/>
+          <w:lang w:val="sr-Latn-CS"/>
+        </w:rPr>
+        <w:t xml:space="preserve">Identifikovani su sledeći profili korisnika portala </w:t>
+      </w:r>
+      <w:r>
+        <w:rPr>
+          <w:rFonts w:hint="default" w:ascii="Arial" w:hAnsi="Arial" w:cs="Arial"/>
+          <w:lang w:val="en-US"/>
+        </w:rPr>
+        <w:t>BnB Cinema</w:t>
+      </w:r>
+      <w:r>
+        <w:rPr>
+          <w:rFonts w:hint="default" w:ascii="Arial" w:hAnsi="Arial" w:cs="Arial"/>
+          <w:lang w:val="sr-Latn-CS"/>
+        </w:rPr>
+        <w:t>:</w:t>
       </w:r>
     </w:p>
     <w:p>
       <w:pPr>
         <w:pStyle w:val="3"/>
+        <w:jc w:val="both"/>
         <w:rPr>
           <w:rFonts w:hint="default" w:ascii="Arial" w:hAnsi="Arial" w:cs="Arial"/>
           <w:lang w:val="sr-Latn-CS"/>
@@ -2527,6 +2449,7 @@
     <w:p>
       <w:pPr>
         <w:pStyle w:val="13"/>
+        <w:jc w:val="both"/>
         <w:rPr>
           <w:rFonts w:hint="default" w:ascii="Arial" w:hAnsi="Arial" w:cs="Arial"/>
           <w:lang w:val="sr-Latn-CS"/>
@@ -2585,6 +2508,7 @@
     <w:p>
       <w:pPr>
         <w:pStyle w:val="3"/>
+        <w:jc w:val="both"/>
         <w:rPr>
           <w:rFonts w:hint="default" w:ascii="Arial" w:hAnsi="Arial" w:cs="Arial"/>
           <w:lang w:val="sr-Latn-CS"/>
@@ -2603,6 +2527,7 @@
     <w:p>
       <w:pPr>
         <w:pStyle w:val="13"/>
+        <w:jc w:val="both"/>
         <w:rPr>
           <w:rFonts w:hint="default" w:ascii="Arial" w:hAnsi="Arial" w:cs="Arial"/>
           <w:lang w:val="sr-Latn-CS"/>
@@ -2636,8 +2561,6 @@
         </w:rPr>
         <w:t>z</w:t>
       </w:r>
-      <w:bookmarkStart w:id="22" w:name="_GoBack"/>
-      <w:bookmarkEnd w:id="22"/>
       <w:r>
         <w:rPr>
           <w:rFonts w:hint="default" w:ascii="Arial" w:hAnsi="Arial" w:cs="Arial"/>
@@ -2648,6 +2571,13 @@
       <w:r>
         <w:rPr>
           <w:rFonts w:hint="default" w:ascii="Arial" w:hAnsi="Arial" w:cs="Arial"/>
+          <w:lang w:val="en-US"/>
+        </w:rPr>
+        <w:t>, izdvajanje omiljenih filmova</w:t>
+      </w:r>
+      <w:r>
+        <w:rPr>
+          <w:rFonts w:hint="default" w:ascii="Arial" w:hAnsi="Arial" w:cs="Arial"/>
           <w:lang w:val="sr-Latn-CS"/>
         </w:rPr>
         <w:t>. Veza generalizacije između</w:t>
@@ -2697,494 +2627,420 @@
     </w:p>
     <w:p>
       <w:pPr>
-        <w:pStyle w:val="2"/>
-        <w:rPr>
-          <w:rFonts w:hint="default" w:ascii="Arial" w:hAnsi="Arial" w:cs="Arial"/>
-          <w:lang w:val="sr-Latn-CS"/>
-        </w:rPr>
-      </w:pPr>
-      <w:bookmarkStart w:id="7" w:name="_Toc31433"/>
-      <w:r>
-        <w:rPr>
-          <w:rFonts w:hint="default" w:ascii="Arial" w:hAnsi="Arial" w:cs="Arial"/>
-          <w:lang w:val="sr-Latn-CS"/>
-        </w:rPr>
-        <w:t>Opis slučajeva korišćenja</w:t>
-      </w:r>
-      <w:bookmarkEnd w:id="7"/>
-    </w:p>
-    <w:p>
-      <w:pPr>
         <w:pStyle w:val="3"/>
-        <w:rPr>
-          <w:rFonts w:hint="default" w:ascii="Arial" w:hAnsi="Arial" w:cs="Arial"/>
-          <w:lang w:val="sr-Latn-CS"/>
-        </w:rPr>
-      </w:pPr>
-      <w:bookmarkStart w:id="8" w:name="_Toc1257"/>
-      <w:r>
-        <w:rPr>
-          <w:rFonts w:hint="default" w:ascii="Arial" w:hAnsi="Arial" w:cs="Arial"/>
-          <w:lang w:val="sr-Latn-RS"/>
-        </w:rPr>
-        <w:t>Registracija</w:t>
-      </w:r>
-      <w:bookmarkEnd w:id="8"/>
-    </w:p>
-    <w:p>
-      <w:pPr>
-        <w:pStyle w:val="13"/>
-        <w:keepNext/>
-        <w:rPr>
-          <w:rFonts w:hint="default" w:ascii="Arial" w:hAnsi="Arial" w:cs="Arial"/>
-          <w:b/>
-          <w:bCs/>
-          <w:lang w:val="sr-Latn-CS"/>
-        </w:rPr>
-      </w:pPr>
-      <w:r>
-        <w:rPr>
-          <w:rFonts w:hint="default" w:ascii="Arial" w:hAnsi="Arial" w:cs="Arial"/>
-          <w:b/>
-          <w:bCs/>
-          <w:lang w:val="sr-Latn-CS"/>
-        </w:rPr>
-        <w:t>Kratak opis:</w:t>
-      </w:r>
-    </w:p>
-    <w:p>
-      <w:pPr>
-        <w:pStyle w:val="13"/>
-        <w:rPr>
-          <w:rFonts w:hint="default" w:ascii="Arial" w:hAnsi="Arial" w:cs="Arial"/>
-          <w:lang w:val="sr-Latn-RS"/>
-        </w:rPr>
-      </w:pPr>
-      <w:r>
-        <w:rPr>
-          <w:rFonts w:hint="default" w:ascii="Arial" w:hAnsi="Arial" w:cs="Arial"/>
-          <w:lang w:val="sr-Latn-RS"/>
-        </w:rPr>
-        <w:t>Kreiranje naloga radi pristupa rezervacijama i profilu.</w:t>
-      </w:r>
-    </w:p>
-    <w:p>
-      <w:pPr>
-        <w:pStyle w:val="13"/>
-        <w:keepNext/>
-        <w:rPr>
-          <w:rFonts w:hint="default" w:ascii="Arial" w:hAnsi="Arial" w:cs="Arial"/>
-          <w:b/>
-          <w:bCs/>
-          <w:lang w:val="sr-Latn-CS"/>
-        </w:rPr>
-      </w:pPr>
-      <w:r>
-        <w:rPr>
-          <w:rFonts w:hint="default" w:ascii="Arial" w:hAnsi="Arial" w:cs="Arial"/>
-          <w:b/>
-          <w:bCs/>
-          <w:lang w:val="sr-Latn-CS"/>
-        </w:rPr>
-        <w:t>Akteri:</w:t>
-      </w:r>
-    </w:p>
-    <w:p>
-      <w:pPr>
-        <w:pStyle w:val="13"/>
-        <w:rPr>
-          <w:rFonts w:hint="default" w:ascii="Arial" w:hAnsi="Arial" w:cs="Arial"/>
-          <w:lang w:val="sr-Latn-RS"/>
-        </w:rPr>
-      </w:pPr>
-      <w:r>
-        <w:rPr>
-          <w:rFonts w:hint="default" w:ascii="Arial" w:hAnsi="Arial" w:cs="Arial"/>
-          <w:lang w:val="sr-Latn-CS"/>
-        </w:rPr>
-        <w:t>Posetilac</w:t>
-      </w:r>
-      <w:r>
-        <w:rPr>
-          <w:rFonts w:hint="default" w:ascii="Arial" w:hAnsi="Arial" w:cs="Arial"/>
-          <w:lang w:val="sr-Latn-RS"/>
-        </w:rPr>
-        <w:t>.</w:t>
-      </w:r>
-    </w:p>
-    <w:p>
-      <w:pPr>
-        <w:pStyle w:val="13"/>
-        <w:keepNext/>
-        <w:rPr>
-          <w:rFonts w:hint="default" w:ascii="Arial" w:hAnsi="Arial" w:cs="Arial"/>
-          <w:b/>
-          <w:bCs/>
-          <w:lang w:val="sr-Latn-CS"/>
-        </w:rPr>
-      </w:pPr>
-      <w:r>
-        <w:rPr>
-          <w:rFonts w:hint="default" w:ascii="Arial" w:hAnsi="Arial" w:cs="Arial"/>
-          <w:b/>
-          <w:bCs/>
-          <w:lang w:val="sr-Latn-CS"/>
-        </w:rPr>
-        <w:t>Preduslovi:</w:t>
-      </w:r>
-    </w:p>
-    <w:p>
-      <w:pPr>
-        <w:pStyle w:val="13"/>
-        <w:rPr>
-          <w:rFonts w:hint="default" w:ascii="Arial" w:hAnsi="Arial" w:cs="Arial"/>
-          <w:lang w:val="sr-Latn-RS"/>
-        </w:rPr>
-      </w:pPr>
-      <w:r>
-        <w:rPr>
-          <w:rFonts w:hint="default" w:ascii="Arial" w:hAnsi="Arial" w:cs="Arial"/>
-          <w:lang w:val="sr-Latn-RS"/>
-        </w:rPr>
-        <w:t>Korisnik nije prijavljen.</w:t>
-      </w:r>
-    </w:p>
-    <w:p>
-      <w:pPr>
-        <w:pStyle w:val="13"/>
-        <w:keepNext/>
-        <w:rPr>
-          <w:rFonts w:hint="default" w:ascii="Arial" w:hAnsi="Arial" w:cs="Arial"/>
-          <w:b/>
-          <w:bCs/>
-          <w:lang w:val="sr-Latn-CS"/>
-        </w:rPr>
-      </w:pPr>
-      <w:r>
-        <w:rPr>
-          <w:rFonts w:hint="default" w:ascii="Arial" w:hAnsi="Arial" w:cs="Arial"/>
-          <w:b/>
-          <w:bCs/>
-          <w:lang w:val="sr-Latn-CS"/>
-        </w:rPr>
-        <w:t>Osnovni tok:</w:t>
-      </w:r>
-    </w:p>
-    <w:p>
-      <w:pPr>
-        <w:pStyle w:val="13"/>
+        <w:bidi w:val="0"/>
+        <w:ind w:left="720" w:leftChars="0" w:hanging="720" w:firstLineChars="0"/>
+        <w:jc w:val="both"/>
+        <w:rPr>
+          <w:rFonts w:hint="default"/>
+          <w:lang w:val="en-US"/>
+        </w:rPr>
+      </w:pPr>
+      <w:r>
+        <w:rPr>
+          <w:rFonts w:hint="default"/>
+          <w:lang w:val="en-US"/>
+        </w:rPr>
+        <w:t>Administrator (vlasnik)</w:t>
+      </w:r>
+    </w:p>
+    <w:p>
+      <w:pPr>
+        <w:pStyle w:val="3"/>
+        <w:numPr>
+          <w:numId w:val="0"/>
+        </w:numPr>
+        <w:bidi w:val="0"/>
+        <w:ind w:leftChars="0"/>
+        <w:jc w:val="both"/>
+        <w:rPr>
+          <w:rFonts w:hint="default"/>
+          <w:b w:val="0"/>
+          <w:bCs w:val="0"/>
+          <w:lang w:val="en-US"/>
+        </w:rPr>
+      </w:pPr>
+      <w:r>
+        <w:rPr>
+          <w:rFonts w:hint="default"/>
+          <w:lang w:val="en-US"/>
+        </w:rPr>
+        <w:tab/>
+      </w:r>
+      <w:r>
+        <w:rPr>
+          <w:rFonts w:hint="default"/>
+          <w:b w:val="0"/>
+          <w:bCs w:val="0"/>
+          <w:lang w:val="en-US"/>
+        </w:rPr>
+        <w:t>Uloga: najviši nivo ovlašćenja; uređivanje sadržaja i operativno održavanje portala.</w:t>
+      </w:r>
+    </w:p>
+    <w:p>
+      <w:pPr>
+        <w:pStyle w:val="3"/>
+        <w:numPr>
+          <w:numId w:val="0"/>
+        </w:numPr>
+        <w:bidi w:val="0"/>
+        <w:ind w:leftChars="0" w:firstLine="720" w:firstLineChars="0"/>
+        <w:jc w:val="both"/>
+        <w:rPr>
+          <w:rFonts w:hint="default"/>
+          <w:b w:val="0"/>
+          <w:bCs w:val="0"/>
+          <w:lang w:val="en-US"/>
+        </w:rPr>
+      </w:pPr>
+      <w:r>
+        <w:rPr>
+          <w:rFonts w:hint="default"/>
+          <w:b w:val="0"/>
+          <w:bCs w:val="0"/>
+          <w:lang w:val="en-US"/>
+        </w:rPr>
+        <w:t>Može:</w:t>
+      </w:r>
+    </w:p>
+    <w:p>
+      <w:pPr>
+        <w:pStyle w:val="3"/>
         <w:numPr>
           <w:ilvl w:val="0"/>
           <w:numId w:val="3"/>
         </w:numPr>
-        <w:rPr>
-          <w:rFonts w:hint="default" w:ascii="Arial" w:hAnsi="Arial" w:cs="Arial"/>
-          <w:lang w:val="sr-Latn-CS"/>
-        </w:rPr>
-      </w:pPr>
-      <w:r>
-        <w:rPr>
-          <w:rFonts w:hint="default" w:ascii="Arial" w:hAnsi="Arial" w:cs="Arial"/>
-          <w:lang w:val="sr-Latn-CS"/>
-        </w:rPr>
-        <w:t xml:space="preserve">Korisnik </w:t>
-      </w:r>
-      <w:r>
-        <w:rPr>
-          <w:rFonts w:hint="default" w:ascii="Arial" w:hAnsi="Arial" w:cs="Arial"/>
-          <w:lang w:val="sr-Latn-RS"/>
-        </w:rPr>
-        <w:t>otvara formu za registraciju.</w:t>
-      </w:r>
-    </w:p>
-    <w:p>
-      <w:pPr>
-        <w:pStyle w:val="13"/>
+        <w:bidi w:val="0"/>
+        <w:ind w:left="840" w:leftChars="0" w:hanging="420" w:firstLineChars="0"/>
+        <w:jc w:val="both"/>
+        <w:rPr>
+          <w:rFonts w:hint="default"/>
+          <w:b w:val="0"/>
+          <w:bCs w:val="0"/>
+          <w:lang w:val="en-US"/>
+        </w:rPr>
+      </w:pPr>
+      <w:r>
+        <w:rPr>
+          <w:rFonts w:hint="default"/>
+          <w:b w:val="0"/>
+          <w:bCs w:val="0"/>
+          <w:lang w:val="en-US"/>
+        </w:rPr>
+        <w:t>Dodavati/menjati/arhivirati filmove (naslov, sinopsis, žanr, posteri).</w:t>
+      </w:r>
+    </w:p>
+    <w:p>
+      <w:pPr>
+        <w:pStyle w:val="3"/>
         <w:numPr>
           <w:ilvl w:val="0"/>
           <w:numId w:val="3"/>
         </w:numPr>
-        <w:rPr>
-          <w:rFonts w:hint="default" w:ascii="Arial" w:hAnsi="Arial" w:cs="Arial"/>
-          <w:lang w:val="sr-Latn-CS"/>
-        </w:rPr>
-      </w:pPr>
-      <w:r>
-        <w:rPr>
-          <w:rFonts w:hint="default" w:ascii="Arial" w:hAnsi="Arial" w:cs="Arial"/>
-          <w:lang w:val="sr-Latn-RS"/>
-        </w:rPr>
-        <w:t>Unosi korisničko ime, email i lozinku.</w:t>
-      </w:r>
-    </w:p>
-    <w:p>
-      <w:pPr>
-        <w:pStyle w:val="13"/>
+        <w:bidi w:val="0"/>
+        <w:ind w:left="840" w:leftChars="0" w:hanging="420" w:firstLineChars="0"/>
+        <w:jc w:val="both"/>
+        <w:rPr>
+          <w:rFonts w:hint="default"/>
+          <w:b w:val="0"/>
+          <w:bCs w:val="0"/>
+          <w:lang w:val="en-US"/>
+        </w:rPr>
+      </w:pPr>
+      <w:r>
+        <w:rPr>
+          <w:rFonts w:hint="default"/>
+          <w:b w:val="0"/>
+          <w:bCs w:val="0"/>
+          <w:lang w:val="en-US"/>
+        </w:rPr>
+        <w:t>Kreirati/menjati/otkazivati temine i upravljati salama/sedištima.</w:t>
+      </w:r>
+    </w:p>
+    <w:p>
+      <w:pPr>
+        <w:pStyle w:val="3"/>
         <w:numPr>
           <w:ilvl w:val="0"/>
           <w:numId w:val="3"/>
         </w:numPr>
-        <w:rPr>
-          <w:rFonts w:hint="default" w:ascii="Arial" w:hAnsi="Arial" w:cs="Arial"/>
-          <w:lang w:val="sr-Latn-CS"/>
-        </w:rPr>
-      </w:pPr>
-      <w:r>
-        <w:rPr>
-          <w:rFonts w:hint="default" w:ascii="Arial" w:hAnsi="Arial" w:cs="Arial"/>
-          <w:lang w:val="sr-Latn-RS"/>
-        </w:rPr>
-        <w:t>Sistem validira podatke i kreira nalog.</w:t>
-      </w:r>
-    </w:p>
-    <w:p>
-      <w:pPr>
-        <w:pStyle w:val="13"/>
+        <w:bidi w:val="0"/>
+        <w:ind w:left="840" w:leftChars="0" w:hanging="420" w:firstLineChars="0"/>
+        <w:jc w:val="both"/>
+        <w:rPr>
+          <w:rFonts w:hint="default"/>
+          <w:b w:val="0"/>
+          <w:bCs w:val="0"/>
+          <w:lang w:val="en-US"/>
+        </w:rPr>
+      </w:pPr>
+      <w:r>
+        <w:rPr>
+          <w:rFonts w:hint="default"/>
+          <w:b w:val="0"/>
+          <w:bCs w:val="0"/>
+          <w:lang w:val="en-US"/>
+        </w:rPr>
+        <w:t>Pregledati i po pravilima otkazivati rezervacije.</w:t>
+      </w:r>
+    </w:p>
+    <w:p>
+      <w:pPr>
+        <w:pStyle w:val="3"/>
         <w:numPr>
           <w:ilvl w:val="0"/>
           <w:numId w:val="3"/>
         </w:numPr>
-        <w:rPr>
-          <w:rFonts w:hint="default" w:ascii="Arial" w:hAnsi="Arial" w:cs="Arial"/>
-          <w:lang w:val="sr-Latn-CS"/>
-        </w:rPr>
-      </w:pPr>
-      <w:r>
-        <w:rPr>
-          <w:rFonts w:hint="default" w:ascii="Arial" w:hAnsi="Arial" w:cs="Arial"/>
-          <w:lang w:val="sr-Latn-RS"/>
-        </w:rPr>
-        <w:t>Sistem obaveštava o uspehu.</w:t>
-      </w:r>
+        <w:bidi w:val="0"/>
+        <w:ind w:left="840" w:leftChars="0" w:hanging="420" w:firstLineChars="0"/>
+        <w:jc w:val="both"/>
+        <w:rPr>
+          <w:rFonts w:hint="default"/>
+          <w:b w:val="0"/>
+          <w:bCs w:val="0"/>
+          <w:lang w:val="en-US"/>
+        </w:rPr>
+      </w:pPr>
+      <w:r>
+        <w:rPr>
+          <w:rFonts w:hint="default"/>
+          <w:b w:val="0"/>
+          <w:bCs w:val="0"/>
+          <w:lang w:val="en-US"/>
+        </w:rPr>
+        <w:t>Podesiti cenovnik i popuste i videti izveštaje o popunjenosti.</w:t>
+      </w:r>
+    </w:p>
+    <w:p>
+      <w:pPr>
+        <w:pStyle w:val="3"/>
+        <w:numPr>
+          <w:numId w:val="0"/>
+        </w:numPr>
+        <w:bidi w:val="0"/>
+        <w:ind w:leftChars="0" w:firstLine="720" w:firstLineChars="0"/>
+        <w:jc w:val="both"/>
+        <w:rPr>
+          <w:rFonts w:hint="default"/>
+          <w:b w:val="0"/>
+          <w:bCs w:val="0"/>
+          <w:lang w:val="en-US"/>
+        </w:rPr>
+      </w:pPr>
+      <w:r>
+        <w:rPr>
+          <w:rFonts w:hint="default"/>
+          <w:b/>
+          <w:bCs/>
+          <w:lang w:val="en-US"/>
+        </w:rPr>
+        <w:t>Preduslov:</w:t>
+      </w:r>
+      <w:r>
+        <w:rPr>
+          <w:rFonts w:hint="default"/>
+          <w:b w:val="0"/>
+          <w:bCs w:val="0"/>
+          <w:lang w:val="en-US"/>
+        </w:rPr>
+        <w:t xml:space="preserve"> prijava nalogom sa ulogom</w:t>
+      </w:r>
+      <w:r>
+        <w:rPr>
+          <w:rFonts w:hint="default"/>
+          <w:b w:val="0"/>
+          <w:bCs w:val="0"/>
+          <w:i/>
+          <w:iCs/>
+          <w:lang w:val="en-US"/>
+        </w:rPr>
+        <w:t xml:space="preserve"> vlasnik.</w:t>
+      </w:r>
+    </w:p>
+    <w:p>
+      <w:pPr>
+        <w:pStyle w:val="3"/>
+        <w:numPr>
+          <w:numId w:val="0"/>
+        </w:numPr>
+        <w:bidi w:val="0"/>
+        <w:ind w:leftChars="0"/>
+        <w:jc w:val="both"/>
+        <w:rPr>
+          <w:rFonts w:hint="default"/>
+          <w:b w:val="0"/>
+          <w:bCs w:val="0"/>
+          <w:lang w:val="en-US"/>
+        </w:rPr>
+      </w:pPr>
+    </w:p>
+    <w:p>
+      <w:pPr>
+        <w:pStyle w:val="2"/>
+        <w:jc w:val="both"/>
+        <w:rPr>
+          <w:rFonts w:hint="default" w:ascii="Arial" w:hAnsi="Arial" w:cs="Arial"/>
+          <w:lang w:val="sr-Latn-CS"/>
+        </w:rPr>
+      </w:pPr>
+      <w:bookmarkStart w:id="7" w:name="_Toc31433"/>
+      <w:r>
+        <w:rPr>
+          <w:rFonts w:hint="default" w:ascii="Arial" w:hAnsi="Arial" w:cs="Arial"/>
+          <w:lang w:val="sr-Latn-CS"/>
+        </w:rPr>
+        <w:t>Opis slučajeva korišćenja</w:t>
+      </w:r>
+      <w:bookmarkEnd w:id="7"/>
+    </w:p>
+    <w:p>
+      <w:pPr>
+        <w:pStyle w:val="3"/>
+        <w:jc w:val="both"/>
+        <w:rPr>
+          <w:rFonts w:hint="default" w:ascii="Arial" w:hAnsi="Arial" w:cs="Arial"/>
+          <w:lang w:val="sr-Latn-CS"/>
+        </w:rPr>
+      </w:pPr>
+      <w:bookmarkStart w:id="8" w:name="_Toc1257"/>
+      <w:r>
+        <w:rPr>
+          <w:rFonts w:hint="default" w:ascii="Arial" w:hAnsi="Arial" w:cs="Arial"/>
+          <w:lang w:val="sr-Latn-RS"/>
+        </w:rPr>
+        <w:t>Registracija</w:t>
+      </w:r>
+      <w:bookmarkEnd w:id="8"/>
     </w:p>
     <w:p>
       <w:pPr>
         <w:pStyle w:val="13"/>
         <w:keepNext/>
-        <w:rPr>
-          <w:rFonts w:hint="default" w:ascii="Arial" w:hAnsi="Arial" w:cs="Arial"/>
-          <w:b/>
-          <w:bCs/>
-          <w:lang w:val="sr-Latn-CS"/>
-        </w:rPr>
-      </w:pPr>
-      <w:r>
-        <w:rPr>
-          <w:rFonts w:hint="default" w:ascii="Arial" w:hAnsi="Arial" w:cs="Arial"/>
-          <w:b/>
-          <w:bCs/>
-          <w:lang w:val="sr-Latn-CS"/>
-        </w:rPr>
-        <w:t>Izuzetci:</w:t>
-      </w:r>
-    </w:p>
-    <w:p>
-      <w:pPr>
-        <w:pStyle w:val="13"/>
-        <w:rPr>
-          <w:rFonts w:hint="default" w:ascii="Arial" w:hAnsi="Arial" w:cs="Arial"/>
-          <w:lang w:val="sr-Latn-RS"/>
-        </w:rPr>
-      </w:pPr>
-      <w:r>
-        <w:rPr>
-          <w:rFonts w:hint="default" w:ascii="Arial" w:hAnsi="Arial" w:cs="Arial"/>
-          <w:lang w:val="sr-Latn-RS"/>
-        </w:rPr>
-        <w:t>Neispravan email / slaba lozinka / email već postoji, sledi poruka o grešci.</w:t>
+        <w:jc w:val="both"/>
+        <w:rPr>
+          <w:rFonts w:hint="default" w:ascii="Arial" w:hAnsi="Arial" w:cs="Arial"/>
+          <w:b/>
+          <w:bCs/>
+          <w:lang w:val="sr-Latn-CS"/>
+        </w:rPr>
+      </w:pPr>
+      <w:r>
+        <w:rPr>
+          <w:rFonts w:hint="default" w:ascii="Arial" w:hAnsi="Arial" w:cs="Arial"/>
+          <w:b/>
+          <w:bCs/>
+          <w:lang w:val="sr-Latn-CS"/>
+        </w:rPr>
+        <w:t>Kratak opis:</w:t>
+      </w:r>
+    </w:p>
+    <w:p>
+      <w:pPr>
+        <w:pStyle w:val="13"/>
+        <w:jc w:val="both"/>
+        <w:rPr>
+          <w:rFonts w:hint="default" w:ascii="Arial" w:hAnsi="Arial" w:cs="Arial"/>
+          <w:lang w:val="sr-Latn-RS"/>
+        </w:rPr>
+      </w:pPr>
+      <w:r>
+        <w:rPr>
+          <w:rFonts w:hint="default" w:ascii="Arial" w:hAnsi="Arial" w:cs="Arial"/>
+          <w:lang w:val="sr-Latn-RS"/>
+        </w:rPr>
+        <w:t>Kreiranje naloga radi pristupa rezervacijama i profilu.</w:t>
       </w:r>
     </w:p>
     <w:p>
       <w:pPr>
         <w:pStyle w:val="13"/>
         <w:keepNext/>
-        <w:rPr>
-          <w:rFonts w:hint="default" w:ascii="Arial" w:hAnsi="Arial" w:cs="Arial"/>
-          <w:b/>
-          <w:bCs/>
-          <w:lang w:val="sr-Latn-CS"/>
-        </w:rPr>
-      </w:pPr>
-      <w:r>
-        <w:rPr>
-          <w:rFonts w:hint="default" w:ascii="Arial" w:hAnsi="Arial" w:cs="Arial"/>
-          <w:b/>
-          <w:bCs/>
-          <w:lang w:val="sr-Latn-CS"/>
-        </w:rPr>
-        <w:t>Posledice:</w:t>
-      </w:r>
-    </w:p>
-    <w:p>
-      <w:pPr>
-        <w:pStyle w:val="13"/>
-        <w:rPr>
-          <w:rFonts w:hint="default" w:ascii="Arial" w:hAnsi="Arial" w:cs="Arial"/>
-          <w:lang w:val="sr-Latn-RS"/>
-        </w:rPr>
-      </w:pPr>
-      <w:r>
-        <w:rPr>
-          <w:rFonts w:hint="default" w:ascii="Arial" w:hAnsi="Arial" w:cs="Arial"/>
-          <w:lang w:val="sr-Latn-RS"/>
-        </w:rPr>
-        <w:t>Kreiran nalog i korisnik se može prijaviti.</w:t>
-      </w:r>
-    </w:p>
-    <w:p>
-      <w:pPr>
-        <w:pStyle w:val="3"/>
-        <w:rPr>
-          <w:rFonts w:hint="default" w:ascii="Arial" w:hAnsi="Arial" w:cs="Arial"/>
-          <w:lang w:val="sr-Latn-CS"/>
-        </w:rPr>
-      </w:pPr>
-      <w:bookmarkStart w:id="9" w:name="_Toc20431"/>
-      <w:r>
-        <w:rPr>
-          <w:rFonts w:hint="default" w:ascii="Arial" w:hAnsi="Arial" w:cs="Arial"/>
-          <w:lang w:val="sr-Latn-CS"/>
-        </w:rPr>
-        <w:t>P</w:t>
-      </w:r>
-      <w:r>
-        <w:rPr>
-          <w:rFonts w:hint="default" w:ascii="Arial" w:hAnsi="Arial" w:cs="Arial"/>
-          <w:lang w:val="sr-Latn-RS"/>
-        </w:rPr>
-        <w:t>rijava</w:t>
-      </w:r>
-      <w:bookmarkEnd w:id="9"/>
+        <w:jc w:val="both"/>
+        <w:rPr>
+          <w:rFonts w:hint="default" w:ascii="Arial" w:hAnsi="Arial" w:cs="Arial"/>
+          <w:b/>
+          <w:bCs/>
+          <w:lang w:val="sr-Latn-CS"/>
+        </w:rPr>
+      </w:pPr>
+      <w:r>
+        <w:rPr>
+          <w:rFonts w:hint="default" w:ascii="Arial" w:hAnsi="Arial" w:cs="Arial"/>
+          <w:b/>
+          <w:bCs/>
+          <w:lang w:val="sr-Latn-CS"/>
+        </w:rPr>
+        <w:t>Akteri:</w:t>
+      </w:r>
+    </w:p>
+    <w:p>
+      <w:pPr>
+        <w:pStyle w:val="13"/>
+        <w:jc w:val="both"/>
+        <w:rPr>
+          <w:rFonts w:hint="default" w:ascii="Arial" w:hAnsi="Arial" w:cs="Arial"/>
+          <w:lang w:val="sr-Latn-RS"/>
+        </w:rPr>
+      </w:pPr>
+      <w:r>
+        <w:rPr>
+          <w:rFonts w:hint="default" w:ascii="Arial" w:hAnsi="Arial" w:cs="Arial"/>
+          <w:lang w:val="sr-Latn-CS"/>
+        </w:rPr>
+        <w:t>Posetilac</w:t>
+      </w:r>
+      <w:r>
+        <w:rPr>
+          <w:rFonts w:hint="default" w:ascii="Arial" w:hAnsi="Arial" w:cs="Arial"/>
+          <w:lang w:val="sr-Latn-RS"/>
+        </w:rPr>
+        <w:t>.</w:t>
+      </w:r>
     </w:p>
     <w:p>
       <w:pPr>
         <w:pStyle w:val="13"/>
         <w:keepNext/>
-        <w:rPr>
-          <w:rFonts w:hint="default" w:ascii="Arial" w:hAnsi="Arial" w:cs="Arial"/>
-          <w:b/>
-          <w:bCs/>
-          <w:lang w:val="sr-Latn-CS"/>
-        </w:rPr>
-      </w:pPr>
-      <w:r>
-        <w:rPr>
-          <w:rFonts w:hint="default" w:ascii="Arial" w:hAnsi="Arial" w:cs="Arial"/>
-          <w:b/>
-          <w:bCs/>
-          <w:lang w:val="sr-Latn-CS"/>
-        </w:rPr>
-        <w:t>Kratak opis:</w:t>
-      </w:r>
-    </w:p>
-    <w:p>
-      <w:pPr>
-        <w:pStyle w:val="13"/>
-        <w:rPr>
-          <w:rFonts w:hint="default" w:ascii="Arial" w:hAnsi="Arial" w:cs="Arial"/>
-          <w:lang w:val="sr-Latn-RS"/>
-        </w:rPr>
-      </w:pPr>
-      <w:r>
-        <w:rPr>
-          <w:rFonts w:hint="default" w:ascii="Arial" w:hAnsi="Arial" w:cs="Arial"/>
-          <w:lang w:val="sr-Latn-CS"/>
-        </w:rPr>
-        <w:t>Pri</w:t>
-      </w:r>
-      <w:r>
-        <w:rPr>
-          <w:rFonts w:hint="default" w:ascii="Arial" w:hAnsi="Arial" w:cs="Arial"/>
-          <w:lang w:val="sr-Latn-RS"/>
-        </w:rPr>
-        <w:t>stup funkcijama koje zahtevaju autorizaciju.</w:t>
+        <w:jc w:val="both"/>
+        <w:rPr>
+          <w:rFonts w:hint="default" w:ascii="Arial" w:hAnsi="Arial" w:cs="Arial"/>
+          <w:b/>
+          <w:bCs/>
+          <w:lang w:val="sr-Latn-CS"/>
+        </w:rPr>
+      </w:pPr>
+      <w:r>
+        <w:rPr>
+          <w:rFonts w:hint="default" w:ascii="Arial" w:hAnsi="Arial" w:cs="Arial"/>
+          <w:b/>
+          <w:bCs/>
+          <w:lang w:val="sr-Latn-CS"/>
+        </w:rPr>
+        <w:t>Preduslovi:</w:t>
+      </w:r>
+    </w:p>
+    <w:p>
+      <w:pPr>
+        <w:pStyle w:val="13"/>
+        <w:jc w:val="both"/>
+        <w:rPr>
+          <w:rFonts w:hint="default" w:ascii="Arial" w:hAnsi="Arial" w:cs="Arial"/>
+          <w:lang w:val="sr-Latn-RS"/>
+        </w:rPr>
+      </w:pPr>
+      <w:r>
+        <w:rPr>
+          <w:rFonts w:hint="default" w:ascii="Arial" w:hAnsi="Arial" w:cs="Arial"/>
+          <w:lang w:val="sr-Latn-RS"/>
+        </w:rPr>
+        <w:t>Korisnik nije prijavljen.</w:t>
       </w:r>
     </w:p>
     <w:p>
       <w:pPr>
         <w:pStyle w:val="13"/>
         <w:keepNext/>
-        <w:rPr>
-          <w:rFonts w:hint="default" w:ascii="Arial" w:hAnsi="Arial" w:cs="Arial"/>
-          <w:b/>
-          <w:bCs/>
-          <w:lang w:val="sr-Latn-CS"/>
-        </w:rPr>
-      </w:pPr>
-      <w:r>
-        <w:rPr>
-          <w:rFonts w:hint="default" w:ascii="Arial" w:hAnsi="Arial" w:cs="Arial"/>
-          <w:b/>
-          <w:bCs/>
-          <w:lang w:val="sr-Latn-CS"/>
-        </w:rPr>
-        <w:t>Akteri:</w:t>
-      </w:r>
-    </w:p>
-    <w:p>
-      <w:pPr>
-        <w:pStyle w:val="13"/>
-        <w:rPr>
-          <w:rFonts w:hint="default" w:ascii="Arial" w:hAnsi="Arial" w:cs="Arial"/>
-          <w:lang w:val="sr-Latn-RS"/>
-        </w:rPr>
-      </w:pPr>
-      <w:r>
-        <w:rPr>
-          <w:rFonts w:hint="default" w:ascii="Arial" w:hAnsi="Arial" w:cs="Arial"/>
-          <w:lang w:val="sr-Latn-RS"/>
-        </w:rPr>
-        <w:t>Registrovani korisnik.</w:t>
-      </w:r>
-    </w:p>
-    <w:p>
-      <w:pPr>
-        <w:pStyle w:val="13"/>
-        <w:keepNext/>
-        <w:rPr>
-          <w:rFonts w:hint="default" w:ascii="Arial" w:hAnsi="Arial" w:cs="Arial"/>
-          <w:b/>
-          <w:bCs/>
-          <w:lang w:val="sr-Latn-CS"/>
-        </w:rPr>
-      </w:pPr>
-      <w:r>
-        <w:rPr>
-          <w:rFonts w:hint="default" w:ascii="Arial" w:hAnsi="Arial" w:cs="Arial"/>
-          <w:b/>
-          <w:bCs/>
-          <w:lang w:val="sr-Latn-CS"/>
-        </w:rPr>
-        <w:t>Preduslovi:</w:t>
-      </w:r>
-    </w:p>
-    <w:p>
-      <w:pPr>
-        <w:pStyle w:val="13"/>
-        <w:rPr>
-          <w:rFonts w:hint="default" w:ascii="Arial" w:hAnsi="Arial" w:cs="Arial"/>
-          <w:lang w:val="sr-Latn-RS"/>
-        </w:rPr>
-      </w:pPr>
-      <w:r>
-        <w:rPr>
-          <w:rFonts w:hint="default" w:ascii="Arial" w:hAnsi="Arial" w:cs="Arial"/>
-          <w:lang w:val="sr-Latn-CS"/>
-        </w:rPr>
-        <w:t>N</w:t>
-      </w:r>
-      <w:r>
-        <w:rPr>
-          <w:rFonts w:hint="default" w:ascii="Arial" w:hAnsi="Arial" w:cs="Arial"/>
-          <w:lang w:val="sr-Latn-RS"/>
-        </w:rPr>
-        <w:t>alog postoji.</w:t>
-      </w:r>
-    </w:p>
-    <w:p>
-      <w:pPr>
-        <w:pStyle w:val="13"/>
-        <w:keepNext/>
+        <w:jc w:val="both"/>
         <w:rPr>
           <w:rFonts w:hint="default" w:ascii="Arial" w:hAnsi="Arial" w:cs="Arial"/>
           <w:b/>
@@ -3209,6 +3065,7 @@
           <w:ilvl w:val="0"/>
           <w:numId w:val="4"/>
         </w:numPr>
+        <w:jc w:val="both"/>
         <w:rPr>
           <w:rFonts w:hint="default" w:ascii="Arial" w:hAnsi="Arial" w:cs="Arial"/>
           <w:lang w:val="sr-Latn-CS"/>
@@ -3226,7 +3083,7 @@
           <w:rFonts w:hint="default" w:ascii="Arial" w:hAnsi="Arial" w:cs="Arial"/>
           <w:lang w:val="sr-Latn-RS"/>
         </w:rPr>
-        <w:t>unosi email i lozinku.</w:t>
+        <w:t>otvara formu za registraciju.</w:t>
       </w:r>
     </w:p>
     <w:p>
@@ -3236,16 +3093,18 @@
           <w:ilvl w:val="0"/>
           <w:numId w:val="4"/>
         </w:numPr>
-        <w:rPr>
-          <w:lang w:val="sr-Latn-CS"/>
-        </w:rPr>
-      </w:pPr>
-      <w:r>
-        <w:rPr>
-          <w:rFonts w:hint="default"/>
-          <w:lang w:val="sr-Latn-RS"/>
-        </w:rPr>
-        <w:t>Sistem verifikuje kredencijale i generiše JWT token.</w:t>
+        <w:jc w:val="both"/>
+        <w:rPr>
+          <w:rFonts w:hint="default" w:ascii="Arial" w:hAnsi="Arial" w:cs="Arial"/>
+          <w:lang w:val="sr-Latn-CS"/>
+        </w:rPr>
+      </w:pPr>
+      <w:r>
+        <w:rPr>
+          <w:rFonts w:hint="default" w:ascii="Arial" w:hAnsi="Arial" w:cs="Arial"/>
+          <w:lang w:val="sr-Latn-RS"/>
+        </w:rPr>
+        <w:t>Unosi korisničko ime, email i lozinku.</w:t>
       </w:r>
     </w:p>
     <w:p>
@@ -3255,13 +3114,363 @@
           <w:ilvl w:val="0"/>
           <w:numId w:val="4"/>
         </w:numPr>
-        <w:rPr>
-          <w:lang w:val="sr-Latn-CS"/>
-        </w:rPr>
-      </w:pPr>
-      <w:r>
-        <w:rPr>
-          <w:rFonts w:hint="default"/>
+        <w:jc w:val="both"/>
+        <w:rPr>
+          <w:rFonts w:hint="default" w:ascii="Arial" w:hAnsi="Arial" w:cs="Arial"/>
+          <w:lang w:val="sr-Latn-CS"/>
+        </w:rPr>
+      </w:pPr>
+      <w:r>
+        <w:rPr>
+          <w:rFonts w:hint="default" w:ascii="Arial" w:hAnsi="Arial" w:cs="Arial"/>
+          <w:lang w:val="sr-Latn-RS"/>
+        </w:rPr>
+        <w:t>Sistem validira podatke i kreira nalog.</w:t>
+      </w:r>
+    </w:p>
+    <w:p>
+      <w:pPr>
+        <w:pStyle w:val="13"/>
+        <w:numPr>
+          <w:ilvl w:val="0"/>
+          <w:numId w:val="4"/>
+        </w:numPr>
+        <w:jc w:val="both"/>
+        <w:rPr>
+          <w:rFonts w:hint="default" w:ascii="Arial" w:hAnsi="Arial" w:cs="Arial"/>
+          <w:lang w:val="sr-Latn-CS"/>
+        </w:rPr>
+      </w:pPr>
+      <w:r>
+        <w:rPr>
+          <w:rFonts w:hint="default" w:ascii="Arial" w:hAnsi="Arial" w:cs="Arial"/>
+          <w:lang w:val="sr-Latn-RS"/>
+        </w:rPr>
+        <w:t>Sistem obaveštava o uspehu.</w:t>
+      </w:r>
+    </w:p>
+    <w:p>
+      <w:pPr>
+        <w:pStyle w:val="13"/>
+        <w:keepNext/>
+        <w:jc w:val="both"/>
+        <w:rPr>
+          <w:rFonts w:hint="default" w:ascii="Arial" w:hAnsi="Arial" w:cs="Arial"/>
+          <w:b/>
+          <w:bCs/>
+          <w:lang w:val="sr-Latn-CS"/>
+        </w:rPr>
+      </w:pPr>
+      <w:r>
+        <w:rPr>
+          <w:rFonts w:hint="default" w:ascii="Arial" w:hAnsi="Arial" w:cs="Arial"/>
+          <w:b/>
+          <w:bCs/>
+          <w:lang w:val="sr-Latn-CS"/>
+        </w:rPr>
+        <w:t>Izuzetci:</w:t>
+      </w:r>
+    </w:p>
+    <w:p>
+      <w:pPr>
+        <w:pStyle w:val="13"/>
+        <w:jc w:val="both"/>
+        <w:rPr>
+          <w:rFonts w:hint="default" w:ascii="Arial" w:hAnsi="Arial" w:cs="Arial"/>
+          <w:lang w:val="sr-Latn-RS"/>
+        </w:rPr>
+      </w:pPr>
+      <w:r>
+        <w:rPr>
+          <w:rFonts w:hint="default" w:ascii="Arial" w:hAnsi="Arial" w:cs="Arial"/>
+          <w:lang w:val="sr-Latn-RS"/>
+        </w:rPr>
+        <w:t>Neispravan email / slaba lozinka / email već postoji, sledi poruka o grešci.</w:t>
+      </w:r>
+    </w:p>
+    <w:p>
+      <w:pPr>
+        <w:pStyle w:val="13"/>
+        <w:keepNext/>
+        <w:jc w:val="both"/>
+        <w:rPr>
+          <w:rFonts w:hint="default" w:ascii="Arial" w:hAnsi="Arial" w:cs="Arial"/>
+          <w:b/>
+          <w:bCs/>
+          <w:lang w:val="sr-Latn-CS"/>
+        </w:rPr>
+      </w:pPr>
+      <w:r>
+        <w:rPr>
+          <w:rFonts w:hint="default" w:ascii="Arial" w:hAnsi="Arial" w:cs="Arial"/>
+          <w:b/>
+          <w:bCs/>
+          <w:lang w:val="sr-Latn-CS"/>
+        </w:rPr>
+        <w:t>Posledice:</w:t>
+      </w:r>
+    </w:p>
+    <w:p>
+      <w:pPr>
+        <w:pStyle w:val="13"/>
+        <w:jc w:val="both"/>
+        <w:rPr>
+          <w:rFonts w:hint="default" w:ascii="Arial" w:hAnsi="Arial" w:cs="Arial"/>
+          <w:lang w:val="sr-Latn-RS"/>
+        </w:rPr>
+      </w:pPr>
+      <w:r>
+        <w:rPr>
+          <w:rFonts w:hint="default" w:ascii="Arial" w:hAnsi="Arial" w:cs="Arial"/>
+          <w:lang w:val="sr-Latn-RS"/>
+        </w:rPr>
+        <w:t>Kreiran nalog i korisnik se može prijaviti.</w:t>
+      </w:r>
+    </w:p>
+    <w:p>
+      <w:pPr>
+        <w:pStyle w:val="3"/>
+        <w:jc w:val="both"/>
+        <w:rPr>
+          <w:rFonts w:hint="default" w:ascii="Arial" w:hAnsi="Arial" w:cs="Arial"/>
+          <w:lang w:val="sr-Latn-CS"/>
+        </w:rPr>
+      </w:pPr>
+      <w:bookmarkStart w:id="9" w:name="_Toc20431"/>
+      <w:r>
+        <w:rPr>
+          <w:rFonts w:hint="default" w:ascii="Arial" w:hAnsi="Arial" w:cs="Arial"/>
+          <w:lang w:val="sr-Latn-CS"/>
+        </w:rPr>
+        <w:t>P</w:t>
+      </w:r>
+      <w:r>
+        <w:rPr>
+          <w:rFonts w:hint="default" w:ascii="Arial" w:hAnsi="Arial" w:cs="Arial"/>
+          <w:lang w:val="sr-Latn-RS"/>
+        </w:rPr>
+        <w:t>rijava</w:t>
+      </w:r>
+      <w:bookmarkEnd w:id="9"/>
+    </w:p>
+    <w:p>
+      <w:pPr>
+        <w:pStyle w:val="13"/>
+        <w:keepNext/>
+        <w:jc w:val="both"/>
+        <w:rPr>
+          <w:rFonts w:hint="default" w:ascii="Arial" w:hAnsi="Arial" w:cs="Arial"/>
+          <w:b/>
+          <w:bCs/>
+          <w:lang w:val="sr-Latn-CS"/>
+        </w:rPr>
+      </w:pPr>
+      <w:r>
+        <w:rPr>
+          <w:rFonts w:hint="default" w:ascii="Arial" w:hAnsi="Arial" w:cs="Arial"/>
+          <w:b/>
+          <w:bCs/>
+          <w:lang w:val="sr-Latn-CS"/>
+        </w:rPr>
+        <w:t>Kratak opis:</w:t>
+      </w:r>
+    </w:p>
+    <w:p>
+      <w:pPr>
+        <w:pStyle w:val="13"/>
+        <w:jc w:val="both"/>
+        <w:rPr>
+          <w:rFonts w:hint="default" w:ascii="Arial" w:hAnsi="Arial" w:cs="Arial"/>
+          <w:lang w:val="sr-Latn-RS"/>
+        </w:rPr>
+      </w:pPr>
+      <w:r>
+        <w:rPr>
+          <w:rFonts w:hint="default" w:ascii="Arial" w:hAnsi="Arial" w:cs="Arial"/>
+          <w:lang w:val="sr-Latn-CS"/>
+        </w:rPr>
+        <w:t>Pri</w:t>
+      </w:r>
+      <w:r>
+        <w:rPr>
+          <w:rFonts w:hint="default" w:ascii="Arial" w:hAnsi="Arial" w:cs="Arial"/>
+          <w:lang w:val="sr-Latn-RS"/>
+        </w:rPr>
+        <w:t>stup funkcijama koje zahtevaju autorizaciju.</w:t>
+      </w:r>
+    </w:p>
+    <w:p>
+      <w:pPr>
+        <w:pStyle w:val="13"/>
+        <w:keepNext/>
+        <w:jc w:val="both"/>
+        <w:rPr>
+          <w:rFonts w:hint="default" w:ascii="Arial" w:hAnsi="Arial" w:cs="Arial"/>
+          <w:b/>
+          <w:bCs/>
+          <w:lang w:val="sr-Latn-CS"/>
+        </w:rPr>
+      </w:pPr>
+      <w:r>
+        <w:rPr>
+          <w:rFonts w:hint="default" w:ascii="Arial" w:hAnsi="Arial" w:cs="Arial"/>
+          <w:b/>
+          <w:bCs/>
+          <w:lang w:val="sr-Latn-CS"/>
+        </w:rPr>
+        <w:t>Akteri:</w:t>
+      </w:r>
+    </w:p>
+    <w:p>
+      <w:pPr>
+        <w:pStyle w:val="13"/>
+        <w:jc w:val="both"/>
+        <w:rPr>
+          <w:rFonts w:hint="default" w:ascii="Arial" w:hAnsi="Arial" w:cs="Arial"/>
+          <w:lang w:val="sr-Latn-RS"/>
+        </w:rPr>
+      </w:pPr>
+      <w:r>
+        <w:rPr>
+          <w:rFonts w:hint="default" w:ascii="Arial" w:hAnsi="Arial" w:cs="Arial"/>
+          <w:lang w:val="sr-Latn-RS"/>
+        </w:rPr>
+        <w:t>Registrovani korisnik.</w:t>
+      </w:r>
+    </w:p>
+    <w:p>
+      <w:pPr>
+        <w:pStyle w:val="13"/>
+        <w:keepNext/>
+        <w:jc w:val="both"/>
+        <w:rPr>
+          <w:rFonts w:hint="default" w:ascii="Arial" w:hAnsi="Arial" w:cs="Arial"/>
+          <w:b/>
+          <w:bCs/>
+          <w:lang w:val="sr-Latn-CS"/>
+        </w:rPr>
+      </w:pPr>
+      <w:r>
+        <w:rPr>
+          <w:rFonts w:hint="default" w:ascii="Arial" w:hAnsi="Arial" w:cs="Arial"/>
+          <w:b/>
+          <w:bCs/>
+          <w:lang w:val="sr-Latn-CS"/>
+        </w:rPr>
+        <w:t>Preduslovi:</w:t>
+      </w:r>
+    </w:p>
+    <w:p>
+      <w:pPr>
+        <w:pStyle w:val="13"/>
+        <w:jc w:val="both"/>
+        <w:rPr>
+          <w:rFonts w:hint="default" w:ascii="Arial" w:hAnsi="Arial" w:cs="Arial"/>
+          <w:lang w:val="sr-Latn-RS"/>
+        </w:rPr>
+      </w:pPr>
+      <w:r>
+        <w:rPr>
+          <w:rFonts w:hint="default" w:ascii="Arial" w:hAnsi="Arial" w:cs="Arial"/>
+          <w:lang w:val="sr-Latn-CS"/>
+        </w:rPr>
+        <w:t>N</w:t>
+      </w:r>
+      <w:r>
+        <w:rPr>
+          <w:rFonts w:hint="default" w:ascii="Arial" w:hAnsi="Arial" w:cs="Arial"/>
+          <w:lang w:val="sr-Latn-RS"/>
+        </w:rPr>
+        <w:t>alog postoji.</w:t>
+      </w:r>
+    </w:p>
+    <w:p>
+      <w:pPr>
+        <w:pStyle w:val="13"/>
+        <w:keepNext/>
+        <w:jc w:val="both"/>
+        <w:rPr>
+          <w:rFonts w:hint="default" w:ascii="Arial" w:hAnsi="Arial" w:cs="Arial"/>
+          <w:b/>
+          <w:bCs/>
+          <w:lang w:val="sr-Latn-CS"/>
+        </w:rPr>
+      </w:pPr>
+      <w:r>
+        <w:rPr>
+          <w:rFonts w:hint="default" w:ascii="Arial" w:hAnsi="Arial" w:cs="Arial"/>
+          <w:b/>
+          <w:bCs/>
+          <w:lang w:val="sr-Latn-CS"/>
+        </w:rPr>
+        <w:t>Osnovni tok:</w:t>
+      </w:r>
+    </w:p>
+    <w:p>
+      <w:pPr>
+        <w:pStyle w:val="13"/>
+        <w:numPr>
+          <w:ilvl w:val="0"/>
+          <w:numId w:val="5"/>
+        </w:numPr>
+        <w:jc w:val="both"/>
+        <w:rPr>
+          <w:rFonts w:hint="default" w:ascii="Arial" w:hAnsi="Arial" w:cs="Arial"/>
+          <w:lang w:val="sr-Latn-CS"/>
+        </w:rPr>
+      </w:pPr>
+      <w:r>
+        <w:rPr>
+          <w:rFonts w:hint="default" w:ascii="Arial" w:hAnsi="Arial" w:cs="Arial"/>
+          <w:lang w:val="sr-Latn-CS"/>
+        </w:rPr>
+        <w:t xml:space="preserve">Korisnik </w:t>
+      </w:r>
+      <w:r>
+        <w:rPr>
+          <w:rFonts w:hint="default" w:ascii="Arial" w:hAnsi="Arial" w:cs="Arial"/>
+          <w:lang w:val="sr-Latn-RS"/>
+        </w:rPr>
+        <w:t>unosi email i lozinku.</w:t>
+      </w:r>
+    </w:p>
+    <w:p>
+      <w:pPr>
+        <w:pStyle w:val="13"/>
+        <w:numPr>
+          <w:ilvl w:val="0"/>
+          <w:numId w:val="5"/>
+        </w:numPr>
+        <w:jc w:val="both"/>
+        <w:rPr>
+          <w:rFonts w:hint="default" w:ascii="Arial" w:hAnsi="Arial" w:cs="Arial"/>
+          <w:lang w:val="sr-Latn-CS"/>
+        </w:rPr>
+      </w:pPr>
+      <w:r>
+        <w:rPr>
+          <w:rFonts w:hint="default" w:ascii="Arial" w:hAnsi="Arial" w:cs="Arial"/>
+          <w:lang w:val="sr-Latn-RS"/>
+        </w:rPr>
+        <w:t>Sistem verifikuje kredencijale i generiše JWT token.</w:t>
+      </w:r>
+    </w:p>
+    <w:p>
+      <w:pPr>
+        <w:pStyle w:val="13"/>
+        <w:numPr>
+          <w:ilvl w:val="0"/>
+          <w:numId w:val="5"/>
+        </w:numPr>
+        <w:jc w:val="both"/>
+        <w:rPr>
+          <w:rFonts w:hint="default" w:ascii="Arial" w:hAnsi="Arial" w:cs="Arial"/>
+          <w:lang w:val="sr-Latn-CS"/>
+        </w:rPr>
+      </w:pPr>
+      <w:r>
+        <w:rPr>
+          <w:rFonts w:hint="default" w:ascii="Arial" w:hAnsi="Arial" w:cs="Arial"/>
           <w:lang w:val="sr-Latn-RS"/>
         </w:rPr>
         <w:t>Sistem prikazuje početnu stranu sa statusom prijave.</w:t>
@@ -3271,14 +3480,17 @@
       <w:pPr>
         <w:pStyle w:val="13"/>
         <w:keepNext/>
-        <w:rPr>
-          <w:b/>
-          <w:bCs/>
-          <w:lang w:val="sr-Latn-CS"/>
-        </w:rPr>
-      </w:pPr>
-      <w:r>
-        <w:rPr>
+        <w:jc w:val="both"/>
+        <w:rPr>
+          <w:rFonts w:hint="default" w:ascii="Arial" w:hAnsi="Arial" w:cs="Arial"/>
+          <w:b/>
+          <w:bCs/>
+          <w:lang w:val="sr-Latn-CS"/>
+        </w:rPr>
+      </w:pPr>
+      <w:r>
+        <w:rPr>
+          <w:rFonts w:hint="default" w:ascii="Arial" w:hAnsi="Arial" w:cs="Arial"/>
           <w:b/>
           <w:bCs/>
           <w:lang w:val="sr-Latn-CS"/>
@@ -3289,14 +3501,15 @@
     <w:p>
       <w:pPr>
         <w:pStyle w:val="13"/>
-        <w:rPr>
-          <w:rFonts w:hint="default"/>
-          <w:lang w:val="sr-Latn-RS"/>
-        </w:rPr>
-      </w:pPr>
-      <w:r>
-        <w:rPr>
-          <w:rFonts w:hint="default"/>
+        <w:jc w:val="both"/>
+        <w:rPr>
+          <w:rFonts w:hint="default" w:ascii="Arial" w:hAnsi="Arial" w:cs="Arial"/>
+          <w:lang w:val="sr-Latn-RS"/>
+        </w:rPr>
+      </w:pPr>
+      <w:r>
+        <w:rPr>
+          <w:rFonts w:hint="default" w:ascii="Arial" w:hAnsi="Arial" w:cs="Arial"/>
           <w:lang w:val="sr-Latn-RS"/>
         </w:rPr>
         <w:t>Pogrešni kredencijali.</w:t>
@@ -3306,14 +3519,17 @@
       <w:pPr>
         <w:pStyle w:val="13"/>
         <w:keepNext/>
-        <w:rPr>
-          <w:b/>
-          <w:bCs/>
-          <w:lang w:val="sr-Latn-CS"/>
-        </w:rPr>
-      </w:pPr>
-      <w:r>
-        <w:rPr>
+        <w:jc w:val="both"/>
+        <w:rPr>
+          <w:rFonts w:hint="default" w:ascii="Arial" w:hAnsi="Arial" w:cs="Arial"/>
+          <w:b/>
+          <w:bCs/>
+          <w:lang w:val="sr-Latn-CS"/>
+        </w:rPr>
+      </w:pPr>
+      <w:r>
+        <w:rPr>
+          <w:rFonts w:hint="default" w:ascii="Arial" w:hAnsi="Arial" w:cs="Arial"/>
           <w:b/>
           <w:bCs/>
           <w:lang w:val="sr-Latn-CS"/>
@@ -3324,14 +3540,15 @@
     <w:p>
       <w:pPr>
         <w:pStyle w:val="13"/>
-        <w:rPr>
-          <w:rFonts w:hint="default"/>
-          <w:lang w:val="sr-Latn-RS"/>
-        </w:rPr>
-      </w:pPr>
-      <w:r>
-        <w:rPr>
-          <w:rFonts w:hint="default"/>
+        <w:jc w:val="both"/>
+        <w:rPr>
+          <w:rFonts w:hint="default" w:ascii="Arial" w:hAnsi="Arial" w:cs="Arial"/>
+          <w:lang w:val="sr-Latn-RS"/>
+        </w:rPr>
+      </w:pPr>
+      <w:r>
+        <w:rPr>
+          <w:rFonts w:hint="default" w:ascii="Arial" w:hAnsi="Arial" w:cs="Arial"/>
           <w:lang w:val="sr-Latn-RS"/>
         </w:rPr>
         <w:t>Sesija aktivna (token zapamćen).</w:t>
@@ -3340,21 +3557,31 @@
     <w:p>
       <w:pPr>
         <w:pStyle w:val="13"/>
-        <w:rPr>
-          <w:rFonts w:hint="default"/>
-          <w:b/>
-          <w:bCs/>
-          <w:lang w:val="sr-Latn-RS"/>
-        </w:rPr>
-      </w:pPr>
-      <w:r>
-        <w:rPr>
-          <w:rFonts w:hint="default"/>
-          <w:b/>
-          <w:bCs/>
-          <w:lang w:val="sr-Latn-RS"/>
-        </w:rPr>
-        <w:t>Dijagram sekvence;</w:t>
+        <w:jc w:val="both"/>
+        <w:rPr>
+          <w:rFonts w:hint="default" w:ascii="Arial" w:hAnsi="Arial" w:cs="Arial"/>
+          <w:b/>
+          <w:bCs/>
+          <w:lang w:val="en-US"/>
+        </w:rPr>
+      </w:pPr>
+      <w:r>
+        <w:rPr>
+          <w:rFonts w:hint="default" w:ascii="Arial" w:hAnsi="Arial" w:cs="Arial"/>
+          <w:b/>
+          <w:bCs/>
+          <w:lang w:val="sr-Latn-RS"/>
+        </w:rPr>
+        <w:t>Dijagram sekvence</w:t>
+      </w:r>
+      <w:r>
+        <w:rPr>
+          <w:rFonts w:hint="default" w:ascii="Arial" w:hAnsi="Arial" w:cs="Arial"/>
+          <w:b/>
+          <w:bCs/>
+          <w:lang w:val="en-US"/>
+        </w:rPr>
+        <w:t>:</w:t>
       </w:r>
     </w:p>
     <w:p>
@@ -3363,7 +3590,7 @@
         <w:keepLines w:val="0"/>
         <w:widowControl/>
         <w:suppressLineNumbers w:val="0"/>
-        <w:jc w:val="left"/>
+        <w:jc w:val="both"/>
         <w:rPr>
           <w:rFonts w:ascii="SimSun" w:hAnsi="SimSun" w:eastAsia="SimSun" w:cs="SimSun"/>
           <w:kern w:val="0"/>
@@ -3398,7 +3625,7 @@
                     </pic:cNvPicPr>
                   </pic:nvPicPr>
                   <pic:blipFill>
-                    <a:blip r:embed="rId14"/>
+                    <a:blip r:embed="rId15"/>
                     <a:stretch>
                       <a:fillRect/>
                     </a:stretch>
@@ -3429,7 +3656,7 @@
         <w:keepLines w:val="0"/>
         <w:widowControl/>
         <w:suppressLineNumbers w:val="0"/>
-        <w:jc w:val="left"/>
+        <w:jc w:val="both"/>
         <w:rPr>
           <w:rFonts w:ascii="SimSun" w:hAnsi="SimSun" w:eastAsia="SimSun" w:cs="SimSun"/>
           <w:kern w:val="0"/>
@@ -3445,7 +3672,7 @@
         <w:keepLines w:val="0"/>
         <w:widowControl/>
         <w:suppressLineNumbers w:val="0"/>
-        <w:jc w:val="left"/>
+        <w:jc w:val="both"/>
         <w:rPr>
           <w:rFonts w:ascii="SimSun" w:hAnsi="SimSun" w:eastAsia="SimSun" w:cs="SimSun"/>
           <w:kern w:val="0"/>
@@ -3461,7 +3688,7 @@
         <w:keepLines w:val="0"/>
         <w:widowControl/>
         <w:suppressLineNumbers w:val="0"/>
-        <w:jc w:val="left"/>
+        <w:jc w:val="both"/>
         <w:rPr>
           <w:rFonts w:ascii="SimSun" w:hAnsi="SimSun" w:eastAsia="SimSun" w:cs="SimSun"/>
           <w:kern w:val="0"/>
@@ -3474,8 +3701,9 @@
     <w:p>
       <w:pPr>
         <w:pStyle w:val="13"/>
-        <w:rPr>
-          <w:rFonts w:hint="default"/>
+        <w:jc w:val="both"/>
+        <w:rPr>
+          <w:rFonts w:hint="default" w:ascii="Arial" w:hAnsi="Arial" w:cs="Arial"/>
           <w:lang w:val="sr-Latn-RS"/>
         </w:rPr>
       </w:pPr>
@@ -3483,20 +3711,23 @@
     <w:p>
       <w:pPr>
         <w:pStyle w:val="3"/>
-        <w:rPr>
+        <w:jc w:val="both"/>
+        <w:rPr>
+          <w:rFonts w:hint="default" w:ascii="Arial" w:hAnsi="Arial" w:cs="Arial"/>
           <w:lang w:val="sr-Latn-CS"/>
         </w:rPr>
       </w:pPr>
       <w:bookmarkStart w:id="10" w:name="_Toc24635"/>
       <w:r>
         <w:rPr>
+          <w:rFonts w:hint="default" w:ascii="Arial" w:hAnsi="Arial" w:cs="Arial"/>
           <w:lang w:val="sr-Latn-CS"/>
         </w:rPr>
         <w:t xml:space="preserve">Pregled </w:t>
       </w:r>
       <w:r>
         <w:rPr>
-          <w:rFonts w:hint="default"/>
+          <w:rFonts w:hint="default" w:ascii="Arial" w:hAnsi="Arial" w:cs="Arial"/>
           <w:lang w:val="sr-Latn-RS"/>
         </w:rPr>
         <w:t>filmova</w:t>
@@ -3507,14 +3738,17 @@
       <w:pPr>
         <w:pStyle w:val="13"/>
         <w:keepNext/>
-        <w:rPr>
-          <w:b/>
-          <w:bCs/>
-          <w:lang w:val="sr-Latn-CS"/>
-        </w:rPr>
-      </w:pPr>
-      <w:r>
-        <w:rPr>
+        <w:jc w:val="both"/>
+        <w:rPr>
+          <w:rFonts w:hint="default" w:ascii="Arial" w:hAnsi="Arial" w:cs="Arial"/>
+          <w:b/>
+          <w:bCs/>
+          <w:lang w:val="sr-Latn-CS"/>
+        </w:rPr>
+      </w:pPr>
+      <w:r>
+        <w:rPr>
+          <w:rFonts w:hint="default" w:ascii="Arial" w:hAnsi="Arial" w:cs="Arial"/>
           <w:b/>
           <w:bCs/>
           <w:lang w:val="sr-Latn-CS"/>
@@ -3525,20 +3759,22 @@
     <w:p>
       <w:pPr>
         <w:pStyle w:val="13"/>
-        <w:rPr>
-          <w:rFonts w:hint="default"/>
-          <w:lang w:val="sr-Latn-RS"/>
-        </w:rPr>
-      </w:pPr>
-      <w:r>
-        <w:rPr>
+        <w:jc w:val="both"/>
+        <w:rPr>
+          <w:rFonts w:hint="default" w:ascii="Arial" w:hAnsi="Arial" w:cs="Arial"/>
+          <w:lang w:val="sr-Latn-RS"/>
+        </w:rPr>
+      </w:pPr>
+      <w:r>
+        <w:rPr>
+          <w:rFonts w:hint="default" w:ascii="Arial" w:hAnsi="Arial" w:cs="Arial"/>
           <w:lang w:val="sr-Latn-CS"/>
         </w:rPr>
         <w:t>Pri</w:t>
       </w:r>
       <w:r>
         <w:rPr>
-          <w:rFonts w:hint="default"/>
+          <w:rFonts w:hint="default" w:ascii="Arial" w:hAnsi="Arial" w:cs="Arial"/>
           <w:lang w:val="sr-Latn-RS"/>
         </w:rPr>
         <w:t>kaz kataloga sa filterima i odabir filma.</w:t>
@@ -3548,14 +3784,17 @@
       <w:pPr>
         <w:pStyle w:val="13"/>
         <w:keepNext/>
-        <w:rPr>
-          <w:b/>
-          <w:bCs/>
-          <w:lang w:val="sr-Latn-CS"/>
-        </w:rPr>
-      </w:pPr>
-      <w:r>
-        <w:rPr>
+        <w:jc w:val="both"/>
+        <w:rPr>
+          <w:rFonts w:hint="default" w:ascii="Arial" w:hAnsi="Arial" w:cs="Arial"/>
+          <w:b/>
+          <w:bCs/>
+          <w:lang w:val="sr-Latn-CS"/>
+        </w:rPr>
+      </w:pPr>
+      <w:r>
+        <w:rPr>
+          <w:rFonts w:hint="default" w:ascii="Arial" w:hAnsi="Arial" w:cs="Arial"/>
           <w:b/>
           <w:bCs/>
           <w:lang w:val="sr-Latn-CS"/>
@@ -3566,20 +3805,22 @@
     <w:p>
       <w:pPr>
         <w:pStyle w:val="13"/>
-        <w:rPr>
-          <w:rFonts w:hint="default"/>
-          <w:lang w:val="sr-Latn-RS"/>
-        </w:rPr>
-      </w:pPr>
-      <w:r>
-        <w:rPr>
+        <w:jc w:val="both"/>
+        <w:rPr>
+          <w:rFonts w:hint="default" w:ascii="Arial" w:hAnsi="Arial" w:cs="Arial"/>
+          <w:lang w:val="sr-Latn-RS"/>
+        </w:rPr>
+      </w:pPr>
+      <w:r>
+        <w:rPr>
+          <w:rFonts w:hint="default" w:ascii="Arial" w:hAnsi="Arial" w:cs="Arial"/>
           <w:lang w:val="sr-Latn-CS"/>
         </w:rPr>
         <w:t>Posetilac portala,</w:t>
       </w:r>
       <w:r>
         <w:rPr>
-          <w:rFonts w:hint="default"/>
+          <w:rFonts w:hint="default" w:ascii="Arial" w:hAnsi="Arial" w:cs="Arial"/>
           <w:lang w:val="sr-Latn-RS"/>
         </w:rPr>
         <w:t xml:space="preserve"> Registrovani korisnik.</w:t>
@@ -3589,14 +3830,17 @@
       <w:pPr>
         <w:pStyle w:val="13"/>
         <w:keepNext/>
-        <w:rPr>
-          <w:b/>
-          <w:bCs/>
-          <w:lang w:val="sr-Latn-CS"/>
-        </w:rPr>
-      </w:pPr>
-      <w:r>
-        <w:rPr>
+        <w:jc w:val="both"/>
+        <w:rPr>
+          <w:rFonts w:hint="default" w:ascii="Arial" w:hAnsi="Arial" w:cs="Arial"/>
+          <w:b/>
+          <w:bCs/>
+          <w:lang w:val="sr-Latn-CS"/>
+        </w:rPr>
+      </w:pPr>
+      <w:r>
+        <w:rPr>
+          <w:rFonts w:hint="default" w:ascii="Arial" w:hAnsi="Arial" w:cs="Arial"/>
           <w:b/>
           <w:bCs/>
           <w:lang w:val="sr-Latn-CS"/>
@@ -3607,19 +3851,22 @@
     <w:p>
       <w:pPr>
         <w:pStyle w:val="13"/>
-        <w:rPr>
-          <w:lang w:val="sr-Latn-CS"/>
-        </w:rPr>
-      </w:pPr>
-      <w:r>
-        <w:rPr>
-          <w:rFonts w:hint="default"/>
+        <w:jc w:val="both"/>
+        <w:rPr>
+          <w:rFonts w:hint="default" w:ascii="Arial" w:hAnsi="Arial" w:cs="Arial"/>
+          <w:lang w:val="sr-Latn-CS"/>
+        </w:rPr>
+      </w:pPr>
+      <w:r>
+        <w:rPr>
+          <w:rFonts w:hint="default" w:ascii="Arial" w:hAnsi="Arial" w:cs="Arial"/>
           <w:lang w:val="sr-Latn-RS"/>
         </w:rPr>
         <w:t>Nema</w:t>
       </w:r>
       <w:r>
         <w:rPr>
+          <w:rFonts w:hint="default" w:ascii="Arial" w:hAnsi="Arial" w:cs="Arial"/>
           <w:lang w:val="sr-Latn-CS"/>
         </w:rPr>
         <w:t>.</w:t>
@@ -3629,272 +3876,22 @@
       <w:pPr>
         <w:pStyle w:val="13"/>
         <w:keepNext/>
-        <w:rPr>
-          <w:b/>
-          <w:bCs/>
-          <w:lang w:val="sr-Latn-CS"/>
-        </w:rPr>
-      </w:pPr>
-      <w:r>
-        <w:rPr>
+        <w:jc w:val="both"/>
+        <w:rPr>
+          <w:rFonts w:hint="default" w:ascii="Arial" w:hAnsi="Arial" w:cs="Arial"/>
+          <w:b/>
+          <w:bCs/>
+          <w:lang w:val="sr-Latn-CS"/>
+        </w:rPr>
+      </w:pPr>
+      <w:r>
+        <w:rPr>
+          <w:rFonts w:hint="default" w:ascii="Arial" w:hAnsi="Arial" w:cs="Arial"/>
           <w:b/>
           <w:bCs/>
           <w:lang w:val="sr-Latn-CS"/>
         </w:rPr>
         <w:t>Osnovni tok:</w:t>
-      </w:r>
-    </w:p>
-    <w:p>
-      <w:pPr>
-        <w:pStyle w:val="13"/>
-        <w:numPr>
-          <w:ilvl w:val="0"/>
-          <w:numId w:val="5"/>
-        </w:numPr>
-        <w:rPr>
-          <w:lang w:val="sr-Latn-CS"/>
-        </w:rPr>
-      </w:pPr>
-      <w:r>
-        <w:rPr>
-          <w:rFonts w:hint="default"/>
-          <w:lang w:val="sr-Latn-RS"/>
-        </w:rPr>
-        <w:t>Otvaranje liste.</w:t>
-      </w:r>
-    </w:p>
-    <w:p>
-      <w:pPr>
-        <w:pStyle w:val="13"/>
-        <w:numPr>
-          <w:ilvl w:val="0"/>
-          <w:numId w:val="5"/>
-        </w:numPr>
-        <w:rPr>
-          <w:lang w:val="sr-Latn-CS"/>
-        </w:rPr>
-      </w:pPr>
-      <w:r>
-        <w:rPr>
-          <w:rFonts w:hint="default"/>
-          <w:lang w:val="sr-Latn-RS"/>
-        </w:rPr>
-        <w:t>Filtriranje filmova po naslovu, žanru, autoru i datumu premijere filma.</w:t>
-      </w:r>
-    </w:p>
-    <w:p>
-      <w:pPr>
-        <w:pStyle w:val="13"/>
-        <w:numPr>
-          <w:ilvl w:val="0"/>
-          <w:numId w:val="5"/>
-        </w:numPr>
-        <w:rPr>
-          <w:lang w:val="sr-Latn-CS"/>
-        </w:rPr>
-      </w:pPr>
-      <w:r>
-        <w:rPr>
-          <w:rFonts w:hint="default"/>
-          <w:lang w:val="sr-Latn-RS"/>
-        </w:rPr>
-        <w:t>Ulazak u detalje filma.</w:t>
-      </w:r>
-    </w:p>
-    <w:p>
-      <w:pPr>
-        <w:pStyle w:val="13"/>
-        <w:keepNext/>
-        <w:rPr>
-          <w:b/>
-          <w:bCs/>
-          <w:lang w:val="sr-Latn-CS"/>
-        </w:rPr>
-      </w:pPr>
-      <w:r>
-        <w:rPr>
-          <w:b/>
-          <w:bCs/>
-          <w:lang w:val="sr-Latn-CS"/>
-        </w:rPr>
-        <w:t>Izuzetci:</w:t>
-      </w:r>
-    </w:p>
-    <w:p>
-      <w:pPr>
-        <w:pStyle w:val="13"/>
-        <w:rPr>
-          <w:lang w:val="sr-Latn-CS"/>
-        </w:rPr>
-      </w:pPr>
-      <w:r>
-        <w:rPr>
-          <w:lang w:val="sr-Latn-CS"/>
-        </w:rPr>
-        <w:t>Nema.</w:t>
-      </w:r>
-    </w:p>
-    <w:p>
-      <w:pPr>
-        <w:pStyle w:val="13"/>
-        <w:keepNext/>
-        <w:rPr>
-          <w:b/>
-          <w:bCs/>
-          <w:lang w:val="sr-Latn-CS"/>
-        </w:rPr>
-      </w:pPr>
-      <w:r>
-        <w:rPr>
-          <w:b/>
-          <w:bCs/>
-          <w:lang w:val="sr-Latn-CS"/>
-        </w:rPr>
-        <w:t>Posledice:</w:t>
-      </w:r>
-    </w:p>
-    <w:p>
-      <w:pPr>
-        <w:pStyle w:val="13"/>
-        <w:rPr>
-          <w:rFonts w:hint="default"/>
-          <w:lang w:val="sr-Latn-RS"/>
-        </w:rPr>
-      </w:pPr>
-      <w:r>
-        <w:rPr>
-          <w:lang w:val="sr-Latn-CS"/>
-        </w:rPr>
-        <w:t>Tekuća stranica je stranica sa podacima o izabrano</w:t>
-      </w:r>
-      <w:r>
-        <w:rPr>
-          <w:rFonts w:hint="default"/>
-          <w:lang w:val="sr-Latn-RS"/>
-        </w:rPr>
-        <w:t>m filmu.</w:t>
-      </w:r>
-    </w:p>
-    <w:p>
-      <w:pPr>
-        <w:pStyle w:val="3"/>
-        <w:rPr>
-          <w:lang w:val="sr-Latn-CS"/>
-        </w:rPr>
-      </w:pPr>
-      <w:bookmarkStart w:id="11" w:name="_Toc5330"/>
-      <w:r>
-        <w:rPr>
-          <w:rFonts w:hint="default"/>
-          <w:lang w:val="sr-Latn-RS"/>
-        </w:rPr>
-        <w:t>Izbor projekcije (datum) i sedišta</w:t>
-      </w:r>
-      <w:bookmarkEnd w:id="11"/>
-    </w:p>
-    <w:p>
-      <w:pPr>
-        <w:pStyle w:val="13"/>
-        <w:keepNext/>
-        <w:rPr>
-          <w:b/>
-          <w:bCs/>
-          <w:lang w:val="sr-Latn-CS"/>
-        </w:rPr>
-      </w:pPr>
-      <w:r>
-        <w:rPr>
-          <w:b/>
-          <w:bCs/>
-          <w:lang w:val="sr-Latn-CS"/>
-        </w:rPr>
-        <w:t>Kratak opis:</w:t>
-      </w:r>
-    </w:p>
-    <w:p>
-      <w:pPr>
-        <w:pStyle w:val="13"/>
-        <w:rPr>
-          <w:rFonts w:hint="default"/>
-          <w:lang w:val="sr-Latn-RS"/>
-        </w:rPr>
-      </w:pPr>
-      <w:r>
-        <w:rPr>
-          <w:rFonts w:hint="default"/>
-          <w:lang w:val="sr-Latn-RS"/>
-        </w:rPr>
-        <w:t>Korisnik (gost ili registrovani korisnik) otvara stranicu detalja odabranog filma kako bi video proširene informacije kao sto su poster, sinopsis, žanr, godinu, rejting, autorsku ekipu i recenzije. Sa ove stranice korisnik može da odabere termin projekcije, pogleda zauzeta sedišta, odabere sedišta i pokrene proces rezervacije.</w:t>
-      </w:r>
-    </w:p>
-    <w:p>
-      <w:pPr>
-        <w:pStyle w:val="13"/>
-        <w:keepNext/>
-        <w:rPr>
-          <w:b/>
-          <w:bCs/>
-          <w:lang w:val="sr-Latn-CS"/>
-        </w:rPr>
-      </w:pPr>
-      <w:r>
-        <w:rPr>
-          <w:b/>
-          <w:bCs/>
-          <w:lang w:val="sr-Latn-CS"/>
-        </w:rPr>
-        <w:t>Akteri:</w:t>
-      </w:r>
-    </w:p>
-    <w:p>
-      <w:pPr>
-        <w:pStyle w:val="13"/>
-        <w:rPr>
-          <w:rFonts w:hint="default"/>
-          <w:lang w:val="sr-Latn-RS"/>
-        </w:rPr>
-      </w:pPr>
-      <w:r>
-        <w:rPr>
-          <w:rFonts w:hint="default"/>
-          <w:lang w:val="sr-Latn-RS"/>
-        </w:rPr>
-        <w:t>Gost- pregleda informacije i raspored, može započeti odabir termina/sedišta ali za potvrdu rezervacije mora se prijaviti/registrovati.</w:t>
-      </w:r>
-    </w:p>
-    <w:p>
-      <w:pPr>
-        <w:pStyle w:val="13"/>
-        <w:rPr>
-          <w:rFonts w:hint="default"/>
-          <w:lang w:val="sr-Latn-RS"/>
-        </w:rPr>
-      </w:pPr>
-      <w:r>
-        <w:rPr>
-          <w:rFonts w:hint="default"/>
-          <w:lang w:val="sr-Latn-RS"/>
-        </w:rPr>
-        <w:t>Registrovani korisnik-sve kao gost + može ostaviti ocenu/recenziju(ako je gledao film) i potvrditi rezervaciju.</w:t>
-      </w:r>
-    </w:p>
-    <w:p>
-      <w:pPr>
-        <w:pStyle w:val="13"/>
-        <w:keepNext/>
-        <w:rPr>
-          <w:b/>
-          <w:bCs/>
-          <w:lang w:val="sr-Latn-CS"/>
-        </w:rPr>
-      </w:pPr>
-      <w:r>
-        <w:rPr>
-          <w:b/>
-          <w:bCs/>
-          <w:lang w:val="sr-Latn-CS"/>
-        </w:rPr>
-        <w:t>Preduslovi:</w:t>
       </w:r>
     </w:p>
     <w:p>
@@ -3904,17 +3901,18 @@
           <w:ilvl w:val="0"/>
           <w:numId w:val="6"/>
         </w:numPr>
-        <w:rPr>
-          <w:rFonts w:hint="default"/>
-          <w:lang w:val="sr-Latn-RS"/>
-        </w:rPr>
-      </w:pPr>
-      <w:r>
-        <w:rPr>
-          <w:rFonts w:hint="default"/>
-          <w:lang w:val="sr-Latn-RS"/>
-        </w:rPr>
-        <w:t>Film vidljiv u repertoaru.</w:t>
+        <w:jc w:val="both"/>
+        <w:rPr>
+          <w:rFonts w:hint="default" w:ascii="Arial" w:hAnsi="Arial" w:cs="Arial"/>
+          <w:lang w:val="sr-Latn-CS"/>
+        </w:rPr>
+      </w:pPr>
+      <w:r>
+        <w:rPr>
+          <w:rFonts w:hint="default" w:ascii="Arial" w:hAnsi="Arial" w:cs="Arial"/>
+          <w:lang w:val="sr-Latn-RS"/>
+        </w:rPr>
+        <w:t>Otvaranje liste.</w:t>
       </w:r>
     </w:p>
     <w:p>
@@ -3924,17 +3922,46 @@
           <w:ilvl w:val="0"/>
           <w:numId w:val="6"/>
         </w:numPr>
-        <w:rPr>
-          <w:rFonts w:hint="default"/>
-          <w:lang w:val="sr-Latn-RS"/>
-        </w:rPr>
-      </w:pPr>
-      <w:r>
-        <w:rPr>
-          <w:rFonts w:hint="default"/>
-          <w:lang w:val="sr-Latn-RS"/>
-        </w:rPr>
-        <w:t>Sistem ima dostupne informacije o projekcijama.</w:t>
+        <w:jc w:val="both"/>
+        <w:rPr>
+          <w:rFonts w:hint="default" w:ascii="Arial" w:hAnsi="Arial" w:cs="Arial"/>
+          <w:lang w:val="sr-Latn-CS"/>
+        </w:rPr>
+      </w:pPr>
+      <w:r>
+        <w:rPr>
+          <w:rFonts w:hint="default" w:ascii="Arial" w:hAnsi="Arial" w:cs="Arial"/>
+          <w:lang w:val="sr-Latn-RS"/>
+        </w:rPr>
+        <w:t>Filtriranje filmova po naslovu, žanru, autoru</w:t>
+      </w:r>
+      <w:r>
+        <w:rPr>
+          <w:rFonts w:hint="default" w:ascii="Arial" w:hAnsi="Arial" w:cs="Arial"/>
+          <w:lang w:val="en-US"/>
+        </w:rPr>
+        <w:t xml:space="preserve">, </w:t>
+      </w:r>
+      <w:r>
+        <w:rPr>
+          <w:rFonts w:hint="default" w:ascii="Arial" w:hAnsi="Arial" w:cs="Arial"/>
+          <w:lang w:val="sr-Latn-RS"/>
+        </w:rPr>
+        <w:t>datumu</w:t>
+      </w:r>
+      <w:r>
+        <w:rPr>
+          <w:rFonts w:hint="default" w:ascii="Arial" w:hAnsi="Arial" w:cs="Arial"/>
+          <w:lang w:val="en-US"/>
+        </w:rPr>
+        <w:t xml:space="preserve"> i vremenu</w:t>
+      </w:r>
+      <w:r>
+        <w:rPr>
+          <w:rFonts w:hint="default" w:ascii="Arial" w:hAnsi="Arial" w:cs="Arial"/>
+          <w:lang w:val="sr-Latn-RS"/>
+        </w:rPr>
+        <w:t xml:space="preserve"> premijere filma.</w:t>
       </w:r>
     </w:p>
     <w:p>
@@ -3944,36 +3971,309 @@
           <w:ilvl w:val="0"/>
           <w:numId w:val="6"/>
         </w:numPr>
-        <w:rPr>
-          <w:rFonts w:hint="default"/>
-          <w:lang w:val="sr-Latn-RS"/>
-        </w:rPr>
-      </w:pPr>
-      <w:r>
-        <w:rPr>
-          <w:rFonts w:hint="default"/>
-          <w:lang w:val="sr-Latn-RS"/>
-        </w:rPr>
-        <w:t>Za ostavljanje recenzija korisnik je prijavljen i ispunjava uslov da je film gledao(ima potvrđenu rezervaiju za isti film u prošlosti).</w:t>
+        <w:jc w:val="both"/>
+        <w:rPr>
+          <w:rFonts w:hint="default" w:ascii="Arial" w:hAnsi="Arial" w:cs="Arial"/>
+          <w:lang w:val="sr-Latn-CS"/>
+        </w:rPr>
+      </w:pPr>
+      <w:r>
+        <w:rPr>
+          <w:rFonts w:hint="default" w:ascii="Arial" w:hAnsi="Arial" w:cs="Arial"/>
+          <w:lang w:val="sr-Latn-RS"/>
+        </w:rPr>
+        <w:t>Ulazak u detalje filma.</w:t>
       </w:r>
     </w:p>
     <w:p>
       <w:pPr>
         <w:pStyle w:val="13"/>
         <w:keepNext/>
-        <w:rPr>
-          <w:b/>
-          <w:bCs/>
-          <w:lang w:val="sr-Latn-CS"/>
-        </w:rPr>
-      </w:pPr>
-      <w:r>
-        <w:rPr>
-          <w:b/>
-          <w:bCs/>
-          <w:lang w:val="sr-Latn-CS"/>
-        </w:rPr>
-        <w:t>Osnovni tok:</w:t>
+        <w:jc w:val="both"/>
+        <w:rPr>
+          <w:rFonts w:hint="default" w:ascii="Arial" w:hAnsi="Arial" w:cs="Arial"/>
+          <w:b/>
+          <w:bCs/>
+          <w:lang w:val="sr-Latn-CS"/>
+        </w:rPr>
+      </w:pPr>
+      <w:r>
+        <w:rPr>
+          <w:rFonts w:hint="default" w:ascii="Arial" w:hAnsi="Arial" w:cs="Arial"/>
+          <w:b/>
+          <w:bCs/>
+          <w:lang w:val="sr-Latn-CS"/>
+        </w:rPr>
+        <w:t>Izuzetci:</w:t>
+      </w:r>
+    </w:p>
+    <w:p>
+      <w:pPr>
+        <w:pStyle w:val="13"/>
+        <w:jc w:val="both"/>
+        <w:rPr>
+          <w:rFonts w:hint="default" w:ascii="Arial" w:hAnsi="Arial" w:cs="Arial"/>
+          <w:lang w:val="sr-Latn-CS"/>
+        </w:rPr>
+      </w:pPr>
+      <w:r>
+        <w:rPr>
+          <w:rFonts w:hint="default" w:ascii="Arial" w:hAnsi="Arial" w:cs="Arial"/>
+          <w:lang w:val="sr-Latn-CS"/>
+        </w:rPr>
+        <w:t>Nema.</w:t>
+      </w:r>
+    </w:p>
+    <w:p>
+      <w:pPr>
+        <w:pStyle w:val="13"/>
+        <w:keepNext/>
+        <w:jc w:val="both"/>
+        <w:rPr>
+          <w:rFonts w:hint="default" w:ascii="Arial" w:hAnsi="Arial" w:cs="Arial"/>
+          <w:b/>
+          <w:bCs/>
+          <w:lang w:val="sr-Latn-CS"/>
+        </w:rPr>
+      </w:pPr>
+      <w:r>
+        <w:rPr>
+          <w:rFonts w:hint="default" w:ascii="Arial" w:hAnsi="Arial" w:cs="Arial"/>
+          <w:b/>
+          <w:bCs/>
+          <w:lang w:val="sr-Latn-CS"/>
+        </w:rPr>
+        <w:t>Posledice:</w:t>
+      </w:r>
+    </w:p>
+    <w:p>
+      <w:pPr>
+        <w:pStyle w:val="13"/>
+        <w:jc w:val="both"/>
+        <w:rPr>
+          <w:rFonts w:hint="default" w:ascii="Arial" w:hAnsi="Arial" w:cs="Arial"/>
+          <w:lang w:val="sr-Latn-RS"/>
+        </w:rPr>
+      </w:pPr>
+      <w:r>
+        <w:rPr>
+          <w:rFonts w:hint="default" w:ascii="Arial" w:hAnsi="Arial" w:cs="Arial"/>
+          <w:lang w:val="sr-Latn-CS"/>
+        </w:rPr>
+        <w:t>Tekuća stranica je stranica sa podacima o izabrano</w:t>
+      </w:r>
+      <w:r>
+        <w:rPr>
+          <w:rFonts w:hint="default" w:ascii="Arial" w:hAnsi="Arial" w:cs="Arial"/>
+          <w:lang w:val="sr-Latn-RS"/>
+        </w:rPr>
+        <w:t>m filmu.</w:t>
+      </w:r>
+    </w:p>
+    <w:p>
+      <w:pPr>
+        <w:pStyle w:val="3"/>
+        <w:jc w:val="both"/>
+        <w:rPr>
+          <w:rFonts w:hint="default" w:ascii="Arial" w:hAnsi="Arial" w:cs="Arial"/>
+          <w:lang w:val="sr-Latn-CS"/>
+        </w:rPr>
+      </w:pPr>
+      <w:bookmarkStart w:id="11" w:name="_Toc5330"/>
+      <w:r>
+        <w:rPr>
+          <w:rFonts w:hint="default" w:ascii="Arial" w:hAnsi="Arial" w:cs="Arial"/>
+          <w:lang w:val="sr-Latn-RS"/>
+        </w:rPr>
+        <w:t>Izbor projekcije (datum) i sedišta</w:t>
+      </w:r>
+      <w:bookmarkEnd w:id="11"/>
+    </w:p>
+    <w:p>
+      <w:pPr>
+        <w:pStyle w:val="13"/>
+        <w:keepNext/>
+        <w:jc w:val="both"/>
+        <w:rPr>
+          <w:rFonts w:hint="default" w:ascii="Arial" w:hAnsi="Arial" w:cs="Arial"/>
+          <w:b/>
+          <w:bCs/>
+          <w:lang w:val="sr-Latn-CS"/>
+        </w:rPr>
+      </w:pPr>
+      <w:r>
+        <w:rPr>
+          <w:rFonts w:hint="default" w:ascii="Arial" w:hAnsi="Arial" w:cs="Arial"/>
+          <w:b/>
+          <w:bCs/>
+          <w:lang w:val="sr-Latn-CS"/>
+        </w:rPr>
+        <w:t>Kratak opis:</w:t>
+      </w:r>
+    </w:p>
+    <w:p>
+      <w:pPr>
+        <w:pStyle w:val="13"/>
+        <w:jc w:val="both"/>
+        <w:rPr>
+          <w:rFonts w:hint="default" w:ascii="Arial" w:hAnsi="Arial" w:cs="Arial"/>
+          <w:lang w:val="sr-Latn-RS"/>
+        </w:rPr>
+      </w:pPr>
+      <w:r>
+        <w:rPr>
+          <w:rFonts w:hint="default" w:ascii="Arial" w:hAnsi="Arial" w:cs="Arial"/>
+          <w:lang w:val="sr-Latn-RS"/>
+        </w:rPr>
+        <w:t>Korisnik (gost ili registrovani korisnik) otvara stranicu detalja odabranog filma kako bi video proširene informacije kao sto su poster, sinopsis, žanr, godinu, rejting, autorsku ekipu i recenzije. Sa ove stranice korisnik može da odabere termin projekcije, pogleda zauzeta sedišta, odabere sedišta i pokrene proces rezervacije.</w:t>
+      </w:r>
+    </w:p>
+    <w:p>
+      <w:pPr>
+        <w:pStyle w:val="13"/>
+        <w:keepNext/>
+        <w:jc w:val="both"/>
+        <w:rPr>
+          <w:rFonts w:hint="default" w:ascii="Arial" w:hAnsi="Arial" w:cs="Arial"/>
+          <w:b/>
+          <w:bCs/>
+          <w:lang w:val="sr-Latn-CS"/>
+        </w:rPr>
+      </w:pPr>
+      <w:r>
+        <w:rPr>
+          <w:rFonts w:hint="default" w:ascii="Arial" w:hAnsi="Arial" w:cs="Arial"/>
+          <w:b/>
+          <w:bCs/>
+          <w:lang w:val="sr-Latn-CS"/>
+        </w:rPr>
+        <w:t>Akteri:</w:t>
+      </w:r>
+    </w:p>
+    <w:p>
+      <w:pPr>
+        <w:pStyle w:val="13"/>
+        <w:jc w:val="both"/>
+        <w:rPr>
+          <w:rFonts w:hint="default" w:ascii="Arial" w:hAnsi="Arial" w:cs="Arial"/>
+          <w:lang w:val="sr-Latn-RS"/>
+        </w:rPr>
+      </w:pPr>
+      <w:r>
+        <w:rPr>
+          <w:rFonts w:hint="default" w:ascii="Arial" w:hAnsi="Arial" w:cs="Arial"/>
+          <w:lang w:val="sr-Latn-RS"/>
+        </w:rPr>
+        <w:t>Gost</w:t>
+      </w:r>
+      <w:r>
+        <w:rPr>
+          <w:rFonts w:hint="default" w:ascii="Arial" w:hAnsi="Arial" w:cs="Arial"/>
+          <w:lang w:val="en-US"/>
+        </w:rPr>
+        <w:t xml:space="preserve"> </w:t>
+      </w:r>
+      <w:r>
+        <w:rPr>
+          <w:rFonts w:hint="default" w:ascii="Arial" w:hAnsi="Arial" w:cs="Arial"/>
+          <w:lang w:val="sr-Latn-RS"/>
+        </w:rPr>
+        <w:t>- pregleda informacije i raspored, može započeti odabir termina/sedišta ali za potvrdu rezervacije mora se prijaviti/registrovati.</w:t>
+      </w:r>
+    </w:p>
+    <w:p>
+      <w:pPr>
+        <w:pStyle w:val="13"/>
+        <w:jc w:val="both"/>
+        <w:rPr>
+          <w:rFonts w:hint="default" w:ascii="Arial" w:hAnsi="Arial" w:cs="Arial"/>
+          <w:lang w:val="sr-Latn-RS"/>
+        </w:rPr>
+      </w:pPr>
+      <w:r>
+        <w:rPr>
+          <w:rFonts w:hint="default" w:ascii="Arial" w:hAnsi="Arial" w:cs="Arial"/>
+          <w:lang w:val="sr-Latn-RS"/>
+        </w:rPr>
+        <w:t>Registrovani korisnik</w:t>
+      </w:r>
+      <w:r>
+        <w:rPr>
+          <w:rFonts w:hint="default" w:ascii="Arial" w:hAnsi="Arial" w:cs="Arial"/>
+          <w:lang w:val="en-US"/>
+        </w:rPr>
+        <w:t xml:space="preserve"> </w:t>
+      </w:r>
+      <w:r>
+        <w:rPr>
+          <w:rFonts w:hint="default" w:ascii="Arial" w:hAnsi="Arial" w:cs="Arial"/>
+          <w:lang w:val="sr-Latn-RS"/>
+        </w:rPr>
+        <w:t>-</w:t>
+      </w:r>
+      <w:r>
+        <w:rPr>
+          <w:rFonts w:hint="default" w:ascii="Arial" w:hAnsi="Arial" w:cs="Arial"/>
+          <w:lang w:val="en-US"/>
+        </w:rPr>
+        <w:t xml:space="preserve"> </w:t>
+      </w:r>
+      <w:r>
+        <w:rPr>
+          <w:rFonts w:hint="default" w:ascii="Arial" w:hAnsi="Arial" w:cs="Arial"/>
+          <w:lang w:val="sr-Latn-RS"/>
+        </w:rPr>
+        <w:t>sve kao gost + može ostaviti ocenu/recenziju</w:t>
+      </w:r>
+      <w:r>
+        <w:rPr>
+          <w:rFonts w:hint="default" w:ascii="Arial" w:hAnsi="Arial" w:cs="Arial"/>
+          <w:lang w:val="en-US"/>
+        </w:rPr>
+        <w:t xml:space="preserve">, </w:t>
+      </w:r>
+      <w:r>
+        <w:rPr>
+          <w:rFonts w:hint="default" w:ascii="Arial" w:hAnsi="Arial" w:cs="Arial"/>
+          <w:lang w:val="sr-Latn-RS"/>
+        </w:rPr>
+        <w:t>potvrditi rezervaciju</w:t>
+      </w:r>
+      <w:r>
+        <w:rPr>
+          <w:rFonts w:hint="default" w:ascii="Arial" w:hAnsi="Arial" w:cs="Arial"/>
+          <w:lang w:val="en-US"/>
+        </w:rPr>
+        <w:t xml:space="preserve"> i označiti film kao omiljeni</w:t>
+      </w:r>
+      <w:r>
+        <w:rPr>
+          <w:rFonts w:hint="default" w:ascii="Arial" w:hAnsi="Arial" w:cs="Arial"/>
+          <w:lang w:val="sr-Latn-RS"/>
+        </w:rPr>
+        <w:t>.</w:t>
+      </w:r>
+    </w:p>
+    <w:p>
+      <w:pPr>
+        <w:pStyle w:val="13"/>
+        <w:keepNext/>
+        <w:jc w:val="both"/>
+        <w:rPr>
+          <w:rFonts w:hint="default" w:ascii="Arial" w:hAnsi="Arial" w:cs="Arial"/>
+          <w:b/>
+          <w:bCs/>
+          <w:lang w:val="sr-Latn-CS"/>
+        </w:rPr>
+      </w:pPr>
+      <w:r>
+        <w:rPr>
+          <w:rFonts w:hint="default" w:ascii="Arial" w:hAnsi="Arial" w:cs="Arial"/>
+          <w:b/>
+          <w:bCs/>
+          <w:lang w:val="sr-Latn-CS"/>
+        </w:rPr>
+        <w:t>Preduslovi:</w:t>
       </w:r>
     </w:p>
     <w:p>
@@ -3983,22 +4283,18 @@
           <w:ilvl w:val="0"/>
           <w:numId w:val="7"/>
         </w:numPr>
-        <w:rPr>
-          <w:lang w:val="sr-Latn-CS"/>
-        </w:rPr>
-      </w:pPr>
-      <w:r>
-        <w:rPr>
-          <w:lang w:val="sr-Latn-CS"/>
-        </w:rPr>
-        <w:t>Korisnik</w:t>
-      </w:r>
-      <w:r>
-        <w:rPr>
-          <w:rFonts w:hint="default"/>
-          <w:lang w:val="sr-Latn-RS"/>
-        </w:rPr>
-        <w:t xml:space="preserve"> klikne na film (sa liste, pretrage ili preporuke).</w:t>
+        <w:jc w:val="both"/>
+        <w:rPr>
+          <w:rFonts w:hint="default" w:ascii="Arial" w:hAnsi="Arial" w:cs="Arial"/>
+          <w:lang w:val="sr-Latn-RS"/>
+        </w:rPr>
+      </w:pPr>
+      <w:r>
+        <w:rPr>
+          <w:rFonts w:hint="default" w:ascii="Arial" w:hAnsi="Arial" w:cs="Arial"/>
+          <w:lang w:val="sr-Latn-RS"/>
+        </w:rPr>
+        <w:t>Film vidljiv u repertoaru.</w:t>
       </w:r>
     </w:p>
     <w:p>
@@ -4008,16 +4304,18 @@
           <w:ilvl w:val="0"/>
           <w:numId w:val="7"/>
         </w:numPr>
-        <w:rPr>
-          <w:lang w:val="sr-Latn-CS"/>
-        </w:rPr>
-      </w:pPr>
-      <w:r>
-        <w:rPr>
-          <w:rFonts w:hint="default"/>
-          <w:lang w:val="sr-Latn-RS"/>
-        </w:rPr>
-        <w:t>Sistem učitava stranicu Detalji filma i prikazuje poster, naziv i reditelja.</w:t>
+        <w:jc w:val="both"/>
+        <w:rPr>
+          <w:rFonts w:hint="default" w:ascii="Arial" w:hAnsi="Arial" w:cs="Arial"/>
+          <w:lang w:val="sr-Latn-RS"/>
+        </w:rPr>
+      </w:pPr>
+      <w:r>
+        <w:rPr>
+          <w:rFonts w:hint="default" w:ascii="Arial" w:hAnsi="Arial" w:cs="Arial"/>
+          <w:lang w:val="sr-Latn-RS"/>
+        </w:rPr>
+        <w:t>Sistem ima dostupne informacije o projekcijama.</w:t>
       </w:r>
     </w:p>
     <w:p>
@@ -4027,16 +4325,40 @@
           <w:ilvl w:val="0"/>
           <w:numId w:val="7"/>
         </w:numPr>
-        <w:rPr>
-          <w:lang w:val="sr-Latn-CS"/>
-        </w:rPr>
-      </w:pPr>
-      <w:r>
-        <w:rPr>
-          <w:rFonts w:hint="default"/>
-          <w:lang w:val="sr-Latn-RS"/>
-        </w:rPr>
-        <w:t>Sistem učitava raspored projekcija.</w:t>
+        <w:jc w:val="both"/>
+        <w:rPr>
+          <w:rFonts w:hint="default" w:ascii="Arial" w:hAnsi="Arial" w:cs="Arial"/>
+          <w:lang w:val="sr-Latn-RS"/>
+        </w:rPr>
+      </w:pPr>
+      <w:r>
+        <w:rPr>
+          <w:rFonts w:hint="default" w:ascii="Arial" w:hAnsi="Arial" w:cs="Arial"/>
+          <w:lang w:val="sr-Latn-RS"/>
+        </w:rPr>
+        <w:t>Za ostavljanje recenzija korisnik je prijavljen i ispunjava uslov da je film gledao(ima potvrđenu rezervaiju za isti film u prošlosti).</w:t>
+      </w:r>
+    </w:p>
+    <w:p>
+      <w:pPr>
+        <w:pStyle w:val="13"/>
+        <w:keepNext/>
+        <w:jc w:val="both"/>
+        <w:rPr>
+          <w:rFonts w:hint="default" w:ascii="Arial" w:hAnsi="Arial" w:cs="Arial"/>
+          <w:b/>
+          <w:bCs/>
+          <w:lang w:val="sr-Latn-CS"/>
+        </w:rPr>
+      </w:pPr>
+      <w:r>
+        <w:rPr>
+          <w:rFonts w:hint="default" w:ascii="Arial" w:hAnsi="Arial" w:cs="Arial"/>
+          <w:b/>
+          <w:bCs/>
+          <w:lang w:val="sr-Latn-CS"/>
+        </w:rPr>
+        <w:t>Osnovni tok:</w:t>
       </w:r>
     </w:p>
     <w:p>
@@ -4044,18 +4366,27 @@
         <w:pStyle w:val="13"/>
         <w:numPr>
           <w:ilvl w:val="0"/>
-          <w:numId w:val="7"/>
+          <w:numId w:val="8"/>
         </w:numPr>
-        <w:rPr>
-          <w:lang w:val="sr-Latn-CS"/>
-        </w:rPr>
-      </w:pPr>
-      <w:r>
-        <w:rPr>
-          <w:rFonts w:hint="default"/>
-          <w:lang w:val="sr-Latn-RS"/>
-        </w:rPr>
-        <w:t>Korisnik odabere datum projekcije, unese njegovo ime a potom odabere sedišta koja su slobodna.</w:t>
+        <w:jc w:val="both"/>
+        <w:rPr>
+          <w:rFonts w:hint="default" w:ascii="Arial" w:hAnsi="Arial" w:cs="Arial"/>
+          <w:lang w:val="sr-Latn-CS"/>
+        </w:rPr>
+      </w:pPr>
+      <w:r>
+        <w:rPr>
+          <w:rFonts w:hint="default" w:ascii="Arial" w:hAnsi="Arial" w:cs="Arial"/>
+          <w:lang w:val="sr-Latn-CS"/>
+        </w:rPr>
+        <w:t>Korisnik</w:t>
+      </w:r>
+      <w:r>
+        <w:rPr>
+          <w:rFonts w:hint="default" w:ascii="Arial" w:hAnsi="Arial" w:cs="Arial"/>
+          <w:lang w:val="sr-Latn-RS"/>
+        </w:rPr>
+        <w:t xml:space="preserve"> klikne na film (sa liste, pretrage ili preporuke).</w:t>
       </w:r>
     </w:p>
     <w:p>
@@ -4063,18 +4394,20 @@
         <w:pStyle w:val="13"/>
         <w:numPr>
           <w:ilvl w:val="0"/>
-          <w:numId w:val="7"/>
+          <w:numId w:val="8"/>
         </w:numPr>
-        <w:rPr>
-          <w:lang w:val="sr-Latn-CS"/>
-        </w:rPr>
-      </w:pPr>
-      <w:r>
-        <w:rPr>
-          <w:rFonts w:hint="default"/>
-          <w:lang w:val="sr-Latn-RS"/>
-        </w:rPr>
-        <w:t>Aplikacija računa međuzbir.</w:t>
+        <w:jc w:val="both"/>
+        <w:rPr>
+          <w:rFonts w:hint="default" w:ascii="Arial" w:hAnsi="Arial" w:cs="Arial"/>
+          <w:lang w:val="sr-Latn-CS"/>
+        </w:rPr>
+      </w:pPr>
+      <w:r>
+        <w:rPr>
+          <w:rFonts w:hint="default" w:ascii="Arial" w:hAnsi="Arial" w:cs="Arial"/>
+          <w:lang w:val="sr-Latn-RS"/>
+        </w:rPr>
+        <w:t>Sistem učitava stranicu Detalji filma i prikazuje poster, naziv i reditelja.</w:t>
       </w:r>
     </w:p>
     <w:p>
@@ -4082,18 +4415,20 @@
         <w:pStyle w:val="13"/>
         <w:numPr>
           <w:ilvl w:val="0"/>
-          <w:numId w:val="7"/>
+          <w:numId w:val="8"/>
         </w:numPr>
-        <w:rPr>
-          <w:lang w:val="sr-Latn-CS"/>
-        </w:rPr>
-      </w:pPr>
-      <w:r>
-        <w:rPr>
-          <w:rFonts w:hint="default"/>
-          <w:lang w:val="sr-Latn-RS"/>
-        </w:rPr>
-        <w:t>Korisnik klikne Potvrdi rezervaciju.</w:t>
+        <w:jc w:val="both"/>
+        <w:rPr>
+          <w:rFonts w:hint="default" w:ascii="Arial" w:hAnsi="Arial" w:cs="Arial"/>
+          <w:lang w:val="sr-Latn-CS"/>
+        </w:rPr>
+      </w:pPr>
+      <w:r>
+        <w:rPr>
+          <w:rFonts w:hint="default" w:ascii="Arial" w:hAnsi="Arial" w:cs="Arial"/>
+          <w:lang w:val="sr-Latn-RS"/>
+        </w:rPr>
+        <w:t>Sistem učitava raspored projekcija.</w:t>
       </w:r>
     </w:p>
     <w:p>
@@ -4101,18 +4436,20 @@
         <w:pStyle w:val="13"/>
         <w:numPr>
           <w:ilvl w:val="0"/>
-          <w:numId w:val="7"/>
+          <w:numId w:val="8"/>
         </w:numPr>
-        <w:rPr>
-          <w:lang w:val="sr-Latn-CS"/>
-        </w:rPr>
-      </w:pPr>
-      <w:r>
-        <w:rPr>
-          <w:rFonts w:hint="default"/>
-          <w:lang w:val="sr-Latn-RS"/>
-        </w:rPr>
-        <w:t>Sistem čuva stavku u korpi i obaveštava korisnika da je termin dodat.</w:t>
+        <w:jc w:val="both"/>
+        <w:rPr>
+          <w:rFonts w:hint="default" w:ascii="Arial" w:hAnsi="Arial" w:cs="Arial"/>
+          <w:lang w:val="sr-Latn-CS"/>
+        </w:rPr>
+      </w:pPr>
+      <w:r>
+        <w:rPr>
+          <w:rFonts w:hint="default" w:ascii="Arial" w:hAnsi="Arial" w:cs="Arial"/>
+          <w:lang w:val="sr-Latn-RS"/>
+        </w:rPr>
+        <w:t>Korisnik odabere datum projekcije, unese njegovo ime a potom odabere sedišta koja su slobodna.</w:t>
       </w:r>
     </w:p>
     <w:p>
@@ -4120,15 +4457,80 @@
         <w:pStyle w:val="13"/>
         <w:numPr>
           <w:ilvl w:val="0"/>
-          <w:numId w:val="7"/>
+          <w:numId w:val="8"/>
         </w:numPr>
-        <w:rPr>
-          <w:lang w:val="sr-Latn-CS"/>
-        </w:rPr>
-      </w:pPr>
-      <w:r>
-        <w:rPr>
-          <w:rFonts w:hint="default"/>
+        <w:jc w:val="both"/>
+        <w:rPr>
+          <w:rFonts w:hint="default" w:ascii="Arial" w:hAnsi="Arial" w:cs="Arial"/>
+          <w:lang w:val="sr-Latn-CS"/>
+        </w:rPr>
+      </w:pPr>
+      <w:r>
+        <w:rPr>
+          <w:rFonts w:hint="default" w:ascii="Arial" w:hAnsi="Arial" w:cs="Arial"/>
+          <w:lang w:val="sr-Latn-RS"/>
+        </w:rPr>
+        <w:t>Aplikacija računa međuzbir.</w:t>
+      </w:r>
+    </w:p>
+    <w:p>
+      <w:pPr>
+        <w:pStyle w:val="13"/>
+        <w:numPr>
+          <w:ilvl w:val="0"/>
+          <w:numId w:val="8"/>
+        </w:numPr>
+        <w:jc w:val="both"/>
+        <w:rPr>
+          <w:rFonts w:hint="default" w:ascii="Arial" w:hAnsi="Arial" w:cs="Arial"/>
+          <w:lang w:val="sr-Latn-CS"/>
+        </w:rPr>
+      </w:pPr>
+      <w:r>
+        <w:rPr>
+          <w:rFonts w:hint="default" w:ascii="Arial" w:hAnsi="Arial" w:cs="Arial"/>
+          <w:lang w:val="sr-Latn-RS"/>
+        </w:rPr>
+        <w:t>Korisnik klikne Potvrdi rezervaciju.</w:t>
+      </w:r>
+    </w:p>
+    <w:p>
+      <w:pPr>
+        <w:pStyle w:val="13"/>
+        <w:numPr>
+          <w:ilvl w:val="0"/>
+          <w:numId w:val="8"/>
+        </w:numPr>
+        <w:jc w:val="both"/>
+        <w:rPr>
+          <w:rFonts w:hint="default" w:ascii="Arial" w:hAnsi="Arial" w:cs="Arial"/>
+          <w:lang w:val="sr-Latn-CS"/>
+        </w:rPr>
+      </w:pPr>
+      <w:r>
+        <w:rPr>
+          <w:rFonts w:hint="default" w:ascii="Arial" w:hAnsi="Arial" w:cs="Arial"/>
+          <w:lang w:val="sr-Latn-RS"/>
+        </w:rPr>
+        <w:t>Sistem čuva stavku u korpi i obaveštava korisnika da je termin dodat.</w:t>
+      </w:r>
+    </w:p>
+    <w:p>
+      <w:pPr>
+        <w:pStyle w:val="13"/>
+        <w:numPr>
+          <w:ilvl w:val="0"/>
+          <w:numId w:val="8"/>
+        </w:numPr>
+        <w:jc w:val="both"/>
+        <w:rPr>
+          <w:rFonts w:hint="default" w:ascii="Arial" w:hAnsi="Arial" w:cs="Arial"/>
+          <w:lang w:val="sr-Latn-CS"/>
+        </w:rPr>
+      </w:pPr>
+      <w:r>
+        <w:rPr>
+          <w:rFonts w:hint="default" w:ascii="Arial" w:hAnsi="Arial" w:cs="Arial"/>
           <w:lang w:val="sr-Latn-RS"/>
         </w:rPr>
         <w:t>Korisnik po potrebi prelazi na potvrdu rezervacije u korpi ili nastavlja da pregledava druge filmove.</w:t>
@@ -4138,14 +4540,17 @@
       <w:pPr>
         <w:pStyle w:val="13"/>
         <w:keepNext/>
-        <w:rPr>
-          <w:b/>
-          <w:bCs/>
-          <w:lang w:val="sr-Latn-CS"/>
-        </w:rPr>
-      </w:pPr>
-      <w:r>
-        <w:rPr>
+        <w:jc w:val="both"/>
+        <w:rPr>
+          <w:rFonts w:hint="default" w:ascii="Arial" w:hAnsi="Arial" w:cs="Arial"/>
+          <w:b/>
+          <w:bCs/>
+          <w:lang w:val="sr-Latn-CS"/>
+        </w:rPr>
+      </w:pPr>
+      <w:r>
+        <w:rPr>
+          <w:rFonts w:hint="default" w:ascii="Arial" w:hAnsi="Arial" w:cs="Arial"/>
           <w:b/>
           <w:bCs/>
           <w:lang w:val="sr-Latn-CS"/>
@@ -4156,14 +4561,15 @@
     <w:p>
       <w:pPr>
         <w:pStyle w:val="13"/>
-        <w:rPr>
-          <w:rFonts w:hint="default"/>
-          <w:lang w:val="sr-Latn-RS"/>
-        </w:rPr>
-      </w:pPr>
-      <w:r>
-        <w:rPr>
-          <w:rFonts w:hint="default"/>
+        <w:jc w:val="both"/>
+        <w:rPr>
+          <w:rFonts w:hint="default" w:ascii="Arial" w:hAnsi="Arial" w:cs="Arial"/>
+          <w:lang w:val="sr-Latn-RS"/>
+        </w:rPr>
+      </w:pPr>
+      <w:r>
+        <w:rPr>
+          <w:rFonts w:hint="default" w:ascii="Arial" w:hAnsi="Arial" w:cs="Arial"/>
           <w:lang w:val="sr-Latn-RS"/>
         </w:rPr>
         <w:t xml:space="preserve">Ako korisnik nije prijavljen a pokušava da obavi rezervaciju sistem prikazuje dijalog da je neophodna prijava za nastavak sa izborom Prijava/Registracija. Tokom odabira sedišta onemogućen je odabir sedišta koja su označena crvenom bojom tj. zauzeta.  </w:t>
@@ -4172,14 +4578,17 @@
     <w:p>
       <w:pPr>
         <w:pStyle w:val="13"/>
-        <w:rPr>
-          <w:b/>
-          <w:bCs/>
-          <w:lang w:val="sr-Latn-CS"/>
-        </w:rPr>
-      </w:pPr>
-      <w:r>
-        <w:rPr>
+        <w:jc w:val="both"/>
+        <w:rPr>
+          <w:rFonts w:hint="default" w:ascii="Arial" w:hAnsi="Arial" w:cs="Arial"/>
+          <w:b/>
+          <w:bCs/>
+          <w:lang w:val="sr-Latn-CS"/>
+        </w:rPr>
+      </w:pPr>
+      <w:r>
+        <w:rPr>
+          <w:rFonts w:hint="default" w:ascii="Arial" w:hAnsi="Arial" w:cs="Arial"/>
           <w:b/>
           <w:bCs/>
           <w:lang w:val="sr-Latn-CS"/>
@@ -4190,14 +4599,15 @@
     <w:p>
       <w:pPr>
         <w:pStyle w:val="13"/>
-        <w:rPr>
-          <w:rFonts w:hint="default"/>
-          <w:lang w:val="sr-Latn-RS"/>
-        </w:rPr>
-      </w:pPr>
-      <w:r>
-        <w:rPr>
-          <w:rFonts w:hint="default"/>
+        <w:jc w:val="both"/>
+        <w:rPr>
+          <w:rFonts w:hint="default" w:ascii="Arial" w:hAnsi="Arial" w:cs="Arial"/>
+          <w:lang w:val="sr-Latn-RS"/>
+        </w:rPr>
+      </w:pPr>
+      <w:r>
+        <w:rPr>
+          <w:rFonts w:hint="default" w:ascii="Arial" w:hAnsi="Arial" w:cs="Arial"/>
           <w:lang w:val="sr-Latn-RS"/>
         </w:rPr>
         <w:t>Stranica detalja je uspešno prikazana sa aktuelnim rasporedom. Ako su sedišta odabrana i akcija potvrđena (film + termin + sedišta) je dodata u korpu ili je otvoren tok rezervacije. U slučaju grešaka, sistem je prikazao razlog i nije izmenio stanje.</w:t>
@@ -4206,14 +4616,19 @@
     <w:p>
       <w:pPr>
         <w:pStyle w:val="13"/>
-        <w:rPr>
-          <w:rFonts w:hint="default"/>
-          <w:lang w:val="sr-Latn-RS"/>
-        </w:rPr>
-      </w:pPr>
-      <w:r>
-        <w:rPr>
-          <w:rFonts w:hint="default"/>
+        <w:jc w:val="both"/>
+        <w:rPr>
+          <w:rFonts w:hint="default" w:ascii="Arial" w:hAnsi="Arial" w:cs="Arial"/>
+          <w:b/>
+          <w:bCs/>
+          <w:lang w:val="sr-Latn-RS"/>
+        </w:rPr>
+      </w:pPr>
+      <w:r>
+        <w:rPr>
+          <w:rFonts w:hint="default" w:ascii="Arial" w:hAnsi="Arial" w:cs="Arial"/>
+          <w:b/>
+          <w:bCs/>
           <w:lang w:val="sr-Latn-RS"/>
         </w:rPr>
         <w:t>Dijagram sekvence:</w:t>
@@ -4225,7 +4640,7 @@
         <w:keepLines w:val="0"/>
         <w:widowControl/>
         <w:suppressLineNumbers w:val="0"/>
-        <w:jc w:val="left"/>
+        <w:jc w:val="both"/>
       </w:pPr>
       <w:r>
         <w:rPr>
@@ -4253,7 +4668,7 @@
                     </pic:cNvPicPr>
                   </pic:nvPicPr>
                   <pic:blipFill>
-                    <a:blip r:embed="rId15"/>
+                    <a:blip r:embed="rId16"/>
                     <a:stretch>
                       <a:fillRect/>
                     </a:stretch>
@@ -4281,6 +4696,7 @@
     <w:p>
       <w:pPr>
         <w:pStyle w:val="13"/>
+        <w:jc w:val="both"/>
         <w:rPr>
           <w:rFonts w:hint="default"/>
           <w:lang w:val="sr-Latn-RS"/>
@@ -4291,6 +4707,7 @@
       <w:pPr>
         <w:pStyle w:val="13"/>
         <w:ind w:left="0" w:leftChars="0" w:firstLine="0" w:firstLineChars="0"/>
+        <w:jc w:val="both"/>
         <w:rPr>
           <w:rFonts w:hint="default"/>
           <w:lang w:val="sr-Latn-RS"/>
@@ -4300,14 +4717,16 @@
     <w:p>
       <w:pPr>
         <w:pStyle w:val="3"/>
-        <w:rPr>
+        <w:jc w:val="both"/>
+        <w:rPr>
+          <w:rFonts w:hint="default" w:ascii="Arial" w:hAnsi="Arial" w:cs="Arial"/>
           <w:lang w:val="sr-Latn-CS"/>
         </w:rPr>
       </w:pPr>
       <w:bookmarkStart w:id="12" w:name="_Toc23020"/>
       <w:r>
         <w:rPr>
-          <w:rFonts w:hint="default"/>
+          <w:rFonts w:hint="default" w:ascii="Arial" w:hAnsi="Arial" w:cs="Arial"/>
           <w:lang w:val="sr-Latn-RS"/>
         </w:rPr>
         <w:t>Korpa</w:t>
@@ -4318,14 +4737,17 @@
       <w:pPr>
         <w:pStyle w:val="13"/>
         <w:keepNext/>
-        <w:rPr>
-          <w:b/>
-          <w:bCs/>
-          <w:lang w:val="sr-Latn-CS"/>
-        </w:rPr>
-      </w:pPr>
-      <w:r>
-        <w:rPr>
+        <w:jc w:val="both"/>
+        <w:rPr>
+          <w:rFonts w:hint="default" w:ascii="Arial" w:hAnsi="Arial" w:cs="Arial"/>
+          <w:b/>
+          <w:bCs/>
+          <w:lang w:val="sr-Latn-CS"/>
+        </w:rPr>
+      </w:pPr>
+      <w:r>
+        <w:rPr>
+          <w:rFonts w:hint="default" w:ascii="Arial" w:hAnsi="Arial" w:cs="Arial"/>
           <w:b/>
           <w:bCs/>
           <w:lang w:val="sr-Latn-CS"/>
@@ -4336,20 +4758,22 @@
     <w:p>
       <w:pPr>
         <w:pStyle w:val="13"/>
-        <w:rPr>
-          <w:rFonts w:hint="default"/>
-          <w:lang w:val="sr-Latn-RS"/>
-        </w:rPr>
-      </w:pPr>
-      <w:r>
-        <w:rPr>
+        <w:jc w:val="both"/>
+        <w:rPr>
+          <w:rFonts w:hint="default" w:ascii="Arial" w:hAnsi="Arial" w:cs="Arial"/>
+          <w:lang w:val="sr-Latn-RS"/>
+        </w:rPr>
+      </w:pPr>
+      <w:r>
+        <w:rPr>
+          <w:rFonts w:hint="default" w:ascii="Arial" w:hAnsi="Arial" w:cs="Arial"/>
           <w:lang w:val="sr-Latn-CS"/>
         </w:rPr>
         <w:t>P</w:t>
       </w:r>
       <w:r>
         <w:rPr>
-          <w:rFonts w:hint="default"/>
+          <w:rFonts w:hint="default" w:ascii="Arial" w:hAnsi="Arial" w:cs="Arial"/>
           <w:lang w:val="sr-Latn-RS"/>
         </w:rPr>
         <w:t>regled stavki(film, datum sedišta, total), uklanjanje stavki.</w:t>
@@ -4359,14 +4783,17 @@
       <w:pPr>
         <w:pStyle w:val="13"/>
         <w:keepNext/>
-        <w:rPr>
-          <w:b/>
-          <w:bCs/>
-          <w:lang w:val="sr-Latn-CS"/>
-        </w:rPr>
-      </w:pPr>
-      <w:r>
-        <w:rPr>
+        <w:jc w:val="both"/>
+        <w:rPr>
+          <w:rFonts w:hint="default" w:ascii="Arial" w:hAnsi="Arial" w:cs="Arial"/>
+          <w:b/>
+          <w:bCs/>
+          <w:lang w:val="sr-Latn-CS"/>
+        </w:rPr>
+      </w:pPr>
+      <w:r>
+        <w:rPr>
+          <w:rFonts w:hint="default" w:ascii="Arial" w:hAnsi="Arial" w:cs="Arial"/>
           <w:b/>
           <w:bCs/>
           <w:lang w:val="sr-Latn-CS"/>
@@ -4377,14 +4804,15 @@
     <w:p>
       <w:pPr>
         <w:pStyle w:val="13"/>
-        <w:rPr>
-          <w:rFonts w:hint="default"/>
-          <w:lang w:val="sr-Latn-RS"/>
-        </w:rPr>
-      </w:pPr>
-      <w:r>
-        <w:rPr>
-          <w:rFonts w:hint="default"/>
+        <w:jc w:val="both"/>
+        <w:rPr>
+          <w:rFonts w:hint="default" w:ascii="Arial" w:hAnsi="Arial" w:cs="Arial"/>
+          <w:lang w:val="sr-Latn-RS"/>
+        </w:rPr>
+      </w:pPr>
+      <w:r>
+        <w:rPr>
+          <w:rFonts w:hint="default" w:ascii="Arial" w:hAnsi="Arial" w:cs="Arial"/>
           <w:lang w:val="sr-Latn-RS"/>
         </w:rPr>
         <w:t>Registrovani korisnik.</w:t>
@@ -4394,14 +4822,17 @@
       <w:pPr>
         <w:pStyle w:val="13"/>
         <w:keepNext/>
-        <w:rPr>
-          <w:b/>
-          <w:bCs/>
-          <w:lang w:val="sr-Latn-CS"/>
-        </w:rPr>
-      </w:pPr>
-      <w:r>
-        <w:rPr>
+        <w:jc w:val="both"/>
+        <w:rPr>
+          <w:rFonts w:hint="default" w:ascii="Arial" w:hAnsi="Arial" w:cs="Arial"/>
+          <w:b/>
+          <w:bCs/>
+          <w:lang w:val="sr-Latn-CS"/>
+        </w:rPr>
+      </w:pPr>
+      <w:r>
+        <w:rPr>
+          <w:rFonts w:hint="default" w:ascii="Arial" w:hAnsi="Arial" w:cs="Arial"/>
           <w:b/>
           <w:bCs/>
           <w:lang w:val="sr-Latn-CS"/>
@@ -4412,14 +4843,15 @@
     <w:p>
       <w:pPr>
         <w:pStyle w:val="13"/>
-        <w:rPr>
-          <w:rFonts w:hint="default"/>
-          <w:lang w:val="sr-Latn-RS"/>
-        </w:rPr>
-      </w:pPr>
-      <w:r>
-        <w:rPr>
-          <w:rFonts w:hint="default"/>
+        <w:jc w:val="both"/>
+        <w:rPr>
+          <w:rFonts w:hint="default" w:ascii="Arial" w:hAnsi="Arial" w:cs="Arial"/>
+          <w:lang w:val="sr-Latn-RS"/>
+        </w:rPr>
+      </w:pPr>
+      <w:r>
+        <w:rPr>
+          <w:rFonts w:hint="default" w:ascii="Arial" w:hAnsi="Arial" w:cs="Arial"/>
           <w:lang w:val="sr-Latn-RS"/>
         </w:rPr>
         <w:t>Da je korisnik registrovan.</w:t>
@@ -4429,324 +4861,17 @@
       <w:pPr>
         <w:pStyle w:val="13"/>
         <w:keepNext/>
-        <w:rPr>
-          <w:b/>
-          <w:bCs/>
-          <w:lang w:val="sr-Latn-CS"/>
-        </w:rPr>
-      </w:pPr>
-      <w:r>
-        <w:rPr>
-          <w:b/>
-          <w:bCs/>
-          <w:lang w:val="sr-Latn-CS"/>
-        </w:rPr>
-        <w:t>Osnovni tok:</w:t>
-      </w:r>
-    </w:p>
-    <w:p>
-      <w:pPr>
-        <w:pStyle w:val="13"/>
-        <w:numPr>
-          <w:ilvl w:val="0"/>
-          <w:numId w:val="8"/>
-        </w:numPr>
-        <w:ind w:left="1080" w:leftChars="0"/>
-        <w:rPr>
-          <w:rFonts w:hint="default"/>
-          <w:lang w:val="sr-Latn-RS"/>
-        </w:rPr>
-      </w:pPr>
-      <w:r>
-        <w:rPr>
-          <w:rFonts w:hint="default"/>
-          <w:lang w:val="sr-Latn-RS"/>
-        </w:rPr>
-        <w:t>Otvori korpu.</w:t>
-      </w:r>
-    </w:p>
-    <w:p>
-      <w:pPr>
-        <w:pStyle w:val="13"/>
-        <w:numPr>
-          <w:ilvl w:val="0"/>
-          <w:numId w:val="8"/>
-        </w:numPr>
-        <w:ind w:left="1080" w:leftChars="0"/>
-        <w:rPr>
-          <w:rFonts w:hint="default"/>
-          <w:lang w:val="sr-Latn-RS"/>
-        </w:rPr>
-      </w:pPr>
-      <w:r>
-        <w:rPr>
-          <w:rFonts w:hint="default"/>
-          <w:lang w:val="sr-Latn-RS"/>
-        </w:rPr>
-        <w:t>Ukloni/doradi</w:t>
-      </w:r>
-    </w:p>
-    <w:p>
-      <w:pPr>
-        <w:pStyle w:val="13"/>
-        <w:numPr>
-          <w:ilvl w:val="0"/>
-          <w:numId w:val="8"/>
-        </w:numPr>
-        <w:ind w:left="1080" w:leftChars="0"/>
-        <w:rPr>
-          <w:rFonts w:hint="default"/>
-          <w:lang w:val="sr-Latn-RS"/>
-        </w:rPr>
-      </w:pPr>
-      <w:r>
-        <w:rPr>
-          <w:rFonts w:hint="default"/>
-          <w:lang w:val="sr-Latn-RS"/>
-        </w:rPr>
-        <w:t>Potvrdi sve.</w:t>
-      </w:r>
-    </w:p>
-    <w:p>
-      <w:pPr>
-        <w:pStyle w:val="13"/>
-        <w:keepNext/>
-        <w:rPr>
-          <w:b/>
-          <w:bCs/>
-          <w:lang w:val="sr-Latn-CS"/>
-        </w:rPr>
-      </w:pPr>
-      <w:r>
-        <w:rPr>
-          <w:b/>
-          <w:bCs/>
-          <w:lang w:val="sr-Latn-CS"/>
-        </w:rPr>
-        <w:t>Izuzetci:</w:t>
-      </w:r>
-    </w:p>
-    <w:p>
-      <w:pPr>
-        <w:pStyle w:val="13"/>
-        <w:rPr>
-          <w:lang w:val="sr-Latn-CS"/>
-        </w:rPr>
-      </w:pPr>
-      <w:r>
-        <w:rPr>
-          <w:lang w:val="sr-Latn-CS"/>
-        </w:rPr>
-        <w:t>Nema.</w:t>
-      </w:r>
-    </w:p>
-    <w:p>
-      <w:pPr>
-        <w:pStyle w:val="13"/>
-        <w:keepNext/>
-        <w:rPr>
-          <w:b/>
-          <w:bCs/>
-          <w:lang w:val="sr-Latn-CS"/>
-        </w:rPr>
-      </w:pPr>
-      <w:r>
-        <w:rPr>
-          <w:b/>
-          <w:bCs/>
-          <w:lang w:val="sr-Latn-CS"/>
-        </w:rPr>
-        <w:t>Posledice:</w:t>
-      </w:r>
-    </w:p>
-    <w:p>
-      <w:pPr>
-        <w:pStyle w:val="13"/>
-        <w:rPr>
-          <w:rFonts w:hint="default"/>
-          <w:lang w:val="sr-Latn-RS"/>
-        </w:rPr>
-      </w:pPr>
-      <w:r>
-        <w:rPr>
-          <w:rFonts w:hint="default"/>
-          <w:lang w:val="sr-Latn-RS"/>
-        </w:rPr>
-        <w:t>Potvrdjene su stavke iz korpe.</w:t>
-      </w:r>
-    </w:p>
-    <w:p>
-      <w:pPr>
-        <w:pStyle w:val="3"/>
-        <w:numPr>
-          <w:ilvl w:val="1"/>
-          <w:numId w:val="0"/>
-        </w:numPr>
-        <w:ind w:leftChars="0"/>
-        <w:rPr>
-          <w:lang w:val="sr-Latn-CS"/>
-        </w:rPr>
-      </w:pPr>
-    </w:p>
-    <w:p>
-      <w:pPr>
-        <w:rPr>
-          <w:lang w:val="sr-Latn-CS"/>
-        </w:rPr>
-      </w:pPr>
-    </w:p>
-    <w:p>
-      <w:pPr>
-        <w:rPr>
-          <w:lang w:val="sr-Latn-CS"/>
-        </w:rPr>
-      </w:pPr>
-    </w:p>
-    <w:p>
-      <w:pPr>
-        <w:pStyle w:val="3"/>
-        <w:rPr>
-          <w:lang w:val="sr-Latn-CS"/>
-        </w:rPr>
-      </w:pPr>
-      <w:bookmarkStart w:id="13" w:name="_Toc25771"/>
-      <w:r>
-        <w:rPr>
-          <w:lang w:val="sr-Latn-CS"/>
-        </w:rPr>
-        <w:t>Pr</w:t>
-      </w:r>
-      <w:r>
-        <w:rPr>
-          <w:rFonts w:hint="default"/>
-          <w:lang w:val="sr-Latn-RS"/>
-        </w:rPr>
-        <w:t>ofil korisnika</w:t>
-      </w:r>
-      <w:bookmarkEnd w:id="13"/>
-    </w:p>
-    <w:p>
-      <w:pPr>
-        <w:pStyle w:val="13"/>
-        <w:rPr>
-          <w:b/>
-          <w:bCs/>
-          <w:lang w:val="sr-Latn-CS"/>
-        </w:rPr>
-      </w:pPr>
-      <w:r>
-        <w:rPr>
-          <w:b/>
-          <w:bCs/>
-          <w:lang w:val="sr-Latn-CS"/>
-        </w:rPr>
-        <w:t>Kratak opis:</w:t>
-      </w:r>
-    </w:p>
-    <w:p>
-      <w:pPr>
-        <w:pStyle w:val="13"/>
-        <w:rPr>
-          <w:rFonts w:hint="default"/>
-          <w:lang w:val="sr-Latn-RS"/>
-        </w:rPr>
-      </w:pPr>
-      <w:r>
-        <w:rPr>
-          <w:lang w:val="sr-Latn-CS"/>
-        </w:rPr>
-        <w:t>Pr</w:t>
-      </w:r>
-      <w:r>
-        <w:rPr>
-          <w:rFonts w:hint="default"/>
-          <w:lang w:val="sr-Latn-RS"/>
-        </w:rPr>
-        <w:t>egled rezervacije, brisanje i promena username-a ili lozinke.</w:t>
-      </w:r>
-    </w:p>
-    <w:p>
-      <w:pPr>
-        <w:pStyle w:val="13"/>
-        <w:keepNext/>
-        <w:rPr>
-          <w:b/>
-          <w:bCs/>
-          <w:lang w:val="sr-Latn-CS"/>
-        </w:rPr>
-      </w:pPr>
-      <w:r>
-        <w:rPr>
-          <w:b/>
-          <w:bCs/>
-          <w:lang w:val="sr-Latn-CS"/>
-        </w:rPr>
-        <w:t>Akteri:</w:t>
-      </w:r>
-    </w:p>
-    <w:p>
-      <w:pPr>
-        <w:pStyle w:val="13"/>
-        <w:rPr>
-          <w:rFonts w:hint="default"/>
-          <w:lang w:val="sr-Latn-RS"/>
-        </w:rPr>
-      </w:pPr>
-      <w:r>
-        <w:rPr>
-          <w:rFonts w:hint="default"/>
-          <w:lang w:val="sr-Latn-RS"/>
-        </w:rPr>
-        <w:t>Registrovani korisnik.</w:t>
-      </w:r>
-    </w:p>
-    <w:p>
-      <w:pPr>
-        <w:pStyle w:val="13"/>
-        <w:keepNext/>
-        <w:rPr>
-          <w:b/>
-          <w:bCs/>
-          <w:lang w:val="sr-Latn-CS"/>
-        </w:rPr>
-      </w:pPr>
-      <w:r>
-        <w:rPr>
-          <w:b/>
-          <w:bCs/>
-          <w:lang w:val="sr-Latn-CS"/>
-        </w:rPr>
-        <w:t>Preduslovi:</w:t>
-      </w:r>
-    </w:p>
-    <w:p>
-      <w:pPr>
-        <w:pStyle w:val="13"/>
-        <w:rPr>
-          <w:rFonts w:hint="default"/>
-          <w:lang w:val="sr-Latn-RS"/>
-        </w:rPr>
-      </w:pPr>
-      <w:r>
-        <w:rPr>
-          <w:rFonts w:hint="default"/>
-          <w:lang w:val="sr-Latn-RS"/>
-        </w:rPr>
-        <w:t>Da je korisnik registrovan.</w:t>
-      </w:r>
-    </w:p>
-    <w:p>
-      <w:pPr>
-        <w:pStyle w:val="13"/>
-        <w:keepNext/>
-        <w:rPr>
-          <w:b/>
-          <w:bCs/>
-          <w:lang w:val="sr-Latn-CS"/>
-        </w:rPr>
-      </w:pPr>
-      <w:r>
-        <w:rPr>
+        <w:jc w:val="both"/>
+        <w:rPr>
+          <w:rFonts w:hint="default" w:ascii="Arial" w:hAnsi="Arial" w:cs="Arial"/>
+          <w:b/>
+          <w:bCs/>
+          <w:lang w:val="sr-Latn-CS"/>
+        </w:rPr>
+      </w:pPr>
+      <w:r>
+        <w:rPr>
+          <w:rFonts w:hint="default" w:ascii="Arial" w:hAnsi="Arial" w:cs="Arial"/>
           <w:b/>
           <w:bCs/>
           <w:lang w:val="sr-Latn-CS"/>
@@ -4761,16 +4886,19 @@
           <w:ilvl w:val="0"/>
           <w:numId w:val="9"/>
         </w:numPr>
-        <w:rPr>
-          <w:lang w:val="sr-Latn-CS"/>
-        </w:rPr>
-      </w:pPr>
-      <w:r>
-        <w:rPr>
-          <w:rFonts w:hint="default"/>
-          <w:lang w:val="sr-Latn-RS"/>
-        </w:rPr>
-        <w:t>Učitavanje rezervacija</w:t>
+        <w:ind w:left="1080" w:leftChars="0"/>
+        <w:jc w:val="both"/>
+        <w:rPr>
+          <w:rFonts w:hint="default" w:ascii="Arial" w:hAnsi="Arial" w:cs="Arial"/>
+          <w:lang w:val="sr-Latn-RS"/>
+        </w:rPr>
+      </w:pPr>
+      <w:r>
+        <w:rPr>
+          <w:rFonts w:hint="default" w:ascii="Arial" w:hAnsi="Arial" w:cs="Arial"/>
+          <w:lang w:val="sr-Latn-RS"/>
+        </w:rPr>
+        <w:t>Otvori korpu.</w:t>
       </w:r>
     </w:p>
     <w:p>
@@ -4780,16 +4908,19 @@
           <w:ilvl w:val="0"/>
           <w:numId w:val="9"/>
         </w:numPr>
-        <w:rPr>
-          <w:lang w:val="sr-Latn-CS"/>
-        </w:rPr>
-      </w:pPr>
-      <w:r>
-        <w:rPr>
-          <w:rFonts w:hint="default"/>
-          <w:lang w:val="sr-Latn-RS"/>
-        </w:rPr>
-        <w:t>Po želji brisanje rezervacije (oslobađa zauzeto mesto)</w:t>
+        <w:ind w:left="1080" w:leftChars="0"/>
+        <w:jc w:val="both"/>
+        <w:rPr>
+          <w:rFonts w:hint="default" w:ascii="Arial" w:hAnsi="Arial" w:cs="Arial"/>
+          <w:lang w:val="sr-Latn-RS"/>
+        </w:rPr>
+      </w:pPr>
+      <w:r>
+        <w:rPr>
+          <w:rFonts w:hint="default" w:ascii="Arial" w:hAnsi="Arial" w:cs="Arial"/>
+          <w:lang w:val="sr-Latn-RS"/>
+        </w:rPr>
+        <w:t>Ukloni/doradi</w:t>
       </w:r>
     </w:p>
     <w:p>
@@ -4799,30 +4930,36 @@
           <w:ilvl w:val="0"/>
           <w:numId w:val="9"/>
         </w:numPr>
-        <w:rPr>
-          <w:lang w:val="sr-Latn-CS"/>
-        </w:rPr>
-      </w:pPr>
-      <w:r>
-        <w:rPr>
-          <w:rFonts w:hint="default"/>
-          <w:lang w:val="sr-Latn-RS"/>
-        </w:rPr>
-        <w:t>Ažuriranje profila.</w:t>
+        <w:ind w:left="1080" w:leftChars="0"/>
+        <w:jc w:val="both"/>
+        <w:rPr>
+          <w:rFonts w:hint="default" w:ascii="Arial" w:hAnsi="Arial" w:cs="Arial"/>
+          <w:lang w:val="sr-Latn-RS"/>
+        </w:rPr>
+      </w:pPr>
+      <w:r>
+        <w:rPr>
+          <w:rFonts w:hint="default" w:ascii="Arial" w:hAnsi="Arial" w:cs="Arial"/>
+          <w:lang w:val="sr-Latn-RS"/>
+        </w:rPr>
+        <w:t>Potvrdi sve.</w:t>
       </w:r>
     </w:p>
     <w:p>
       <w:pPr>
         <w:pStyle w:val="13"/>
         <w:keepNext/>
-        <w:rPr>
-          <w:b/>
-          <w:bCs/>
-          <w:lang w:val="sr-Latn-CS"/>
-        </w:rPr>
-      </w:pPr>
-      <w:r>
-        <w:rPr>
+        <w:jc w:val="both"/>
+        <w:rPr>
+          <w:rFonts w:hint="default" w:ascii="Arial" w:hAnsi="Arial" w:cs="Arial"/>
+          <w:b/>
+          <w:bCs/>
+          <w:lang w:val="sr-Latn-CS"/>
+        </w:rPr>
+      </w:pPr>
+      <w:r>
+        <w:rPr>
+          <w:rFonts w:hint="default" w:ascii="Arial" w:hAnsi="Arial" w:cs="Arial"/>
           <w:b/>
           <w:bCs/>
           <w:lang w:val="sr-Latn-CS"/>
@@ -4833,52 +4970,108 @@
     <w:p>
       <w:pPr>
         <w:pStyle w:val="13"/>
-        <w:rPr>
-          <w:lang w:val="sr-Latn-CS"/>
-        </w:rPr>
-      </w:pPr>
-      <w:r>
-        <w:rPr>
-          <w:lang w:val="sr-Latn-CS"/>
-        </w:rPr>
-        <w:t>Ne</w:t>
-      </w:r>
-      <w:r>
-        <w:rPr>
-          <w:rFonts w:hint="default"/>
-          <w:lang w:val="sr-Latn-RS"/>
-        </w:rPr>
-        <w:t>validne izmene.</w:t>
-      </w:r>
+        <w:jc w:val="both"/>
+        <w:rPr>
+          <w:rFonts w:hint="default" w:ascii="Arial" w:hAnsi="Arial" w:cs="Arial"/>
+          <w:lang w:val="sr-Latn-CS"/>
+        </w:rPr>
+      </w:pPr>
+      <w:r>
+        <w:rPr>
+          <w:rFonts w:hint="default" w:ascii="Arial" w:hAnsi="Arial" w:cs="Arial"/>
+          <w:lang w:val="sr-Latn-CS"/>
+        </w:rPr>
+        <w:t>Nema.</w:t>
+      </w:r>
+    </w:p>
+    <w:p>
+      <w:pPr>
+        <w:pStyle w:val="13"/>
+        <w:keepNext/>
+        <w:jc w:val="both"/>
+        <w:rPr>
+          <w:rFonts w:hint="default" w:ascii="Arial" w:hAnsi="Arial" w:cs="Arial"/>
+          <w:b/>
+          <w:bCs/>
+          <w:lang w:val="sr-Latn-CS"/>
+        </w:rPr>
+      </w:pPr>
+      <w:r>
+        <w:rPr>
+          <w:rFonts w:hint="default" w:ascii="Arial" w:hAnsi="Arial" w:cs="Arial"/>
+          <w:b/>
+          <w:bCs/>
+          <w:lang w:val="sr-Latn-CS"/>
+        </w:rPr>
+        <w:t>Posledice:</w:t>
+      </w:r>
+    </w:p>
+    <w:p>
+      <w:pPr>
+        <w:pStyle w:val="13"/>
+        <w:jc w:val="both"/>
+        <w:rPr>
+          <w:rFonts w:hint="default" w:ascii="Arial" w:hAnsi="Arial" w:cs="Arial"/>
+          <w:lang w:val="sr-Latn-RS"/>
+        </w:rPr>
+      </w:pPr>
+      <w:r>
+        <w:rPr>
+          <w:rFonts w:hint="default" w:ascii="Arial" w:hAnsi="Arial" w:cs="Arial"/>
+          <w:lang w:val="sr-Latn-RS"/>
+        </w:rPr>
+        <w:t>Potvrdjene su stavke iz korpe.</w:t>
+      </w:r>
+    </w:p>
+    <w:p>
+      <w:pPr>
+        <w:jc w:val="both"/>
+        <w:rPr>
+          <w:rFonts w:hint="default" w:ascii="Arial" w:hAnsi="Arial" w:cs="Arial"/>
+          <w:lang w:val="sr-Latn-CS"/>
+        </w:rPr>
+      </w:pPr>
     </w:p>
     <w:p>
       <w:pPr>
         <w:pStyle w:val="3"/>
-        <w:rPr>
-          <w:lang w:val="sr-Latn-CS"/>
-        </w:rPr>
-      </w:pPr>
-      <w:bookmarkStart w:id="14" w:name="_Toc28216"/>
-      <w:r>
-        <w:rPr>
-          <w:rFonts w:hint="default"/>
-          <w:lang w:val="sr-Latn-RS"/>
-        </w:rPr>
-        <w:t>Ocenjivanje i komentarisanje</w:t>
-      </w:r>
-      <w:bookmarkEnd w:id="14"/>
-    </w:p>
-    <w:p>
-      <w:pPr>
-        <w:pStyle w:val="13"/>
-        <w:rPr>
-          <w:b/>
-          <w:bCs/>
-          <w:lang w:val="sr-Latn-CS"/>
-        </w:rPr>
-      </w:pPr>
-      <w:r>
-        <w:rPr>
+        <w:jc w:val="both"/>
+        <w:rPr>
+          <w:rFonts w:hint="default" w:ascii="Arial" w:hAnsi="Arial" w:cs="Arial"/>
+          <w:lang w:val="sr-Latn-CS"/>
+        </w:rPr>
+      </w:pPr>
+      <w:bookmarkStart w:id="13" w:name="_Toc25771"/>
+      <w:r>
+        <w:rPr>
+          <w:rFonts w:hint="default" w:ascii="Arial" w:hAnsi="Arial" w:cs="Arial"/>
+          <w:lang w:val="sr-Latn-CS"/>
+        </w:rPr>
+        <w:t>Pr</w:t>
+      </w:r>
+      <w:r>
+        <w:rPr>
+          <w:rFonts w:hint="default" w:ascii="Arial" w:hAnsi="Arial" w:cs="Arial"/>
+          <w:lang w:val="sr-Latn-RS"/>
+        </w:rPr>
+        <w:t>ofil korisnika</w:t>
+      </w:r>
+      <w:bookmarkEnd w:id="13"/>
+    </w:p>
+    <w:p>
+      <w:pPr>
+        <w:pStyle w:val="13"/>
+        <w:jc w:val="both"/>
+        <w:rPr>
+          <w:rFonts w:hint="default" w:ascii="Arial" w:hAnsi="Arial" w:cs="Arial"/>
+          <w:b/>
+          <w:bCs/>
+          <w:lang w:val="sr-Latn-CS"/>
+        </w:rPr>
+      </w:pPr>
+      <w:r>
+        <w:rPr>
+          <w:rFonts w:hint="default" w:ascii="Arial" w:hAnsi="Arial" w:cs="Arial"/>
           <w:b/>
           <w:bCs/>
           <w:lang w:val="sr-Latn-CS"/>
@@ -4889,31 +5082,56 @@
     <w:p>
       <w:pPr>
         <w:pStyle w:val="13"/>
-        <w:rPr>
-          <w:rFonts w:hint="default"/>
-          <w:lang w:val="sr-Latn-RS"/>
-        </w:rPr>
-      </w:pPr>
-      <w:r>
-        <w:rPr>
-          <w:rFonts w:hint="default"/>
-          <w:lang w:val="sr-Latn-RS"/>
-        </w:rPr>
-        <w:t>Dodela ocene (1-5) i ostavljanje komentara.</w:t>
+        <w:jc w:val="both"/>
+        <w:rPr>
+          <w:rFonts w:hint="default" w:ascii="Arial" w:hAnsi="Arial" w:cs="Arial"/>
+          <w:lang w:val="sr-Latn-RS"/>
+        </w:rPr>
+      </w:pPr>
+      <w:r>
+        <w:rPr>
+          <w:rFonts w:hint="default" w:ascii="Arial" w:hAnsi="Arial" w:cs="Arial"/>
+          <w:lang w:val="sr-Latn-CS"/>
+        </w:rPr>
+        <w:t>Pr</w:t>
+      </w:r>
+      <w:r>
+        <w:rPr>
+          <w:rFonts w:hint="default" w:ascii="Arial" w:hAnsi="Arial" w:cs="Arial"/>
+          <w:lang w:val="sr-Latn-RS"/>
+        </w:rPr>
+        <w:t>egled rezervacije,</w:t>
+      </w:r>
+      <w:r>
+        <w:rPr>
+          <w:rFonts w:hint="default" w:ascii="Arial" w:hAnsi="Arial" w:cs="Arial"/>
+          <w:lang w:val="en-US"/>
+        </w:rPr>
+        <w:t xml:space="preserve"> pregled omiljenih filmova</w:t>
+      </w:r>
+      <w:r>
+        <w:rPr>
+          <w:rFonts w:hint="default" w:ascii="Arial" w:hAnsi="Arial" w:cs="Arial"/>
+          <w:lang w:val="sr-Latn-RS"/>
+        </w:rPr>
+        <w:t xml:space="preserve"> brisanje i promena username-a ili lozinke.</w:t>
       </w:r>
     </w:p>
     <w:p>
       <w:pPr>
         <w:pStyle w:val="13"/>
         <w:keepNext/>
-        <w:rPr>
-          <w:b/>
-          <w:bCs/>
-          <w:lang w:val="sr-Latn-CS"/>
-        </w:rPr>
-      </w:pPr>
-      <w:r>
-        <w:rPr>
+        <w:jc w:val="both"/>
+        <w:rPr>
+          <w:rFonts w:hint="default" w:ascii="Arial" w:hAnsi="Arial" w:cs="Arial"/>
+          <w:b/>
+          <w:bCs/>
+          <w:lang w:val="sr-Latn-CS"/>
+        </w:rPr>
+      </w:pPr>
+      <w:r>
+        <w:rPr>
+          <w:rFonts w:hint="default" w:ascii="Arial" w:hAnsi="Arial" w:cs="Arial"/>
           <w:b/>
           <w:bCs/>
           <w:lang w:val="sr-Latn-CS"/>
@@ -4924,31 +5142,35 @@
     <w:p>
       <w:pPr>
         <w:pStyle w:val="13"/>
-        <w:rPr>
-          <w:rFonts w:hint="default"/>
-          <w:lang w:val="sr-Latn-RS"/>
-        </w:rPr>
-      </w:pPr>
-      <w:r>
-        <w:rPr>
-          <w:rFonts w:hint="default"/>
-          <w:lang w:val="sr-Latn-RS"/>
-        </w:rPr>
-        <w:t>Registrovan korisnik.</w:t>
+        <w:jc w:val="both"/>
+        <w:rPr>
+          <w:rFonts w:hint="default" w:ascii="Arial" w:hAnsi="Arial" w:cs="Arial"/>
+          <w:lang w:val="sr-Latn-RS"/>
+        </w:rPr>
+      </w:pPr>
+      <w:r>
+        <w:rPr>
+          <w:rFonts w:hint="default" w:ascii="Arial" w:hAnsi="Arial" w:cs="Arial"/>
+          <w:lang w:val="sr-Latn-RS"/>
+        </w:rPr>
+        <w:t>Registrovani korisnik.</w:t>
       </w:r>
     </w:p>
     <w:p>
       <w:pPr>
         <w:pStyle w:val="13"/>
         <w:keepNext/>
-        <w:rPr>
-          <w:b/>
-          <w:bCs/>
-          <w:lang w:val="sr-Latn-CS"/>
-        </w:rPr>
-      </w:pPr>
-      <w:r>
-        <w:rPr>
+        <w:jc w:val="both"/>
+        <w:rPr>
+          <w:rFonts w:hint="default" w:ascii="Arial" w:hAnsi="Arial" w:cs="Arial"/>
+          <w:b/>
+          <w:bCs/>
+          <w:lang w:val="sr-Latn-CS"/>
+        </w:rPr>
+      </w:pPr>
+      <w:r>
+        <w:rPr>
+          <w:rFonts w:hint="default" w:ascii="Arial" w:hAnsi="Arial" w:cs="Arial"/>
           <w:b/>
           <w:bCs/>
           <w:lang w:val="sr-Latn-CS"/>
@@ -4959,31 +5181,35 @@
     <w:p>
       <w:pPr>
         <w:pStyle w:val="13"/>
-        <w:rPr>
-          <w:rFonts w:hint="default"/>
-          <w:lang w:val="sr-Latn-RS"/>
-        </w:rPr>
-      </w:pPr>
-      <w:r>
-        <w:rPr>
-          <w:rFonts w:hint="default"/>
-          <w:lang w:val="sr-Latn-RS"/>
-        </w:rPr>
-        <w:t>Da je korisnik registrovan i da film postoji.</w:t>
+        <w:jc w:val="both"/>
+        <w:rPr>
+          <w:rFonts w:hint="default" w:ascii="Arial" w:hAnsi="Arial" w:cs="Arial"/>
+          <w:lang w:val="sr-Latn-RS"/>
+        </w:rPr>
+      </w:pPr>
+      <w:r>
+        <w:rPr>
+          <w:rFonts w:hint="default" w:ascii="Arial" w:hAnsi="Arial" w:cs="Arial"/>
+          <w:lang w:val="sr-Latn-RS"/>
+        </w:rPr>
+        <w:t>Da je korisnik registrovan.</w:t>
       </w:r>
     </w:p>
     <w:p>
       <w:pPr>
         <w:pStyle w:val="13"/>
         <w:keepNext/>
-        <w:rPr>
-          <w:b/>
-          <w:bCs/>
-          <w:lang w:val="sr-Latn-CS"/>
-        </w:rPr>
-      </w:pPr>
-      <w:r>
-        <w:rPr>
+        <w:jc w:val="both"/>
+        <w:rPr>
+          <w:rFonts w:hint="default" w:ascii="Arial" w:hAnsi="Arial" w:cs="Arial"/>
+          <w:b/>
+          <w:bCs/>
+          <w:lang w:val="sr-Latn-CS"/>
+        </w:rPr>
+      </w:pPr>
+      <w:r>
+        <w:rPr>
+          <w:rFonts w:hint="default" w:ascii="Arial" w:hAnsi="Arial" w:cs="Arial"/>
           <w:b/>
           <w:bCs/>
           <w:lang w:val="sr-Latn-CS"/>
@@ -4998,16 +5224,18 @@
           <w:ilvl w:val="0"/>
           <w:numId w:val="10"/>
         </w:numPr>
-        <w:rPr>
-          <w:lang w:val="sr-Latn-CS"/>
-        </w:rPr>
-      </w:pPr>
-      <w:r>
-        <w:rPr>
-          <w:rFonts w:hint="default"/>
-          <w:lang w:val="sr-Latn-RS"/>
-        </w:rPr>
-        <w:t>Unos ocene i komentara.</w:t>
+        <w:jc w:val="both"/>
+        <w:rPr>
+          <w:rFonts w:hint="default" w:ascii="Arial" w:hAnsi="Arial" w:cs="Arial"/>
+          <w:lang w:val="sr-Latn-CS"/>
+        </w:rPr>
+      </w:pPr>
+      <w:r>
+        <w:rPr>
+          <w:rFonts w:hint="default" w:ascii="Arial" w:hAnsi="Arial" w:cs="Arial"/>
+          <w:lang w:val="sr-Latn-RS"/>
+        </w:rPr>
+        <w:t>Učitavanje rezervacija</w:t>
       </w:r>
     </w:p>
     <w:p>
@@ -5017,16 +5245,18 @@
           <w:ilvl w:val="0"/>
           <w:numId w:val="10"/>
         </w:numPr>
-        <w:rPr>
-          <w:lang w:val="sr-Latn-CS"/>
-        </w:rPr>
-      </w:pPr>
-      <w:r>
-        <w:rPr>
-          <w:rFonts w:hint="default"/>
-          <w:lang w:val="sr-Latn-RS"/>
-        </w:rPr>
-        <w:t>Validacija.</w:t>
+        <w:jc w:val="both"/>
+        <w:rPr>
+          <w:rFonts w:hint="default" w:ascii="Arial" w:hAnsi="Arial" w:cs="Arial"/>
+          <w:lang w:val="sr-Latn-CS"/>
+        </w:rPr>
+      </w:pPr>
+      <w:r>
+        <w:rPr>
+          <w:rFonts w:hint="default" w:ascii="Arial" w:hAnsi="Arial" w:cs="Arial"/>
+          <w:lang w:val="sr-Latn-RS"/>
+        </w:rPr>
+        <w:t>Po želji brisanje rezervacije (oslobađa zauzeto mesto)</w:t>
       </w:r>
     </w:p>
     <w:p>
@@ -5036,16 +5266,221 @@
           <w:ilvl w:val="0"/>
           <w:numId w:val="10"/>
         </w:numPr>
-        <w:rPr>
-          <w:lang w:val="sr-Latn-CS"/>
-        </w:rPr>
-      </w:pPr>
-      <w:r>
-        <w:rPr>
-          <w:rFonts w:hint="default"/>
-          <w:lang w:val="sr-Latn-RS"/>
-        </w:rPr>
-        <w:t>Upis u reviews.</w:t>
+        <w:jc w:val="both"/>
+        <w:rPr>
+          <w:rFonts w:hint="default" w:ascii="Arial" w:hAnsi="Arial" w:cs="Arial"/>
+          <w:lang w:val="sr-Latn-CS"/>
+        </w:rPr>
+      </w:pPr>
+      <w:r>
+        <w:rPr>
+          <w:rFonts w:hint="default" w:ascii="Arial" w:hAnsi="Arial" w:cs="Arial"/>
+          <w:lang w:val="sr-Latn-RS"/>
+        </w:rPr>
+        <w:t>Ažuriranje profila.</w:t>
+      </w:r>
+    </w:p>
+    <w:p>
+      <w:pPr>
+        <w:pStyle w:val="13"/>
+        <w:keepNext/>
+        <w:jc w:val="both"/>
+        <w:rPr>
+          <w:rFonts w:hint="default" w:ascii="Arial" w:hAnsi="Arial" w:cs="Arial"/>
+          <w:b/>
+          <w:bCs/>
+          <w:lang w:val="sr-Latn-CS"/>
+        </w:rPr>
+      </w:pPr>
+      <w:r>
+        <w:rPr>
+          <w:rFonts w:hint="default" w:ascii="Arial" w:hAnsi="Arial" w:cs="Arial"/>
+          <w:b/>
+          <w:bCs/>
+          <w:lang w:val="sr-Latn-CS"/>
+        </w:rPr>
+        <w:t>Izuzetci:</w:t>
+      </w:r>
+    </w:p>
+    <w:p>
+      <w:pPr>
+        <w:pStyle w:val="13"/>
+        <w:jc w:val="both"/>
+        <w:rPr>
+          <w:rFonts w:hint="default" w:ascii="Arial" w:hAnsi="Arial" w:cs="Arial"/>
+          <w:lang w:val="sr-Latn-CS"/>
+        </w:rPr>
+      </w:pPr>
+      <w:r>
+        <w:rPr>
+          <w:rFonts w:hint="default" w:ascii="Arial" w:hAnsi="Arial" w:cs="Arial"/>
+          <w:lang w:val="sr-Latn-CS"/>
+        </w:rPr>
+        <w:t>Ne</w:t>
+      </w:r>
+      <w:r>
+        <w:rPr>
+          <w:rFonts w:hint="default" w:ascii="Arial" w:hAnsi="Arial" w:cs="Arial"/>
+          <w:lang w:val="sr-Latn-RS"/>
+        </w:rPr>
+        <w:t>validne izmene.</w:t>
+      </w:r>
+    </w:p>
+    <w:p>
+      <w:pPr>
+        <w:pStyle w:val="3"/>
+        <w:jc w:val="both"/>
+        <w:rPr>
+          <w:rFonts w:hint="default" w:ascii="Arial" w:hAnsi="Arial" w:cs="Arial"/>
+          <w:lang w:val="sr-Latn-CS"/>
+        </w:rPr>
+      </w:pPr>
+      <w:bookmarkStart w:id="14" w:name="_Toc28216"/>
+      <w:r>
+        <w:rPr>
+          <w:rFonts w:hint="default" w:ascii="Arial" w:hAnsi="Arial" w:cs="Arial"/>
+          <w:lang w:val="sr-Latn-RS"/>
+        </w:rPr>
+        <w:t>Ocenjivanje i komentarisanje</w:t>
+      </w:r>
+      <w:bookmarkEnd w:id="14"/>
+    </w:p>
+    <w:p>
+      <w:pPr>
+        <w:pStyle w:val="13"/>
+        <w:jc w:val="both"/>
+        <w:rPr>
+          <w:rFonts w:hint="default" w:ascii="Arial" w:hAnsi="Arial" w:cs="Arial"/>
+          <w:b/>
+          <w:bCs/>
+          <w:lang w:val="sr-Latn-CS"/>
+        </w:rPr>
+      </w:pPr>
+      <w:r>
+        <w:rPr>
+          <w:rFonts w:hint="default" w:ascii="Arial" w:hAnsi="Arial" w:cs="Arial"/>
+          <w:b/>
+          <w:bCs/>
+          <w:lang w:val="sr-Latn-CS"/>
+        </w:rPr>
+        <w:t>Kratak opis:</w:t>
+      </w:r>
+    </w:p>
+    <w:p>
+      <w:pPr>
+        <w:pStyle w:val="13"/>
+        <w:jc w:val="both"/>
+        <w:rPr>
+          <w:rFonts w:hint="default" w:ascii="Arial" w:hAnsi="Arial" w:cs="Arial"/>
+          <w:lang w:val="sr-Latn-RS"/>
+        </w:rPr>
+      </w:pPr>
+      <w:r>
+        <w:rPr>
+          <w:rFonts w:hint="default" w:ascii="Arial" w:hAnsi="Arial" w:cs="Arial"/>
+          <w:lang w:val="sr-Latn-RS"/>
+        </w:rPr>
+        <w:t>Dodela ocene (1-5) i ostavljanje komentara.</w:t>
+      </w:r>
+    </w:p>
+    <w:p>
+      <w:pPr>
+        <w:pStyle w:val="13"/>
+        <w:keepNext/>
+        <w:jc w:val="both"/>
+        <w:rPr>
+          <w:rFonts w:hint="default" w:ascii="Arial" w:hAnsi="Arial" w:cs="Arial"/>
+          <w:b/>
+          <w:bCs/>
+          <w:lang w:val="sr-Latn-CS"/>
+        </w:rPr>
+      </w:pPr>
+      <w:r>
+        <w:rPr>
+          <w:rFonts w:hint="default" w:ascii="Arial" w:hAnsi="Arial" w:cs="Arial"/>
+          <w:b/>
+          <w:bCs/>
+          <w:lang w:val="sr-Latn-CS"/>
+        </w:rPr>
+        <w:t>Akteri:</w:t>
+      </w:r>
+    </w:p>
+    <w:p>
+      <w:pPr>
+        <w:pStyle w:val="13"/>
+        <w:jc w:val="both"/>
+        <w:rPr>
+          <w:rFonts w:hint="default" w:ascii="Arial" w:hAnsi="Arial" w:cs="Arial"/>
+          <w:lang w:val="sr-Latn-RS"/>
+        </w:rPr>
+      </w:pPr>
+      <w:r>
+        <w:rPr>
+          <w:rFonts w:hint="default" w:ascii="Arial" w:hAnsi="Arial" w:cs="Arial"/>
+          <w:lang w:val="sr-Latn-RS"/>
+        </w:rPr>
+        <w:t>Registrovan korisnik.</w:t>
+      </w:r>
+    </w:p>
+    <w:p>
+      <w:pPr>
+        <w:pStyle w:val="13"/>
+        <w:keepNext/>
+        <w:jc w:val="both"/>
+        <w:rPr>
+          <w:rFonts w:hint="default" w:ascii="Arial" w:hAnsi="Arial" w:cs="Arial"/>
+          <w:b/>
+          <w:bCs/>
+          <w:lang w:val="sr-Latn-CS"/>
+        </w:rPr>
+      </w:pPr>
+      <w:r>
+        <w:rPr>
+          <w:rFonts w:hint="default" w:ascii="Arial" w:hAnsi="Arial" w:cs="Arial"/>
+          <w:b/>
+          <w:bCs/>
+          <w:lang w:val="sr-Latn-CS"/>
+        </w:rPr>
+        <w:t>Preduslovi:</w:t>
+      </w:r>
+    </w:p>
+    <w:p>
+      <w:pPr>
+        <w:pStyle w:val="13"/>
+        <w:jc w:val="both"/>
+        <w:rPr>
+          <w:rFonts w:hint="default" w:ascii="Arial" w:hAnsi="Arial" w:cs="Arial"/>
+          <w:lang w:val="sr-Latn-RS"/>
+        </w:rPr>
+      </w:pPr>
+      <w:r>
+        <w:rPr>
+          <w:rFonts w:hint="default" w:ascii="Arial" w:hAnsi="Arial" w:cs="Arial"/>
+          <w:lang w:val="sr-Latn-RS"/>
+        </w:rPr>
+        <w:t>Da je korisnik registrovan i da film postoji.</w:t>
+      </w:r>
+    </w:p>
+    <w:p>
+      <w:pPr>
+        <w:pStyle w:val="13"/>
+        <w:keepNext/>
+        <w:jc w:val="both"/>
+        <w:rPr>
+          <w:rFonts w:hint="default" w:ascii="Arial" w:hAnsi="Arial" w:cs="Arial"/>
+          <w:b/>
+          <w:bCs/>
+          <w:lang w:val="sr-Latn-CS"/>
+        </w:rPr>
+      </w:pPr>
+      <w:r>
+        <w:rPr>
+          <w:rFonts w:hint="default" w:ascii="Arial" w:hAnsi="Arial" w:cs="Arial"/>
+          <w:b/>
+          <w:bCs/>
+          <w:lang w:val="sr-Latn-CS"/>
+        </w:rPr>
+        <w:t>Osnovni tok:</w:t>
       </w:r>
     </w:p>
     <w:p>
@@ -5053,432 +5488,1130 @@
         <w:pStyle w:val="13"/>
         <w:numPr>
           <w:ilvl w:val="0"/>
-          <w:numId w:val="10"/>
+          <w:numId w:val="11"/>
         </w:numPr>
-        <w:rPr>
-          <w:lang w:val="sr-Latn-CS"/>
-        </w:rPr>
-      </w:pPr>
-      <w:r>
+        <w:jc w:val="both"/>
+        <w:rPr>
+          <w:rFonts w:hint="default" w:ascii="Arial" w:hAnsi="Arial" w:cs="Arial"/>
+          <w:lang w:val="sr-Latn-CS"/>
+        </w:rPr>
+      </w:pPr>
+      <w:r>
+        <w:rPr>
+          <w:rFonts w:hint="default" w:ascii="Arial" w:hAnsi="Arial" w:cs="Arial"/>
+          <w:lang w:val="sr-Latn-RS"/>
+        </w:rPr>
+        <w:t>Unos ocene i komentara.</w:t>
+      </w:r>
+    </w:p>
+    <w:p>
+      <w:pPr>
+        <w:pStyle w:val="13"/>
+        <w:numPr>
+          <w:ilvl w:val="0"/>
+          <w:numId w:val="11"/>
+        </w:numPr>
+        <w:jc w:val="both"/>
+        <w:rPr>
+          <w:rFonts w:hint="default" w:ascii="Arial" w:hAnsi="Arial" w:cs="Arial"/>
+          <w:lang w:val="sr-Latn-CS"/>
+        </w:rPr>
+      </w:pPr>
+      <w:r>
+        <w:rPr>
+          <w:rFonts w:hint="default" w:ascii="Arial" w:hAnsi="Arial" w:cs="Arial"/>
+          <w:lang w:val="sr-Latn-RS"/>
+        </w:rPr>
+        <w:t>Validacija.</w:t>
+      </w:r>
+    </w:p>
+    <w:p>
+      <w:pPr>
+        <w:pStyle w:val="13"/>
+        <w:numPr>
+          <w:ilvl w:val="0"/>
+          <w:numId w:val="11"/>
+        </w:numPr>
+        <w:jc w:val="both"/>
+        <w:rPr>
+          <w:rFonts w:hint="default" w:ascii="Arial" w:hAnsi="Arial" w:cs="Arial"/>
+          <w:lang w:val="sr-Latn-CS"/>
+        </w:rPr>
+      </w:pPr>
+      <w:r>
+        <w:rPr>
+          <w:rFonts w:hint="default" w:ascii="Arial" w:hAnsi="Arial" w:cs="Arial"/>
+          <w:lang w:val="sr-Latn-RS"/>
+        </w:rPr>
+        <w:t>Upis u reviews.</w:t>
+      </w:r>
+    </w:p>
+    <w:p>
+      <w:pPr>
+        <w:pStyle w:val="13"/>
+        <w:numPr>
+          <w:ilvl w:val="0"/>
+          <w:numId w:val="11"/>
+        </w:numPr>
+        <w:jc w:val="both"/>
+        <w:rPr>
+          <w:rFonts w:hint="default" w:ascii="Arial" w:hAnsi="Arial" w:cs="Arial"/>
+          <w:lang w:val="sr-Latn-CS"/>
+        </w:rPr>
+      </w:pPr>
+      <w:r>
+        <w:rPr>
+          <w:rFonts w:hint="default" w:ascii="Arial" w:hAnsi="Arial" w:cs="Arial"/>
+          <w:lang w:val="sr-Latn-RS"/>
+        </w:rPr>
+        <w:t>Osveži listu.</w:t>
+      </w:r>
+    </w:p>
+    <w:p>
+      <w:pPr>
+        <w:pStyle w:val="13"/>
+        <w:keepNext/>
+        <w:jc w:val="both"/>
+        <w:rPr>
+          <w:rFonts w:hint="default" w:ascii="Arial" w:hAnsi="Arial" w:cs="Arial"/>
+          <w:b/>
+          <w:bCs/>
+          <w:lang w:val="sr-Latn-CS"/>
+        </w:rPr>
+      </w:pPr>
+      <w:r>
+        <w:rPr>
+          <w:rFonts w:hint="default" w:ascii="Arial" w:hAnsi="Arial" w:cs="Arial"/>
+          <w:b/>
+          <w:bCs/>
+          <w:lang w:val="sr-Latn-CS"/>
+        </w:rPr>
+        <w:t>Izuzetci:</w:t>
+      </w:r>
+    </w:p>
+    <w:p>
+      <w:pPr>
+        <w:pStyle w:val="13"/>
+        <w:jc w:val="both"/>
+        <w:rPr>
+          <w:rFonts w:hint="default" w:ascii="Arial" w:hAnsi="Arial" w:cs="Arial"/>
+          <w:lang w:val="sr-Latn-RS"/>
+        </w:rPr>
+      </w:pPr>
+      <w:r>
+        <w:rPr>
+          <w:rFonts w:hint="default" w:ascii="Arial" w:hAnsi="Arial" w:cs="Arial"/>
+          <w:lang w:val="sr-Latn-RS"/>
+        </w:rPr>
+        <w:t>Nema.</w:t>
+      </w:r>
+    </w:p>
+    <w:p>
+      <w:pPr>
+        <w:pStyle w:val="13"/>
+        <w:keepNext/>
+        <w:jc w:val="both"/>
+        <w:rPr>
+          <w:rFonts w:hint="default" w:ascii="Arial" w:hAnsi="Arial" w:cs="Arial"/>
+          <w:b/>
+          <w:bCs/>
+          <w:lang w:val="sr-Latn-CS"/>
+        </w:rPr>
+      </w:pPr>
+      <w:r>
+        <w:rPr>
+          <w:rFonts w:hint="default" w:ascii="Arial" w:hAnsi="Arial" w:cs="Arial"/>
+          <w:b/>
+          <w:bCs/>
+          <w:lang w:val="sr-Latn-CS"/>
+        </w:rPr>
+        <w:t>Posledice:</w:t>
+      </w:r>
+    </w:p>
+    <w:p>
+      <w:pPr>
+        <w:pStyle w:val="13"/>
+        <w:jc w:val="both"/>
+        <w:rPr>
+          <w:rFonts w:hint="default" w:ascii="Arial" w:hAnsi="Arial" w:cs="Arial"/>
+          <w:lang w:val="sr-Latn-CS"/>
+        </w:rPr>
+      </w:pPr>
+      <w:r>
+        <w:rPr>
+          <w:rFonts w:hint="default" w:ascii="Arial" w:hAnsi="Arial" w:cs="Arial"/>
+          <w:lang w:val="sr-Latn-RS"/>
+        </w:rPr>
+        <w:t>Ocena ulazi u prosek, komentar je vidljiv</w:t>
+      </w:r>
+      <w:r>
+        <w:rPr>
+          <w:rFonts w:hint="default" w:ascii="Arial" w:hAnsi="Arial" w:cs="Arial"/>
+          <w:lang w:val="sr-Latn-CS"/>
+        </w:rPr>
+        <w:t>.</w:t>
+      </w:r>
+    </w:p>
+    <w:p>
+      <w:pPr>
+        <w:pStyle w:val="13"/>
+        <w:ind w:left="0" w:leftChars="0" w:firstLine="0" w:firstLineChars="0"/>
+        <w:jc w:val="both"/>
+        <w:rPr>
+          <w:rFonts w:hint="default" w:ascii="Arial" w:hAnsi="Arial" w:cs="Arial"/>
+          <w:lang w:val="sr-Latn-CS"/>
+        </w:rPr>
+      </w:pPr>
+    </w:p>
+    <w:p>
+      <w:pPr>
+        <w:pStyle w:val="3"/>
+        <w:bidi w:val="0"/>
+        <w:ind w:left="720" w:leftChars="0" w:hanging="720" w:firstLineChars="0"/>
         <w:rPr>
           <w:rFonts w:hint="default"/>
-          <w:lang w:val="sr-Latn-RS"/>
-        </w:rPr>
-        <w:t>Osveži listu.</w:t>
+          <w:lang w:val="en-US"/>
+        </w:rPr>
+      </w:pPr>
+      <w:r>
+        <w:rPr>
+          <w:rFonts w:hint="default"/>
+          <w:lang w:val="en-US"/>
+        </w:rPr>
+        <w:t xml:space="preserve"> Pristup administratorskom profilu</w:t>
+      </w:r>
+    </w:p>
+    <w:p>
+      <w:pPr>
+        <w:rPr>
+          <w:rFonts w:hint="default" w:ascii="Arial" w:hAnsi="Arial" w:cs="Arial"/>
+          <w:lang w:val="en-US"/>
+        </w:rPr>
+      </w:pPr>
+      <w:r>
+        <w:rPr>
+          <w:rFonts w:hint="default"/>
+          <w:lang w:val="en-US"/>
+        </w:rPr>
+        <w:br w:type="textWrapping"/>
+      </w:r>
+      <w:r>
+        <w:rPr>
+          <w:rFonts w:hint="default" w:ascii="Arial" w:hAnsi="Arial" w:cs="Arial"/>
+          <w:b/>
+          <w:bCs/>
+          <w:lang w:val="en-US"/>
+        </w:rPr>
+        <w:t>Kratak opis:</w:t>
+      </w:r>
+      <w:r>
+        <w:rPr>
+          <w:rFonts w:hint="default" w:ascii="Arial" w:hAnsi="Arial" w:cs="Arial"/>
+          <w:lang w:val="en-US"/>
+        </w:rPr>
+        <w:t xml:space="preserve"> </w:t>
+      </w:r>
+    </w:p>
+    <w:p>
+      <w:pPr>
+        <w:rPr>
+          <w:rFonts w:hint="default" w:ascii="Arial" w:hAnsi="Arial" w:cs="Arial"/>
+          <w:lang w:val="en-US"/>
+        </w:rPr>
+      </w:pPr>
+      <w:r>
+        <w:rPr>
+          <w:rFonts w:hint="default" w:ascii="Arial" w:hAnsi="Arial" w:cs="Arial"/>
+          <w:lang w:val="en-US"/>
+        </w:rPr>
+        <w:t>Administrator se prijavljuje na vlasnički profil radi upravljanja filmovima, terminima, salama i korisnicima.</w:t>
+      </w:r>
+      <w:r>
+        <w:rPr>
+          <w:rFonts w:hint="default" w:ascii="Arial" w:hAnsi="Arial" w:cs="Arial"/>
+          <w:lang w:val="en-US"/>
+        </w:rPr>
+        <w:br w:type="textWrapping"/>
+      </w:r>
+    </w:p>
+    <w:p>
+      <w:pPr>
+        <w:rPr>
+          <w:rFonts w:hint="default" w:ascii="Arial" w:hAnsi="Arial" w:cs="Arial"/>
+          <w:lang w:val="en-US"/>
+        </w:rPr>
+      </w:pPr>
+      <w:r>
+        <w:rPr>
+          <w:rFonts w:hint="default" w:ascii="Arial" w:hAnsi="Arial" w:cs="Arial"/>
+          <w:b/>
+          <w:bCs/>
+          <w:lang w:val="en-US"/>
+        </w:rPr>
+        <w:t>Akteri:</w:t>
+      </w:r>
+      <w:r>
+        <w:rPr>
+          <w:rFonts w:hint="default" w:ascii="Arial" w:hAnsi="Arial" w:cs="Arial"/>
+          <w:lang w:val="en-US"/>
+        </w:rPr>
+        <w:t xml:space="preserve"> </w:t>
+      </w:r>
+    </w:p>
+    <w:p>
+      <w:pPr>
+        <w:rPr>
+          <w:rFonts w:hint="default" w:ascii="Arial" w:hAnsi="Arial" w:cs="Arial"/>
+          <w:lang w:val="en-US"/>
+        </w:rPr>
+      </w:pPr>
+      <w:r>
+        <w:rPr>
+          <w:rFonts w:hint="default" w:ascii="Arial" w:hAnsi="Arial" w:cs="Arial"/>
+          <w:lang w:val="en-US"/>
+        </w:rPr>
+        <w:t>Administrator</w:t>
+      </w:r>
+      <w:r>
+        <w:rPr>
+          <w:rFonts w:hint="default" w:ascii="Arial" w:hAnsi="Arial" w:cs="Arial"/>
+          <w:lang w:val="en-US"/>
+        </w:rPr>
+        <w:br w:type="textWrapping"/>
+      </w:r>
+    </w:p>
+    <w:p>
+      <w:pPr>
+        <w:rPr>
+          <w:rFonts w:hint="default" w:ascii="Arial" w:hAnsi="Arial" w:cs="Arial"/>
+          <w:lang w:val="en-US"/>
+        </w:rPr>
+      </w:pPr>
+      <w:r>
+        <w:rPr>
+          <w:rFonts w:hint="default" w:ascii="Arial" w:hAnsi="Arial" w:cs="Arial"/>
+          <w:b/>
+          <w:bCs/>
+          <w:lang w:val="en-US"/>
+        </w:rPr>
+        <w:t>Preduslovi:</w:t>
+      </w:r>
+    </w:p>
+    <w:p>
+      <w:pPr>
+        <w:rPr>
+          <w:rFonts w:hint="default" w:ascii="Arial" w:hAnsi="Arial" w:cs="Arial"/>
+          <w:lang w:val="en-US"/>
+        </w:rPr>
+      </w:pPr>
+    </w:p>
+    <w:p>
+      <w:pPr>
+        <w:rPr>
+          <w:rFonts w:hint="default" w:ascii="Arial" w:hAnsi="Arial" w:cs="Arial"/>
+          <w:lang w:val="en-US"/>
+        </w:rPr>
+      </w:pPr>
+      <w:r>
+        <w:rPr>
+          <w:rFonts w:hint="default" w:ascii="Arial" w:hAnsi="Arial" w:cs="Arial"/>
+          <w:lang w:val="en-US"/>
+        </w:rPr>
+        <w:t>Postoji administratorski nalog sa ulogom admin (npr. vlasnik@gmail.com).</w:t>
+      </w:r>
+    </w:p>
+    <w:p>
+      <w:pPr>
+        <w:rPr>
+          <w:rFonts w:hint="default" w:ascii="Arial" w:hAnsi="Arial" w:cs="Arial"/>
+          <w:lang w:val="en-US"/>
+        </w:rPr>
+      </w:pPr>
+      <w:r>
+        <w:rPr>
+          <w:rFonts w:hint="default" w:ascii="Arial" w:hAnsi="Arial" w:cs="Arial"/>
+          <w:lang w:val="en-US"/>
+        </w:rPr>
+        <w:t>Korisnik je uspešno prijavljen (validni kredencijali, aktivan JWT).</w:t>
+      </w:r>
+    </w:p>
+    <w:p>
+      <w:pPr>
+        <w:rPr>
+          <w:rFonts w:hint="default" w:ascii="Arial" w:hAnsi="Arial" w:cs="Arial"/>
+          <w:lang w:val="en-US"/>
+        </w:rPr>
+      </w:pPr>
+    </w:p>
+    <w:p>
+      <w:pPr>
+        <w:rPr>
+          <w:rFonts w:hint="default" w:ascii="Arial" w:hAnsi="Arial" w:cs="Arial"/>
+          <w:b/>
+          <w:bCs/>
+          <w:lang w:val="en-US"/>
+        </w:rPr>
+      </w:pPr>
+      <w:r>
+        <w:rPr>
+          <w:rFonts w:hint="default" w:ascii="Arial" w:hAnsi="Arial" w:cs="Arial"/>
+          <w:b/>
+          <w:bCs/>
+          <w:lang w:val="en-US"/>
+        </w:rPr>
+        <w:t>Osnovni tok:</w:t>
+      </w:r>
+    </w:p>
+    <w:p>
+      <w:pPr>
+        <w:rPr>
+          <w:rFonts w:hint="default" w:ascii="Arial" w:hAnsi="Arial" w:cs="Arial"/>
+          <w:lang w:val="en-US"/>
+        </w:rPr>
+      </w:pPr>
+    </w:p>
+    <w:p>
+      <w:pPr>
+        <w:numPr>
+          <w:ilvl w:val="0"/>
+          <w:numId w:val="12"/>
+        </w:numPr>
+        <w:rPr>
+          <w:rFonts w:hint="default" w:ascii="Arial" w:hAnsi="Arial" w:cs="Arial"/>
+          <w:lang w:val="en-US"/>
+        </w:rPr>
+      </w:pPr>
+      <w:r>
+        <w:rPr>
+          <w:rFonts w:hint="default" w:ascii="Arial" w:hAnsi="Arial" w:cs="Arial"/>
+          <w:lang w:val="en-US"/>
+        </w:rPr>
+        <w:t>Administrator se prijavljuje pomoću profila vlasnik@gmail.com.</w:t>
+      </w:r>
+    </w:p>
+    <w:p>
+      <w:pPr>
+        <w:numPr>
+          <w:ilvl w:val="0"/>
+          <w:numId w:val="12"/>
+        </w:numPr>
+        <w:rPr>
+          <w:rFonts w:hint="default" w:ascii="Arial" w:hAnsi="Arial" w:cs="Arial"/>
+          <w:lang w:val="en-US"/>
+        </w:rPr>
+      </w:pPr>
+      <w:r>
+        <w:rPr>
+          <w:rFonts w:hint="default" w:ascii="Arial" w:hAnsi="Arial" w:cs="Arial"/>
+          <w:lang w:val="en-US"/>
+        </w:rPr>
+        <w:t>Sistem verifikuje JWT i proverava da u tokenu postoji uloga admin.</w:t>
+      </w:r>
+    </w:p>
+    <w:p>
+      <w:pPr>
+        <w:numPr>
+          <w:ilvl w:val="0"/>
+          <w:numId w:val="12"/>
+        </w:numPr>
+        <w:rPr>
+          <w:rFonts w:hint="default" w:ascii="Arial" w:hAnsi="Arial" w:cs="Arial"/>
+          <w:lang w:val="en-US"/>
+        </w:rPr>
+      </w:pPr>
+      <w:r>
+        <w:rPr>
+          <w:rFonts w:hint="default" w:ascii="Arial" w:hAnsi="Arial" w:cs="Arial"/>
+          <w:lang w:val="en-US"/>
+        </w:rPr>
+        <w:t>Sistem prikazuje početnu stranicu Admin panela (pregled filmova/termina i brze akcije).</w:t>
+      </w:r>
+    </w:p>
+    <w:p>
+      <w:pPr>
+        <w:rPr>
+          <w:rFonts w:hint="default" w:ascii="Arial" w:hAnsi="Arial" w:cs="Arial"/>
+          <w:lang w:val="en-US"/>
+        </w:rPr>
+      </w:pPr>
+    </w:p>
+    <w:p>
+      <w:pPr>
+        <w:rPr>
+          <w:rFonts w:hint="default" w:ascii="Arial" w:hAnsi="Arial" w:cs="Arial"/>
+          <w:b/>
+          <w:bCs/>
+          <w:lang w:val="en-US"/>
+        </w:rPr>
+      </w:pPr>
+      <w:r>
+        <w:rPr>
+          <w:rFonts w:hint="default" w:ascii="Arial" w:hAnsi="Arial" w:cs="Arial"/>
+          <w:b/>
+          <w:bCs/>
+          <w:lang w:val="en-US"/>
+        </w:rPr>
+        <w:t>Izuzeci:</w:t>
+      </w:r>
+    </w:p>
+    <w:p>
+      <w:pPr>
+        <w:numPr>
+          <w:numId w:val="0"/>
+        </w:numPr>
+        <w:rPr>
+          <w:rFonts w:hint="default" w:ascii="Arial" w:hAnsi="Arial" w:cs="Arial"/>
+          <w:lang w:val="en-US"/>
+        </w:rPr>
+      </w:pPr>
+    </w:p>
+    <w:p>
+      <w:pPr>
+        <w:numPr>
+          <w:numId w:val="0"/>
+        </w:numPr>
+        <w:rPr>
+          <w:rFonts w:hint="default" w:ascii="Arial" w:hAnsi="Arial" w:cs="Arial"/>
+          <w:lang w:val="en-US"/>
+        </w:rPr>
+      </w:pPr>
+      <w:r>
+        <w:rPr>
+          <w:rFonts w:hint="default" w:ascii="Arial" w:hAnsi="Arial" w:cs="Arial"/>
+          <w:lang w:val="en-US"/>
+        </w:rPr>
+        <w:t>Nedovoljna ovlašćenja (nije admin): Sistem vraća 403 Forbidden i poruku „Nemate pravo pristupa“.</w:t>
+      </w:r>
+    </w:p>
+    <w:p>
+      <w:pPr>
+        <w:rPr>
+          <w:rFonts w:hint="default" w:ascii="Arial" w:hAnsi="Arial" w:cs="Arial"/>
+          <w:lang w:val="en-US"/>
+        </w:rPr>
+      </w:pPr>
+    </w:p>
+    <w:p>
+      <w:pPr>
+        <w:rPr>
+          <w:rFonts w:hint="default" w:ascii="Arial" w:hAnsi="Arial" w:cs="Arial"/>
+          <w:b/>
+          <w:bCs/>
+          <w:lang w:val="en-US"/>
+        </w:rPr>
+      </w:pPr>
+      <w:r>
+        <w:rPr>
+          <w:rFonts w:hint="default" w:ascii="Arial" w:hAnsi="Arial" w:cs="Arial"/>
+          <w:b/>
+          <w:bCs/>
+          <w:lang w:val="en-US"/>
+        </w:rPr>
+        <w:t>Posledice:</w:t>
+      </w:r>
+    </w:p>
+    <w:p>
+      <w:pPr>
+        <w:rPr>
+          <w:rFonts w:hint="default" w:ascii="Arial" w:hAnsi="Arial" w:cs="Arial"/>
+          <w:lang w:val="en-US"/>
+        </w:rPr>
+      </w:pPr>
+    </w:p>
+    <w:p>
+      <w:pPr>
+        <w:rPr>
+          <w:rFonts w:hint="default" w:ascii="Arial" w:hAnsi="Arial" w:cs="Arial"/>
+          <w:lang w:val="en-US"/>
+        </w:rPr>
+      </w:pPr>
+      <w:r>
+        <w:rPr>
+          <w:rFonts w:hint="default" w:ascii="Arial" w:hAnsi="Arial" w:cs="Arial"/>
+          <w:lang w:val="en-US"/>
+        </w:rPr>
+        <w:t>Ako su uslovi ispunjeni: dostupne administrativne funkcije u skladu sa ulogom.</w:t>
+      </w:r>
+    </w:p>
+    <w:p>
+      <w:pPr>
+        <w:rPr>
+          <w:rFonts w:hint="default" w:ascii="Arial" w:hAnsi="Arial" w:cs="Arial"/>
+          <w:lang w:val="en-US"/>
+        </w:rPr>
+      </w:pPr>
+      <w:r>
+        <w:rPr>
+          <w:rFonts w:hint="default" w:ascii="Arial" w:hAnsi="Arial" w:cs="Arial"/>
+          <w:lang w:val="en-US"/>
+        </w:rPr>
+        <w:t>Ako nisu: pristup odbijen, korisnik vraćen na prijavu ili početnu stranicu.</w:t>
+      </w:r>
+    </w:p>
+    <w:p>
+      <w:pPr>
+        <w:rPr>
+          <w:rFonts w:hint="default" w:ascii="Arial" w:hAnsi="Arial" w:cs="Arial"/>
+          <w:lang w:val="en-US"/>
+        </w:rPr>
+      </w:pPr>
+    </w:p>
+    <w:p>
+      <w:pPr>
+        <w:rPr>
+          <w:rFonts w:hint="default" w:ascii="Arial" w:hAnsi="Arial" w:cs="Arial"/>
+          <w:b/>
+          <w:bCs/>
+          <w:lang w:val="en-US"/>
+        </w:rPr>
+      </w:pPr>
+      <w:r>
+        <w:rPr>
+          <w:rFonts w:hint="default" w:ascii="Arial" w:hAnsi="Arial" w:cs="Arial"/>
+          <w:b/>
+          <w:bCs/>
+          <w:lang w:val="en-US"/>
+        </w:rPr>
+        <w:t xml:space="preserve">Dijagram sekvence (Login sa dodelom vlasničke uloge): </w:t>
+      </w:r>
+      <w:r>
+        <w:rPr>
+          <w:rFonts w:hint="default" w:ascii="Arial" w:hAnsi="Arial" w:cs="Arial"/>
+          <w:b/>
+          <w:bCs/>
+          <w:lang w:val="en-US"/>
+        </w:rPr>
+        <w:br w:type="textWrapping"/>
+      </w:r>
+      <w:r>
+        <w:rPr>
+          <w:rFonts w:hint="default" w:ascii="Arial" w:hAnsi="Arial" w:cs="Arial"/>
+          <w:b/>
+          <w:bCs/>
+          <w:lang w:val="en-US"/>
+        </w:rPr>
+        <w:drawing>
+          <wp:inline distT="0" distB="0" distL="114300" distR="114300">
+            <wp:extent cx="5936615" cy="3534410"/>
+            <wp:effectExtent l="0" t="0" r="6985" b="1270"/>
+            <wp:docPr id="5" name="Picture 5" descr="dijagram2"/>
+            <wp:cNvGraphicFramePr>
+              <a:graphicFrameLocks xmlns:a="http://schemas.openxmlformats.org/drawingml/2006/main" noChangeAspect="1"/>
+            </wp:cNvGraphicFramePr>
+            <a:graphic xmlns:a="http://schemas.openxmlformats.org/drawingml/2006/main">
+              <a:graphicData uri="http://schemas.openxmlformats.org/drawingml/2006/picture">
+                <pic:pic xmlns:pic="http://schemas.openxmlformats.org/drawingml/2006/picture">
+                  <pic:nvPicPr>
+                    <pic:cNvPr id="5" name="Picture 5" descr="dijagram2"/>
+                    <pic:cNvPicPr>
+                      <a:picLocks noChangeAspect="1"/>
+                    </pic:cNvPicPr>
+                  </pic:nvPicPr>
+                  <pic:blipFill>
+                    <a:blip r:embed="rId17"/>
+                    <a:stretch>
+                      <a:fillRect/>
+                    </a:stretch>
+                  </pic:blipFill>
+                  <pic:spPr>
+                    <a:xfrm>
+                      <a:off x="0" y="0"/>
+                      <a:ext cx="5936615" cy="3534410"/>
+                    </a:xfrm>
+                    <a:prstGeom prst="rect">
+                      <a:avLst/>
+                    </a:prstGeom>
+                  </pic:spPr>
+                </pic:pic>
+              </a:graphicData>
+            </a:graphic>
+          </wp:inline>
+        </w:drawing>
+      </w:r>
+    </w:p>
+    <w:p>
+      <w:pPr>
+        <w:rPr>
+          <w:rFonts w:hint="default" w:ascii="Arial" w:hAnsi="Arial" w:cs="Arial"/>
+          <w:b/>
+          <w:bCs/>
+          <w:lang w:val="en-US"/>
+        </w:rPr>
+      </w:pPr>
+    </w:p>
+    <w:p>
+      <w:pPr>
+        <w:rPr>
+          <w:rFonts w:hint="default" w:ascii="Arial" w:hAnsi="Arial" w:cs="Arial"/>
+          <w:b/>
+          <w:bCs/>
+          <w:lang w:val="en-US"/>
+        </w:rPr>
+      </w:pPr>
+      <w:r>
+        <w:rPr>
+          <w:rFonts w:hint="default" w:ascii="Arial" w:hAnsi="Arial" w:cs="Arial"/>
+          <w:b/>
+          <w:bCs/>
+          <w:lang w:val="en-US"/>
+        </w:rPr>
+        <w:t>Dijagram sekvence (provera pristupa vlasničkom panelu):</w:t>
+      </w:r>
+    </w:p>
+    <w:p>
+      <w:pPr>
+        <w:rPr>
+          <w:rFonts w:hint="default" w:ascii="Arial" w:hAnsi="Arial" w:cs="Arial"/>
+          <w:b/>
+          <w:bCs/>
+          <w:lang w:val="en-US"/>
+        </w:rPr>
+      </w:pPr>
+      <w:r>
+        <w:rPr>
+          <w:rFonts w:hint="default" w:ascii="Arial" w:hAnsi="Arial" w:cs="Arial"/>
+          <w:b/>
+          <w:bCs/>
+          <w:lang w:val="en-US"/>
+        </w:rPr>
+        <w:drawing>
+          <wp:inline distT="0" distB="0" distL="114300" distR="114300">
+            <wp:extent cx="5941695" cy="3168650"/>
+            <wp:effectExtent l="0" t="0" r="1905" b="1270"/>
+            <wp:docPr id="6" name="Picture 6" descr="dijagram3"/>
+            <wp:cNvGraphicFramePr>
+              <a:graphicFrameLocks xmlns:a="http://schemas.openxmlformats.org/drawingml/2006/main" noChangeAspect="1"/>
+            </wp:cNvGraphicFramePr>
+            <a:graphic xmlns:a="http://schemas.openxmlformats.org/drawingml/2006/main">
+              <a:graphicData uri="http://schemas.openxmlformats.org/drawingml/2006/picture">
+                <pic:pic xmlns:pic="http://schemas.openxmlformats.org/drawingml/2006/picture">
+                  <pic:nvPicPr>
+                    <pic:cNvPr id="6" name="Picture 6" descr="dijagram3"/>
+                    <pic:cNvPicPr>
+                      <a:picLocks noChangeAspect="1"/>
+                    </pic:cNvPicPr>
+                  </pic:nvPicPr>
+                  <pic:blipFill>
+                    <a:blip r:embed="rId18"/>
+                    <a:stretch>
+                      <a:fillRect/>
+                    </a:stretch>
+                  </pic:blipFill>
+                  <pic:spPr>
+                    <a:xfrm>
+                      <a:off x="0" y="0"/>
+                      <a:ext cx="5941695" cy="3168650"/>
+                    </a:xfrm>
+                    <a:prstGeom prst="rect">
+                      <a:avLst/>
+                    </a:prstGeom>
+                  </pic:spPr>
+                </pic:pic>
+              </a:graphicData>
+            </a:graphic>
+          </wp:inline>
+        </w:drawing>
+      </w:r>
+    </w:p>
+    <w:p>
+      <w:pPr>
+        <w:pStyle w:val="13"/>
+        <w:ind w:left="0" w:leftChars="0" w:firstLine="0" w:firstLineChars="0"/>
+        <w:jc w:val="both"/>
+        <w:rPr>
+          <w:rFonts w:hint="default" w:ascii="Arial" w:hAnsi="Arial" w:cs="Arial"/>
+          <w:lang w:val="sr-Latn-CS"/>
+        </w:rPr>
+      </w:pPr>
+    </w:p>
+    <w:p>
+      <w:pPr>
+        <w:pStyle w:val="2"/>
+        <w:jc w:val="both"/>
+        <w:rPr>
+          <w:rFonts w:hint="default" w:ascii="Arial" w:hAnsi="Arial" w:cs="Arial"/>
+          <w:lang w:val="sr-Latn-CS"/>
+        </w:rPr>
+      </w:pPr>
+      <w:bookmarkStart w:id="15" w:name="_Toc27751"/>
+      <w:r>
+        <w:rPr>
+          <w:rFonts w:hint="default" w:ascii="Arial" w:hAnsi="Arial" w:cs="Arial"/>
+          <w:lang w:val="sr-Latn-CS"/>
+        </w:rPr>
+        <w:t>Dodatni zahtevi</w:t>
+      </w:r>
+      <w:bookmarkEnd w:id="15"/>
+    </w:p>
+    <w:p>
+      <w:pPr>
+        <w:pStyle w:val="3"/>
+        <w:jc w:val="both"/>
+        <w:rPr>
+          <w:rFonts w:hint="default" w:ascii="Arial" w:hAnsi="Arial" w:cs="Arial"/>
+          <w:lang w:val="sr-Latn-CS"/>
+        </w:rPr>
+      </w:pPr>
+      <w:bookmarkStart w:id="16" w:name="_Toc6340"/>
+      <w:r>
+        <w:rPr>
+          <w:rFonts w:hint="default" w:ascii="Arial" w:hAnsi="Arial" w:cs="Arial"/>
+          <w:lang w:val="sr-Latn-CS"/>
+        </w:rPr>
+        <w:t>Funkcionalnost</w:t>
+      </w:r>
+      <w:bookmarkEnd w:id="16"/>
+    </w:p>
+    <w:p>
+      <w:pPr>
+        <w:pStyle w:val="13"/>
+        <w:jc w:val="both"/>
+        <w:rPr>
+          <w:rFonts w:hint="default" w:ascii="Arial" w:hAnsi="Arial" w:cs="Arial"/>
+          <w:lang w:val="sr-Latn-RS"/>
+        </w:rPr>
+      </w:pPr>
+      <w:r>
+        <w:rPr>
+          <w:rFonts w:hint="default" w:ascii="Arial" w:hAnsi="Arial" w:cs="Arial"/>
+          <w:lang w:val="sr-Latn-RS"/>
+        </w:rPr>
+        <w:t>Sistem mora omogućiti rezervaciju višestrukih sedišta po jednoj transakciji. Rezervacija sedišta je atomska po transakciji ili sva prođu ili nijedno.</w:t>
+      </w:r>
+    </w:p>
+    <w:p>
+      <w:pPr>
+        <w:pStyle w:val="3"/>
+        <w:jc w:val="both"/>
+        <w:rPr>
+          <w:rFonts w:hint="default" w:ascii="Arial" w:hAnsi="Arial" w:cs="Arial"/>
+          <w:lang w:val="sr-Latn-CS"/>
+        </w:rPr>
+      </w:pPr>
+      <w:bookmarkStart w:id="17" w:name="_Toc30879"/>
+      <w:r>
+        <w:rPr>
+          <w:rFonts w:hint="default" w:ascii="Arial" w:hAnsi="Arial" w:cs="Arial"/>
+          <w:lang w:val="sr-Latn-CS"/>
+        </w:rPr>
+        <w:t>Upotrebivost</w:t>
+      </w:r>
+      <w:bookmarkEnd w:id="17"/>
+    </w:p>
+    <w:p>
+      <w:pPr>
+        <w:pStyle w:val="13"/>
+        <w:jc w:val="both"/>
+        <w:rPr>
+          <w:rFonts w:hint="default" w:ascii="Arial" w:hAnsi="Arial" w:cs="Arial"/>
+          <w:lang w:val="sr-Latn-RS"/>
+        </w:rPr>
+      </w:pPr>
+      <w:r>
+        <w:rPr>
+          <w:rFonts w:hint="default" w:ascii="Arial" w:hAnsi="Arial" w:cs="Arial"/>
+          <w:lang w:val="sr-Latn-CS"/>
+        </w:rPr>
+        <w:t>U</w:t>
+      </w:r>
+      <w:r>
+        <w:rPr>
+          <w:rFonts w:hint="default" w:ascii="Arial" w:hAnsi="Arial" w:cs="Arial"/>
+          <w:lang w:val="sr-Latn-RS"/>
+        </w:rPr>
+        <w:t xml:space="preserve">I minimalistički, prilagođen ne-tehničkim korisnicima, jasne su boje za </w:t>
+      </w:r>
+      <w:r>
+        <w:rPr>
+          <w:rFonts w:hint="default" w:ascii="Arial" w:hAnsi="Arial" w:cs="Arial"/>
+          <w:b/>
+          <w:bCs/>
+          <w:lang w:val="sr-Latn-RS"/>
+        </w:rPr>
+        <w:t>FREE/TAKEN/VIP</w:t>
+      </w:r>
+      <w:r>
+        <w:rPr>
+          <w:rFonts w:hint="default" w:ascii="Arial" w:hAnsi="Arial" w:cs="Arial"/>
+          <w:lang w:val="sr-Latn-RS"/>
+        </w:rPr>
+        <w:t>.</w:t>
+      </w:r>
+    </w:p>
+    <w:p>
+      <w:pPr>
+        <w:pStyle w:val="13"/>
+        <w:jc w:val="both"/>
+        <w:rPr>
+          <w:rFonts w:hint="default" w:ascii="Arial" w:hAnsi="Arial" w:cs="Arial"/>
+          <w:lang w:val="sr-Latn-RS"/>
+        </w:rPr>
+      </w:pPr>
+      <w:r>
+        <w:rPr>
+          <w:rFonts w:hint="default" w:ascii="Arial" w:hAnsi="Arial" w:cs="Arial"/>
+          <w:lang w:val="sr-Latn-RS"/>
+        </w:rPr>
+        <w:t xml:space="preserve">Navigacija; početna, filmovi, o nama, prijava/profil, korpa. </w:t>
+      </w:r>
+    </w:p>
+    <w:p>
+      <w:pPr>
+        <w:pStyle w:val="3"/>
+        <w:jc w:val="both"/>
+        <w:rPr>
+          <w:rFonts w:hint="default" w:ascii="Arial" w:hAnsi="Arial" w:cs="Arial"/>
+          <w:lang w:val="sr-Latn-CS"/>
+        </w:rPr>
+      </w:pPr>
+      <w:bookmarkStart w:id="18" w:name="_Toc23852"/>
+      <w:r>
+        <w:rPr>
+          <w:rFonts w:hint="default" w:ascii="Arial" w:hAnsi="Arial" w:cs="Arial"/>
+          <w:lang w:val="sr-Latn-CS"/>
+        </w:rPr>
+        <w:t>Pouzdanost</w:t>
+      </w:r>
+      <w:bookmarkEnd w:id="18"/>
+    </w:p>
+    <w:p>
+      <w:pPr>
+        <w:pStyle w:val="13"/>
+        <w:jc w:val="both"/>
+        <w:rPr>
+          <w:rFonts w:hint="default" w:ascii="Arial" w:hAnsi="Arial" w:cs="Arial"/>
+          <w:lang w:val="sr-Latn-RS"/>
+        </w:rPr>
+      </w:pPr>
+      <w:r>
+        <w:rPr>
+          <w:rFonts w:hint="default" w:ascii="Arial" w:hAnsi="Arial" w:cs="Arial"/>
+          <w:lang w:val="sr-Latn-RS"/>
+        </w:rPr>
+        <w:t>U slučaju konflikta sistem mora vratiti jasnu poruku i ponudi osveženje.</w:t>
       </w:r>
     </w:p>
     <w:p>
       <w:pPr>
         <w:pStyle w:val="13"/>
         <w:keepNext/>
-        <w:rPr>
-          <w:b/>
-          <w:bCs/>
-          <w:lang w:val="sr-Latn-CS"/>
-        </w:rPr>
-      </w:pPr>
-      <w:r>
-        <w:rPr>
-          <w:b/>
-          <w:bCs/>
-          <w:lang w:val="sr-Latn-CS"/>
-        </w:rPr>
-        <w:t>Izuzetci:</w:t>
-      </w:r>
-    </w:p>
-    <w:p>
-      <w:pPr>
-        <w:pStyle w:val="13"/>
-        <w:rPr>
-          <w:rFonts w:hint="default"/>
-          <w:lang w:val="sr-Latn-RS"/>
-        </w:rPr>
-      </w:pPr>
-      <w:r>
-        <w:rPr>
-          <w:rFonts w:hint="default"/>
-          <w:lang w:val="sr-Latn-RS"/>
-        </w:rPr>
-        <w:t>Nema.</w:t>
+        <w:jc w:val="both"/>
+        <w:rPr>
+          <w:rFonts w:hint="default" w:ascii="Arial" w:hAnsi="Arial" w:cs="Arial"/>
+          <w:b/>
+          <w:bCs/>
+          <w:lang w:val="sr-Latn-CS"/>
+        </w:rPr>
+      </w:pPr>
+      <w:r>
+        <w:rPr>
+          <w:rFonts w:hint="default" w:ascii="Arial" w:hAnsi="Arial" w:cs="Arial"/>
+          <w:b/>
+          <w:bCs/>
+          <w:lang w:val="sr-Latn-CS"/>
+        </w:rPr>
+        <w:t>Dostupnost:</w:t>
+      </w:r>
+    </w:p>
+    <w:p>
+      <w:pPr>
+        <w:pStyle w:val="13"/>
+        <w:jc w:val="both"/>
+        <w:rPr>
+          <w:rFonts w:hint="default" w:ascii="Arial" w:hAnsi="Arial" w:cs="Arial"/>
+          <w:lang w:val="sr-Latn-RS"/>
+        </w:rPr>
+      </w:pPr>
+      <w:r>
+        <w:rPr>
+          <w:rFonts w:hint="default" w:ascii="Arial" w:hAnsi="Arial" w:cs="Arial"/>
+          <w:lang w:val="sr-Latn-RS"/>
+        </w:rPr>
+        <w:t>Više od 99% za vreme prikazivanja (radno vreme bioskopa).</w:t>
+      </w:r>
+    </w:p>
+    <w:p>
+      <w:pPr>
+        <w:pStyle w:val="3"/>
+        <w:jc w:val="both"/>
+        <w:rPr>
+          <w:rFonts w:hint="default" w:ascii="Arial" w:hAnsi="Arial" w:cs="Arial"/>
+          <w:lang w:val="sr-Latn-CS"/>
+        </w:rPr>
+      </w:pPr>
+      <w:bookmarkStart w:id="19" w:name="_Toc19028"/>
+      <w:r>
+        <w:rPr>
+          <w:rFonts w:hint="default" w:ascii="Arial" w:hAnsi="Arial" w:cs="Arial"/>
+          <w:lang w:val="sr-Latn-CS"/>
+        </w:rPr>
+        <w:t>Performanse</w:t>
+      </w:r>
+      <w:bookmarkEnd w:id="19"/>
+    </w:p>
+    <w:p>
+      <w:pPr>
+        <w:jc w:val="both"/>
+        <w:rPr>
+          <w:rFonts w:hint="default" w:ascii="Arial" w:hAnsi="Arial" w:cs="Arial"/>
+          <w:lang w:val="sr-Latn-RS"/>
+        </w:rPr>
+      </w:pPr>
+      <w:r>
+        <w:rPr>
+          <w:rFonts w:hint="default" w:ascii="Arial" w:hAnsi="Arial" w:cs="Arial"/>
+          <w:lang w:val="sr-Latn-RS"/>
+        </w:rPr>
+        <w:tab/>
+      </w:r>
+      <w:r>
+        <w:rPr>
+          <w:rFonts w:hint="default" w:ascii="Arial" w:hAnsi="Arial" w:cs="Arial"/>
+          <w:lang w:val="sr-Latn-RS"/>
+        </w:rPr>
+        <w:t>Učitavanje liste filmova i zauzetih sedišta je brzo.</w:t>
       </w:r>
     </w:p>
     <w:p>
       <w:pPr>
         <w:pStyle w:val="13"/>
         <w:keepNext/>
-        <w:rPr>
-          <w:b/>
-          <w:bCs/>
-          <w:lang w:val="sr-Latn-CS"/>
-        </w:rPr>
-      </w:pPr>
-      <w:r>
-        <w:rPr>
-          <w:b/>
-          <w:bCs/>
-          <w:lang w:val="sr-Latn-CS"/>
-        </w:rPr>
-        <w:t>Posledice:</w:t>
-      </w:r>
-    </w:p>
-    <w:p>
-      <w:pPr>
-        <w:pStyle w:val="13"/>
-        <w:rPr>
-          <w:lang w:val="sr-Latn-CS"/>
-        </w:rPr>
-      </w:pPr>
-      <w:r>
-        <w:rPr>
-          <w:rFonts w:hint="default"/>
-          <w:lang w:val="sr-Latn-RS"/>
-        </w:rPr>
-        <w:t>Ocena ulazi u prosek, komentar je vidljiv</w:t>
-      </w:r>
-      <w:r>
-        <w:rPr>
-          <w:lang w:val="sr-Latn-CS"/>
-        </w:rPr>
-        <w:t>.</w:t>
-      </w:r>
-    </w:p>
-    <w:p>
-      <w:pPr>
-        <w:pStyle w:val="13"/>
-        <w:rPr>
-          <w:lang w:val="sr-Latn-CS"/>
-        </w:rPr>
-      </w:pPr>
-    </w:p>
-    <w:p>
-      <w:pPr>
-        <w:pStyle w:val="2"/>
-        <w:rPr>
-          <w:lang w:val="sr-Latn-CS"/>
-        </w:rPr>
-      </w:pPr>
-      <w:bookmarkStart w:id="15" w:name="_Toc27751"/>
-      <w:r>
-        <w:rPr>
-          <w:lang w:val="sr-Latn-CS"/>
-        </w:rPr>
-        <w:t>Dodatni zahtevi</w:t>
-      </w:r>
-      <w:bookmarkEnd w:id="15"/>
+        <w:jc w:val="both"/>
+        <w:rPr>
+          <w:rFonts w:hint="default" w:ascii="Arial" w:hAnsi="Arial" w:cs="Arial"/>
+          <w:b/>
+          <w:bCs/>
+          <w:lang w:val="sr-Latn-CS"/>
+        </w:rPr>
+      </w:pPr>
+      <w:r>
+        <w:rPr>
+          <w:rFonts w:hint="default" w:ascii="Arial" w:hAnsi="Arial" w:cs="Arial"/>
+          <w:b/>
+          <w:bCs/>
+          <w:lang w:val="sr-Latn-CS"/>
+        </w:rPr>
+        <w:t>Broj korisnika koji simultano pristupaju:</w:t>
+      </w:r>
+    </w:p>
+    <w:p>
+      <w:pPr>
+        <w:pStyle w:val="13"/>
+        <w:jc w:val="both"/>
+        <w:rPr>
+          <w:rFonts w:hint="default" w:ascii="Arial" w:hAnsi="Arial" w:cs="Arial"/>
+          <w:lang w:val="sr-Latn-RS"/>
+        </w:rPr>
+      </w:pPr>
+      <w:r>
+        <w:rPr>
+          <w:rFonts w:hint="default" w:ascii="Arial" w:hAnsi="Arial" w:cs="Arial"/>
+          <w:lang w:val="sr-Latn-CS"/>
+        </w:rPr>
+        <w:t>Sistem će da podrži do 1</w:t>
+      </w:r>
+      <w:r>
+        <w:rPr>
+          <w:rFonts w:hint="default" w:ascii="Arial" w:hAnsi="Arial" w:cs="Arial"/>
+          <w:lang w:val="sr-Latn-RS"/>
+        </w:rPr>
+        <w:t>00 istovremenih potvrda rezervacije.</w:t>
+      </w:r>
+    </w:p>
+    <w:p>
+      <w:pPr>
+        <w:pStyle w:val="13"/>
+        <w:keepNext/>
+        <w:jc w:val="both"/>
+        <w:rPr>
+          <w:rFonts w:hint="default" w:ascii="Arial" w:hAnsi="Arial" w:cs="Arial"/>
+          <w:b/>
+          <w:bCs/>
+          <w:lang w:val="sr-Latn-CS"/>
+        </w:rPr>
+      </w:pPr>
+      <w:r>
+        <w:rPr>
+          <w:rFonts w:hint="default" w:ascii="Arial" w:hAnsi="Arial" w:cs="Arial"/>
+          <w:b/>
+          <w:bCs/>
+          <w:lang w:val="sr-Latn-CS"/>
+        </w:rPr>
+        <w:t>Vreme odziva za pristup bazi podataka:</w:t>
+      </w:r>
+    </w:p>
+    <w:p>
+      <w:pPr>
+        <w:pStyle w:val="13"/>
+        <w:jc w:val="both"/>
+        <w:rPr>
+          <w:rFonts w:hint="default" w:ascii="Arial" w:hAnsi="Arial" w:cs="Arial"/>
+          <w:lang w:val="sr-Latn-CS"/>
+        </w:rPr>
+      </w:pPr>
+      <w:r>
+        <w:rPr>
+          <w:rFonts w:hint="default" w:ascii="Arial" w:hAnsi="Arial" w:cs="Arial"/>
+          <w:lang w:val="sr-Latn-CS"/>
+        </w:rPr>
+        <w:t>Vreme potrebno za pristupanje bazi podataka u cilju izvršenje nekog upita ne sme da veće od 5 sekundi.</w:t>
+      </w:r>
     </w:p>
     <w:p>
       <w:pPr>
         <w:pStyle w:val="3"/>
-        <w:rPr>
-          <w:lang w:val="sr-Latn-CS"/>
-        </w:rPr>
-      </w:pPr>
-      <w:bookmarkStart w:id="16" w:name="_Toc6340"/>
-      <w:r>
-        <w:rPr>
-          <w:lang w:val="sr-Latn-CS"/>
-        </w:rPr>
-        <w:t>Funkcionalnost</w:t>
-      </w:r>
-      <w:bookmarkEnd w:id="16"/>
-    </w:p>
-    <w:p>
-      <w:pPr>
-        <w:pStyle w:val="13"/>
-        <w:rPr>
-          <w:rFonts w:hint="default"/>
-          <w:lang w:val="sr-Latn-RS"/>
-        </w:rPr>
-      </w:pPr>
-      <w:r>
-        <w:rPr>
-          <w:rFonts w:hint="default"/>
-          <w:lang w:val="sr-Latn-RS"/>
-        </w:rPr>
-        <w:t>Sistem mora omogućiti rezervaciju višestrukih sedišta po jednoj transakciji. Rezervacija sedišta je atomska po transakciji ili sva prođu ili nijedno.</w:t>
+        <w:jc w:val="both"/>
+        <w:rPr>
+          <w:rFonts w:hint="default" w:ascii="Arial" w:hAnsi="Arial" w:cs="Arial"/>
+          <w:lang w:val="sr-Latn-CS"/>
+        </w:rPr>
+      </w:pPr>
+      <w:bookmarkStart w:id="20" w:name="_Toc31965"/>
+      <w:r>
+        <w:rPr>
+          <w:rFonts w:hint="default" w:ascii="Arial" w:hAnsi="Arial" w:cs="Arial"/>
+          <w:lang w:val="sr-Latn-CS"/>
+        </w:rPr>
+        <w:t>Podrška i održavanje</w:t>
+      </w:r>
+      <w:bookmarkEnd w:id="20"/>
+    </w:p>
+    <w:p>
+      <w:pPr>
+        <w:jc w:val="both"/>
+        <w:rPr>
+          <w:rFonts w:hint="default" w:ascii="Arial" w:hAnsi="Arial" w:cs="Arial"/>
+          <w:lang w:val="sr-Latn-RS"/>
+        </w:rPr>
+      </w:pPr>
+      <w:r>
+        <w:rPr>
+          <w:rFonts w:hint="default" w:ascii="Arial" w:hAnsi="Arial" w:cs="Arial"/>
+          <w:lang w:val="sr-Latn-RS"/>
+        </w:rPr>
+        <w:tab/>
+      </w:r>
+      <w:r>
+        <w:rPr>
+          <w:rFonts w:hint="default" w:ascii="Arial" w:hAnsi="Arial" w:cs="Arial"/>
+          <w:lang w:val="sr-Latn-RS"/>
+        </w:rPr>
+        <w:t>API i klijent odvojeni, logovanje grešaka, migracije šema.</w:t>
       </w:r>
     </w:p>
     <w:p>
       <w:pPr>
         <w:pStyle w:val="3"/>
-        <w:rPr>
-          <w:lang w:val="sr-Latn-CS"/>
-        </w:rPr>
-      </w:pPr>
-      <w:bookmarkStart w:id="17" w:name="_Toc30879"/>
-      <w:r>
-        <w:rPr>
-          <w:lang w:val="sr-Latn-CS"/>
-        </w:rPr>
-        <w:t>Upotrebivost</w:t>
-      </w:r>
-      <w:bookmarkEnd w:id="17"/>
-    </w:p>
-    <w:p>
-      <w:pPr>
-        <w:pStyle w:val="13"/>
-        <w:rPr>
-          <w:rFonts w:hint="default"/>
-          <w:lang w:val="sr-Latn-RS"/>
-        </w:rPr>
-      </w:pPr>
-      <w:r>
-        <w:rPr>
-          <w:lang w:val="sr-Latn-CS"/>
-        </w:rPr>
-        <w:t>U</w:t>
-      </w:r>
-      <w:r>
-        <w:rPr>
-          <w:rFonts w:hint="default"/>
-          <w:lang w:val="sr-Latn-RS"/>
-        </w:rPr>
-        <w:t>I minimalistički, prilagođen ne-tehničkim korisnicima, jasne su boje za FREE/TAKEN/VIP.</w:t>
-      </w:r>
-    </w:p>
-    <w:p>
-      <w:pPr>
-        <w:pStyle w:val="13"/>
-        <w:rPr>
-          <w:rFonts w:hint="default"/>
-          <w:lang w:val="sr-Latn-RS"/>
-        </w:rPr>
-      </w:pPr>
-      <w:r>
-        <w:rPr>
-          <w:rFonts w:hint="default"/>
-          <w:lang w:val="sr-Latn-RS"/>
-        </w:rPr>
-        <w:t xml:space="preserve">Navigacija; početna, filmovi, o nama, prijava/profil, korpa. </w:t>
-      </w:r>
-    </w:p>
-    <w:p>
-      <w:pPr>
-        <w:pStyle w:val="3"/>
-        <w:rPr>
-          <w:lang w:val="sr-Latn-CS"/>
-        </w:rPr>
-      </w:pPr>
-      <w:bookmarkStart w:id="18" w:name="_Toc23852"/>
-      <w:r>
-        <w:rPr>
-          <w:lang w:val="sr-Latn-CS"/>
-        </w:rPr>
-        <w:t>Pouzdanost</w:t>
-      </w:r>
-      <w:bookmarkEnd w:id="18"/>
-    </w:p>
-    <w:p>
-      <w:pPr>
-        <w:pStyle w:val="13"/>
-        <w:rPr>
-          <w:rFonts w:hint="default"/>
-          <w:lang w:val="sr-Latn-RS"/>
-        </w:rPr>
-      </w:pPr>
-      <w:r>
-        <w:rPr>
-          <w:rFonts w:hint="default"/>
-          <w:lang w:val="sr-Latn-RS"/>
-        </w:rPr>
-        <w:t>U slučaju konflikta sistem mora vratiti jasnu poruku i ponudi osveženje.</w:t>
-      </w:r>
-    </w:p>
-    <w:p>
-      <w:pPr>
-        <w:pStyle w:val="13"/>
-        <w:keepNext/>
-        <w:rPr>
-          <w:b/>
-          <w:bCs/>
-          <w:lang w:val="sr-Latn-CS"/>
-        </w:rPr>
-      </w:pPr>
-      <w:r>
-        <w:rPr>
-          <w:b/>
-          <w:bCs/>
-          <w:lang w:val="sr-Latn-CS"/>
-        </w:rPr>
-        <w:t>Dostupnost:</w:t>
-      </w:r>
-    </w:p>
-    <w:p>
-      <w:pPr>
-        <w:pStyle w:val="13"/>
-        <w:rPr>
-          <w:rFonts w:hint="default"/>
-          <w:lang w:val="sr-Latn-RS"/>
-        </w:rPr>
-      </w:pPr>
-      <w:r>
-        <w:rPr>
-          <w:rFonts w:hint="default"/>
-          <w:lang w:val="sr-Latn-RS"/>
-        </w:rPr>
-        <w:t>Više od 99% za vreme prikazivanja (radno vreme bioskopa).</w:t>
-      </w:r>
-    </w:p>
-    <w:p>
-      <w:pPr>
-        <w:pStyle w:val="3"/>
-        <w:rPr>
-          <w:lang w:val="sr-Latn-CS"/>
-        </w:rPr>
-      </w:pPr>
-      <w:bookmarkStart w:id="19" w:name="_Toc19028"/>
-      <w:r>
-        <w:rPr>
-          <w:lang w:val="sr-Latn-CS"/>
-        </w:rPr>
-        <w:t>Performanse</w:t>
-      </w:r>
-      <w:bookmarkEnd w:id="19"/>
-    </w:p>
-    <w:p>
-      <w:pPr>
-        <w:rPr>
-          <w:rFonts w:hint="default"/>
-          <w:lang w:val="sr-Latn-RS"/>
-        </w:rPr>
-      </w:pPr>
-      <w:r>
-        <w:rPr>
-          <w:rFonts w:hint="default"/>
-          <w:lang w:val="sr-Latn-RS"/>
-        </w:rPr>
-        <w:tab/>
-      </w:r>
-      <w:r>
-        <w:rPr>
-          <w:rFonts w:hint="default"/>
-          <w:lang w:val="sr-Latn-RS"/>
-        </w:rPr>
-        <w:t>Učitavanje liste filmova i zauzetih sedišta je brzo.</w:t>
-      </w:r>
-    </w:p>
-    <w:p>
-      <w:pPr>
-        <w:pStyle w:val="13"/>
-        <w:keepNext/>
-        <w:rPr>
-          <w:b/>
-          <w:bCs/>
-          <w:lang w:val="sr-Latn-CS"/>
-        </w:rPr>
-      </w:pPr>
-      <w:r>
-        <w:rPr>
-          <w:b/>
-          <w:bCs/>
-          <w:lang w:val="sr-Latn-CS"/>
-        </w:rPr>
-        <w:t>Broj korisnika koji simultano pristupaju:</w:t>
-      </w:r>
-    </w:p>
-    <w:p>
-      <w:pPr>
-        <w:pStyle w:val="13"/>
-        <w:rPr>
-          <w:rFonts w:hint="default"/>
-          <w:lang w:val="sr-Latn-RS"/>
-        </w:rPr>
-      </w:pPr>
-      <w:r>
-        <w:rPr>
-          <w:lang w:val="sr-Latn-CS"/>
-        </w:rPr>
-        <w:t>Sistem će da podrži do 1</w:t>
-      </w:r>
-      <w:r>
-        <w:rPr>
-          <w:rFonts w:hint="default"/>
-          <w:lang w:val="sr-Latn-RS"/>
-        </w:rPr>
-        <w:t>00 istovremenih potvrda rezervacije.</w:t>
-      </w:r>
-    </w:p>
-    <w:p>
-      <w:pPr>
-        <w:pStyle w:val="13"/>
-        <w:keepNext/>
-        <w:rPr>
-          <w:b/>
-          <w:bCs/>
-          <w:lang w:val="sr-Latn-CS"/>
-        </w:rPr>
-      </w:pPr>
-      <w:r>
-        <w:rPr>
-          <w:b/>
-          <w:bCs/>
-          <w:lang w:val="sr-Latn-CS"/>
-        </w:rPr>
-        <w:t>Vreme odziva za pristup bazi podataka:</w:t>
-      </w:r>
-    </w:p>
-    <w:p>
-      <w:pPr>
-        <w:pStyle w:val="13"/>
-        <w:rPr>
-          <w:lang w:val="sr-Latn-CS"/>
-        </w:rPr>
-      </w:pPr>
-      <w:r>
-        <w:rPr>
-          <w:lang w:val="sr-Latn-CS"/>
-        </w:rPr>
-        <w:t>Vreme potrebno za pristupanje bazi podataka u cilju izvršenje nekog upita ne sme da veće od 5 sekundi.</w:t>
-      </w:r>
-    </w:p>
-    <w:p>
-      <w:pPr>
-        <w:pStyle w:val="3"/>
-        <w:rPr>
-          <w:lang w:val="sr-Latn-CS"/>
-        </w:rPr>
-      </w:pPr>
-      <w:bookmarkStart w:id="20" w:name="_Toc31965"/>
-      <w:r>
-        <w:rPr>
-          <w:lang w:val="sr-Latn-CS"/>
-        </w:rPr>
-        <w:t>Podrška i održavanje</w:t>
-      </w:r>
-      <w:bookmarkEnd w:id="20"/>
-    </w:p>
-    <w:p>
-      <w:pPr>
-        <w:rPr>
-          <w:rFonts w:hint="default"/>
-          <w:lang w:val="sr-Latn-RS"/>
-        </w:rPr>
-      </w:pPr>
-      <w:r>
-        <w:rPr>
-          <w:rFonts w:hint="default"/>
-          <w:lang w:val="sr-Latn-RS"/>
-        </w:rPr>
-        <w:tab/>
-      </w:r>
-      <w:r>
-        <w:rPr>
-          <w:rFonts w:hint="default"/>
-          <w:lang w:val="sr-Latn-RS"/>
-        </w:rPr>
-        <w:t>API i klijent odvojeni, logovanje grešaka, migracije šema.</w:t>
-      </w:r>
-    </w:p>
-    <w:p>
-      <w:pPr>
-        <w:pStyle w:val="3"/>
-        <w:rPr>
+        <w:jc w:val="both"/>
+        <w:rPr>
+          <w:rFonts w:hint="default" w:ascii="Arial" w:hAnsi="Arial" w:cs="Arial"/>
           <w:lang w:val="sr-Latn-CS"/>
         </w:rPr>
       </w:pPr>
       <w:bookmarkStart w:id="21" w:name="_Toc22513"/>
       <w:r>
         <w:rPr>
+          <w:rFonts w:hint="default" w:ascii="Arial" w:hAnsi="Arial" w:cs="Arial"/>
           <w:lang w:val="sr-Latn-CS"/>
         </w:rPr>
         <w:t>Ograničenja</w:t>
@@ -5488,14 +6621,15 @@
     <w:p>
       <w:pPr>
         <w:pStyle w:val="13"/>
-        <w:rPr>
-          <w:rFonts w:hint="default"/>
-          <w:lang w:val="sr-Latn-RS"/>
-        </w:rPr>
-      </w:pPr>
-      <w:r>
-        <w:rPr>
-          <w:rFonts w:hint="default"/>
+        <w:jc w:val="both"/>
+        <w:rPr>
+          <w:rFonts w:hint="default" w:ascii="Arial" w:hAnsi="Arial" w:cs="Arial"/>
+          <w:lang w:val="sr-Latn-RS"/>
+        </w:rPr>
+      </w:pPr>
+      <w:r>
+        <w:rPr>
+          <w:rFonts w:hint="default" w:ascii="Arial" w:hAnsi="Arial" w:cs="Arial"/>
           <w:lang w:val="sr-Latn-RS"/>
         </w:rPr>
         <w:t>Klijent: savremeni pregledači.</w:t>
@@ -5504,14 +6638,15 @@
     <w:p>
       <w:pPr>
         <w:pStyle w:val="13"/>
-        <w:rPr>
-          <w:rFonts w:hint="default"/>
-          <w:lang w:val="sr-Latn-RS"/>
-        </w:rPr>
-      </w:pPr>
-      <w:r>
-        <w:rPr>
-          <w:rFonts w:hint="default"/>
+        <w:jc w:val="both"/>
+        <w:rPr>
+          <w:rFonts w:hint="default" w:ascii="Arial" w:hAnsi="Arial" w:cs="Arial"/>
+          <w:lang w:val="sr-Latn-RS"/>
+        </w:rPr>
+      </w:pPr>
+      <w:r>
+        <w:rPr>
+          <w:rFonts w:hint="default" w:ascii="Arial" w:hAnsi="Arial" w:cs="Arial"/>
           <w:lang w:val="sr-Latn-RS"/>
         </w:rPr>
         <w:t>Server: Node/Express + MySQL/MariaDB, JWT za sesije.</w:t>
@@ -5520,17 +6655,27 @@
     <w:p>
       <w:pPr>
         <w:pStyle w:val="13"/>
-        <w:rPr>
-          <w:rFonts w:hint="default"/>
-          <w:lang w:val="en-US"/>
-        </w:rPr>
-      </w:pPr>
-      <w:r>
-        <w:rPr>
-          <w:rFonts w:hint="default"/>
-          <w:lang w:val="sr-Latn-RS"/>
-        </w:rPr>
-        <w:t>Bezbednost: lozinke heširane, CORS podešen, validacija inputa.</w:t>
+        <w:jc w:val="both"/>
+        <w:rPr>
+          <w:rFonts w:hint="default" w:ascii="Arial" w:hAnsi="Arial" w:cs="Arial"/>
+          <w:lang w:val="en-US"/>
+        </w:rPr>
+      </w:pPr>
+      <w:r>
+        <w:rPr>
+          <w:rFonts w:hint="default" w:ascii="Arial" w:hAnsi="Arial" w:cs="Arial"/>
+          <w:lang w:val="sr-Latn-RS"/>
+        </w:rPr>
+        <w:t>Bezbednost: lozinke heširane, COR</w:t>
+      </w:r>
+      <w:bookmarkStart w:id="22" w:name="_GoBack"/>
+      <w:bookmarkEnd w:id="22"/>
+      <w:r>
+        <w:rPr>
+          <w:rFonts w:hint="default" w:ascii="Arial" w:hAnsi="Arial" w:cs="Arial"/>
+          <w:lang w:val="sr-Latn-RS"/>
+        </w:rPr>
+        <w:t>S podešen, validacija inputa.</w:t>
       </w:r>
     </w:p>
     <w:sectPr>
@@ -5575,7 +6720,7 @@
 <w:ftr xmlns:wpc="http://schemas.microsoft.com/office/word/2010/wordprocessingCanvas" xmlns:mc="http://schemas.openxmlformats.org/markup-compatibility/2006" xmlns:o="urn:schemas-microsoft-com:office:office" xmlns:r="http://schemas.openxmlformats.org/officeDocument/2006/relationships" xmlns:m="http://schemas.openxmlformats.org/officeDocument/2006/math" xmlns:v="urn:schemas-microsoft-com:vml" xmlns:wp14="http://schemas.microsoft.com/office/word/2010/wordprocessingDrawing" xmlns:wp="http://schemas.openxmlformats.org/drawingml/2006/wordprocessingDrawing" xmlns:w10="urn:schemas-microsoft-com:office:word" xmlns:w="http://schemas.openxmlformats.org/wordprocessingml/2006/main" xmlns:w14="http://schemas.microsoft.com/office/word/2010/wordml" xmlns:w15="http://schemas.microsoft.com/office/word/2012/wordml" xmlns:wpg="http://schemas.microsoft.com/office/word/2010/wordprocessingGroup" xmlns:wpi="http://schemas.microsoft.com/office/word/2010/wordprocessingInk" xmlns:wne="http://schemas.microsoft.com/office/word/2006/wordml" xmlns:wps="http://schemas.microsoft.com/office/word/2010/wordprocessingShape" xmlns:wpsCustomData="http://www.wps.cn/officeDocument/2013/wpsCustomData" mc:Ignorable="w14 w15 wp14">
   <w:p>
     <w:pPr>
-      <w:pStyle w:val="17"/>
+      <w:pStyle w:val="18"/>
     </w:pPr>
     <w:r>
       <w:rPr>
@@ -5632,7 +6777,7 @@
                       <w:txbxContent>
                         <w:p>
                           <w:pPr>
-                            <w:pStyle w:val="17"/>
+                            <w:pStyle w:val="18"/>
                           </w:pPr>
                           <w:r>
                             <w:fldChar w:fldCharType="begin"/>
@@ -5672,7 +6817,7 @@
                 <w:txbxContent>
                   <w:p>
                     <w:pPr>
-                      <w:pStyle w:val="17"/>
+                      <w:pStyle w:val="18"/>
                     </w:pPr>
                     <w:r>
                       <w:fldChar w:fldCharType="begin"/>
@@ -5705,34 +6850,34 @@
 <w:ftr xmlns:wpc="http://schemas.microsoft.com/office/word/2010/wordprocessingCanvas" xmlns:mc="http://schemas.openxmlformats.org/markup-compatibility/2006" xmlns:o="urn:schemas-microsoft-com:office:office" xmlns:r="http://schemas.openxmlformats.org/officeDocument/2006/relationships" xmlns:m="http://schemas.openxmlformats.org/officeDocument/2006/math" xmlns:v="urn:schemas-microsoft-com:vml" xmlns:wp14="http://schemas.microsoft.com/office/word/2010/wordprocessingDrawing" xmlns:wp="http://schemas.openxmlformats.org/drawingml/2006/wordprocessingDrawing" xmlns:w10="urn:schemas-microsoft-com:office:word" xmlns:w="http://schemas.openxmlformats.org/wordprocessingml/2006/main" xmlns:w14="http://schemas.microsoft.com/office/word/2010/wordml" xmlns:w15="http://schemas.microsoft.com/office/word/2012/wordml" xmlns:wpg="http://schemas.microsoft.com/office/word/2010/wordprocessingGroup" xmlns:wpi="http://schemas.microsoft.com/office/word/2010/wordprocessingInk" xmlns:wne="http://schemas.microsoft.com/office/word/2006/wordml" xmlns:wps="http://schemas.microsoft.com/office/word/2010/wordprocessingShape" xmlns:wpsCustomData="http://www.wps.cn/officeDocument/2013/wpsCustomData" mc:Ignorable="w14 w15 wp14">
   <w:p>
     <w:pPr>
-      <w:pStyle w:val="17"/>
+      <w:pStyle w:val="18"/>
       <w:framePr w:wrap="around" w:vAnchor="text" w:hAnchor="margin" w:xAlign="right" w:y="1"/>
       <w:rPr>
-        <w:rStyle w:val="22"/>
+        <w:rStyle w:val="25"/>
       </w:rPr>
     </w:pPr>
     <w:r>
       <w:rPr>
-        <w:rStyle w:val="22"/>
+        <w:rStyle w:val="25"/>
       </w:rPr>
       <w:fldChar w:fldCharType="begin"/>
     </w:r>
     <w:r>
       <w:rPr>
-        <w:rStyle w:val="22"/>
+        <w:rStyle w:val="25"/>
       </w:rPr>
       <w:instrText xml:space="preserve">PAGE  </w:instrText>
     </w:r>
     <w:r>
       <w:rPr>
-        <w:rStyle w:val="22"/>
+        <w:rStyle w:val="25"/>
       </w:rPr>
       <w:fldChar w:fldCharType="end"/>
     </w:r>
   </w:p>
   <w:p>
     <w:pPr>
-      <w:pStyle w:val="17"/>
+      <w:pStyle w:val="18"/>
       <w:ind w:right="360"/>
     </w:pPr>
   </w:p>
@@ -5743,7 +6888,7 @@
 <w:ftr xmlns:wpc="http://schemas.microsoft.com/office/word/2010/wordprocessingCanvas" xmlns:mc="http://schemas.openxmlformats.org/markup-compatibility/2006" xmlns:o="urn:schemas-microsoft-com:office:office" xmlns:r="http://schemas.openxmlformats.org/officeDocument/2006/relationships" xmlns:m="http://schemas.openxmlformats.org/officeDocument/2006/math" xmlns:v="urn:schemas-microsoft-com:vml" xmlns:wp14="http://schemas.microsoft.com/office/word/2010/wordprocessingDrawing" xmlns:wp="http://schemas.openxmlformats.org/drawingml/2006/wordprocessingDrawing" xmlns:w10="urn:schemas-microsoft-com:office:word" xmlns:w="http://schemas.openxmlformats.org/wordprocessingml/2006/main" xmlns:w14="http://schemas.microsoft.com/office/word/2010/wordml" xmlns:w15="http://schemas.microsoft.com/office/word/2012/wordml" xmlns:wpg="http://schemas.microsoft.com/office/word/2010/wordprocessingGroup" xmlns:wpi="http://schemas.microsoft.com/office/word/2010/wordprocessingInk" xmlns:wne="http://schemas.microsoft.com/office/word/2006/wordml" xmlns:wps="http://schemas.microsoft.com/office/word/2010/wordprocessingShape" xmlns:wpsCustomData="http://www.wps.cn/officeDocument/2013/wpsCustomData" mc:Ignorable="w14 w15 wp14">
   <w:p>
     <w:pPr>
-      <w:pStyle w:val="17"/>
+      <w:pStyle w:val="18"/>
       <w:rPr>
         <w:lang w:val="sr-Latn-CS"/>
       </w:rPr>
@@ -5803,7 +6948,7 @@
                       <w:txbxContent>
                         <w:p>
                           <w:pPr>
-                            <w:pStyle w:val="17"/>
+                            <w:pStyle w:val="18"/>
                           </w:pPr>
                           <w:r>
                             <w:fldChar w:fldCharType="begin"/>
@@ -5843,7 +6988,7 @@
                 <w:txbxContent>
                   <w:p>
                     <w:pPr>
-                      <w:pStyle w:val="17"/>
+                      <w:pStyle w:val="18"/>
                     </w:pPr>
                     <w:r>
                       <w:fldChar w:fldCharType="begin"/>
@@ -5876,7 +7021,7 @@
 <w:ftr xmlns:wpc="http://schemas.microsoft.com/office/word/2010/wordprocessingCanvas" xmlns:mc="http://schemas.openxmlformats.org/markup-compatibility/2006" xmlns:o="urn:schemas-microsoft-com:office:office" xmlns:r="http://schemas.openxmlformats.org/officeDocument/2006/relationships" xmlns:m="http://schemas.openxmlformats.org/officeDocument/2006/math" xmlns:v="urn:schemas-microsoft-com:vml" xmlns:wp14="http://schemas.microsoft.com/office/word/2010/wordprocessingDrawing" xmlns:wp="http://schemas.openxmlformats.org/drawingml/2006/wordprocessingDrawing" xmlns:w10="urn:schemas-microsoft-com:office:word" xmlns:w="http://schemas.openxmlformats.org/wordprocessingml/2006/main" xmlns:w14="http://schemas.microsoft.com/office/word/2010/wordml" xmlns:w15="http://schemas.microsoft.com/office/word/2012/wordml" xmlns:wpg="http://schemas.microsoft.com/office/word/2010/wordprocessingGroup" xmlns:wpi="http://schemas.microsoft.com/office/word/2010/wordprocessingInk" xmlns:wne="http://schemas.microsoft.com/office/word/2006/wordml" xmlns:wps="http://schemas.microsoft.com/office/word/2010/wordprocessingShape" xmlns:wpsCustomData="http://www.wps.cn/officeDocument/2013/wpsCustomData" mc:Ignorable="w14 w15 wp14">
   <w:p>
     <w:pPr>
-      <w:pStyle w:val="17"/>
+      <w:pStyle w:val="18"/>
     </w:pPr>
   </w:p>
 </w:ftr>
@@ -5965,7 +7110,7 @@
   </w:p>
   <w:p>
     <w:pPr>
-      <w:pStyle w:val="20"/>
+      <w:pStyle w:val="21"/>
     </w:pPr>
   </w:p>
 </w:hdr>
@@ -5975,7 +7120,7 @@
 <w:hdr xmlns:wpc="http://schemas.microsoft.com/office/word/2010/wordprocessingCanvas" xmlns:mc="http://schemas.openxmlformats.org/markup-compatibility/2006" xmlns:o="urn:schemas-microsoft-com:office:office" xmlns:r="http://schemas.openxmlformats.org/officeDocument/2006/relationships" xmlns:m="http://schemas.openxmlformats.org/officeDocument/2006/math" xmlns:v="urn:schemas-microsoft-com:vml" xmlns:wp14="http://schemas.microsoft.com/office/word/2010/wordprocessingDrawing" xmlns:wp="http://schemas.openxmlformats.org/drawingml/2006/wordprocessingDrawing" xmlns:w10="urn:schemas-microsoft-com:office:word" xmlns:w="http://schemas.openxmlformats.org/wordprocessingml/2006/main" xmlns:w14="http://schemas.microsoft.com/office/word/2010/wordml" xmlns:w15="http://schemas.microsoft.com/office/word/2012/wordml" xmlns:wpg="http://schemas.microsoft.com/office/word/2010/wordprocessingGroup" xmlns:wpi="http://schemas.microsoft.com/office/word/2010/wordprocessingInk" xmlns:wne="http://schemas.microsoft.com/office/word/2006/wordml" xmlns:wps="http://schemas.microsoft.com/office/word/2010/wordprocessingShape" xmlns:wpsCustomData="http://www.wps.cn/officeDocument/2013/wpsCustomData" mc:Ignorable="w14 w15 wp14">
   <w:p>
     <w:pPr>
-      <w:pStyle w:val="20"/>
+      <w:pStyle w:val="21"/>
       <w:wordWrap w:val="0"/>
       <w:jc w:val="right"/>
       <w:rPr>
@@ -6004,7 +7149,7 @@
 <w:hdr xmlns:wpc="http://schemas.microsoft.com/office/word/2010/wordprocessingCanvas" xmlns:mc="http://schemas.openxmlformats.org/markup-compatibility/2006" xmlns:o="urn:schemas-microsoft-com:office:office" xmlns:r="http://schemas.openxmlformats.org/officeDocument/2006/relationships" xmlns:m="http://schemas.openxmlformats.org/officeDocument/2006/math" xmlns:v="urn:schemas-microsoft-com:vml" xmlns:wp14="http://schemas.microsoft.com/office/word/2010/wordprocessingDrawing" xmlns:wp="http://schemas.openxmlformats.org/drawingml/2006/wordprocessingDrawing" xmlns:w10="urn:schemas-microsoft-com:office:word" xmlns:w="http://schemas.openxmlformats.org/wordprocessingml/2006/main" xmlns:w14="http://schemas.microsoft.com/office/word/2010/wordml" xmlns:w15="http://schemas.microsoft.com/office/word/2012/wordml" xmlns:wpg="http://schemas.microsoft.com/office/word/2010/wordprocessingGroup" xmlns:wpi="http://schemas.microsoft.com/office/word/2010/wordprocessingInk" xmlns:wne="http://schemas.microsoft.com/office/word/2006/wordml" xmlns:wps="http://schemas.microsoft.com/office/word/2010/wordprocessingShape" xmlns:wpsCustomData="http://www.wps.cn/officeDocument/2013/wpsCustomData" mc:Ignorable="w14 w15 wp14">
   <w:p>
     <w:pPr>
-      <w:pStyle w:val="20"/>
+      <w:pStyle w:val="21"/>
     </w:pPr>
   </w:p>
 </w:hdr>
@@ -6013,6 +7158,38 @@
 <file path=word/numbering.xml><?xml version="1.0" encoding="utf-8"?>
 <w:numbering xmlns:wpc="http://schemas.microsoft.com/office/word/2010/wordprocessingCanvas" xmlns:mc="http://schemas.openxmlformats.org/markup-compatibility/2006" xmlns:o="urn:schemas-microsoft-com:office:office" xmlns:r="http://schemas.openxmlformats.org/officeDocument/2006/relationships" xmlns:m="http://schemas.openxmlformats.org/officeDocument/2006/math" xmlns:v="urn:schemas-microsoft-com:vml" xmlns:wp14="http://schemas.microsoft.com/office/word/2010/wordprocessingDrawing" xmlns:wp="http://schemas.openxmlformats.org/drawingml/2006/wordprocessingDrawing" xmlns:w10="urn:schemas-microsoft-com:office:word" xmlns:w="http://schemas.openxmlformats.org/wordprocessingml/2006/main" xmlns:w14="http://schemas.microsoft.com/office/word/2010/wordml" xmlns:wpg="http://schemas.microsoft.com/office/word/2010/wordprocessingGroup" xmlns:wpi="http://schemas.microsoft.com/office/word/2010/wordprocessingInk" xmlns:wne="http://schemas.microsoft.com/office/word/2006/wordml" xmlns:wps="http://schemas.microsoft.com/office/word/2010/wordprocessingShape" xmlns:wpsCustomData="http://www.wps.cn/officeDocument/2013/wpsCustomData" mc:Ignorable="w14 wp14">
   <w:abstractNum w:abstractNumId="0">
+    <w:nsid w:val="D29FDF62"/>
+    <w:multiLevelType w:val="singleLevel"/>
+    <w:tmpl w:val="D29FDF62"/>
+    <w:lvl w:ilvl="0" w:tentative="0">
+      <w:start w:val="1"/>
+      <w:numFmt w:val="decimal"/>
+      <w:suff w:val="space"/>
+      <w:lvlText w:val="%1."/>
+      <w:lvlJc w:val="left"/>
+    </w:lvl>
+  </w:abstractNum>
+  <w:abstractNum w:abstractNumId="1">
+    <w:nsid w:val="E0549864"/>
+    <w:multiLevelType w:val="singleLevel"/>
+    <w:tmpl w:val="E0549864"/>
+    <w:lvl w:ilvl="0" w:tentative="0">
+      <w:start w:val="1"/>
+      <w:numFmt w:val="bullet"/>
+      <w:lvlText w:val=""/>
+      <w:lvlJc w:val="left"/>
+      <w:pPr>
+        <w:tabs>
+          <w:tab w:val="left" w:pos="840"/>
+        </w:tabs>
+        <w:ind w:left="840" w:leftChars="0" w:hanging="420" w:firstLineChars="0"/>
+      </w:pPr>
+      <w:rPr>
+        <w:rFonts w:hint="default" w:ascii="Wingdings" w:hAnsi="Wingdings"/>
+      </w:rPr>
+    </w:lvl>
+  </w:abstractNum>
+  <w:abstractNum w:abstractNumId="2">
     <w:nsid w:val="15837FA4"/>
     <w:multiLevelType w:val="multilevel"/>
     <w:tmpl w:val="15837FA4"/>
@@ -6125,7 +7302,7 @@
       </w:pPr>
     </w:lvl>
   </w:abstractNum>
-  <w:abstractNum w:abstractNumId="1">
+  <w:abstractNum w:abstractNumId="3">
     <w:nsid w:val="1A551DD1"/>
     <w:multiLevelType w:val="singleLevel"/>
     <w:tmpl w:val="1A551DD1"/>
@@ -6141,7 +7318,7 @@
       </w:pPr>
     </w:lvl>
   </w:abstractNum>
-  <w:abstractNum w:abstractNumId="2">
+  <w:abstractNum w:abstractNumId="4">
     <w:nsid w:val="2D4F7BB7"/>
     <w:multiLevelType w:val="multilevel"/>
     <w:tmpl w:val="2D4F7BB7"/>
@@ -6254,7 +7431,7 @@
       </w:pPr>
     </w:lvl>
   </w:abstractNum>
-  <w:abstractNum w:abstractNumId="3">
+  <w:abstractNum w:abstractNumId="5">
     <w:nsid w:val="2F423436"/>
     <w:multiLevelType w:val="multilevel"/>
     <w:tmpl w:val="2F423436"/>
@@ -6367,7 +7544,7 @@
       </w:pPr>
     </w:lvl>
   </w:abstractNum>
-  <w:abstractNum w:abstractNumId="4">
+  <w:abstractNum w:abstractNumId="6">
     <w:nsid w:val="33574F17"/>
     <w:multiLevelType w:val="multilevel"/>
     <w:tmpl w:val="33574F17"/>
@@ -6480,7 +7657,7 @@
       </w:pPr>
     </w:lvl>
   </w:abstractNum>
-  <w:abstractNum w:abstractNumId="5">
+  <w:abstractNum w:abstractNumId="7">
     <w:nsid w:val="4FCA3870"/>
     <w:multiLevelType w:val="multilevel"/>
     <w:tmpl w:val="4FCA3870"/>
@@ -6593,7 +7770,7 @@
       </w:pPr>
     </w:lvl>
   </w:abstractNum>
-  <w:abstractNum w:abstractNumId="6">
+  <w:abstractNum w:abstractNumId="8">
     <w:nsid w:val="5496555D"/>
     <w:multiLevelType w:val="multilevel"/>
     <w:tmpl w:val="5496555D"/>
@@ -6706,7 +7883,7 @@
       </w:pPr>
     </w:lvl>
   </w:abstractNum>
-  <w:abstractNum w:abstractNumId="7">
+  <w:abstractNum w:abstractNumId="9">
     <w:nsid w:val="6F8420CC"/>
     <w:multiLevelType w:val="singleLevel"/>
     <w:tmpl w:val="6F8420CC"/>
@@ -6718,7 +7895,7 @@
       <w:lvlJc w:val="left"/>
     </w:lvl>
   </w:abstractNum>
-  <w:abstractNum w:abstractNumId="8">
+  <w:abstractNum w:abstractNumId="10">
     <w:nsid w:val="6FAD17FE"/>
     <w:multiLevelType w:val="singleLevel"/>
     <w:tmpl w:val="6FAD17FE"/>
@@ -6738,7 +7915,7 @@
       </w:rPr>
     </w:lvl>
   </w:abstractNum>
-  <w:abstractNum w:abstractNumId="9">
+  <w:abstractNum w:abstractNumId="11">
     <w:nsid w:val="7AC953DF"/>
     <w:multiLevelType w:val="multilevel"/>
     <w:tmpl w:val="7AC953DF"/>
@@ -6828,34 +8005,40 @@
     </w:lvl>
   </w:abstractNum>
   <w:num w:numId="1">
-    <w:abstractNumId w:val="9"/>
+    <w:abstractNumId w:val="11"/>
   </w:num>
   <w:num w:numId="2">
-    <w:abstractNumId w:val="8"/>
+    <w:abstractNumId w:val="10"/>
   </w:num>
   <w:num w:numId="3">
-    <w:abstractNumId w:val="4"/>
+    <w:abstractNumId w:val="1"/>
   </w:num>
   <w:num w:numId="4">
-    <w:abstractNumId w:val="5"/>
+    <w:abstractNumId w:val="6"/>
   </w:num>
   <w:num w:numId="5">
-    <w:abstractNumId w:val="0"/>
+    <w:abstractNumId w:val="7"/>
   </w:num>
   <w:num w:numId="6">
-    <w:abstractNumId w:val="1"/>
+    <w:abstractNumId w:val="2"/>
   </w:num>
   <w:num w:numId="7">
     <w:abstractNumId w:val="3"/>
   </w:num>
   <w:num w:numId="8">
-    <w:abstractNumId w:val="7"/>
+    <w:abstractNumId w:val="5"/>
   </w:num>
   <w:num w:numId="9">
-    <w:abstractNumId w:val="6"/>
+    <w:abstractNumId w:val="9"/>
   </w:num>
   <w:num w:numId="10">
-    <w:abstractNumId w:val="2"/>
+    <w:abstractNumId w:val="8"/>
+  </w:num>
+  <w:num w:numId="11">
+    <w:abstractNumId w:val="4"/>
+  </w:num>
+  <w:num w:numId="12">
+    <w:abstractNumId w:val="0"/>
   </w:num>
 </w:numbering>
 </file>
@@ -7377,7 +8560,17 @@
       <w:rFonts w:ascii="Tahoma" w:hAnsi="Tahoma" w:cs="Tahoma"/>
     </w:rPr>
   </w:style>
-  <w:style w:type="paragraph" w:styleId="17">
+  <w:style w:type="character" w:styleId="17">
+    <w:name w:val="Emphasis"/>
+    <w:basedOn w:val="11"/>
+    <w:qFormat/>
+    <w:uiPriority w:val="0"/>
+    <w:rPr>
+      <w:i/>
+      <w:iCs/>
+    </w:rPr>
+  </w:style>
+  <w:style w:type="paragraph" w:styleId="18">
     <w:name w:val="footer"/>
     <w:basedOn w:val="1"/>
     <w:qFormat/>
@@ -7389,7 +8582,7 @@
       </w:tabs>
     </w:pPr>
   </w:style>
-  <w:style w:type="character" w:styleId="18">
+  <w:style w:type="character" w:styleId="19">
     <w:name w:val="footnote reference"/>
     <w:basedOn w:val="11"/>
     <w:semiHidden/>
@@ -7399,13 +8592,13 @@
       <w:vertAlign w:val="superscript"/>
     </w:rPr>
   </w:style>
-  <w:style w:type="paragraph" w:styleId="19">
+  <w:style w:type="paragraph" w:styleId="20">
     <w:name w:val="footnote text"/>
     <w:basedOn w:val="1"/>
     <w:semiHidden/>
     <w:uiPriority w:val="0"/>
   </w:style>
-  <w:style w:type="paragraph" w:styleId="20">
+  <w:style w:type="paragraph" w:styleId="21">
     <w:name w:val="header"/>
     <w:basedOn w:val="1"/>
     <w:qFormat/>
@@ -7417,7 +8610,31 @@
       </w:tabs>
     </w:pPr>
   </w:style>
-  <w:style w:type="paragraph" w:styleId="21">
+  <w:style w:type="character" w:styleId="22">
+    <w:name w:val="Hyperlink"/>
+    <w:basedOn w:val="11"/>
+    <w:uiPriority w:val="0"/>
+    <w:rPr>
+      <w:color w:val="0000FF"/>
+      <w:u w:val="single"/>
+    </w:rPr>
+  </w:style>
+  <w:style w:type="paragraph" w:styleId="23">
+    <w:name w:val="Normal (Web)"/>
+    <w:uiPriority w:val="0"/>
+    <w:pPr>
+      <w:spacing w:before="0" w:beforeAutospacing="1" w:after="0" w:afterAutospacing="1"/>
+      <w:ind w:left="0" w:right="0"/>
+      <w:jc w:val="left"/>
+    </w:pPr>
+    <w:rPr>
+      <w:kern w:val="0"/>
+      <w:sz w:val="24"/>
+      <w:szCs w:val="24"/>
+      <w:lang w:val="en-US" w:eastAsia="zh-CN" w:bidi="ar"/>
+    </w:rPr>
+  </w:style>
+  <w:style w:type="paragraph" w:styleId="24">
     <w:name w:val="Normal Indent"/>
     <w:basedOn w:val="1"/>
     <w:qFormat/>
@@ -7426,13 +8643,23 @@
       <w:ind w:left="900" w:hanging="900"/>
     </w:pPr>
   </w:style>
-  <w:style w:type="character" w:styleId="22">
+  <w:style w:type="character" w:styleId="25">
     <w:name w:val="page number"/>
     <w:basedOn w:val="11"/>
     <w:qFormat/>
     <w:uiPriority w:val="0"/>
   </w:style>
-  <w:style w:type="paragraph" w:styleId="23">
+  <w:style w:type="character" w:styleId="26">
+    <w:name w:val="Strong"/>
+    <w:basedOn w:val="11"/>
+    <w:qFormat/>
+    <w:uiPriority w:val="0"/>
+    <w:rPr>
+      <w:b/>
+      <w:bCs/>
+    </w:rPr>
+  </w:style>
+  <w:style w:type="paragraph" w:styleId="27">
     <w:name w:val="Subtitle"/>
     <w:basedOn w:val="1"/>
     <w:qFormat/>
@@ -7450,7 +8677,7 @@
       <w:lang w:val="en-AU"/>
     </w:rPr>
   </w:style>
-  <w:style w:type="paragraph" w:styleId="24">
+  <w:style w:type="paragraph" w:styleId="28">
     <w:name w:val="Title"/>
     <w:basedOn w:val="1"/>
     <w:next w:val="1"/>
@@ -7468,7 +8695,7 @@
       <w:szCs w:val="36"/>
     </w:rPr>
   </w:style>
-  <w:style w:type="paragraph" w:styleId="25">
+  <w:style w:type="paragraph" w:styleId="29">
     <w:name w:val="toc 1"/>
     <w:basedOn w:val="1"/>
     <w:next w:val="1"/>
@@ -7483,7 +8710,7 @@
       <w:ind w:right="720"/>
     </w:pPr>
   </w:style>
-  <w:style w:type="paragraph" w:styleId="26">
+  <w:style w:type="paragraph" w:styleId="30">
     <w:name w:val="toc 2"/>
     <w:basedOn w:val="1"/>
     <w:next w:val="1"/>
@@ -7497,7 +8724,7 @@
       <w:ind w:left="432" w:right="720"/>
     </w:pPr>
   </w:style>
-  <w:style w:type="paragraph" w:styleId="27">
+  <w:style w:type="paragraph" w:styleId="31">
     <w:name w:val="toc 3"/>
     <w:basedOn w:val="1"/>
     <w:next w:val="1"/>
@@ -7511,7 +8738,7 @@
       <w:ind w:left="864"/>
     </w:pPr>
   </w:style>
-  <w:style w:type="paragraph" w:styleId="28">
+  <w:style w:type="paragraph" w:styleId="32">
     <w:name w:val="toc 4"/>
     <w:basedOn w:val="1"/>
     <w:next w:val="1"/>
@@ -7522,7 +8749,7 @@
       <w:ind w:left="600"/>
     </w:pPr>
   </w:style>
-  <w:style w:type="paragraph" w:styleId="29">
+  <w:style w:type="paragraph" w:styleId="33">
     <w:name w:val="toc 5"/>
     <w:basedOn w:val="1"/>
     <w:next w:val="1"/>
@@ -7533,7 +8760,7 @@
       <w:ind w:left="800"/>
     </w:pPr>
   </w:style>
-  <w:style w:type="paragraph" w:styleId="30">
+  <w:style w:type="paragraph" w:styleId="34">
     <w:name w:val="toc 6"/>
     <w:basedOn w:val="1"/>
     <w:next w:val="1"/>
@@ -7545,7 +8772,7 @@
       <w:ind w:left="1000"/>
     </w:pPr>
   </w:style>
-  <w:style w:type="paragraph" w:styleId="31">
+  <w:style w:type="paragraph" w:styleId="35">
     <w:name w:val="toc 7"/>
     <w:basedOn w:val="1"/>
     <w:next w:val="1"/>
@@ -7556,7 +8783,7 @@
       <w:ind w:left="1200"/>
     </w:pPr>
   </w:style>
-  <w:style w:type="paragraph" w:styleId="32">
+  <w:style w:type="paragraph" w:styleId="36">
     <w:name w:val="toc 8"/>
     <w:basedOn w:val="1"/>
     <w:next w:val="1"/>
@@ -7567,7 +8794,7 @@
       <w:ind w:left="1400"/>
     </w:pPr>
   </w:style>
-  <w:style w:type="paragraph" w:styleId="33">
+  <w:style w:type="paragraph" w:styleId="37">
     <w:name w:val="toc 9"/>
     <w:basedOn w:val="1"/>
     <w:next w:val="1"/>
@@ -7578,7 +8805,7 @@
       <w:ind w:left="1600"/>
     </w:pPr>
   </w:style>
-  <w:style w:type="paragraph" w:customStyle="1" w:styleId="34">
+  <w:style w:type="paragraph" w:customStyle="1" w:styleId="38">
     <w:name w:val="Paragraph2"/>
     <w:basedOn w:val="1"/>
     <w:qFormat/>
@@ -7593,7 +8820,7 @@
       <w:lang w:val="en-AU"/>
     </w:rPr>
   </w:style>
-  <w:style w:type="paragraph" w:customStyle="1" w:styleId="35">
+  <w:style w:type="paragraph" w:customStyle="1" w:styleId="39">
     <w:name w:val="Tabletext"/>
     <w:basedOn w:val="1"/>
     <w:qFormat/>
@@ -7603,7 +8830,7 @@
       <w:spacing w:after="120"/>
     </w:pPr>
   </w:style>
-  <w:style w:type="paragraph" w:customStyle="1" w:styleId="36">
+  <w:style w:type="paragraph" w:customStyle="1" w:styleId="40">
     <w:name w:val="Paragraph3"/>
     <w:basedOn w:val="1"/>
     <w:uiPriority w:val="0"/>
@@ -7613,7 +8840,7 @@
       <w:jc w:val="both"/>
     </w:pPr>
   </w:style>
-  <w:style w:type="paragraph" w:customStyle="1" w:styleId="37">
+  <w:style w:type="paragraph" w:customStyle="1" w:styleId="41">
     <w:name w:val="Paragraph4"/>
     <w:basedOn w:val="1"/>
     <w:uiPriority w:val="0"/>
